--- a/00-首页/题组Word/习题书/第三篇-有机化学/2-立体化学-学生版.docx
+++ b/00-首页/题组Word/习题书/第三篇-有机化学/2-立体化学-学生版.docx
@@ -3,6 +3,239 @@
 <w:document xmlns:w="http://schemas.openxmlformats.org/wordprocessingml/2006/main" xmlns:m="http://schemas.openxmlformats.org/officeDocument/2006/math" xmlns:r="http://schemas.openxmlformats.org/officeDocument/2006/relationships" xmlns:o="urn:schemas-microsoft-com:office:office" xmlns:v="urn:schemas-microsoft-com:vml" xmlns:w10="urn:schemas-microsoft-com:office:word" xmlns:a="http://schemas.openxmlformats.org/drawingml/2006/main" xmlns:pic="http://schemas.openxmlformats.org/drawingml/2006/picture" xmlns:wp="http://schemas.openxmlformats.org/drawingml/2006/wordprocessingDrawing">
   <w:body>
     <w:bookmarkStart w:id="554" w:name="第-2-章-立体化学"/>
+    <w:p>
+      <w:pPr>
+        <w:spacing w:after="1800" w:before="1200" w:line="276" w:lineRule="auto"/>
+        <w:jc w:val="center"/>
+      </w:pPr>
+    </w:p>
+    <w:p>
+      <w:pPr>
+        <w:spacing w:after="320" w:before="0" w:line="276" w:lineRule="auto"/>
+        <w:jc w:val="center"/>
+      </w:pPr>
+      <w:r>
+        <w:rPr>
+          <w:rFonts w:ascii="Times New Roman" w:hAnsi="Times New Roman" w:eastAsia="SimHei" w:cs="Times New Roman"/>
+          <w:b/>
+          <w:color w:val="17324D"/>
+          <w:sz w:val="64"/>
+        </w:rPr>
+        <w:t>化学竞赛习题册</w:t>
+      </w:r>
+    </w:p>
+    <w:p>
+      <w:pPr>
+        <w:spacing w:after="120" w:before="0" w:line="276" w:lineRule="auto"/>
+        <w:jc w:val="center"/>
+      </w:pPr>
+      <w:r>
+        <w:rPr>
+          <w:rFonts w:ascii="Times New Roman" w:hAnsi="Times New Roman" w:eastAsia="SimHei" w:cs="Times New Roman"/>
+          <w:b w:val="0"/>
+          <w:color w:val="5B6975"/>
+          <w:sz w:val="32"/>
+        </w:rPr>
+        <w:t>第三篇</w:t>
+      </w:r>
+      <w:r>
+        <w:rPr>
+          <w:rFonts w:ascii="Times New Roman" w:hAnsi="Times New Roman" w:eastAsia="Times New Roman" w:cs="Times New Roman"/>
+          <w:b w:val="0"/>
+          <w:color w:val="5B6975"/>
+          <w:sz w:val="32"/>
+        </w:rPr>
+        <w:t xml:space="preserve"> </w:t>
+      </w:r>
+      <w:r>
+        <w:rPr>
+          <w:rFonts w:ascii="Times New Roman" w:hAnsi="Times New Roman" w:eastAsia="SimHei" w:cs="Times New Roman"/>
+          <w:b w:val="0"/>
+          <w:color w:val="5B6975"/>
+          <w:sz w:val="32"/>
+        </w:rPr>
+        <w:t>有机化学</w:t>
+      </w:r>
+    </w:p>
+    <w:p>
+      <w:pPr>
+        <w:spacing w:after="600" w:before="0" w:line="276" w:lineRule="auto"/>
+        <w:jc w:val="center"/>
+      </w:pPr>
+      <w:r>
+        <w:rPr>
+          <w:rFonts w:ascii="Times New Roman" w:hAnsi="Times New Roman" w:eastAsia="SimHei" w:cs="Times New Roman"/>
+          <w:b/>
+          <w:color w:val="17324D"/>
+          <w:sz w:val="44"/>
+        </w:rPr>
+        <w:t>第</w:t>
+      </w:r>
+      <w:r>
+        <w:rPr>
+          <w:rFonts w:ascii="Times New Roman" w:hAnsi="Times New Roman" w:eastAsia="Times New Roman" w:cs="Times New Roman"/>
+          <w:b/>
+          <w:color w:val="17324D"/>
+          <w:sz w:val="44"/>
+        </w:rPr>
+        <w:t xml:space="preserve"> 2 </w:t>
+      </w:r>
+      <w:r>
+        <w:rPr>
+          <w:rFonts w:ascii="Times New Roman" w:hAnsi="Times New Roman" w:eastAsia="SimHei" w:cs="Times New Roman"/>
+          <w:b/>
+          <w:color w:val="17324D"/>
+          <w:sz w:val="44"/>
+        </w:rPr>
+        <w:t>章</w:t>
+      </w:r>
+      <w:r>
+        <w:rPr>
+          <w:rFonts w:ascii="Times New Roman" w:hAnsi="Times New Roman" w:eastAsia="Times New Roman" w:cs="Times New Roman"/>
+          <w:b/>
+          <w:color w:val="17324D"/>
+          <w:sz w:val="44"/>
+        </w:rPr>
+        <w:t xml:space="preserve"> </w:t>
+      </w:r>
+      <w:r>
+        <w:rPr>
+          <w:rFonts w:ascii="Times New Roman" w:hAnsi="Times New Roman" w:eastAsia="SimHei" w:cs="Times New Roman"/>
+          <w:b/>
+          <w:color w:val="17324D"/>
+          <w:sz w:val="44"/>
+        </w:rPr>
+        <w:t>立体化学</w:t>
+      </w:r>
+    </w:p>
+    <w:p>
+      <w:pPr>
+        <w:spacing w:after="600" w:before="120" w:line="276" w:lineRule="auto"/>
+        <w:jc w:val="center"/>
+        <w:pBdr>
+          <w:bottom w:val="single" w:sz="8" w:space="4" w:color="4A6577"/>
+        </w:pBdr>
+      </w:pPr>
+    </w:p>
+    <w:p>
+      <w:pPr>
+        <w:spacing w:after="160" w:before="0" w:line="276" w:lineRule="auto"/>
+        <w:jc w:val="center"/>
+      </w:pPr>
+      <w:r>
+        <w:rPr>
+          <w:rFonts w:ascii="Times New Roman" w:hAnsi="Times New Roman" w:eastAsia="FangSong" w:cs="Times New Roman"/>
+          <w:b w:val="0"/>
+          <w:color w:val="5B6975"/>
+          <w:sz w:val="24"/>
+        </w:rPr>
+        <w:t>题量</w:t>
+      </w:r>
+      <w:r>
+        <w:rPr>
+          <w:rFonts w:ascii="Times New Roman" w:hAnsi="Times New Roman" w:eastAsia="Times New Roman" w:cs="Times New Roman"/>
+          <w:b w:val="0"/>
+          <w:color w:val="5B6975"/>
+          <w:sz w:val="24"/>
+        </w:rPr>
+        <w:t>：124</w:t>
+      </w:r>
+    </w:p>
+    <w:p>
+      <w:pPr>
+        <w:spacing w:after="160" w:before="0" w:line="276" w:lineRule="auto"/>
+        <w:jc w:val="center"/>
+      </w:pPr>
+      <w:r>
+        <w:rPr>
+          <w:rFonts w:ascii="Times New Roman" w:hAnsi="Times New Roman" w:eastAsia="FangSong" w:cs="Times New Roman"/>
+          <w:b w:val="0"/>
+          <w:color w:val="5B6975"/>
+          <w:sz w:val="24"/>
+        </w:rPr>
+        <w:t>版本</w:t>
+      </w:r>
+      <w:r>
+        <w:rPr>
+          <w:rFonts w:ascii="Times New Roman" w:hAnsi="Times New Roman" w:eastAsia="Times New Roman" w:cs="Times New Roman"/>
+          <w:b w:val="0"/>
+          <w:color w:val="5B6975"/>
+          <w:sz w:val="24"/>
+        </w:rPr>
+        <w:t>：</w:t>
+      </w:r>
+      <w:r>
+        <w:rPr>
+          <w:rFonts w:ascii="Times New Roman" w:hAnsi="Times New Roman" w:eastAsia="FangSong" w:cs="Times New Roman"/>
+          <w:b w:val="0"/>
+          <w:color w:val="5B6975"/>
+          <w:sz w:val="24"/>
+        </w:rPr>
+        <w:t>学生版</w:t>
+      </w:r>
+      <w:r>
+        <w:rPr>
+          <w:rFonts w:ascii="Times New Roman" w:hAnsi="Times New Roman" w:eastAsia="Times New Roman" w:cs="Times New Roman"/>
+          <w:b w:val="0"/>
+          <w:color w:val="5B6975"/>
+          <w:sz w:val="24"/>
+        </w:rPr>
+        <w:t>（</w:t>
+      </w:r>
+      <w:r>
+        <w:rPr>
+          <w:rFonts w:ascii="Times New Roman" w:hAnsi="Times New Roman" w:eastAsia="FangSong" w:cs="Times New Roman"/>
+          <w:b w:val="0"/>
+          <w:color w:val="5B6975"/>
+          <w:sz w:val="24"/>
+        </w:rPr>
+        <w:t>无答案</w:t>
+      </w:r>
+      <w:r>
+        <w:rPr>
+          <w:rFonts w:ascii="Times New Roman" w:hAnsi="Times New Roman" w:eastAsia="Times New Roman" w:cs="Times New Roman"/>
+          <w:b w:val="0"/>
+          <w:color w:val="5B6975"/>
+          <w:sz w:val="24"/>
+        </w:rPr>
+        <w:t>）</w:t>
+      </w:r>
+    </w:p>
+    <w:p>
+      <w:pPr>
+        <w:spacing w:after="160" w:before="0" w:line="276" w:lineRule="auto"/>
+        <w:jc w:val="center"/>
+      </w:pPr>
+      <w:r>
+        <w:rPr>
+          <w:rFonts w:ascii="Times New Roman" w:hAnsi="Times New Roman" w:eastAsia="FangSong" w:cs="Times New Roman"/>
+          <w:b w:val="0"/>
+          <w:color w:val="5B6975"/>
+          <w:sz w:val="24"/>
+        </w:rPr>
+        <w:t>日期</w:t>
+      </w:r>
+      <w:r>
+        <w:rPr>
+          <w:rFonts w:ascii="Times New Roman" w:hAnsi="Times New Roman" w:eastAsia="Times New Roman" w:cs="Times New Roman"/>
+          <w:b w:val="0"/>
+          <w:color w:val="5B6975"/>
+          <w:sz w:val="24"/>
+        </w:rPr>
+        <w:t>：2026-09-10</w:t>
+      </w:r>
+    </w:p>
+    <w:p>
+      <w:pPr>
+        <w:jc w:val="center"/>
+      </w:pPr>
+      <w:r>
+        <w:rPr>
+          <w:rFonts w:ascii="Times New Roman" w:hAnsi="Times New Roman" w:eastAsia="Times New Roman" w:cs="Times New Roman"/>
+        </w:rPr>
+        <w:br w:type="page"/>
+      </w:r>
+    </w:p>
     <w:p>
       <w:pPr>
         <w:pStyle w:val="Heading1"/>

--- a/00-首页/题组Word/习题书/第三篇-有机化学/2-立体化学-学生版.docx
+++ b/00-首页/题组Word/习题书/第三篇-有机化学/2-立体化学-学生版.docx
@@ -2,240 +2,7 @@
 <file path=word/document.xml><?xml version="1.0" encoding="utf-8"?>
 <w:document xmlns:w="http://schemas.openxmlformats.org/wordprocessingml/2006/main" xmlns:m="http://schemas.openxmlformats.org/officeDocument/2006/math" xmlns:r="http://schemas.openxmlformats.org/officeDocument/2006/relationships" xmlns:o="urn:schemas-microsoft-com:office:office" xmlns:v="urn:schemas-microsoft-com:vml" xmlns:w10="urn:schemas-microsoft-com:office:word" xmlns:a="http://schemas.openxmlformats.org/drawingml/2006/main" xmlns:pic="http://schemas.openxmlformats.org/drawingml/2006/picture" xmlns:wp="http://schemas.openxmlformats.org/drawingml/2006/wordprocessingDrawing">
   <w:body>
-    <w:bookmarkStart w:id="554" w:name="第-2-章-立体化学"/>
-    <w:p>
-      <w:pPr>
-        <w:spacing w:after="1800" w:before="1200" w:line="276" w:lineRule="auto"/>
-        <w:jc w:val="center"/>
-      </w:pPr>
-    </w:p>
-    <w:p>
-      <w:pPr>
-        <w:spacing w:after="320" w:before="0" w:line="276" w:lineRule="auto"/>
-        <w:jc w:val="center"/>
-      </w:pPr>
-      <w:r>
-        <w:rPr>
-          <w:rFonts w:ascii="Times New Roman" w:hAnsi="Times New Roman" w:eastAsia="SimHei" w:cs="Times New Roman"/>
-          <w:b/>
-          <w:color w:val="17324D"/>
-          <w:sz w:val="64"/>
-        </w:rPr>
-        <w:t>化学竞赛习题册</w:t>
-      </w:r>
-    </w:p>
-    <w:p>
-      <w:pPr>
-        <w:spacing w:after="120" w:before="0" w:line="276" w:lineRule="auto"/>
-        <w:jc w:val="center"/>
-      </w:pPr>
-      <w:r>
-        <w:rPr>
-          <w:rFonts w:ascii="Times New Roman" w:hAnsi="Times New Roman" w:eastAsia="SimHei" w:cs="Times New Roman"/>
-          <w:b w:val="0"/>
-          <w:color w:val="5B6975"/>
-          <w:sz w:val="32"/>
-        </w:rPr>
-        <w:t>第三篇</w:t>
-      </w:r>
-      <w:r>
-        <w:rPr>
-          <w:rFonts w:ascii="Times New Roman" w:hAnsi="Times New Roman" w:eastAsia="Times New Roman" w:cs="Times New Roman"/>
-          <w:b w:val="0"/>
-          <w:color w:val="5B6975"/>
-          <w:sz w:val="32"/>
-        </w:rPr>
-        <w:t xml:space="preserve"> </w:t>
-      </w:r>
-      <w:r>
-        <w:rPr>
-          <w:rFonts w:ascii="Times New Roman" w:hAnsi="Times New Roman" w:eastAsia="SimHei" w:cs="Times New Roman"/>
-          <w:b w:val="0"/>
-          <w:color w:val="5B6975"/>
-          <w:sz w:val="32"/>
-        </w:rPr>
-        <w:t>有机化学</w:t>
-      </w:r>
-    </w:p>
-    <w:p>
-      <w:pPr>
-        <w:spacing w:after="600" w:before="0" w:line="276" w:lineRule="auto"/>
-        <w:jc w:val="center"/>
-      </w:pPr>
-      <w:r>
-        <w:rPr>
-          <w:rFonts w:ascii="Times New Roman" w:hAnsi="Times New Roman" w:eastAsia="SimHei" w:cs="Times New Roman"/>
-          <w:b/>
-          <w:color w:val="17324D"/>
-          <w:sz w:val="44"/>
-        </w:rPr>
-        <w:t>第</w:t>
-      </w:r>
-      <w:r>
-        <w:rPr>
-          <w:rFonts w:ascii="Times New Roman" w:hAnsi="Times New Roman" w:eastAsia="Times New Roman" w:cs="Times New Roman"/>
-          <w:b/>
-          <w:color w:val="17324D"/>
-          <w:sz w:val="44"/>
-        </w:rPr>
-        <w:t xml:space="preserve"> 2 </w:t>
-      </w:r>
-      <w:r>
-        <w:rPr>
-          <w:rFonts w:ascii="Times New Roman" w:hAnsi="Times New Roman" w:eastAsia="SimHei" w:cs="Times New Roman"/>
-          <w:b/>
-          <w:color w:val="17324D"/>
-          <w:sz w:val="44"/>
-        </w:rPr>
-        <w:t>章</w:t>
-      </w:r>
-      <w:r>
-        <w:rPr>
-          <w:rFonts w:ascii="Times New Roman" w:hAnsi="Times New Roman" w:eastAsia="Times New Roman" w:cs="Times New Roman"/>
-          <w:b/>
-          <w:color w:val="17324D"/>
-          <w:sz w:val="44"/>
-        </w:rPr>
-        <w:t xml:space="preserve"> </w:t>
-      </w:r>
-      <w:r>
-        <w:rPr>
-          <w:rFonts w:ascii="Times New Roman" w:hAnsi="Times New Roman" w:eastAsia="SimHei" w:cs="Times New Roman"/>
-          <w:b/>
-          <w:color w:val="17324D"/>
-          <w:sz w:val="44"/>
-        </w:rPr>
-        <w:t>立体化学</w:t>
-      </w:r>
-    </w:p>
-    <w:p>
-      <w:pPr>
-        <w:spacing w:after="600" w:before="120" w:line="276" w:lineRule="auto"/>
-        <w:jc w:val="center"/>
-        <w:pBdr>
-          <w:bottom w:val="single" w:sz="8" w:space="4" w:color="4A6577"/>
-        </w:pBdr>
-      </w:pPr>
-    </w:p>
-    <w:p>
-      <w:pPr>
-        <w:spacing w:after="160" w:before="0" w:line="276" w:lineRule="auto"/>
-        <w:jc w:val="center"/>
-      </w:pPr>
-      <w:r>
-        <w:rPr>
-          <w:rFonts w:ascii="Times New Roman" w:hAnsi="Times New Roman" w:eastAsia="FangSong" w:cs="Times New Roman"/>
-          <w:b w:val="0"/>
-          <w:color w:val="5B6975"/>
-          <w:sz w:val="24"/>
-        </w:rPr>
-        <w:t>题量</w:t>
-      </w:r>
-      <w:r>
-        <w:rPr>
-          <w:rFonts w:ascii="Times New Roman" w:hAnsi="Times New Roman" w:eastAsia="Times New Roman" w:cs="Times New Roman"/>
-          <w:b w:val="0"/>
-          <w:color w:val="5B6975"/>
-          <w:sz w:val="24"/>
-        </w:rPr>
-        <w:t>：124</w:t>
-      </w:r>
-    </w:p>
-    <w:p>
-      <w:pPr>
-        <w:spacing w:after="160" w:before="0" w:line="276" w:lineRule="auto"/>
-        <w:jc w:val="center"/>
-      </w:pPr>
-      <w:r>
-        <w:rPr>
-          <w:rFonts w:ascii="Times New Roman" w:hAnsi="Times New Roman" w:eastAsia="FangSong" w:cs="Times New Roman"/>
-          <w:b w:val="0"/>
-          <w:color w:val="5B6975"/>
-          <w:sz w:val="24"/>
-        </w:rPr>
-        <w:t>版本</w:t>
-      </w:r>
-      <w:r>
-        <w:rPr>
-          <w:rFonts w:ascii="Times New Roman" w:hAnsi="Times New Roman" w:eastAsia="Times New Roman" w:cs="Times New Roman"/>
-          <w:b w:val="0"/>
-          <w:color w:val="5B6975"/>
-          <w:sz w:val="24"/>
-        </w:rPr>
-        <w:t>：</w:t>
-      </w:r>
-      <w:r>
-        <w:rPr>
-          <w:rFonts w:ascii="Times New Roman" w:hAnsi="Times New Roman" w:eastAsia="FangSong" w:cs="Times New Roman"/>
-          <w:b w:val="0"/>
-          <w:color w:val="5B6975"/>
-          <w:sz w:val="24"/>
-        </w:rPr>
-        <w:t>学生版</w:t>
-      </w:r>
-      <w:r>
-        <w:rPr>
-          <w:rFonts w:ascii="Times New Roman" w:hAnsi="Times New Roman" w:eastAsia="Times New Roman" w:cs="Times New Roman"/>
-          <w:b w:val="0"/>
-          <w:color w:val="5B6975"/>
-          <w:sz w:val="24"/>
-        </w:rPr>
-        <w:t>（</w:t>
-      </w:r>
-      <w:r>
-        <w:rPr>
-          <w:rFonts w:ascii="Times New Roman" w:hAnsi="Times New Roman" w:eastAsia="FangSong" w:cs="Times New Roman"/>
-          <w:b w:val="0"/>
-          <w:color w:val="5B6975"/>
-          <w:sz w:val="24"/>
-        </w:rPr>
-        <w:t>无答案</w:t>
-      </w:r>
-      <w:r>
-        <w:rPr>
-          <w:rFonts w:ascii="Times New Roman" w:hAnsi="Times New Roman" w:eastAsia="Times New Roman" w:cs="Times New Roman"/>
-          <w:b w:val="0"/>
-          <w:color w:val="5B6975"/>
-          <w:sz w:val="24"/>
-        </w:rPr>
-        <w:t>）</w:t>
-      </w:r>
-    </w:p>
-    <w:p>
-      <w:pPr>
-        <w:spacing w:after="160" w:before="0" w:line="276" w:lineRule="auto"/>
-        <w:jc w:val="center"/>
-      </w:pPr>
-      <w:r>
-        <w:rPr>
-          <w:rFonts w:ascii="Times New Roman" w:hAnsi="Times New Roman" w:eastAsia="FangSong" w:cs="Times New Roman"/>
-          <w:b w:val="0"/>
-          <w:color w:val="5B6975"/>
-          <w:sz w:val="24"/>
-        </w:rPr>
-        <w:t>日期</w:t>
-      </w:r>
-      <w:r>
-        <w:rPr>
-          <w:rFonts w:ascii="Times New Roman" w:hAnsi="Times New Roman" w:eastAsia="Times New Roman" w:cs="Times New Roman"/>
-          <w:b w:val="0"/>
-          <w:color w:val="5B6975"/>
-          <w:sz w:val="24"/>
-        </w:rPr>
-        <w:t>：2026-09-10</w:t>
-      </w:r>
-    </w:p>
-    <w:p>
-      <w:pPr>
-        <w:jc w:val="center"/>
-      </w:pPr>
-      <w:r>
-        <w:rPr>
-          <w:rFonts w:ascii="Times New Roman" w:hAnsi="Times New Roman" w:eastAsia="Times New Roman" w:cs="Times New Roman"/>
-        </w:rPr>
-        <w:br w:type="page"/>
-      </w:r>
-    </w:p>
+    <w:bookmarkStart w:id="543" w:name="第-2-章-立体化学"/>
     <w:p>
       <w:pPr>
         <w:pStyle w:val="Heading1"/>
@@ -297,7 +64,7 @@
       </w:r>
     </w:p>
     <w:bookmarkEnd w:id="9"/>
-    <w:bookmarkStart w:id="10" w:name="ch14-p3-灰姑娘水晶鞋旋光性"/>
+    <w:bookmarkStart w:id="10" w:name="灰姑娘水晶鞋旋光性"/>
     <w:p>
       <w:pPr>
         <w:pStyle w:val="Heading2"/>
@@ -311,15 +78,9 @@
       </w:r>
       <w:r>
         <w:rPr>
-          <w:rFonts w:hint="eastAsia" w:ascii="Times New Roman" w:hAnsi="Times New Roman" w:eastAsia="Times New Roman" w:cs="Times New Roman"/>
-        </w:rPr>
-        <w:t>Ch14-P3-</w:t>
-      </w:r>
-      <w:r>
-        <w:rPr>
           <w:rFonts w:hint="eastAsia" w:ascii="Times New Roman" w:hAnsi="Times New Roman" w:eastAsia="SimHei" w:cs="Times New Roman"/>
         </w:rPr>
-        <w:t>灰姑娘水晶鞋旋光性</w:t>
+        <w:t xml:space="preserve">灰姑娘水晶鞋旋光性</w:t>
       </w:r>
     </w:p>
     <w:p>
@@ -387,7 +148,7 @@
       </w:r>
     </w:p>
     <w:bookmarkEnd w:id="10"/>
-    <w:bookmarkStart w:id="29" w:name="ch16-p1-椅式船式构象识别"/>
+    <w:bookmarkStart w:id="29" w:name="椅式船式构象识别"/>
     <w:p>
       <w:pPr>
         <w:pStyle w:val="Heading2"/>
@@ -401,15 +162,9 @@
       </w:r>
       <w:r>
         <w:rPr>
-          <w:rFonts w:hint="eastAsia" w:ascii="Times New Roman" w:hAnsi="Times New Roman" w:eastAsia="Times New Roman" w:cs="Times New Roman"/>
-        </w:rPr>
-        <w:t>Ch16-P1-</w:t>
-      </w:r>
-      <w:r>
-        <w:rPr>
           <w:rFonts w:hint="eastAsia" w:ascii="Times New Roman" w:hAnsi="Times New Roman" w:eastAsia="SimHei" w:cs="Times New Roman"/>
         </w:rPr>
-        <w:t>椅式船式构象识别</w:t>
+        <w:t xml:space="preserve">椅式船式构象识别</w:t>
       </w:r>
     </w:p>
     <w:p>
@@ -789,7 +544,7 @@
       </w:r>
     </w:p>
     <w:bookmarkEnd w:id="29"/>
-    <w:bookmarkStart w:id="30" w:name="ch1-1.4.1-尝试提出一些其他方法破坏椅式构象-提示-关注椅式构象的-13"/>
+    <w:bookmarkStart w:id="45" w:name="五个分子手性判断"/>
     <w:p>
       <w:pPr>
         <w:pStyle w:val="Heading2"/>
@@ -803,669 +558,9 @@
       </w:r>
       <w:r>
         <w:rPr>
-          <w:rFonts w:hint="eastAsia" w:ascii="Times New Roman" w:hAnsi="Times New Roman" w:eastAsia="Times New Roman" w:cs="Times New Roman"/>
-        </w:rPr>
-        <w:t>Ch1-1.4.1-</w:t>
-      </w:r>
-      <w:r>
-        <w:rPr>
           <w:rFonts w:hint="eastAsia" w:ascii="Times New Roman" w:hAnsi="Times New Roman" w:eastAsia="SimHei" w:cs="Times New Roman"/>
         </w:rPr>
-        <w:t>尝试提出一些其他方法破坏椅式构象</w:t>
-      </w:r>
-      <w:r>
-        <w:rPr>
-          <w:rFonts w:ascii="Times New Roman" w:hAnsi="Times New Roman" w:eastAsia="Times New Roman" w:cs="Times New Roman"/>
-        </w:rPr>
-        <w:t xml:space="preserve"> </w:t>
-      </w:r>
-      <w:r>
-        <w:rPr>
-          <w:rFonts w:hint="eastAsia" w:ascii="Times New Roman" w:hAnsi="Times New Roman" w:eastAsia="SimHei" w:cs="Times New Roman"/>
-        </w:rPr>
-        <w:t xml:space="preserve">提示</w:t>
-      </w:r>
-      <w:r>
-        <w:rPr>
-          <w:rFonts w:ascii="Times New Roman" w:hAnsi="Times New Roman" w:eastAsia="Times New Roman" w:cs="Times New Roman"/>
-        </w:rPr>
-        <w:t xml:space="preserve"> </w:t>
-      </w:r>
-      <w:r>
-        <w:rPr>
-          <w:rFonts w:hint="eastAsia" w:ascii="Times New Roman" w:hAnsi="Times New Roman" w:eastAsia="SimHei" w:cs="Times New Roman"/>
-        </w:rPr>
-        <w:t xml:space="preserve">关注椅式构象的</w:t>
-      </w:r>
-      <w:r>
-        <w:rPr>
-          <w:rFonts w:ascii="Times New Roman" w:hAnsi="Times New Roman" w:eastAsia="Times New Roman" w:cs="Times New Roman"/>
-        </w:rPr>
-        <w:t xml:space="preserve"> 13</w:t>
-      </w:r>
-    </w:p>
-    <w:p>
-      <w:pPr>
-        <w:pStyle w:val="FirstParagraph"/>
-      </w:pPr>
-      <w:r>
-        <w:rPr>
-          <w:rFonts w:hint="eastAsia" w:ascii="Times New Roman" w:hAnsi="Times New Roman" w:eastAsia="FangSong" w:cs="Times New Roman"/>
-        </w:rPr>
-        <w:t>尝试提出一些其他方法破坏椅式构象</w:t>
-      </w:r>
-      <w:r>
-        <w:rPr>
-          <w:rFonts w:hint="eastAsia" w:ascii="Times New Roman" w:hAnsi="Times New Roman" w:eastAsia="Times New Roman" w:cs="Times New Roman"/>
-        </w:rPr>
-        <w:t>。</w:t>
-      </w:r>
-      <w:r>
-        <w:rPr>
-          <w:rFonts w:hint="eastAsia" w:ascii="Times New Roman" w:hAnsi="Times New Roman" w:eastAsia="FangSong" w:cs="Times New Roman"/>
-        </w:rPr>
-        <w:t>提示</w:t>
-      </w:r>
-      <w:r>
-        <w:rPr>
-          <w:rFonts w:hint="eastAsia" w:ascii="Times New Roman" w:hAnsi="Times New Roman" w:eastAsia="Times New Roman" w:cs="Times New Roman"/>
-        </w:rPr>
-        <w:t>：</w:t>
-      </w:r>
-      <w:r>
-        <w:rPr>
-          <w:rFonts w:hint="eastAsia" w:ascii="Times New Roman" w:hAnsi="Times New Roman" w:eastAsia="FangSong" w:cs="Times New Roman"/>
-        </w:rPr>
-        <w:t>关注椅式构象的</w:t>
-      </w:r>
-      <w:r>
-        <w:rPr>
-          <w:rFonts w:ascii="Times New Roman" w:hAnsi="Times New Roman" w:eastAsia="Times New Roman" w:cs="Times New Roman"/>
-        </w:rPr>
-        <w:t xml:space="preserve"> </w:t>
-      </w:r>
-      <w:r>
-        <w:rPr>
-          <w:rFonts w:hint="eastAsia" w:ascii="Times New Roman" w:hAnsi="Times New Roman" w:eastAsia="Times New Roman" w:cs="Times New Roman"/>
-        </w:rPr>
-        <w:t>13</w:t>
-      </w:r>
-      <w:r>
-        <w:rPr>
-          <w:rFonts w:hint="eastAsia" w:ascii="Times New Roman" w:hAnsi="Times New Roman" w:eastAsia="FangSong" w:cs="Times New Roman"/>
-        </w:rPr>
-        <w:t>双直立作用</w:t>
-      </w:r>
-      <w:r>
-        <w:rPr>
-          <w:rFonts w:hint="eastAsia" w:ascii="Times New Roman" w:hAnsi="Times New Roman" w:eastAsia="Times New Roman" w:cs="Times New Roman"/>
-        </w:rPr>
-        <w:t>。</w:t>
-      </w:r>
-      <w:r>
-        <w:rPr>
-          <w:rFonts w:hint="eastAsia" w:ascii="Times New Roman" w:hAnsi="Times New Roman" w:eastAsia="FangSong" w:cs="Times New Roman"/>
-        </w:rPr>
-        <w:t>你能不能设计一个环己烷使得叔丁基处于直立键</w:t>
-      </w:r>
-      <w:r>
-        <w:rPr>
-          <w:rFonts w:hint="eastAsia" w:ascii="Times New Roman" w:hAnsi="Times New Roman" w:eastAsia="Times New Roman" w:cs="Times New Roman"/>
-        </w:rPr>
-        <w:t>？</w:t>
-      </w:r>
-      <w:r>
-        <w:rPr>
-          <w:rFonts w:hint="eastAsia" w:ascii="Times New Roman" w:hAnsi="Times New Roman" w:eastAsia="FangSong" w:cs="Times New Roman"/>
-        </w:rPr>
-        <w:t>这样会发生什么</w:t>
-      </w:r>
-      <w:r>
-        <w:rPr>
-          <w:rFonts w:hint="eastAsia" w:ascii="Times New Roman" w:hAnsi="Times New Roman" w:eastAsia="Times New Roman" w:cs="Times New Roman"/>
-        </w:rPr>
-        <w:t>？</w:t>
-      </w:r>
-      <w:r>
-        <w:rPr>
-          <w:rFonts w:hint="eastAsia" w:ascii="Times New Roman" w:hAnsi="Times New Roman" w:eastAsia="FangSong" w:cs="Times New Roman"/>
-        </w:rPr>
-        <w:t>补充资料</w:t>
-      </w:r>
-      <w:r>
-        <w:rPr>
-          <w:rFonts w:ascii="Times New Roman" w:hAnsi="Times New Roman" w:eastAsia="Times New Roman" w:cs="Times New Roman"/>
-        </w:rPr>
-        <w:t xml:space="preserve"> 2 </w:t>
-      </w:r>
-      <w:r>
-        <w:rPr>
-          <w:rFonts w:hint="eastAsia" w:ascii="Times New Roman" w:hAnsi="Times New Roman" w:eastAsia="FangSong" w:cs="Times New Roman"/>
-        </w:rPr>
-        <w:t>可以解答这个疑问</w:t>
-      </w:r>
-      <w:r>
-        <w:rPr>
-          <w:rFonts w:hint="eastAsia" w:ascii="Times New Roman" w:hAnsi="Times New Roman" w:eastAsia="Times New Roman" w:cs="Times New Roman"/>
-        </w:rPr>
-        <w:t>。</w:t>
-      </w:r>
-    </w:p>
-    <w:p>
-      <w:pPr>
-        <w:spacing w:before="160" w:after="80"/>
-      </w:pPr>
-      <w:r>
-        <w:pict>
-          <v:rect style="width:0;height:1.5pt" o:hralign="center" o:hrstd="t" o:hr="t"/>
-        </w:pict>
-      </w:r>
-    </w:p>
-    <w:bookmarkEnd w:id="30"/>
-    <w:bookmarkStart w:id="31" w:name="Xf224d2b2ae4e700c06543ea7a4f017755962bfa"/>
-    <w:p>
-      <w:pPr>
-        <w:pStyle w:val="Heading2"/>
-        <w:spacing w:before="280" w:after="120"/>
-      </w:pPr>
-      <w:r>
-        <w:rPr>
-          <w:rFonts w:ascii="Times New Roman" w:hAnsi="Times New Roman" w:eastAsia="Times New Roman" w:cs="Times New Roman"/>
-        </w:rPr>
-        <w:t xml:space="preserve">2.4 </w:t>
-      </w:r>
-      <w:r>
-        <w:rPr>
-          <w:rFonts w:hint="eastAsia" w:ascii="Times New Roman" w:hAnsi="Times New Roman" w:eastAsia="Times New Roman" w:cs="Times New Roman"/>
-        </w:rPr>
-        <w:t>Ch1-1.4.2-1-</w:t>
-      </w:r>
-      <w:r>
-        <w:rPr>
-          <w:rFonts w:hint="eastAsia" w:ascii="Times New Roman" w:hAnsi="Times New Roman" w:eastAsia="SimHei" w:cs="Times New Roman"/>
-        </w:rPr>
-        <w:t>在以上例子中</w:t>
-      </w:r>
-      <w:r>
-        <w:rPr>
-          <w:rFonts w:ascii="Times New Roman" w:hAnsi="Times New Roman" w:eastAsia="Times New Roman" w:cs="Times New Roman"/>
-        </w:rPr>
-        <w:t xml:space="preserve"> </w:t>
-      </w:r>
-      <w:r>
-        <w:rPr>
-          <w:rFonts w:hint="eastAsia" w:ascii="Times New Roman" w:hAnsi="Times New Roman" w:eastAsia="SimHei" w:cs="Times New Roman"/>
-        </w:rPr>
-        <w:t xml:space="preserve">如果把氮原子换成氟原子</w:t>
-      </w:r>
-      <w:r>
-        <w:rPr>
-          <w:rFonts w:ascii="Times New Roman" w:hAnsi="Times New Roman" w:eastAsia="Times New Roman" w:cs="Times New Roman"/>
-        </w:rPr>
-        <w:t xml:space="preserve"> </w:t>
-      </w:r>
-      <w:r>
-        <w:rPr>
-          <w:rFonts w:hint="eastAsia" w:ascii="Times New Roman" w:hAnsi="Times New Roman" w:eastAsia="SimHei" w:cs="Times New Roman"/>
-        </w:rPr>
-        <w:t xml:space="preserve">直立构象产物会更多还是</w:t>
-      </w:r>
-    </w:p>
-    <w:p>
-      <w:pPr>
-        <w:pStyle w:val="FirstParagraph"/>
-      </w:pPr>
-      <w:r>
-        <w:rPr>
-          <w:rFonts w:hint="eastAsia" w:ascii="Times New Roman" w:hAnsi="Times New Roman" w:eastAsia="FangSong" w:cs="Times New Roman"/>
-        </w:rPr>
-        <w:t>在以上例子中</w:t>
-      </w:r>
-      <w:r>
-        <w:rPr>
-          <w:rFonts w:hint="eastAsia" w:ascii="Times New Roman" w:hAnsi="Times New Roman" w:eastAsia="Times New Roman" w:cs="Times New Roman"/>
-        </w:rPr>
-        <w:t>，</w:t>
-      </w:r>
-      <w:r>
-        <w:rPr>
-          <w:rFonts w:hint="eastAsia" w:ascii="Times New Roman" w:hAnsi="Times New Roman" w:eastAsia="FangSong" w:cs="Times New Roman"/>
-        </w:rPr>
-        <w:t>如果把氮原子换成氟原子</w:t>
-      </w:r>
-      <w:r>
-        <w:rPr>
-          <w:rFonts w:hint="eastAsia" w:ascii="Times New Roman" w:hAnsi="Times New Roman" w:eastAsia="Times New Roman" w:cs="Times New Roman"/>
-        </w:rPr>
-        <w:t>，</w:t>
-      </w:r>
-      <w:r>
-        <w:rPr>
-          <w:rFonts w:hint="eastAsia" w:ascii="Times New Roman" w:hAnsi="Times New Roman" w:eastAsia="FangSong" w:cs="Times New Roman"/>
-        </w:rPr>
-        <w:t>直立构象产物会更多还是更少</w:t>
-      </w:r>
-      <w:r>
-        <w:rPr>
-          <w:rFonts w:hint="eastAsia" w:ascii="Times New Roman" w:hAnsi="Times New Roman" w:eastAsia="Times New Roman" w:cs="Times New Roman"/>
-        </w:rPr>
-        <w:t>？</w:t>
-      </w:r>
-    </w:p>
-    <w:p>
-      <w:pPr>
-        <w:spacing w:before="160" w:after="80"/>
-      </w:pPr>
-      <w:r>
-        <w:pict>
-          <v:rect style="width:0;height:1.5pt" o:hralign="center" o:hrstd="t" o:hr="t"/>
-        </w:pict>
-      </w:r>
-    </w:p>
-    <w:bookmarkEnd w:id="31"/>
-    <w:bookmarkStart w:id="32" w:name="ch4-4.6.1-完成下列反应式-注意产物的立体化学"/>
-    <w:p>
-      <w:pPr>
-        <w:pStyle w:val="Heading2"/>
-        <w:spacing w:before="280" w:after="120"/>
-      </w:pPr>
-      <w:r>
-        <w:rPr>
-          <w:rFonts w:ascii="Times New Roman" w:hAnsi="Times New Roman" w:eastAsia="Times New Roman" w:cs="Times New Roman"/>
-        </w:rPr>
-        <w:t xml:space="preserve">2.5 </w:t>
-      </w:r>
-      <w:r>
-        <w:rPr>
-          <w:rFonts w:hint="eastAsia" w:ascii="Times New Roman" w:hAnsi="Times New Roman" w:eastAsia="Times New Roman" w:cs="Times New Roman"/>
-        </w:rPr>
-        <w:t>Ch4-4.6.1-</w:t>
-      </w:r>
-      <w:r>
-        <w:rPr>
-          <w:rFonts w:hint="eastAsia" w:ascii="Times New Roman" w:hAnsi="Times New Roman" w:eastAsia="SimHei" w:cs="Times New Roman"/>
-        </w:rPr>
-        <w:t>完成下列反应式</w:t>
-      </w:r>
-      <w:r>
-        <w:rPr>
-          <w:rFonts w:ascii="Times New Roman" w:hAnsi="Times New Roman" w:eastAsia="Times New Roman" w:cs="Times New Roman"/>
-        </w:rPr>
-        <w:t xml:space="preserve"> </w:t>
-      </w:r>
-      <w:r>
-        <w:rPr>
-          <w:rFonts w:hint="eastAsia" w:ascii="Times New Roman" w:hAnsi="Times New Roman" w:eastAsia="SimHei" w:cs="Times New Roman"/>
-        </w:rPr>
-        <w:t xml:space="preserve">注意产物的立体化学</w:t>
-      </w:r>
-    </w:p>
-    <w:p>
-      <w:pPr>
-        <w:pStyle w:val="FirstParagraph"/>
-      </w:pPr>
-      <w:r>
-        <w:rPr>
-          <w:rFonts w:hint="eastAsia" w:ascii="Times New Roman" w:hAnsi="Times New Roman" w:eastAsia="FangSong" w:cs="Times New Roman"/>
-        </w:rPr>
-        <w:t>完成下列反应式</w:t>
-      </w:r>
-      <w:r>
-        <w:rPr>
-          <w:rFonts w:hint="eastAsia" w:ascii="Times New Roman" w:hAnsi="Times New Roman" w:eastAsia="Times New Roman" w:cs="Times New Roman"/>
-        </w:rPr>
-        <w:t>（</w:t>
-      </w:r>
-      <w:r>
-        <w:rPr>
-          <w:rFonts w:hint="eastAsia" w:ascii="Times New Roman" w:hAnsi="Times New Roman" w:eastAsia="FangSong" w:cs="Times New Roman"/>
-        </w:rPr>
-        <w:t>注意产物的立体化学</w:t>
-      </w:r>
-      <w:r>
-        <w:rPr>
-          <w:rFonts w:hint="eastAsia" w:ascii="Times New Roman" w:hAnsi="Times New Roman" w:eastAsia="Times New Roman" w:cs="Times New Roman"/>
-        </w:rPr>
-        <w:t>）</w:t>
-      </w:r>
-    </w:p>
-    <w:p>
-      <w:pPr>
-        <w:spacing w:before="160" w:after="80"/>
-      </w:pPr>
-      <w:r>
-        <w:pict>
-          <v:rect style="width:0;height:1.5pt" o:hralign="center" o:hrstd="t" o:hr="t"/>
-        </w:pict>
-      </w:r>
-    </w:p>
-    <w:bookmarkEnd w:id="32"/>
-    <w:bookmarkStart w:id="33" w:name="ch6-6.5.4-画出底物的优势构象-写出以下反应的产物"/>
-    <w:p>
-      <w:pPr>
-        <w:pStyle w:val="Heading2"/>
-        <w:spacing w:before="280" w:after="120"/>
-      </w:pPr>
-      <w:r>
-        <w:rPr>
-          <w:rFonts w:ascii="Times New Roman" w:hAnsi="Times New Roman" w:eastAsia="Times New Roman" w:cs="Times New Roman"/>
-        </w:rPr>
-        <w:t xml:space="preserve">2.6 </w:t>
-      </w:r>
-      <w:r>
-        <w:rPr>
-          <w:rFonts w:hint="eastAsia" w:ascii="Times New Roman" w:hAnsi="Times New Roman" w:eastAsia="Times New Roman" w:cs="Times New Roman"/>
-        </w:rPr>
-        <w:t>Ch6-6.5.4-</w:t>
-      </w:r>
-      <w:r>
-        <w:rPr>
-          <w:rFonts w:hint="eastAsia" w:ascii="Times New Roman" w:hAnsi="Times New Roman" w:eastAsia="SimHei" w:cs="Times New Roman"/>
-        </w:rPr>
-        <w:t>画出底物的优势构象</w:t>
-      </w:r>
-      <w:r>
-        <w:rPr>
-          <w:rFonts w:ascii="Times New Roman" w:hAnsi="Times New Roman" w:eastAsia="Times New Roman" w:cs="Times New Roman"/>
-        </w:rPr>
-        <w:t xml:space="preserve"> </w:t>
-      </w:r>
-      <w:r>
-        <w:rPr>
-          <w:rFonts w:hint="eastAsia" w:ascii="Times New Roman" w:hAnsi="Times New Roman" w:eastAsia="SimHei" w:cs="Times New Roman"/>
-        </w:rPr>
-        <w:t xml:space="preserve">写出以下反应的产物</w:t>
-      </w:r>
-    </w:p>
-    <w:p>
-      <w:pPr>
-        <w:pStyle w:val="FirstParagraph"/>
-      </w:pPr>
-      <w:r>
-        <w:rPr>
-          <w:rFonts w:hint="eastAsia" w:ascii="Times New Roman" w:hAnsi="Times New Roman" w:eastAsia="FangSong" w:cs="Times New Roman"/>
-        </w:rPr>
-        <w:t>画出底物的优势构象</w:t>
-      </w:r>
-      <w:r>
-        <w:rPr>
-          <w:rFonts w:hint="eastAsia" w:ascii="Times New Roman" w:hAnsi="Times New Roman" w:eastAsia="Times New Roman" w:cs="Times New Roman"/>
-        </w:rPr>
-        <w:t>，</w:t>
-      </w:r>
-      <w:r>
-        <w:rPr>
-          <w:rFonts w:hint="eastAsia" w:ascii="Times New Roman" w:hAnsi="Times New Roman" w:eastAsia="FangSong" w:cs="Times New Roman"/>
-        </w:rPr>
-        <w:t>写出以下反应的产物</w:t>
-      </w:r>
-      <w:r>
-        <w:rPr>
-          <w:rFonts w:hint="eastAsia" w:ascii="Times New Roman" w:hAnsi="Times New Roman" w:eastAsia="Times New Roman" w:cs="Times New Roman"/>
-        </w:rPr>
-        <w:t>。</w:t>
-      </w:r>
-    </w:p>
-    <w:p>
-      <w:pPr>
-        <w:spacing w:before="160" w:after="80"/>
-      </w:pPr>
-      <w:r>
-        <w:pict>
-          <v:rect style="width:0;height:1.5pt" o:hralign="center" o:hrstd="t" o:hr="t"/>
-        </w:pict>
-      </w:r>
-    </w:p>
-    <w:bookmarkEnd w:id="33"/>
-    <w:bookmarkStart w:id="34" w:name="ch1-1.2.2-3-这里给出丁烷的构象势能图"/>
-    <w:p>
-      <w:pPr>
-        <w:pStyle w:val="Heading2"/>
-        <w:spacing w:before="280" w:after="120"/>
-      </w:pPr>
-      <w:r>
-        <w:rPr>
-          <w:rFonts w:ascii="Times New Roman" w:hAnsi="Times New Roman" w:eastAsia="Times New Roman" w:cs="Times New Roman"/>
-        </w:rPr>
-        <w:t xml:space="preserve">2.7 </w:t>
-      </w:r>
-      <w:r>
-        <w:rPr>
-          <w:rFonts w:hint="eastAsia" w:ascii="Times New Roman" w:hAnsi="Times New Roman" w:eastAsia="Times New Roman" w:cs="Times New Roman"/>
-        </w:rPr>
-        <w:t>Ch1-1.2.2-3-</w:t>
-      </w:r>
-      <w:r>
-        <w:rPr>
-          <w:rFonts w:hint="eastAsia" w:ascii="Times New Roman" w:hAnsi="Times New Roman" w:eastAsia="SimHei" w:cs="Times New Roman"/>
-        </w:rPr>
-        <w:t>这里给出丁烷的构象势能图</w:t>
-      </w:r>
-    </w:p>
-    <w:p>
-      <w:pPr>
-        <w:pStyle w:val="FirstParagraph"/>
-      </w:pPr>
-      <w:r>
-        <w:rPr>
-          <w:rFonts w:hint="eastAsia" w:ascii="Times New Roman" w:hAnsi="Times New Roman" w:eastAsia="FangSong" w:cs="Times New Roman"/>
-        </w:rPr>
-        <w:t>这里给出丁烷的构象势能图</w:t>
-      </w:r>
-      <w:r>
-        <w:rPr>
-          <w:rFonts w:hint="eastAsia" w:ascii="Times New Roman" w:hAnsi="Times New Roman" w:eastAsia="Times New Roman" w:cs="Times New Roman"/>
-        </w:rPr>
-        <w:t>：</w:t>
-      </w:r>
-    </w:p>
-    <w:p>
-      <w:pPr>
-        <w:spacing w:before="160" w:after="80"/>
-      </w:pPr>
-      <w:r>
-        <w:pict>
-          <v:rect style="width:0;height:1.5pt" o:hralign="center" o:hrstd="t" o:hr="t"/>
-        </w:pict>
-      </w:r>
-    </w:p>
-    <w:bookmarkEnd w:id="34"/>
-    <w:bookmarkStart w:id="35" w:name="ch1-1.4.1-除了使用构象相互作用来制造船式构象-我还可以利用次级键来制造"/>
-    <w:p>
-      <w:pPr>
-        <w:pStyle w:val="Heading2"/>
-        <w:spacing w:before="280" w:after="120"/>
-      </w:pPr>
-      <w:r>
-        <w:rPr>
-          <w:rFonts w:ascii="Times New Roman" w:hAnsi="Times New Roman" w:eastAsia="Times New Roman" w:cs="Times New Roman"/>
-        </w:rPr>
-        <w:t xml:space="preserve">2.8 </w:t>
-      </w:r>
-      <w:r>
-        <w:rPr>
-          <w:rFonts w:hint="eastAsia" w:ascii="Times New Roman" w:hAnsi="Times New Roman" w:eastAsia="Times New Roman" w:cs="Times New Roman"/>
-        </w:rPr>
-        <w:t>Ch1-1.4.1-</w:t>
-      </w:r>
-      <w:r>
-        <w:rPr>
-          <w:rFonts w:hint="eastAsia" w:ascii="Times New Roman" w:hAnsi="Times New Roman" w:eastAsia="SimHei" w:cs="Times New Roman"/>
-        </w:rPr>
-        <w:t>除了使用构象相互作用来制造船式构象</w:t>
-      </w:r>
-      <w:r>
-        <w:rPr>
-          <w:rFonts w:ascii="Times New Roman" w:hAnsi="Times New Roman" w:eastAsia="Times New Roman" w:cs="Times New Roman"/>
-        </w:rPr>
-        <w:t xml:space="preserve"> </w:t>
-      </w:r>
-      <w:r>
-        <w:rPr>
-          <w:rFonts w:hint="eastAsia" w:ascii="Times New Roman" w:hAnsi="Times New Roman" w:eastAsia="SimHei" w:cs="Times New Roman"/>
-        </w:rPr>
-        <w:t xml:space="preserve">我还可以利用次级键来制造</w:t>
-      </w:r>
-    </w:p>
-    <w:p>
-      <w:pPr>
-        <w:pStyle w:val="FirstParagraph"/>
-      </w:pPr>
-      <w:r>
-        <w:rPr>
-          <w:rFonts w:hint="eastAsia" w:ascii="Times New Roman" w:hAnsi="Times New Roman" w:eastAsia="FangSong" w:cs="Times New Roman"/>
-        </w:rPr>
-        <w:t>除了使用构象相互作用来制造船式构象</w:t>
-      </w:r>
-      <w:r>
-        <w:rPr>
-          <w:rFonts w:hint="eastAsia" w:ascii="Times New Roman" w:hAnsi="Times New Roman" w:eastAsia="Times New Roman" w:cs="Times New Roman"/>
-        </w:rPr>
-        <w:t>，</w:t>
-      </w:r>
-      <w:r>
-        <w:rPr>
-          <w:rFonts w:hint="eastAsia" w:ascii="Times New Roman" w:hAnsi="Times New Roman" w:eastAsia="FangSong" w:cs="Times New Roman"/>
-        </w:rPr>
-        <w:t>我还可以利用次级键来制造</w:t>
-      </w:r>
-      <w:r>
-        <w:rPr>
-          <w:rFonts w:hint="eastAsia" w:ascii="Times New Roman" w:hAnsi="Times New Roman" w:eastAsia="Times New Roman" w:cs="Times New Roman"/>
-        </w:rPr>
-        <w:t>。</w:t>
-      </w:r>
-      <w:r>
-        <w:rPr>
-          <w:rFonts w:hint="eastAsia" w:ascii="Times New Roman" w:hAnsi="Times New Roman" w:eastAsia="FangSong" w:cs="Times New Roman"/>
-        </w:rPr>
-        <w:t>比如说</w:t>
-      </w:r>
-      <w:r>
-        <w:rPr>
-          <w:rFonts w:hint="eastAsia" w:ascii="Times New Roman" w:hAnsi="Times New Roman" w:eastAsia="Times New Roman" w:cs="Times New Roman"/>
-        </w:rPr>
-        <w:t>，</w:t>
-      </w:r>
-      <w:r>
-        <w:rPr>
-          <w:rFonts w:hint="eastAsia" w:ascii="Times New Roman" w:hAnsi="Times New Roman" w:eastAsia="FangSong" w:cs="Times New Roman"/>
-        </w:rPr>
-        <w:t>我设计一个</w:t>
-      </w:r>
-      <w:r>
-        <w:rPr>
-          <w:rFonts w:ascii="Times New Roman" w:hAnsi="Times New Roman" w:eastAsia="Times New Roman" w:cs="Times New Roman"/>
-        </w:rPr>
-        <w:t xml:space="preserve"> 14 </w:t>
-      </w:r>
-      <w:r>
-        <w:rPr>
-          <w:rFonts w:hint="eastAsia" w:ascii="Times New Roman" w:hAnsi="Times New Roman" w:eastAsia="FangSong" w:cs="Times New Roman"/>
-        </w:rPr>
-        <w:t>环己二胺分子</w:t>
-      </w:r>
-      <w:r>
-        <w:rPr>
-          <w:rFonts w:hint="eastAsia" w:ascii="Times New Roman" w:hAnsi="Times New Roman" w:eastAsia="Times New Roman" w:cs="Times New Roman"/>
-        </w:rPr>
-        <w:t>，</w:t>
-      </w:r>
-      <w:r>
-        <w:rPr>
-          <w:rFonts w:hint="eastAsia" w:ascii="Times New Roman" w:hAnsi="Times New Roman" w:eastAsia="FangSong" w:cs="Times New Roman"/>
-        </w:rPr>
-        <w:t>然后把它质子化</w:t>
-      </w:r>
-      <w:r>
-        <w:rPr>
-          <w:rFonts w:hint="eastAsia" w:ascii="Times New Roman" w:hAnsi="Times New Roman" w:eastAsia="Times New Roman" w:cs="Times New Roman"/>
-        </w:rPr>
-        <w:t>，</w:t>
-      </w:r>
-      <w:r>
-        <w:rPr>
-          <w:rFonts w:hint="eastAsia" w:ascii="Times New Roman" w:hAnsi="Times New Roman" w:eastAsia="FangSong" w:cs="Times New Roman"/>
-        </w:rPr>
-        <w:t>那么两个氮原子在光谱中就会没有区别</w:t>
-      </w:r>
-      <w:r>
-        <w:rPr>
-          <w:rFonts w:hint="eastAsia" w:ascii="Times New Roman" w:hAnsi="Times New Roman" w:eastAsia="Times New Roman" w:cs="Times New Roman"/>
-        </w:rPr>
-        <w:t>，</w:t>
-      </w:r>
-      <w:r>
-        <w:rPr>
-          <w:rFonts w:hint="eastAsia" w:ascii="Times New Roman" w:hAnsi="Times New Roman" w:eastAsia="FangSong" w:cs="Times New Roman"/>
-        </w:rPr>
-        <w:t>因为中间形成了氢键</w:t>
-      </w:r>
-      <w:r>
-        <w:rPr>
-          <w:rFonts w:hint="eastAsia" w:ascii="Times New Roman" w:hAnsi="Times New Roman" w:eastAsia="Times New Roman" w:cs="Times New Roman"/>
-        </w:rPr>
-        <w:t>。</w:t>
-      </w:r>
-      <w:r>
-        <w:rPr>
-          <w:rFonts w:hint="eastAsia" w:ascii="Times New Roman" w:hAnsi="Times New Roman" w:eastAsia="FangSong" w:cs="Times New Roman"/>
-        </w:rPr>
-        <w:t>形成氢键之后啊</w:t>
-      </w:r>
-      <w:r>
-        <w:rPr>
-          <w:rFonts w:hint="eastAsia" w:ascii="Times New Roman" w:hAnsi="Times New Roman" w:eastAsia="Times New Roman" w:cs="Times New Roman"/>
-        </w:rPr>
-        <w:t>，</w:t>
-      </w:r>
-      <w:r>
-        <w:rPr>
-          <w:rFonts w:hint="eastAsia" w:ascii="Times New Roman" w:hAnsi="Times New Roman" w:eastAsia="FangSong" w:cs="Times New Roman"/>
-        </w:rPr>
-        <w:t>分子就会强迫处于船式构象</w:t>
-      </w:r>
-      <w:r>
-        <w:rPr>
-          <w:rFonts w:hint="eastAsia" w:ascii="Times New Roman" w:hAnsi="Times New Roman" w:eastAsia="Times New Roman" w:cs="Times New Roman"/>
-        </w:rPr>
-        <w:t>。</w:t>
-      </w:r>
-    </w:p>
-    <w:p>
-      <w:pPr>
-        <w:spacing w:before="160" w:after="80"/>
-      </w:pPr>
-      <w:r>
-        <w:pict>
-          <v:rect style="width:0;height:1.5pt" o:hralign="center" o:hrstd="t" o:hr="t"/>
-        </w:pict>
-      </w:r>
-    </w:p>
-    <w:bookmarkEnd w:id="35"/>
-    <w:bookmarkStart w:id="51" w:name="ch14-p1-五个分子手性判断"/>
-    <w:p>
-      <w:pPr>
-        <w:pStyle w:val="Heading2"/>
-        <w:spacing w:before="280" w:after="120"/>
-      </w:pPr>
-      <w:r>
-        <w:rPr>
-          <w:rFonts w:ascii="Times New Roman" w:hAnsi="Times New Roman" w:eastAsia="Times New Roman" w:cs="Times New Roman"/>
-        </w:rPr>
-        <w:t xml:space="preserve">2.9 </w:t>
-      </w:r>
-      <w:r>
-        <w:rPr>
-          <w:rFonts w:hint="eastAsia" w:ascii="Times New Roman" w:hAnsi="Times New Roman" w:eastAsia="Times New Roman" w:cs="Times New Roman"/>
-        </w:rPr>
-        <w:t>Ch14-P1-</w:t>
-      </w:r>
-      <w:r>
-        <w:rPr>
-          <w:rFonts w:hint="eastAsia" w:ascii="Times New Roman" w:hAnsi="Times New Roman" w:eastAsia="SimHei" w:cs="Times New Roman"/>
-        </w:rPr>
-        <w:t>五个分子手性判断</w:t>
+        <w:t xml:space="preserve">五个分子手性判断</w:t>
       </w:r>
     </w:p>
     <w:p>
@@ -1493,18 +588,18 @@
           <wp:inline>
             <wp:extent cx="2832100" cy="2120900"/>
             <wp:effectExtent b="0" l="0" r="0" t="0"/>
-            <wp:docPr descr="" title="" id="37" name="Picture"/>
+            <wp:docPr descr="" title="" id="31" name="Picture"/>
             <a:graphic>
               <a:graphicData uri="http://schemas.openxmlformats.org/drawingml/2006/picture">
                 <pic:pic>
                   <pic:nvPicPr>
-                    <pic:cNvPr descr="be80059564f156ed850e3b1449acf7e0658f6eacb7c1b1e4585c0c453edafc69.jpg" id="38" name="Picture"/>
+                    <pic:cNvPr descr="be80059564f156ed850e3b1449acf7e0658f6eacb7c1b1e4585c0c453edafc69.jpg" id="32" name="Picture"/>
                     <pic:cNvPicPr>
                       <a:picLocks noChangeArrowheads="1" noChangeAspect="1"/>
                     </pic:cNvPicPr>
                   </pic:nvPicPr>
                   <pic:blipFill>
-                    <a:blip r:embed="rId36"/>
+                    <a:blip r:embed="rId30"/>
                     <a:stretch>
                       <a:fillRect/>
                     </a:stretch>
@@ -1545,18 +640,18 @@
           <wp:inline>
             <wp:extent cx="3600000" cy="1290789"/>
             <wp:effectExtent b="0" l="0" r="0" t="0"/>
-            <wp:docPr descr="" title="" id="40" name="Picture"/>
+            <wp:docPr descr="" title="" id="34" name="Picture"/>
             <a:graphic>
               <a:graphicData uri="http://schemas.openxmlformats.org/drawingml/2006/picture">
                 <pic:pic>
                   <pic:nvPicPr>
-                    <pic:cNvPr descr="01cd5f4442e831593a744781addadc499904b351c7a7c9b59399e5795da818ad.jpg" id="41" name="Picture"/>
+                    <pic:cNvPr descr="01cd5f4442e831593a744781addadc499904b351c7a7c9b59399e5795da818ad.jpg" id="35" name="Picture"/>
                     <pic:cNvPicPr>
                       <a:picLocks noChangeArrowheads="1" noChangeAspect="1"/>
                     </pic:cNvPicPr>
                   </pic:nvPicPr>
                   <pic:blipFill>
-                    <a:blip r:embed="rId39"/>
+                    <a:blip r:embed="rId33"/>
                     <a:stretch>
                       <a:fillRect/>
                     </a:stretch>
@@ -1597,18 +692,18 @@
           <wp:inline>
             <wp:extent cx="3600000" cy="1792771"/>
             <wp:effectExtent b="0" l="0" r="0" t="0"/>
-            <wp:docPr descr="" title="" id="43" name="Picture"/>
+            <wp:docPr descr="" title="" id="37" name="Picture"/>
             <a:graphic>
               <a:graphicData uri="http://schemas.openxmlformats.org/drawingml/2006/picture">
                 <pic:pic>
                   <pic:nvPicPr>
-                    <pic:cNvPr descr="77105093280724d5a4968a6e7f2b4a9fe79d01d7932503cce9f9a29b8bf4b76d.jpg" id="44" name="Picture"/>
+                    <pic:cNvPr descr="77105093280724d5a4968a6e7f2b4a9fe79d01d7932503cce9f9a29b8bf4b76d.jpg" id="38" name="Picture"/>
                     <pic:cNvPicPr>
                       <a:picLocks noChangeArrowheads="1" noChangeAspect="1"/>
                     </pic:cNvPicPr>
                   </pic:nvPicPr>
                   <pic:blipFill>
-                    <a:blip r:embed="rId42"/>
+                    <a:blip r:embed="rId36"/>
                     <a:stretch>
                       <a:fillRect/>
                     </a:stretch>
@@ -1649,18 +744,18 @@
           <wp:inline>
             <wp:extent cx="2019300" cy="2159000"/>
             <wp:effectExtent b="0" l="0" r="0" t="0"/>
-            <wp:docPr descr="" title="" id="46" name="Picture"/>
+            <wp:docPr descr="" title="" id="40" name="Picture"/>
             <a:graphic>
               <a:graphicData uri="http://schemas.openxmlformats.org/drawingml/2006/picture">
                 <pic:pic>
                   <pic:nvPicPr>
-                    <pic:cNvPr descr="4517841f3f147039d1cfbb9d0d65cf2d9cbbb5d1d5a7b7625774fde9510618da.jpg" id="47" name="Picture"/>
+                    <pic:cNvPr descr="4517841f3f147039d1cfbb9d0d65cf2d9cbbb5d1d5a7b7625774fde9510618da.jpg" id="41" name="Picture"/>
                     <pic:cNvPicPr>
                       <a:picLocks noChangeArrowheads="1" noChangeAspect="1"/>
                     </pic:cNvPicPr>
                   </pic:nvPicPr>
                   <pic:blipFill>
-                    <a:blip r:embed="rId45"/>
+                    <a:blip r:embed="rId39"/>
                     <a:stretch>
                       <a:fillRect/>
                     </a:stretch>
@@ -1701,18 +796,18 @@
           <wp:inline>
             <wp:extent cx="2057400" cy="1282700"/>
             <wp:effectExtent b="0" l="0" r="0" t="0"/>
-            <wp:docPr descr="" title="" id="49" name="Picture"/>
+            <wp:docPr descr="" title="" id="43" name="Picture"/>
             <a:graphic>
               <a:graphicData uri="http://schemas.openxmlformats.org/drawingml/2006/picture">
                 <pic:pic>
                   <pic:nvPicPr>
-                    <pic:cNvPr descr="0cc1155757303f5dab5c30b494c4791951eda9c124b21d8c58056b3c03d908c8.jpg" id="50" name="Picture"/>
+                    <pic:cNvPr descr="0cc1155757303f5dab5c30b494c4791951eda9c124b21d8c58056b3c03d908c8.jpg" id="44" name="Picture"/>
                     <pic:cNvPicPr>
                       <a:picLocks noChangeArrowheads="1" noChangeAspect="1"/>
                     </pic:cNvPicPr>
                   </pic:nvPicPr>
                   <pic:blipFill>
-                    <a:blip r:embed="rId48"/>
+                    <a:blip r:embed="rId42"/>
                     <a:stretch>
                       <a:fillRect/>
                     </a:stretch>
@@ -1792,8 +887,8 @@
         </w:pict>
       </w:r>
     </w:p>
-    <w:bookmarkEnd w:id="51"/>
-    <w:bookmarkStart w:id="52" w:name="ch14-p2-旋光值区分"/>
+    <w:bookmarkEnd w:id="45"/>
+    <w:bookmarkStart w:id="46" w:name="旋光值区分"/>
     <w:p>
       <w:pPr>
         <w:pStyle w:val="Heading2"/>
@@ -1803,19 +898,13 @@
         <w:rPr>
           <w:rFonts w:ascii="Times New Roman" w:hAnsi="Times New Roman" w:eastAsia="Times New Roman" w:cs="Times New Roman"/>
         </w:rPr>
-        <w:t xml:space="preserve">2.10 </w:t>
-      </w:r>
-      <w:r>
-        <w:rPr>
-          <w:rFonts w:hint="eastAsia" w:ascii="Times New Roman" w:hAnsi="Times New Roman" w:eastAsia="Times New Roman" w:cs="Times New Roman"/>
-        </w:rPr>
-        <w:t>Ch14-P2-</w:t>
+        <w:t xml:space="preserve">2.4 </w:t>
       </w:r>
       <w:r>
         <w:rPr>
           <w:rFonts w:hint="eastAsia" w:ascii="Times New Roman" w:hAnsi="Times New Roman" w:eastAsia="SimHei" w:cs="Times New Roman"/>
         </w:rPr>
-        <w:t>旋光值区分</w:t>
+        <w:t xml:space="preserve">旋光值区分</w:t>
       </w:r>
     </w:p>
     <w:p>
@@ -1906,8 +995,8 @@
         </w:pict>
       </w:r>
     </w:p>
-    <w:bookmarkEnd w:id="52"/>
-    <w:bookmarkStart w:id="56" w:name="ch14-p7-rs构型标注"/>
+    <w:bookmarkEnd w:id="46"/>
+    <w:bookmarkStart w:id="50" w:name="rs构型标注"/>
     <w:p>
       <w:pPr>
         <w:pStyle w:val="Heading2"/>
@@ -1917,13 +1006,13 @@
         <w:rPr>
           <w:rFonts w:ascii="Times New Roman" w:hAnsi="Times New Roman" w:eastAsia="Times New Roman" w:cs="Times New Roman"/>
         </w:rPr>
-        <w:t xml:space="preserve">2.11 </w:t>
-      </w:r>
-      <w:r>
-        <w:rPr>
-          <w:rFonts w:hint="eastAsia" w:ascii="Times New Roman" w:hAnsi="Times New Roman" w:eastAsia="Times New Roman" w:cs="Times New Roman"/>
-        </w:rPr>
-        <w:t>Ch14-P7-RS</w:t>
+        <w:t xml:space="preserve">2.5 </w:t>
+      </w:r>
+      <w:r>
+        <w:rPr>
+          <w:rFonts w:hint="eastAsia" w:ascii="Times New Roman" w:hAnsi="Times New Roman" w:eastAsia="Times New Roman" w:cs="Times New Roman"/>
+        </w:rPr>
+        <w:t>RS</w:t>
       </w:r>
       <w:r>
         <w:rPr>
@@ -1957,18 +1046,18 @@
           <wp:inline>
             <wp:extent cx="3600000" cy="986556"/>
             <wp:effectExtent b="0" l="0" r="0" t="0"/>
-            <wp:docPr descr="" title="" id="54" name="Picture"/>
+            <wp:docPr descr="" title="" id="48" name="Picture"/>
             <a:graphic>
               <a:graphicData uri="http://schemas.openxmlformats.org/drawingml/2006/picture">
                 <pic:pic>
                   <pic:nvPicPr>
-                    <pic:cNvPr descr="d5bf98fff5f0ec6b3748708cb0d838eb3534d206239c1a47684a8d3744edaae0.jpg" id="55" name="Picture"/>
+                    <pic:cNvPr descr="d5bf98fff5f0ec6b3748708cb0d838eb3534d206239c1a47684a8d3744edaae0.jpg" id="49" name="Picture"/>
                     <pic:cNvPicPr>
                       <a:picLocks noChangeArrowheads="1" noChangeAspect="1"/>
                     </pic:cNvPicPr>
                   </pic:nvPicPr>
                   <pic:blipFill>
-                    <a:blip r:embed="rId53"/>
+                    <a:blip r:embed="rId47"/>
                     <a:stretch>
                       <a:fillRect/>
                     </a:stretch>
@@ -2048,8 +1137,8 @@
         </w:pict>
       </w:r>
     </w:p>
-    <w:bookmarkEnd w:id="56"/>
-    <w:bookmarkStart w:id="60" w:name="ch16-p2-椅式环己烷axial-equatorial标注"/>
+    <w:bookmarkEnd w:id="50"/>
+    <w:bookmarkStart w:id="54" w:name="椅式环己烷axial-equatorial标注"/>
     <w:p>
       <w:pPr>
         <w:pStyle w:val="Heading2"/>
@@ -2059,13 +1148,7 @@
         <w:rPr>
           <w:rFonts w:ascii="Times New Roman" w:hAnsi="Times New Roman" w:eastAsia="Times New Roman" w:cs="Times New Roman"/>
         </w:rPr>
-        <w:t xml:space="preserve">2.12 </w:t>
-      </w:r>
-      <w:r>
-        <w:rPr>
-          <w:rFonts w:hint="eastAsia" w:ascii="Times New Roman" w:hAnsi="Times New Roman" w:eastAsia="Times New Roman" w:cs="Times New Roman"/>
-        </w:rPr>
-        <w:t>Ch16-P2-</w:t>
+        <w:t xml:space="preserve">2.6 </w:t>
       </w:r>
       <w:r>
         <w:rPr>
@@ -2111,18 +1194,18 @@
           <wp:inline>
             <wp:extent cx="3600000" cy="662068"/>
             <wp:effectExtent b="0" l="0" r="0" t="0"/>
-            <wp:docPr descr="" title="" id="58" name="Picture"/>
+            <wp:docPr descr="" title="" id="52" name="Picture"/>
             <a:graphic>
               <a:graphicData uri="http://schemas.openxmlformats.org/drawingml/2006/picture">
                 <pic:pic>
                   <pic:nvPicPr>
-                    <pic:cNvPr descr="624e396bf3f9f09199c49a62d89a3776a3e4f4782f68e4b86de0341427c66b75.jpg" id="59" name="Picture"/>
+                    <pic:cNvPr descr="624e396bf3f9f09199c49a62d89a3776a3e4f4782f68e4b86de0341427c66b75.jpg" id="53" name="Picture"/>
                     <pic:cNvPicPr>
                       <a:picLocks noChangeArrowheads="1" noChangeAspect="1"/>
                     </pic:cNvPicPr>
                   </pic:nvPicPr>
                   <pic:blipFill>
-                    <a:blip r:embed="rId57"/>
+                    <a:blip r:embed="rId51"/>
                     <a:stretch>
                       <a:fillRect/>
                     </a:stretch>
@@ -2238,8 +1321,8 @@
         </w:pict>
       </w:r>
     </w:p>
-    <w:bookmarkEnd w:id="60"/>
-    <w:bookmarkStart w:id="70" w:name="ch16-p3-取代基轴向赤道混合判断"/>
+    <w:bookmarkEnd w:id="54"/>
+    <w:bookmarkStart w:id="64" w:name="取代基轴向赤道混合判断"/>
     <w:p>
       <w:pPr>
         <w:pStyle w:val="Heading2"/>
@@ -2249,19 +1332,13 @@
         <w:rPr>
           <w:rFonts w:ascii="Times New Roman" w:hAnsi="Times New Roman" w:eastAsia="Times New Roman" w:cs="Times New Roman"/>
         </w:rPr>
-        <w:t xml:space="preserve">2.13 </w:t>
-      </w:r>
-      <w:r>
-        <w:rPr>
-          <w:rFonts w:hint="eastAsia" w:ascii="Times New Roman" w:hAnsi="Times New Roman" w:eastAsia="Times New Roman" w:cs="Times New Roman"/>
-        </w:rPr>
-        <w:t>Ch16-P3-</w:t>
+        <w:t xml:space="preserve">2.7 </w:t>
       </w:r>
       <w:r>
         <w:rPr>
           <w:rFonts w:hint="eastAsia" w:ascii="Times New Roman" w:hAnsi="Times New Roman" w:eastAsia="SimHei" w:cs="Times New Roman"/>
         </w:rPr>
-        <w:t>取代基轴向赤道混合判断</w:t>
+        <w:t xml:space="preserve">取代基轴向赤道混合判断</w:t>
       </w:r>
     </w:p>
     <w:p>
@@ -2289,18 +1366,18 @@
           <wp:inline>
             <wp:extent cx="2197100" cy="1638300"/>
             <wp:effectExtent b="0" l="0" r="0" t="0"/>
-            <wp:docPr descr="" title="" id="62" name="Picture"/>
+            <wp:docPr descr="" title="" id="56" name="Picture"/>
             <a:graphic>
               <a:graphicData uri="http://schemas.openxmlformats.org/drawingml/2006/picture">
                 <pic:pic>
                   <pic:nvPicPr>
-                    <pic:cNvPr descr="72c5ef9da0b3acea5f3794ccec1a81afebfc9830fd4cc062ad2dc8608ac2ff63.jpg" id="63" name="Picture"/>
+                    <pic:cNvPr descr="72c5ef9da0b3acea5f3794ccec1a81afebfc9830fd4cc062ad2dc8608ac2ff63.jpg" id="57" name="Picture"/>
                     <pic:cNvPicPr>
                       <a:picLocks noChangeArrowheads="1" noChangeAspect="1"/>
                     </pic:cNvPicPr>
                   </pic:nvPicPr>
                   <pic:blipFill>
-                    <a:blip r:embed="rId61"/>
+                    <a:blip r:embed="rId55"/>
                     <a:stretch>
                       <a:fillRect/>
                     </a:stretch>
@@ -2341,18 +1418,18 @@
           <wp:inline>
             <wp:extent cx="2946400" cy="1422400"/>
             <wp:effectExtent b="0" l="0" r="0" t="0"/>
-            <wp:docPr descr="" title="" id="65" name="Picture"/>
+            <wp:docPr descr="" title="" id="59" name="Picture"/>
             <a:graphic>
               <a:graphicData uri="http://schemas.openxmlformats.org/drawingml/2006/picture">
                 <pic:pic>
                   <pic:nvPicPr>
-                    <pic:cNvPr descr="84368df24a24665bd4a3fa4455f0d1c5cc040d9106fb584fb1b3a3ed5b013f69.jpg" id="66" name="Picture"/>
+                    <pic:cNvPr descr="84368df24a24665bd4a3fa4455f0d1c5cc040d9106fb584fb1b3a3ed5b013f69.jpg" id="60" name="Picture"/>
                     <pic:cNvPicPr>
                       <a:picLocks noChangeArrowheads="1" noChangeAspect="1"/>
                     </pic:cNvPicPr>
                   </pic:nvPicPr>
                   <pic:blipFill>
-                    <a:blip r:embed="rId64"/>
+                    <a:blip r:embed="rId58"/>
                     <a:stretch>
                       <a:fillRect/>
                     </a:stretch>
@@ -2393,18 +1470,18 @@
           <wp:inline>
             <wp:extent cx="2895600" cy="1600200"/>
             <wp:effectExtent b="0" l="0" r="0" t="0"/>
-            <wp:docPr descr="" title="" id="68" name="Picture"/>
+            <wp:docPr descr="" title="" id="62" name="Picture"/>
             <a:graphic>
               <a:graphicData uri="http://schemas.openxmlformats.org/drawingml/2006/picture">
                 <pic:pic>
                   <pic:nvPicPr>
-                    <pic:cNvPr descr="98bf8e7bc27f6a6dbfe484df208c2ace147bab38fb5e6908228d8084c4f3efc2.jpg" id="69" name="Picture"/>
+                    <pic:cNvPr descr="98bf8e7bc27f6a6dbfe484df208c2ace147bab38fb5e6908228d8084c4f3efc2.jpg" id="63" name="Picture"/>
                     <pic:cNvPicPr>
                       <a:picLocks noChangeArrowheads="1" noChangeAspect="1"/>
                     </pic:cNvPicPr>
                   </pic:nvPicPr>
                   <pic:blipFill>
-                    <a:blip r:embed="rId67"/>
+                    <a:blip r:embed="rId61"/>
                     <a:stretch>
                       <a:fillRect/>
                     </a:stretch>
@@ -2496,8 +1573,8 @@
         </w:pict>
       </w:r>
     </w:p>
-    <w:bookmarkEnd w:id="70"/>
-    <w:bookmarkStart w:id="74" w:name="ch16-p8-tramadol六元环构象"/>
+    <w:bookmarkEnd w:id="64"/>
+    <w:bookmarkStart w:id="68" w:name="tramadol六元环构象"/>
     <w:p>
       <w:pPr>
         <w:pStyle w:val="Heading2"/>
@@ -2507,13 +1584,13 @@
         <w:rPr>
           <w:rFonts w:ascii="Times New Roman" w:hAnsi="Times New Roman" w:eastAsia="Times New Roman" w:cs="Times New Roman"/>
         </w:rPr>
-        <w:t xml:space="preserve">2.14 </w:t>
-      </w:r>
-      <w:r>
-        <w:rPr>
-          <w:rFonts w:hint="eastAsia" w:ascii="Times New Roman" w:hAnsi="Times New Roman" w:eastAsia="Times New Roman" w:cs="Times New Roman"/>
-        </w:rPr>
-        <w:t>Ch16-P8-Tramadol</w:t>
+        <w:t xml:space="preserve">2.8 </w:t>
+      </w:r>
+      <w:r>
+        <w:rPr>
+          <w:rFonts w:hint="eastAsia" w:ascii="Times New Roman" w:hAnsi="Times New Roman" w:eastAsia="Times New Roman" w:cs="Times New Roman"/>
+        </w:rPr>
+        <w:t>Tramadol</w:t>
       </w:r>
       <w:r>
         <w:rPr>
@@ -2547,18 +1624,18 @@
           <wp:inline>
             <wp:extent cx="3600000" cy="2129577"/>
             <wp:effectExtent b="0" l="0" r="0" t="0"/>
-            <wp:docPr descr="" title="" id="72" name="Picture"/>
+            <wp:docPr descr="" title="" id="66" name="Picture"/>
             <a:graphic>
               <a:graphicData uri="http://schemas.openxmlformats.org/drawingml/2006/picture">
                 <pic:pic>
                   <pic:nvPicPr>
-                    <pic:cNvPr descr="3876a5b9a96001a6a6628483cf5c5a24502caa8dce652d633a21aaeaec2f4b4d.jpg" id="73" name="Picture"/>
+                    <pic:cNvPr descr="3876a5b9a96001a6a6628483cf5c5a24502caa8dce652d633a21aaeaec2f4b4d.jpg" id="67" name="Picture"/>
                     <pic:cNvPicPr>
                       <a:picLocks noChangeArrowheads="1" noChangeAspect="1"/>
                     </pic:cNvPicPr>
                   </pic:nvPicPr>
                   <pic:blipFill>
-                    <a:blip r:embed="rId71"/>
+                    <a:blip r:embed="rId65"/>
                     <a:stretch>
                       <a:fillRect/>
                     </a:stretch>
@@ -2638,8 +1715,8 @@
         </w:pict>
       </w:r>
     </w:p>
-    <w:bookmarkEnd w:id="74"/>
-    <w:bookmarkStart w:id="78" w:name="ch33-p1-开链化合物立体化学控制入门"/>
+    <w:bookmarkEnd w:id="68"/>
+    <w:bookmarkStart w:id="72" w:name="开链化合物立体化学控制入门"/>
     <w:p>
       <w:pPr>
         <w:pStyle w:val="Heading2"/>
@@ -2649,19 +1726,13 @@
         <w:rPr>
           <w:rFonts w:ascii="Times New Roman" w:hAnsi="Times New Roman" w:eastAsia="Times New Roman" w:cs="Times New Roman"/>
         </w:rPr>
-        <w:t xml:space="preserve">2.15 </w:t>
-      </w:r>
-      <w:r>
-        <w:rPr>
-          <w:rFonts w:hint="eastAsia" w:ascii="Times New Roman" w:hAnsi="Times New Roman" w:eastAsia="Times New Roman" w:cs="Times New Roman"/>
-        </w:rPr>
-        <w:t>Ch33-P1-</w:t>
+        <w:t xml:space="preserve">2.9 </w:t>
       </w:r>
       <w:r>
         <w:rPr>
           <w:rFonts w:hint="eastAsia" w:ascii="Times New Roman" w:hAnsi="Times New Roman" w:eastAsia="SimHei" w:cs="Times New Roman"/>
         </w:rPr>
-        <w:t>开链化合物立体化学控制入门</w:t>
+        <w:t xml:space="preserve">开链化合物立体化学控制入门</w:t>
       </w:r>
     </w:p>
     <w:p>
@@ -2689,18 +1760,18 @@
           <wp:inline>
             <wp:extent cx="3600000" cy="867409"/>
             <wp:effectExtent b="0" l="0" r="0" t="0"/>
-            <wp:docPr descr="" title="" id="76" name="Picture"/>
+            <wp:docPr descr="" title="" id="70" name="Picture"/>
             <a:graphic>
               <a:graphicData uri="http://schemas.openxmlformats.org/drawingml/2006/picture">
                 <pic:pic>
                   <pic:nvPicPr>
-                    <pic:cNvPr descr="85fe38d944b93101e525a14cf1801c2f89393b958371382d9e43c669692bd16a.jpg" id="77" name="Picture"/>
+                    <pic:cNvPr descr="85fe38d944b93101e525a14cf1801c2f89393b958371382d9e43c669692bd16a.jpg" id="71" name="Picture"/>
                     <pic:cNvPicPr>
                       <a:picLocks noChangeArrowheads="1" noChangeAspect="1"/>
                     </pic:cNvPicPr>
                   </pic:nvPicPr>
                   <pic:blipFill>
-                    <a:blip r:embed="rId75"/>
+                    <a:blip r:embed="rId69"/>
                     <a:stretch>
                       <a:fillRect/>
                     </a:stretch>
@@ -2737,8 +1808,8 @@
         </w:pict>
       </w:r>
     </w:p>
-    <w:bookmarkEnd w:id="78"/>
-    <w:bookmarkStart w:id="82" w:name="ch33-p3-15-相关产物的相对立体化学"/>
+    <w:bookmarkEnd w:id="72"/>
+    <w:bookmarkStart w:id="76" w:name="相关产物的相对立体化学"/>
     <w:p>
       <w:pPr>
         <w:pStyle w:val="Heading2"/>
@@ -2748,13 +1819,13 @@
         <w:rPr>
           <w:rFonts w:ascii="Times New Roman" w:hAnsi="Times New Roman" w:eastAsia="Times New Roman" w:cs="Times New Roman"/>
         </w:rPr>
-        <w:t xml:space="preserve">2.16 </w:t>
-      </w:r>
-      <w:r>
-        <w:rPr>
-          <w:rFonts w:hint="eastAsia" w:ascii="Times New Roman" w:hAnsi="Times New Roman" w:eastAsia="Times New Roman" w:cs="Times New Roman"/>
-        </w:rPr>
-        <w:t>Ch33-P3-1,5-</w:t>
+        <w:t xml:space="preserve">2.10 </w:t>
+      </w:r>
+      <w:r>
+        <w:rPr>
+          <w:rFonts w:hint="eastAsia" w:ascii="Times New Roman" w:hAnsi="Times New Roman" w:eastAsia="Times New Roman" w:cs="Times New Roman"/>
+        </w:rPr>
+        <w:t>1,5-</w:t>
       </w:r>
       <w:r>
         <w:rPr>
@@ -2788,18 +1859,18 @@
           <wp:inline>
             <wp:extent cx="3600000" cy="1113401"/>
             <wp:effectExtent b="0" l="0" r="0" t="0"/>
-            <wp:docPr descr="" title="" id="80" name="Picture"/>
+            <wp:docPr descr="" title="" id="74" name="Picture"/>
             <a:graphic>
               <a:graphicData uri="http://schemas.openxmlformats.org/drawingml/2006/picture">
                 <pic:pic>
                   <pic:nvPicPr>
-                    <pic:cNvPr descr="f9fde3011df5caf5ecc4bf0316062b4ef5d8b1980181f43e3987ccc9bea17335.jpg" id="81" name="Picture"/>
+                    <pic:cNvPr descr="f9fde3011df5caf5ecc4bf0316062b4ef5d8b1980181f43e3987ccc9bea17335.jpg" id="75" name="Picture"/>
                     <pic:cNvPicPr>
                       <a:picLocks noChangeArrowheads="1" noChangeAspect="1"/>
                     </pic:cNvPicPr>
                   </pic:nvPicPr>
                   <pic:blipFill>
-                    <a:blip r:embed="rId79"/>
+                    <a:blip r:embed="rId73"/>
                     <a:stretch>
                       <a:fillRect/>
                     </a:stretch>
@@ -2836,8 +1907,8 @@
         </w:pict>
       </w:r>
     </w:p>
-    <w:bookmarkEnd w:id="82"/>
-    <w:bookmarkStart w:id="83" w:name="取代基顺序规则"/>
+    <w:bookmarkEnd w:id="76"/>
+    <w:bookmarkStart w:id="77" w:name="取代基顺序规则"/>
     <w:p>
       <w:pPr>
         <w:pStyle w:val="Heading2"/>
@@ -2847,7 +1918,7 @@
         <w:rPr>
           <w:rFonts w:ascii="Times New Roman" w:hAnsi="Times New Roman" w:eastAsia="Times New Roman" w:cs="Times New Roman"/>
         </w:rPr>
-        <w:t xml:space="preserve">2.17 </w:t>
+        <w:t xml:space="preserve">2.11 </w:t>
       </w:r>
       <w:r>
         <w:rPr>
@@ -2860,18 +1931,6 @@
       <w:pPr>
         <w:pStyle w:val="FirstParagraph"/>
       </w:pPr>
-      <w:r>
-        <w:rPr>
-          <w:rFonts w:hint="eastAsia" w:ascii="Times New Roman" w:hAnsi="Times New Roman" w:eastAsia="FangSong" w:cs="Times New Roman"/>
-        </w:rPr>
-        <w:t xml:space="preserve">习题</w:t>
-      </w:r>
-      <w:r>
-        <w:rPr>
-          <w:rFonts w:ascii="Times New Roman" w:hAnsi="Times New Roman" w:eastAsia="Times New Roman" w:cs="Times New Roman"/>
-        </w:rPr>
-        <w:t xml:space="preserve"> 1. </w:t>
-      </w:r>
       <w:r>
         <w:rPr>
           <w:rFonts w:hint="eastAsia" w:ascii="Times New Roman" w:hAnsi="Times New Roman" w:eastAsia="FangSong" w:cs="Times New Roman"/>
@@ -3591,8 +2650,8 @@
         </w:pict>
       </w:r>
     </w:p>
-    <w:bookmarkEnd w:id="83"/>
-    <w:bookmarkStart w:id="96" w:name="ch14-p4-四个化合物立体化学讨论"/>
+    <w:bookmarkEnd w:id="77"/>
+    <w:bookmarkStart w:id="90" w:name="四个化合物立体化学讨论"/>
     <w:p>
       <w:pPr>
         <w:pStyle w:val="Heading2"/>
@@ -3602,19 +2661,13 @@
         <w:rPr>
           <w:rFonts w:ascii="Times New Roman" w:hAnsi="Times New Roman" w:eastAsia="Times New Roman" w:cs="Times New Roman"/>
         </w:rPr>
-        <w:t xml:space="preserve">2.18 </w:t>
-      </w:r>
-      <w:r>
-        <w:rPr>
-          <w:rFonts w:hint="eastAsia" w:ascii="Times New Roman" w:hAnsi="Times New Roman" w:eastAsia="Times New Roman" w:cs="Times New Roman"/>
-        </w:rPr>
-        <w:t>Ch14-P4-</w:t>
+        <w:t xml:space="preserve">2.12 </w:t>
       </w:r>
       <w:r>
         <w:rPr>
           <w:rFonts w:hint="eastAsia" w:ascii="Times New Roman" w:hAnsi="Times New Roman" w:eastAsia="SimHei" w:cs="Times New Roman"/>
         </w:rPr>
-        <w:t>四个化合物立体化学讨论</w:t>
+        <w:t xml:space="preserve">四个化合物立体化学讨论</w:t>
       </w:r>
     </w:p>
     <w:p>
@@ -3642,18 +2695,18 @@
           <wp:inline>
             <wp:extent cx="2235200" cy="1282700"/>
             <wp:effectExtent b="0" l="0" r="0" t="0"/>
-            <wp:docPr descr="" title="" id="85" name="Picture"/>
+            <wp:docPr descr="" title="" id="79" name="Picture"/>
             <a:graphic>
               <a:graphicData uri="http://schemas.openxmlformats.org/drawingml/2006/picture">
                 <pic:pic>
                   <pic:nvPicPr>
-                    <pic:cNvPr descr="12ba9f76348529837307e8bb7235a053038e9efc8b0f560cfed5507279ab7283.jpg" id="86" name="Picture"/>
+                    <pic:cNvPr descr="12ba9f76348529837307e8bb7235a053038e9efc8b0f560cfed5507279ab7283.jpg" id="80" name="Picture"/>
                     <pic:cNvPicPr>
                       <a:picLocks noChangeArrowheads="1" noChangeAspect="1"/>
                     </pic:cNvPicPr>
                   </pic:nvPicPr>
                   <pic:blipFill>
-                    <a:blip r:embed="rId84"/>
+                    <a:blip r:embed="rId78"/>
                     <a:stretch>
                       <a:fillRect/>
                     </a:stretch>
@@ -3694,18 +2747,18 @@
           <wp:inline>
             <wp:extent cx="2159000" cy="1282700"/>
             <wp:effectExtent b="0" l="0" r="0" t="0"/>
-            <wp:docPr descr="" title="" id="88" name="Picture"/>
+            <wp:docPr descr="" title="" id="82" name="Picture"/>
             <a:graphic>
               <a:graphicData uri="http://schemas.openxmlformats.org/drawingml/2006/picture">
                 <pic:pic>
                   <pic:nvPicPr>
-                    <pic:cNvPr descr="c40a0ef4eec4eb03fa544f20f4987e93ee7740e5933464191260ecdd56e50e2a.jpg" id="89" name="Picture"/>
+                    <pic:cNvPr descr="c40a0ef4eec4eb03fa544f20f4987e93ee7740e5933464191260ecdd56e50e2a.jpg" id="83" name="Picture"/>
                     <pic:cNvPicPr>
                       <a:picLocks noChangeArrowheads="1" noChangeAspect="1"/>
                     </pic:cNvPicPr>
                   </pic:nvPicPr>
                   <pic:blipFill>
-                    <a:blip r:embed="rId87"/>
+                    <a:blip r:embed="rId81"/>
                     <a:stretch>
                       <a:fillRect/>
                     </a:stretch>
@@ -3746,18 +2799,18 @@
           <wp:inline>
             <wp:extent cx="2159000" cy="1320800"/>
             <wp:effectExtent b="0" l="0" r="0" t="0"/>
-            <wp:docPr descr="" title="" id="91" name="Picture"/>
+            <wp:docPr descr="" title="" id="85" name="Picture"/>
             <a:graphic>
               <a:graphicData uri="http://schemas.openxmlformats.org/drawingml/2006/picture">
                 <pic:pic>
                   <pic:nvPicPr>
-                    <pic:cNvPr descr="0f49122e8ddddec09ba4a1bd4c2a62bdd3943ca570f2eb26ca6d5546315854a4.jpg" id="92" name="Picture"/>
+                    <pic:cNvPr descr="0f49122e8ddddec09ba4a1bd4c2a62bdd3943ca570f2eb26ca6d5546315854a4.jpg" id="86" name="Picture"/>
                     <pic:cNvPicPr>
                       <a:picLocks noChangeArrowheads="1" noChangeAspect="1"/>
                     </pic:cNvPicPr>
                   </pic:nvPicPr>
                   <pic:blipFill>
-                    <a:blip r:embed="rId90"/>
+                    <a:blip r:embed="rId84"/>
                     <a:stretch>
                       <a:fillRect/>
                     </a:stretch>
@@ -3798,18 +2851,18 @@
           <wp:inline>
             <wp:extent cx="2133600" cy="1282700"/>
             <wp:effectExtent b="0" l="0" r="0" t="0"/>
-            <wp:docPr descr="" title="" id="94" name="Picture"/>
+            <wp:docPr descr="" title="" id="88" name="Picture"/>
             <a:graphic>
               <a:graphicData uri="http://schemas.openxmlformats.org/drawingml/2006/picture">
                 <pic:pic>
                   <pic:nvPicPr>
-                    <pic:cNvPr descr="7dd1dc9738ca20c3228cc45f0819ed9a5e328c9d8712808964605f8ba1144cbd.jpg" id="95" name="Picture"/>
+                    <pic:cNvPr descr="7dd1dc9738ca20c3228cc45f0819ed9a5e328c9d8712808964605f8ba1144cbd.jpg" id="89" name="Picture"/>
                     <pic:cNvPicPr>
                       <a:picLocks noChangeArrowheads="1" noChangeAspect="1"/>
                     </pic:cNvPicPr>
                   </pic:nvPicPr>
                   <pic:blipFill>
-                    <a:blip r:embed="rId93"/>
+                    <a:blip r:embed="rId87"/>
                     <a:stretch>
                       <a:fillRect/>
                     </a:stretch>
@@ -3877,8 +2930,8 @@
         </w:pict>
       </w:r>
     </w:p>
-    <w:bookmarkEnd w:id="96"/>
-    <w:bookmarkStart w:id="109" w:name="ch14-p5-反应产物手性和对映体纯度"/>
+    <w:bookmarkEnd w:id="90"/>
+    <w:bookmarkStart w:id="103" w:name="反应产物手性和对映体纯度"/>
     <w:p>
       <w:pPr>
         <w:pStyle w:val="Heading2"/>
@@ -3888,19 +2941,13 @@
         <w:rPr>
           <w:rFonts w:ascii="Times New Roman" w:hAnsi="Times New Roman" w:eastAsia="Times New Roman" w:cs="Times New Roman"/>
         </w:rPr>
-        <w:t xml:space="preserve">2.19 </w:t>
-      </w:r>
-      <w:r>
-        <w:rPr>
-          <w:rFonts w:hint="eastAsia" w:ascii="Times New Roman" w:hAnsi="Times New Roman" w:eastAsia="Times New Roman" w:cs="Times New Roman"/>
-        </w:rPr>
-        <w:t>Ch14-P5-</w:t>
+        <w:t xml:space="preserve">2.13 </w:t>
       </w:r>
       <w:r>
         <w:rPr>
           <w:rFonts w:hint="eastAsia" w:ascii="Times New Roman" w:hAnsi="Times New Roman" w:eastAsia="SimHei" w:cs="Times New Roman"/>
         </w:rPr>
-        <w:t>反应产物手性和对映体纯度</w:t>
+        <w:t xml:space="preserve">反应产物手性和对映体纯度</w:t>
       </w:r>
     </w:p>
     <w:p>
@@ -3928,18 +2975,18 @@
           <wp:inline>
             <wp:extent cx="3600000" cy="706710"/>
             <wp:effectExtent b="0" l="0" r="0" t="0"/>
-            <wp:docPr descr="" title="" id="98" name="Picture"/>
+            <wp:docPr descr="" title="" id="92" name="Picture"/>
             <a:graphic>
               <a:graphicData uri="http://schemas.openxmlformats.org/drawingml/2006/picture">
                 <pic:pic>
                   <pic:nvPicPr>
-                    <pic:cNvPr descr="ea3441f0694f002bfac1f45a599df249dc64880a8bd2fc525684427b69d9313a.jpg" id="99" name="Picture"/>
+                    <pic:cNvPr descr="ea3441f0694f002bfac1f45a599df249dc64880a8bd2fc525684427b69d9313a.jpg" id="93" name="Picture"/>
                     <pic:cNvPicPr>
                       <a:picLocks noChangeArrowheads="1" noChangeAspect="1"/>
                     </pic:cNvPicPr>
                   </pic:nvPicPr>
                   <pic:blipFill>
-                    <a:blip r:embed="rId97"/>
+                    <a:blip r:embed="rId91"/>
                     <a:stretch>
                       <a:fillRect/>
                     </a:stretch>
@@ -3980,18 +3027,18 @@
           <wp:inline>
             <wp:extent cx="3600000" cy="750286"/>
             <wp:effectExtent b="0" l="0" r="0" t="0"/>
-            <wp:docPr descr="" title="" id="101" name="Picture"/>
+            <wp:docPr descr="" title="" id="95" name="Picture"/>
             <a:graphic>
               <a:graphicData uri="http://schemas.openxmlformats.org/drawingml/2006/picture">
                 <pic:pic>
                   <pic:nvPicPr>
-                    <pic:cNvPr descr="9f742fb8a9ce50361285672b22fdcf56a32ff9ba2bd3b36b0fe9953ccf7cb749.jpg" id="102" name="Picture"/>
+                    <pic:cNvPr descr="9f742fb8a9ce50361285672b22fdcf56a32ff9ba2bd3b36b0fe9953ccf7cb749.jpg" id="96" name="Picture"/>
                     <pic:cNvPicPr>
                       <a:picLocks noChangeArrowheads="1" noChangeAspect="1"/>
                     </pic:cNvPicPr>
                   </pic:nvPicPr>
                   <pic:blipFill>
-                    <a:blip r:embed="rId100"/>
+                    <a:blip r:embed="rId94"/>
                     <a:stretch>
                       <a:fillRect/>
                     </a:stretch>
@@ -4032,18 +3079,18 @@
           <wp:inline>
             <wp:extent cx="3600000" cy="952412"/>
             <wp:effectExtent b="0" l="0" r="0" t="0"/>
-            <wp:docPr descr="" title="" id="104" name="Picture"/>
+            <wp:docPr descr="" title="" id="98" name="Picture"/>
             <a:graphic>
               <a:graphicData uri="http://schemas.openxmlformats.org/drawingml/2006/picture">
                 <pic:pic>
                   <pic:nvPicPr>
-                    <pic:cNvPr descr="142332b0eae3aedfaefe159a08038c9b62944d227f0ae2d9aad6fee8b237de3d.jpg" id="105" name="Picture"/>
+                    <pic:cNvPr descr="142332b0eae3aedfaefe159a08038c9b62944d227f0ae2d9aad6fee8b237de3d.jpg" id="99" name="Picture"/>
                     <pic:cNvPicPr>
                       <a:picLocks noChangeArrowheads="1" noChangeAspect="1"/>
                     </pic:cNvPicPr>
                   </pic:nvPicPr>
                   <pic:blipFill>
-                    <a:blip r:embed="rId103"/>
+                    <a:blip r:embed="rId97"/>
                     <a:stretch>
                       <a:fillRect/>
                     </a:stretch>
@@ -4084,18 +3131,18 @@
           <wp:inline>
             <wp:extent cx="3600000" cy="914700"/>
             <wp:effectExtent b="0" l="0" r="0" t="0"/>
-            <wp:docPr descr="" title="" id="107" name="Picture"/>
+            <wp:docPr descr="" title="" id="101" name="Picture"/>
             <a:graphic>
               <a:graphicData uri="http://schemas.openxmlformats.org/drawingml/2006/picture">
                 <pic:pic>
                   <pic:nvPicPr>
-                    <pic:cNvPr descr="01f258be777bb1bd6a77625a6f3ffa97cff8ca3c09799c4b04765fd7e287399c.jpg" id="108" name="Picture"/>
+                    <pic:cNvPr descr="01f258be777bb1bd6a77625a6f3ffa97cff8ca3c09799c4b04765fd7e287399c.jpg" id="102" name="Picture"/>
                     <pic:cNvPicPr>
                       <a:picLocks noChangeArrowheads="1" noChangeAspect="1"/>
                     </pic:cNvPicPr>
                   </pic:nvPicPr>
                   <pic:blipFill>
-                    <a:blip r:embed="rId106"/>
+                    <a:blip r:embed="rId100"/>
                     <a:stretch>
                       <a:fillRect/>
                     </a:stretch>
@@ -4199,8 +3246,8 @@
         </w:pict>
       </w:r>
     </w:p>
-    <w:bookmarkEnd w:id="109"/>
-    <w:bookmarkStart w:id="113" w:name="ch14-p6-碱性条件下外消旋化"/>
+    <w:bookmarkEnd w:id="103"/>
+    <w:bookmarkStart w:id="107" w:name="碱性条件下外消旋化"/>
     <w:p>
       <w:pPr>
         <w:pStyle w:val="Heading2"/>
@@ -4210,19 +3257,13 @@
         <w:rPr>
           <w:rFonts w:ascii="Times New Roman" w:hAnsi="Times New Roman" w:eastAsia="Times New Roman" w:cs="Times New Roman"/>
         </w:rPr>
-        <w:t xml:space="preserve">2.20 </w:t>
-      </w:r>
-      <w:r>
-        <w:rPr>
-          <w:rFonts w:hint="eastAsia" w:ascii="Times New Roman" w:hAnsi="Times New Roman" w:eastAsia="Times New Roman" w:cs="Times New Roman"/>
-        </w:rPr>
-        <w:t>Ch14-P6-</w:t>
+        <w:t xml:space="preserve">2.14 </w:t>
       </w:r>
       <w:r>
         <w:rPr>
           <w:rFonts w:hint="eastAsia" w:ascii="Times New Roman" w:hAnsi="Times New Roman" w:eastAsia="SimHei" w:cs="Times New Roman"/>
         </w:rPr>
-        <w:t>碱性条件下外消旋化</w:t>
+        <w:t xml:space="preserve">碱性条件下外消旋化</w:t>
       </w:r>
     </w:p>
     <w:p>
@@ -4250,18 +3291,18 @@
           <wp:inline>
             <wp:extent cx="2832100" cy="1803400"/>
             <wp:effectExtent b="0" l="0" r="0" t="0"/>
-            <wp:docPr descr="" title="" id="111" name="Picture"/>
+            <wp:docPr descr="" title="" id="105" name="Picture"/>
             <a:graphic>
               <a:graphicData uri="http://schemas.openxmlformats.org/drawingml/2006/picture">
                 <pic:pic>
                   <pic:nvPicPr>
-                    <pic:cNvPr descr="56abb8e1193c3322c530e99e8963f375c51df87aa6ac83391dcb7fbee72dbe6b.jpg" id="112" name="Picture"/>
+                    <pic:cNvPr descr="56abb8e1193c3322c530e99e8963f375c51df87aa6ac83391dcb7fbee72dbe6b.jpg" id="106" name="Picture"/>
                     <pic:cNvPicPr>
                       <a:picLocks noChangeArrowheads="1" noChangeAspect="1"/>
                     </pic:cNvPicPr>
                   </pic:nvPicPr>
                   <pic:blipFill>
-                    <a:blip r:embed="rId110"/>
+                    <a:blip r:embed="rId104"/>
                     <a:stretch>
                       <a:fillRect/>
                     </a:stretch>
@@ -4341,8 +3382,8 @@
         </w:pict>
       </w:r>
     </w:p>
-    <w:bookmarkEnd w:id="113"/>
-    <w:bookmarkStart w:id="114" w:name="ch15-p7-产物立体化学和对映非对映关系"/>
+    <w:bookmarkEnd w:id="107"/>
+    <w:bookmarkStart w:id="108" w:name="产物立体化学和对映非对映关系"/>
     <w:p>
       <w:pPr>
         <w:pStyle w:val="Heading2"/>
@@ -4352,19 +3393,55 @@
         <w:rPr>
           <w:rFonts w:ascii="Times New Roman" w:hAnsi="Times New Roman" w:eastAsia="Times New Roman" w:cs="Times New Roman"/>
         </w:rPr>
-        <w:t xml:space="preserve">2.21 </w:t>
-      </w:r>
-      <w:r>
-        <w:rPr>
-          <w:rFonts w:hint="eastAsia" w:ascii="Times New Roman" w:hAnsi="Times New Roman" w:eastAsia="Times New Roman" w:cs="Times New Roman"/>
-        </w:rPr>
-        <w:t>Ch15-P7-</w:t>
+        <w:t xml:space="preserve">2.15 </w:t>
       </w:r>
       <w:r>
         <w:rPr>
           <w:rFonts w:hint="eastAsia" w:ascii="Times New Roman" w:hAnsi="Times New Roman" w:eastAsia="SimHei" w:cs="Times New Roman"/>
         </w:rPr>
-        <w:t>产物立体化学和对映非对映关系</w:t>
+        <w:t xml:space="preserve">产物立体化学和对映非对映关系</w:t>
+      </w:r>
+    </w:p>
+    <w:p>
+      <w:pPr>
+        <w:pStyle w:val="FirstParagraph"/>
+      </w:pPr>
+      <w:r>
+        <w:rPr>
+          <w:rFonts w:ascii="Times New Roman" w:hAnsi="Times New Roman" w:eastAsia="Times New Roman" w:cs="Times New Roman"/>
+        </w:rPr>
+        <w:t xml:space="preserve">An achiral epoxide (meso compound) reacts with an amine nucleophile. What is the stereochemical relationship between the products?</w:t>
+      </w:r>
+      <w:r>
+        <w:rPr>
+          <w:rFonts w:ascii="Times New Roman" w:hAnsi="Times New Roman" w:eastAsia="Times New Roman" w:cs="Times New Roman"/>
+        </w:rPr>
+        <w:t xml:space="preserve"> </w:t>
+      </w:r>
+      <w:r>
+        <w:rPr>
+          <w:rFonts w:ascii="Times New Roman" w:hAnsi="Times New Roman" w:eastAsia="Times New Roman" w:cs="Times New Roman"/>
+        </w:rPr>
+        <w:t xml:space="preserve">2. An achiral substrate with an OTs leaving group reacts with a thiol nucleophile. What is the stereochemistry of the product?</w:t>
+      </w:r>
+    </w:p>
+    <w:p>
+      <w:pPr>
+        <w:pStyle w:val="BodyText"/>
+      </w:pPr>
+      <w:r>
+        <w:rPr>
+          <w:rFonts w:hint="eastAsia" w:ascii="Times New Roman" w:hAnsi="Times New Roman" w:eastAsia="FangSong" w:cs="Times New Roman"/>
+          <w:b/>
+          <w:bCs/>
+        </w:rPr>
+        <w:t xml:space="preserve">原文题目</w:t>
+      </w:r>
+      <w:r>
+        <w:rPr>
+          <w:rFonts w:hint="eastAsia" w:ascii="Times New Roman" w:hAnsi="Times New Roman" w:eastAsia="Times New Roman" w:cs="Times New Roman"/>
+        </w:rPr>
+        <w:t xml:space="preserve">：</w:t>
       </w:r>
     </w:p>
     <w:p>
@@ -4377,9 +3454,51 @@
       </w:pPr>
       <w:r>
         <w:rPr>
-          <w:rFonts w:ascii="Times New Roman" w:hAnsi="Times New Roman" w:eastAsia="Times New Roman" w:cs="Times New Roman"/>
-        </w:rPr>
-        <w:t xml:space="preserve">An achiral epoxide (meso compound) reacts with an amine nucleophile. What is the stereochemical relationship between the products?</w:t>
+          <w:rFonts w:hint="eastAsia" w:ascii="Times New Roman" w:hAnsi="Times New Roman" w:eastAsia="FangSong" w:cs="Times New Roman"/>
+        </w:rPr>
+        <w:t>一个非手性的环氧化物</w:t>
+      </w:r>
+      <w:r>
+        <w:rPr>
+          <w:rFonts w:hint="eastAsia" w:ascii="Times New Roman" w:hAnsi="Times New Roman" w:eastAsia="Times New Roman" w:cs="Times New Roman"/>
+        </w:rPr>
+        <w:t>（</w:t>
+      </w:r>
+      <w:r>
+        <w:rPr>
+          <w:rFonts w:hint="eastAsia" w:ascii="Times New Roman" w:hAnsi="Times New Roman" w:eastAsia="FangSong" w:cs="Times New Roman"/>
+        </w:rPr>
+        <w:t>内消旋化合物</w:t>
+      </w:r>
+      <w:r>
+        <w:rPr>
+          <w:rFonts w:hint="eastAsia" w:ascii="Times New Roman" w:hAnsi="Times New Roman" w:eastAsia="Times New Roman" w:cs="Times New Roman"/>
+        </w:rPr>
+        <w:t>）</w:t>
+      </w:r>
+      <w:r>
+        <w:rPr>
+          <w:rFonts w:hint="eastAsia" w:ascii="Times New Roman" w:hAnsi="Times New Roman" w:eastAsia="FangSong" w:cs="Times New Roman"/>
+        </w:rPr>
+        <w:t>与胺类亲核试剂反应</w:t>
+      </w:r>
+      <w:r>
+        <w:rPr>
+          <w:rFonts w:hint="eastAsia" w:ascii="Times New Roman" w:hAnsi="Times New Roman" w:eastAsia="Times New Roman" w:cs="Times New Roman"/>
+        </w:rPr>
+        <w:t>。</w:t>
+      </w:r>
+      <w:r>
+        <w:rPr>
+          <w:rFonts w:hint="eastAsia" w:ascii="Times New Roman" w:hAnsi="Times New Roman" w:eastAsia="FangSong" w:cs="Times New Roman"/>
+        </w:rPr>
+        <w:t>产物之间有什么立体化学关系</w:t>
+      </w:r>
+      <w:r>
+        <w:rPr>
+          <w:rFonts w:hint="eastAsia" w:ascii="Times New Roman" w:hAnsi="Times New Roman" w:eastAsia="Times New Roman" w:cs="Times New Roman"/>
+        </w:rPr>
+        <w:t>？</w:t>
       </w:r>
     </w:p>
     <w:p>
@@ -4392,97 +3511,6 @@
       </w:pPr>
       <w:r>
         <w:rPr>
-          <w:rFonts w:ascii="Times New Roman" w:hAnsi="Times New Roman" w:eastAsia="Times New Roman" w:cs="Times New Roman"/>
-        </w:rPr>
-        <w:t xml:space="preserve">An achiral substrate with an OTs leaving group reacts with a thiol nucleophile. What is the stereochemistry of the product?</w:t>
-      </w:r>
-    </w:p>
-    <w:p>
-      <w:pPr>
-        <w:pStyle w:val="FirstParagraph"/>
-      </w:pPr>
-      <w:r>
-        <w:rPr>
-          <w:rFonts w:hint="eastAsia" w:ascii="Times New Roman" w:hAnsi="Times New Roman" w:eastAsia="FangSong" w:cs="Times New Roman"/>
-          <w:b/>
-          <w:bCs/>
-        </w:rPr>
-        <w:t xml:space="preserve">原文题目</w:t>
-      </w:r>
-      <w:r>
-        <w:rPr>
-          <w:rFonts w:hint="eastAsia" w:ascii="Times New Roman" w:hAnsi="Times New Roman" w:eastAsia="Times New Roman" w:cs="Times New Roman"/>
-        </w:rPr>
-        <w:t xml:space="preserve">：</w:t>
-      </w:r>
-    </w:p>
-    <w:p>
-      <w:pPr>
-        <w:pStyle w:val="Compact"/>
-        <w:numPr>
-          <w:ilvl w:val="0"/>
-          <w:numId w:val="1003"/>
-        </w:numPr>
-      </w:pPr>
-      <w:r>
-        <w:rPr>
-          <w:rFonts w:hint="eastAsia" w:ascii="Times New Roman" w:hAnsi="Times New Roman" w:eastAsia="FangSong" w:cs="Times New Roman"/>
-        </w:rPr>
-        <w:t>一个非手性的环氧化物</w:t>
-      </w:r>
-      <w:r>
-        <w:rPr>
-          <w:rFonts w:hint="eastAsia" w:ascii="Times New Roman" w:hAnsi="Times New Roman" w:eastAsia="Times New Roman" w:cs="Times New Roman"/>
-        </w:rPr>
-        <w:t>（</w:t>
-      </w:r>
-      <w:r>
-        <w:rPr>
-          <w:rFonts w:hint="eastAsia" w:ascii="Times New Roman" w:hAnsi="Times New Roman" w:eastAsia="FangSong" w:cs="Times New Roman"/>
-        </w:rPr>
-        <w:t>内消旋化合物</w:t>
-      </w:r>
-      <w:r>
-        <w:rPr>
-          <w:rFonts w:hint="eastAsia" w:ascii="Times New Roman" w:hAnsi="Times New Roman" w:eastAsia="Times New Roman" w:cs="Times New Roman"/>
-        </w:rPr>
-        <w:t>）</w:t>
-      </w:r>
-      <w:r>
-        <w:rPr>
-          <w:rFonts w:hint="eastAsia" w:ascii="Times New Roman" w:hAnsi="Times New Roman" w:eastAsia="FangSong" w:cs="Times New Roman"/>
-        </w:rPr>
-        <w:t>与胺类亲核试剂反应</w:t>
-      </w:r>
-      <w:r>
-        <w:rPr>
-          <w:rFonts w:hint="eastAsia" w:ascii="Times New Roman" w:hAnsi="Times New Roman" w:eastAsia="Times New Roman" w:cs="Times New Roman"/>
-        </w:rPr>
-        <w:t>。</w:t>
-      </w:r>
-      <w:r>
-        <w:rPr>
-          <w:rFonts w:hint="eastAsia" w:ascii="Times New Roman" w:hAnsi="Times New Roman" w:eastAsia="FangSong" w:cs="Times New Roman"/>
-        </w:rPr>
-        <w:t>产物之间有什么立体化学关系</w:t>
-      </w:r>
-      <w:r>
-        <w:rPr>
-          <w:rFonts w:hint="eastAsia" w:ascii="Times New Roman" w:hAnsi="Times New Roman" w:eastAsia="Times New Roman" w:cs="Times New Roman"/>
-        </w:rPr>
-        <w:t>？</w:t>
-      </w:r>
-    </w:p>
-    <w:p>
-      <w:pPr>
-        <w:pStyle w:val="Compact"/>
-        <w:numPr>
-          <w:ilvl w:val="0"/>
-          <w:numId w:val="1003"/>
-        </w:numPr>
-      </w:pPr>
-      <w:r>
-        <w:rPr>
           <w:rFonts w:hint="eastAsia" w:ascii="Times New Roman" w:hAnsi="Times New Roman" w:eastAsia="FangSong" w:cs="Times New Roman"/>
         </w:rPr>
         <w:t>一个非手性的带有</w:t>
@@ -4528,8 +3556,8 @@
         </w:pict>
       </w:r>
     </w:p>
-    <w:bookmarkEnd w:id="114"/>
-    <w:bookmarkStart w:id="121" w:name="ch17-p3-消除区域选择性"/>
+    <w:bookmarkEnd w:id="108"/>
+    <w:bookmarkStart w:id="115" w:name="消除区域选择性"/>
     <w:p>
       <w:pPr>
         <w:pStyle w:val="Heading2"/>
@@ -4539,19 +3567,13 @@
         <w:rPr>
           <w:rFonts w:ascii="Times New Roman" w:hAnsi="Times New Roman" w:eastAsia="Times New Roman" w:cs="Times New Roman"/>
         </w:rPr>
-        <w:t xml:space="preserve">2.22 </w:t>
-      </w:r>
-      <w:r>
-        <w:rPr>
-          <w:rFonts w:hint="eastAsia" w:ascii="Times New Roman" w:hAnsi="Times New Roman" w:eastAsia="Times New Roman" w:cs="Times New Roman"/>
-        </w:rPr>
-        <w:t>Ch17-P3-</w:t>
+        <w:t xml:space="preserve">2.16 </w:t>
       </w:r>
       <w:r>
         <w:rPr>
           <w:rFonts w:hint="eastAsia" w:ascii="Times New Roman" w:hAnsi="Times New Roman" w:eastAsia="SimHei" w:cs="Times New Roman"/>
         </w:rPr>
-        <w:t>消除区域选择性</w:t>
+        <w:t xml:space="preserve">消除区域选择性</w:t>
       </w:r>
     </w:p>
     <w:p>
@@ -4579,18 +3601,18 @@
           <wp:inline>
             <wp:extent cx="3600000" cy="800621"/>
             <wp:effectExtent b="0" l="0" r="0" t="0"/>
-            <wp:docPr descr="" title="" id="116" name="Picture"/>
+            <wp:docPr descr="" title="" id="110" name="Picture"/>
             <a:graphic>
               <a:graphicData uri="http://schemas.openxmlformats.org/drawingml/2006/picture">
                 <pic:pic>
                   <pic:nvPicPr>
-                    <pic:cNvPr descr="aa6eeb7e7db6d9d44acfb6095186d26a99c0fae75416d49cf766c480b91aad0c.jpg" id="117" name="Picture"/>
+                    <pic:cNvPr descr="aa6eeb7e7db6d9d44acfb6095186d26a99c0fae75416d49cf766c480b91aad0c.jpg" id="111" name="Picture"/>
                     <pic:cNvPicPr>
                       <a:picLocks noChangeArrowheads="1" noChangeAspect="1"/>
                     </pic:cNvPicPr>
                   </pic:nvPicPr>
                   <pic:blipFill>
-                    <a:blip r:embed="rId115"/>
+                    <a:blip r:embed="rId109"/>
                     <a:stretch>
                       <a:fillRect/>
                     </a:stretch>
@@ -4631,18 +3653,18 @@
           <wp:inline>
             <wp:extent cx="3600000" cy="1140899"/>
             <wp:effectExtent b="0" l="0" r="0" t="0"/>
-            <wp:docPr descr="" title="" id="119" name="Picture"/>
+            <wp:docPr descr="" title="" id="113" name="Picture"/>
             <a:graphic>
               <a:graphicData uri="http://schemas.openxmlformats.org/drawingml/2006/picture">
                 <pic:pic>
                   <pic:nvPicPr>
-                    <pic:cNvPr descr="e4437a6855a4bad6b970d861681ab3b3bc3a161e0c5dbbb02f980918cbc758d6.jpg" id="120" name="Picture"/>
+                    <pic:cNvPr descr="e4437a6855a4bad6b970d861681ab3b3bc3a161e0c5dbbb02f980918cbc758d6.jpg" id="114" name="Picture"/>
                     <pic:cNvPicPr>
                       <a:picLocks noChangeArrowheads="1" noChangeAspect="1"/>
                     </pic:cNvPicPr>
                   </pic:nvPicPr>
                   <pic:blipFill>
-                    <a:blip r:embed="rId118"/>
+                    <a:blip r:embed="rId112"/>
                     <a:stretch>
                       <a:fillRect/>
                     </a:stretch>
@@ -4727,8 +3749,8 @@
         </w:pict>
       </w:r>
     </w:p>
-    <w:bookmarkEnd w:id="121"/>
-    <w:bookmarkStart w:id="125" w:name="ch17-p8-环己基溴e2困难和构象变化"/>
+    <w:bookmarkEnd w:id="115"/>
+    <w:bookmarkStart w:id="119" w:name="环己基溴e2困难和构象变化"/>
     <w:p>
       <w:pPr>
         <w:pStyle w:val="Heading2"/>
@@ -4738,13 +3760,7 @@
         <w:rPr>
           <w:rFonts w:ascii="Times New Roman" w:hAnsi="Times New Roman" w:eastAsia="Times New Roman" w:cs="Times New Roman"/>
         </w:rPr>
-        <w:t xml:space="preserve">2.23 </w:t>
-      </w:r>
-      <w:r>
-        <w:rPr>
-          <w:rFonts w:hint="eastAsia" w:ascii="Times New Roman" w:hAnsi="Times New Roman" w:eastAsia="Times New Roman" w:cs="Times New Roman"/>
-        </w:rPr>
-        <w:t>Ch17-P8-</w:t>
+        <w:t xml:space="preserve">2.17 </w:t>
       </w:r>
       <w:r>
         <w:rPr>
@@ -4790,18 +3806,18 @@
           <wp:inline>
             <wp:extent cx="3600000" cy="1007633"/>
             <wp:effectExtent b="0" l="0" r="0" t="0"/>
-            <wp:docPr descr="" title="" id="123" name="Picture"/>
+            <wp:docPr descr="" title="" id="117" name="Picture"/>
             <a:graphic>
               <a:graphicData uri="http://schemas.openxmlformats.org/drawingml/2006/picture">
                 <pic:pic>
                   <pic:nvPicPr>
-                    <pic:cNvPr descr="9342eb1563d0ca085e95e3be3682f858d45f586605da14414ffb37a9fe1eea9d.jpg" id="124" name="Picture"/>
+                    <pic:cNvPr descr="9342eb1563d0ca085e95e3be3682f858d45f586605da14414ffb37a9fe1eea9d.jpg" id="118" name="Picture"/>
                     <pic:cNvPicPr>
                       <a:picLocks noChangeArrowheads="1" noChangeAspect="1"/>
                     </pic:cNvPicPr>
                   </pic:nvPicPr>
                   <pic:blipFill>
-                    <a:blip r:embed="rId122"/>
+                    <a:blip r:embed="rId116"/>
                     <a:stretch>
                       <a:fillRect/>
                     </a:stretch>
@@ -4910,8 +3926,8 @@
         </w:pict>
       </w:r>
     </w:p>
-    <w:bookmarkEnd w:id="125"/>
-    <w:bookmarkStart w:id="129" w:name="ch19-p8-烯烃区域立体选择性转化试剂选择"/>
+    <w:bookmarkEnd w:id="119"/>
+    <w:bookmarkStart w:id="123" w:name="烯烃区域立体选择性转化试剂选择"/>
     <w:p>
       <w:pPr>
         <w:pStyle w:val="Heading2"/>
@@ -4921,19 +3937,13 @@
         <w:rPr>
           <w:rFonts w:ascii="Times New Roman" w:hAnsi="Times New Roman" w:eastAsia="Times New Roman" w:cs="Times New Roman"/>
         </w:rPr>
-        <w:t xml:space="preserve">2.24 </w:t>
-      </w:r>
-      <w:r>
-        <w:rPr>
-          <w:rFonts w:hint="eastAsia" w:ascii="Times New Roman" w:hAnsi="Times New Roman" w:eastAsia="Times New Roman" w:cs="Times New Roman"/>
-        </w:rPr>
-        <w:t>Ch19-P8-</w:t>
+        <w:t xml:space="preserve">2.18 </w:t>
       </w:r>
       <w:r>
         <w:rPr>
           <w:rFonts w:hint="eastAsia" w:ascii="Times New Roman" w:hAnsi="Times New Roman" w:eastAsia="SimHei" w:cs="Times New Roman"/>
         </w:rPr>
-        <w:t>烯烃区域立体选择性转化试剂选择</w:t>
+        <w:t xml:space="preserve">烯烃区域立体选择性转化试剂选择</w:t>
       </w:r>
     </w:p>
     <w:p>
@@ -4952,7 +3962,7 @@
         <w:pStyle w:val="Compact"/>
         <w:numPr>
           <w:ilvl w:val="0"/>
-          <w:numId w:val="1004"/>
+          <w:numId w:val="1003"/>
         </w:numPr>
       </w:pPr>
       <w:r>
@@ -4967,7 +3977,7 @@
         <w:pStyle w:val="Compact"/>
         <w:numPr>
           <w:ilvl w:val="0"/>
-          <w:numId w:val="1004"/>
+          <w:numId w:val="1003"/>
         </w:numPr>
       </w:pPr>
       <w:r>
@@ -4982,7 +3992,7 @@
         <w:pStyle w:val="Compact"/>
         <w:numPr>
           <w:ilvl w:val="0"/>
-          <w:numId w:val="1004"/>
+          <w:numId w:val="1003"/>
         </w:numPr>
       </w:pPr>
       <w:r>
@@ -4997,7 +4007,7 @@
         <w:pStyle w:val="Compact"/>
         <w:numPr>
           <w:ilvl w:val="0"/>
-          <w:numId w:val="1004"/>
+          <w:numId w:val="1003"/>
         </w:numPr>
       </w:pPr>
       <w:r>
@@ -5021,18 +4031,18 @@
           <wp:inline>
             <wp:extent cx="3600000" cy="1422492"/>
             <wp:effectExtent b="0" l="0" r="0" t="0"/>
-            <wp:docPr descr="" title="" id="127" name="Picture"/>
+            <wp:docPr descr="" title="" id="121" name="Picture"/>
             <a:graphic>
               <a:graphicData uri="http://schemas.openxmlformats.org/drawingml/2006/picture">
                 <pic:pic>
                   <pic:nvPicPr>
-                    <pic:cNvPr descr="2ec1a53272da729cc332177e427f6dfb21d9c0bf9583b1f63e1c02f44e77ce04.jpg" id="128" name="Picture"/>
+                    <pic:cNvPr descr="2ec1a53272da729cc332177e427f6dfb21d9c0bf9583b1f63e1c02f44e77ce04.jpg" id="122" name="Picture"/>
                     <pic:cNvPicPr>
                       <a:picLocks noChangeArrowheads="1" noChangeAspect="1"/>
                     </pic:cNvPicPr>
                   </pic:nvPicPr>
                   <pic:blipFill>
-                    <a:blip r:embed="rId126"/>
+                    <a:blip r:embed="rId120"/>
                     <a:stretch>
                       <a:fillRect/>
                     </a:stretch>
@@ -5112,7 +4122,7 @@
         <w:pStyle w:val="Compact"/>
         <w:numPr>
           <w:ilvl w:val="0"/>
-          <w:numId w:val="1005"/>
+          <w:numId w:val="1004"/>
         </w:numPr>
       </w:pPr>
       <w:r>
@@ -5139,7 +4149,7 @@
         <w:pStyle w:val="Compact"/>
         <w:numPr>
           <w:ilvl w:val="0"/>
-          <w:numId w:val="1005"/>
+          <w:numId w:val="1004"/>
         </w:numPr>
       </w:pPr>
       <w:r>
@@ -5178,7 +4188,7 @@
         <w:pStyle w:val="Compact"/>
         <w:numPr>
           <w:ilvl w:val="0"/>
-          <w:numId w:val="1005"/>
+          <w:numId w:val="1004"/>
         </w:numPr>
       </w:pPr>
       <w:r>
@@ -5205,7 +4215,7 @@
         <w:pStyle w:val="Compact"/>
         <w:numPr>
           <w:ilvl w:val="0"/>
-          <w:numId w:val="1005"/>
+          <w:numId w:val="1004"/>
         </w:numPr>
       </w:pPr>
       <w:r>
@@ -5237,8 +4247,8 @@
         </w:pict>
       </w:r>
     </w:p>
-    <w:bookmarkEnd w:id="129"/>
-    <w:bookmarkStart w:id="130" w:name="ch16-p4-十氢化萘溴化物环氧化与构象"/>
+    <w:bookmarkEnd w:id="123"/>
+    <w:bookmarkStart w:id="124" w:name="十氢化萘溴化物环氧化与构象"/>
     <w:p>
       <w:pPr>
         <w:pStyle w:val="Heading2"/>
@@ -5248,19 +4258,13 @@
         <w:rPr>
           <w:rFonts w:ascii="Times New Roman" w:hAnsi="Times New Roman" w:eastAsia="Times New Roman" w:cs="Times New Roman"/>
         </w:rPr>
-        <w:t xml:space="preserve">2.25 </w:t>
-      </w:r>
-      <w:r>
-        <w:rPr>
-          <w:rFonts w:hint="eastAsia" w:ascii="Times New Roman" w:hAnsi="Times New Roman" w:eastAsia="Times New Roman" w:cs="Times New Roman"/>
-        </w:rPr>
-        <w:t>Ch16-P4-</w:t>
+        <w:t xml:space="preserve">2.19 </w:t>
       </w:r>
       <w:r>
         <w:rPr>
           <w:rFonts w:hint="eastAsia" w:ascii="Times New Roman" w:hAnsi="Times New Roman" w:eastAsia="SimHei" w:cs="Times New Roman"/>
         </w:rPr>
-        <w:t>十氢化萘溴化物环氧化与构象</w:t>
+        <w:t xml:space="preserve">十氢化萘溴化物环氧化与构象</w:t>
       </w:r>
     </w:p>
     <w:p>
@@ -5327,8 +4331,8 @@
         </w:pict>
       </w:r>
     </w:p>
-    <w:bookmarkEnd w:id="130"/>
-    <w:bookmarkStart w:id="134" w:name="ch16-p5-环己酮缩醛化困难与构象关系"/>
+    <w:bookmarkEnd w:id="124"/>
+    <w:bookmarkStart w:id="128" w:name="环己酮缩醛化困难与构象关系"/>
     <w:p>
       <w:pPr>
         <w:pStyle w:val="Heading2"/>
@@ -5338,19 +4342,13 @@
         <w:rPr>
           <w:rFonts w:ascii="Times New Roman" w:hAnsi="Times New Roman" w:eastAsia="Times New Roman" w:cs="Times New Roman"/>
         </w:rPr>
-        <w:t xml:space="preserve">2.26 </w:t>
-      </w:r>
-      <w:r>
-        <w:rPr>
-          <w:rFonts w:hint="eastAsia" w:ascii="Times New Roman" w:hAnsi="Times New Roman" w:eastAsia="Times New Roman" w:cs="Times New Roman"/>
-        </w:rPr>
-        <w:t>Ch16-P5-</w:t>
+        <w:t xml:space="preserve">2.20 </w:t>
       </w:r>
       <w:r>
         <w:rPr>
           <w:rFonts w:hint="eastAsia" w:ascii="Times New Roman" w:hAnsi="Times New Roman" w:eastAsia="SimHei" w:cs="Times New Roman"/>
         </w:rPr>
-        <w:t>环己酮缩醛化困难与构象关系</w:t>
+        <w:t xml:space="preserve">环己酮缩醛化困难与构象关系</w:t>
       </w:r>
     </w:p>
     <w:p>
@@ -5378,18 +4376,18 @@
           <wp:inline>
             <wp:extent cx="3600000" cy="2201350"/>
             <wp:effectExtent b="0" l="0" r="0" t="0"/>
-            <wp:docPr descr="" title="" id="132" name="Picture"/>
+            <wp:docPr descr="" title="" id="126" name="Picture"/>
             <a:graphic>
               <a:graphicData uri="http://schemas.openxmlformats.org/drawingml/2006/picture">
                 <pic:pic>
                   <pic:nvPicPr>
-                    <pic:cNvPr descr="bbd3abec35ba58e14d012cf56977947a1c7da97e60770825dce4afc8553385b4.jpg" id="133" name="Picture"/>
+                    <pic:cNvPr descr="bbd3abec35ba58e14d012cf56977947a1c7da97e60770825dce4afc8553385b4.jpg" id="127" name="Picture"/>
                     <pic:cNvPicPr>
                       <a:picLocks noChangeArrowheads="1" noChangeAspect="1"/>
                     </pic:cNvPicPr>
                   </pic:nvPicPr>
                   <pic:blipFill>
-                    <a:blip r:embed="rId131"/>
+                    <a:blip r:embed="rId125"/>
                     <a:stretch>
                       <a:fillRect/>
                     </a:stretch>
@@ -5469,8 +4467,8 @@
         </w:pict>
       </w:r>
     </w:p>
-    <w:bookmarkEnd w:id="134"/>
-    <w:bookmarkStart w:id="138" w:name="ch24-p1-氨基醇制备中区域选择性试剂选择"/>
+    <w:bookmarkEnd w:id="128"/>
+    <w:bookmarkStart w:id="132" w:name="氨基醇制备中区域选择性试剂选择"/>
     <w:p>
       <w:pPr>
         <w:pStyle w:val="Heading2"/>
@@ -5480,19 +4478,13 @@
         <w:rPr>
           <w:rFonts w:ascii="Times New Roman" w:hAnsi="Times New Roman" w:eastAsia="Times New Roman" w:cs="Times New Roman"/>
         </w:rPr>
-        <w:t xml:space="preserve">2.27 </w:t>
-      </w:r>
-      <w:r>
-        <w:rPr>
-          <w:rFonts w:hint="eastAsia" w:ascii="Times New Roman" w:hAnsi="Times New Roman" w:eastAsia="Times New Roman" w:cs="Times New Roman"/>
-        </w:rPr>
-        <w:t>Ch24-P1-</w:t>
+        <w:t xml:space="preserve">2.21 </w:t>
       </w:r>
       <w:r>
         <w:rPr>
           <w:rFonts w:hint="eastAsia" w:ascii="Times New Roman" w:hAnsi="Times New Roman" w:eastAsia="SimHei" w:cs="Times New Roman"/>
         </w:rPr>
-        <w:t>氨基醇制备中区域选择性试剂选择</w:t>
+        <w:t xml:space="preserve">氨基醇制备中区域选择性试剂选择</w:t>
       </w:r>
     </w:p>
     <w:p>
@@ -5520,18 +4512,18 @@
           <wp:inline>
             <wp:extent cx="3600000" cy="443254"/>
             <wp:effectExtent b="0" l="0" r="0" t="0"/>
-            <wp:docPr descr="" title="" id="136" name="Picture"/>
+            <wp:docPr descr="" title="" id="130" name="Picture"/>
             <a:graphic>
               <a:graphicData uri="http://schemas.openxmlformats.org/drawingml/2006/picture">
                 <pic:pic>
                   <pic:nvPicPr>
-                    <pic:cNvPr descr="cf671bbed8e39dcb0349e0f931f870627ed41387c26e4c50ca6533682d31a5cb.jpg" id="137" name="Picture"/>
+                    <pic:cNvPr descr="cf671bbed8e39dcb0349e0f931f870627ed41387c26e4c50ca6533682d31a5cb.jpg" id="131" name="Picture"/>
                     <pic:cNvPicPr>
                       <a:picLocks noChangeArrowheads="1" noChangeAspect="1"/>
                     </pic:cNvPicPr>
                   </pic:nvPicPr>
                   <pic:blipFill>
-                    <a:blip r:embed="rId135"/>
+                    <a:blip r:embed="rId129"/>
                     <a:stretch>
                       <a:fillRect/>
                     </a:stretch>
@@ -5623,8 +4615,8 @@
         </w:pict>
       </w:r>
     </w:p>
-    <w:bookmarkEnd w:id="138"/>
-    <w:bookmarkStart w:id="142" w:name="ch24-p2-不饱和羰基直接共轭加成区域选择性"/>
+    <w:bookmarkEnd w:id="132"/>
+    <w:bookmarkStart w:id="136" w:name="不饱和羰基直接共轭加成区域选择性"/>
     <w:p>
       <w:pPr>
         <w:pStyle w:val="Heading2"/>
@@ -5634,19 +4626,13 @@
         <w:rPr>
           <w:rFonts w:ascii="Times New Roman" w:hAnsi="Times New Roman" w:eastAsia="Times New Roman" w:cs="Times New Roman"/>
         </w:rPr>
-        <w:t xml:space="preserve">2.28 </w:t>
-      </w:r>
-      <w:r>
-        <w:rPr>
-          <w:rFonts w:hint="eastAsia" w:ascii="Times New Roman" w:hAnsi="Times New Roman" w:eastAsia="Times New Roman" w:cs="Times New Roman"/>
-        </w:rPr>
-        <w:t>Ch24-P2-</w:t>
+        <w:t xml:space="preserve">2.22 </w:t>
       </w:r>
       <w:r>
         <w:rPr>
           <w:rFonts w:hint="eastAsia" w:ascii="Times New Roman" w:hAnsi="Times New Roman" w:eastAsia="SimHei" w:cs="Times New Roman"/>
         </w:rPr>
-        <w:t>不饱和羰基直接共轭加成区域选择性</w:t>
+        <w:t xml:space="preserve">不饱和羰基直接共轭加成区域选择性</w:t>
       </w:r>
     </w:p>
     <w:p>
@@ -5674,18 +4660,18 @@
           <wp:inline>
             <wp:extent cx="3600000" cy="595010"/>
             <wp:effectExtent b="0" l="0" r="0" t="0"/>
-            <wp:docPr descr="" title="" id="140" name="Picture"/>
+            <wp:docPr descr="" title="" id="134" name="Picture"/>
             <a:graphic>
               <a:graphicData uri="http://schemas.openxmlformats.org/drawingml/2006/picture">
                 <pic:pic>
                   <pic:nvPicPr>
-                    <pic:cNvPr descr="2e29e9cc80729d22fcf0d4a703d95875d2cbd9cbbfe61544a77915ff4ac3b4a5.jpg" id="141" name="Picture"/>
+                    <pic:cNvPr descr="2e29e9cc80729d22fcf0d4a703d95875d2cbd9cbbfe61544a77915ff4ac3b4a5.jpg" id="135" name="Picture"/>
                     <pic:cNvPicPr>
                       <a:picLocks noChangeArrowheads="1" noChangeAspect="1"/>
                     </pic:cNvPicPr>
                   </pic:nvPicPr>
                   <pic:blipFill>
-                    <a:blip r:embed="rId139"/>
+                    <a:blip r:embed="rId133"/>
                     <a:stretch>
                       <a:fillRect/>
                     </a:stretch>
@@ -5753,8 +4739,8 @@
         </w:pict>
       </w:r>
     </w:p>
-    <w:bookmarkEnd w:id="142"/>
-    <w:bookmarkStart w:id="146" w:name="ch24-p3-芳香亲电取代和自由基取代区域选择性"/>
+    <w:bookmarkEnd w:id="136"/>
+    <w:bookmarkStart w:id="140" w:name="芳香亲电取代和自由基取代区域选择性"/>
     <w:p>
       <w:pPr>
         <w:pStyle w:val="Heading2"/>
@@ -5764,19 +4750,13 @@
         <w:rPr>
           <w:rFonts w:ascii="Times New Roman" w:hAnsi="Times New Roman" w:eastAsia="Times New Roman" w:cs="Times New Roman"/>
         </w:rPr>
-        <w:t xml:space="preserve">2.29 </w:t>
-      </w:r>
-      <w:r>
-        <w:rPr>
-          <w:rFonts w:hint="eastAsia" w:ascii="Times New Roman" w:hAnsi="Times New Roman" w:eastAsia="Times New Roman" w:cs="Times New Roman"/>
-        </w:rPr>
-        <w:t>Ch24-P3-</w:t>
+        <w:t xml:space="preserve">2.23 </w:t>
       </w:r>
       <w:r>
         <w:rPr>
           <w:rFonts w:hint="eastAsia" w:ascii="Times New Roman" w:hAnsi="Times New Roman" w:eastAsia="SimHei" w:cs="Times New Roman"/>
         </w:rPr>
-        <w:t>芳香亲电取代和自由基取代区域选择性</w:t>
+        <w:t xml:space="preserve">芳香亲电取代和自由基取代区域选择性</w:t>
       </w:r>
     </w:p>
     <w:p>
@@ -5804,18 +4784,18 @@
           <wp:inline>
             <wp:extent cx="3600000" cy="620388"/>
             <wp:effectExtent b="0" l="0" r="0" t="0"/>
-            <wp:docPr descr="" title="" id="144" name="Picture"/>
+            <wp:docPr descr="" title="" id="138" name="Picture"/>
             <a:graphic>
               <a:graphicData uri="http://schemas.openxmlformats.org/drawingml/2006/picture">
                 <pic:pic>
                   <pic:nvPicPr>
-                    <pic:cNvPr descr="2ba25f6e0b4f05ddb1cd6535ebd892a5a470151a5f7d1cb7b9a313f65f01dad4.jpg" id="145" name="Picture"/>
+                    <pic:cNvPr descr="2ba25f6e0b4f05ddb1cd6535ebd892a5a470151a5f7d1cb7b9a313f65f01dad4.jpg" id="139" name="Picture"/>
                     <pic:cNvPicPr>
                       <a:picLocks noChangeArrowheads="1" noChangeAspect="1"/>
                     </pic:cNvPicPr>
                   </pic:nvPicPr>
                   <pic:blipFill>
-                    <a:blip r:embed="rId143"/>
+                    <a:blip r:embed="rId137"/>
                     <a:stretch>
                       <a:fillRect/>
                     </a:stretch>
@@ -5919,8 +4899,8 @@
         </w:pict>
       </w:r>
     </w:p>
-    <w:bookmarkEnd w:id="146"/>
-    <w:bookmarkStart w:id="150" w:name="Xd04c31b050b3420233e729c11f777595f0a05b9"/>
+    <w:bookmarkEnd w:id="140"/>
+    <w:bookmarkStart w:id="144" w:name="friedel-crafts和wolff-kishner序列中a和b"/>
     <w:p>
       <w:pPr>
         <w:pStyle w:val="Heading2"/>
@@ -5930,13 +4910,13 @@
         <w:rPr>
           <w:rFonts w:ascii="Times New Roman" w:hAnsi="Times New Roman" w:eastAsia="Times New Roman" w:cs="Times New Roman"/>
         </w:rPr>
-        <w:t xml:space="preserve">2.30 </w:t>
-      </w:r>
-      <w:r>
-        <w:rPr>
-          <w:rFonts w:hint="eastAsia" w:ascii="Times New Roman" w:hAnsi="Times New Roman" w:eastAsia="Times New Roman" w:cs="Times New Roman"/>
-        </w:rPr>
-        <w:t>Ch24-P6-Friedel-Crafts</w:t>
+        <w:t xml:space="preserve">2.24 </w:t>
+      </w:r>
+      <w:r>
+        <w:rPr>
+          <w:rFonts w:hint="eastAsia" w:ascii="Times New Roman" w:hAnsi="Times New Roman" w:eastAsia="Times New Roman" w:cs="Times New Roman"/>
+        </w:rPr>
+        <w:t>Friedel-Crafts</w:t>
       </w:r>
       <w:r>
         <w:rPr>
@@ -6000,18 +4980,18 @@
           <wp:inline>
             <wp:extent cx="3600000" cy="637415"/>
             <wp:effectExtent b="0" l="0" r="0" t="0"/>
-            <wp:docPr descr="" title="" id="148" name="Picture"/>
+            <wp:docPr descr="" title="" id="142" name="Picture"/>
             <a:graphic>
               <a:graphicData uri="http://schemas.openxmlformats.org/drawingml/2006/picture">
                 <pic:pic>
                   <pic:nvPicPr>
-                    <pic:cNvPr descr="28afa9b08f22dc76ea2ec691ae1edeabbbc8b14fc42240d31bd0cc0545e5316d.jpg" id="149" name="Picture"/>
+                    <pic:cNvPr descr="28afa9b08f22dc76ea2ec691ae1edeabbbc8b14fc42240d31bd0cc0545e5316d.jpg" id="143" name="Picture"/>
                     <pic:cNvPicPr>
                       <a:picLocks noChangeArrowheads="1" noChangeAspect="1"/>
                     </pic:cNvPicPr>
                   </pic:nvPicPr>
                   <pic:blipFill>
-                    <a:blip r:embed="rId147"/>
+                    <a:blip r:embed="rId141"/>
                     <a:stretch>
                       <a:fillRect/>
                     </a:stretch>
@@ -6103,8 +5083,8 @@
         </w:pict>
       </w:r>
     </w:p>
-    <w:bookmarkEnd w:id="150"/>
-    <w:bookmarkStart w:id="154" w:name="ch24-p8-多步序列中区域和化学选择性"/>
+    <w:bookmarkEnd w:id="144"/>
+    <w:bookmarkStart w:id="148" w:name="多步序列中区域和化学选择性"/>
     <w:p>
       <w:pPr>
         <w:pStyle w:val="Heading2"/>
@@ -6114,19 +5094,13 @@
         <w:rPr>
           <w:rFonts w:ascii="Times New Roman" w:hAnsi="Times New Roman" w:eastAsia="Times New Roman" w:cs="Times New Roman"/>
         </w:rPr>
-        <w:t xml:space="preserve">2.31 </w:t>
-      </w:r>
-      <w:r>
-        <w:rPr>
-          <w:rFonts w:hint="eastAsia" w:ascii="Times New Roman" w:hAnsi="Times New Roman" w:eastAsia="Times New Roman" w:cs="Times New Roman"/>
-        </w:rPr>
-        <w:t>Ch24-P8-</w:t>
+        <w:t xml:space="preserve">2.25 </w:t>
       </w:r>
       <w:r>
         <w:rPr>
           <w:rFonts w:hint="eastAsia" w:ascii="Times New Roman" w:hAnsi="Times New Roman" w:eastAsia="SimHei" w:cs="Times New Roman"/>
         </w:rPr>
-        <w:t>多步序列中区域和化学选择性</w:t>
+        <w:t xml:space="preserve">多步序列中区域和化学选择性</w:t>
       </w:r>
     </w:p>
     <w:p>
@@ -6154,18 +5128,18 @@
           <wp:inline>
             <wp:extent cx="3600000" cy="1676971"/>
             <wp:effectExtent b="0" l="0" r="0" t="0"/>
-            <wp:docPr descr="" title="" id="152" name="Picture"/>
+            <wp:docPr descr="" title="" id="146" name="Picture"/>
             <a:graphic>
               <a:graphicData uri="http://schemas.openxmlformats.org/drawingml/2006/picture">
                 <pic:pic>
                   <pic:nvPicPr>
-                    <pic:cNvPr descr="9fed04216a57280fc0dfc898f39a822a210097e01dc7d7d3351de8b7fe0cd769.jpg" id="153" name="Picture"/>
+                    <pic:cNvPr descr="9fed04216a57280fc0dfc898f39a822a210097e01dc7d7d3351de8b7fe0cd769.jpg" id="147" name="Picture"/>
                     <pic:cNvPicPr>
                       <a:picLocks noChangeArrowheads="1" noChangeAspect="1"/>
                     </pic:cNvPicPr>
                   </pic:nvPicPr>
                   <pic:blipFill>
-                    <a:blip r:embed="rId151"/>
+                    <a:blip r:embed="rId145"/>
                     <a:stretch>
                       <a:fillRect/>
                     </a:stretch>
@@ -6233,8 +5207,8 @@
         </w:pict>
       </w:r>
     </w:p>
-    <w:bookmarkEnd w:id="154"/>
-    <w:bookmarkStart w:id="158" w:name="ch25-p6-区域选择性烯醇烯醇盐制备"/>
+    <w:bookmarkEnd w:id="148"/>
+    <w:bookmarkStart w:id="152" w:name="区域选择性烯醇烯醇盐制备"/>
     <w:p>
       <w:pPr>
         <w:pStyle w:val="Heading2"/>
@@ -6244,19 +5218,13 @@
         <w:rPr>
           <w:rFonts w:ascii="Times New Roman" w:hAnsi="Times New Roman" w:eastAsia="Times New Roman" w:cs="Times New Roman"/>
         </w:rPr>
-        <w:t xml:space="preserve">2.32 </w:t>
-      </w:r>
-      <w:r>
-        <w:rPr>
-          <w:rFonts w:hint="eastAsia" w:ascii="Times New Roman" w:hAnsi="Times New Roman" w:eastAsia="Times New Roman" w:cs="Times New Roman"/>
-        </w:rPr>
-        <w:t>Ch25-P6-</w:t>
+        <w:t xml:space="preserve">2.26 </w:t>
       </w:r>
       <w:r>
         <w:rPr>
           <w:rFonts w:hint="eastAsia" w:ascii="Times New Roman" w:hAnsi="Times New Roman" w:eastAsia="SimHei" w:cs="Times New Roman"/>
         </w:rPr>
-        <w:t>区域选择性烯醇烯醇盐制备</w:t>
+        <w:t xml:space="preserve">区域选择性烯醇烯醇盐制备</w:t>
       </w:r>
     </w:p>
     <w:p>
@@ -6284,18 +5252,18 @@
           <wp:inline>
             <wp:extent cx="3600000" cy="950494"/>
             <wp:effectExtent b="0" l="0" r="0" t="0"/>
-            <wp:docPr descr="" title="" id="156" name="Picture"/>
+            <wp:docPr descr="" title="" id="150" name="Picture"/>
             <a:graphic>
               <a:graphicData uri="http://schemas.openxmlformats.org/drawingml/2006/picture">
                 <pic:pic>
                   <pic:nvPicPr>
-                    <pic:cNvPr descr="851588904e439219542e788955377618b9ae19e409854a7598b8c5022bf14a99.jpg" id="157" name="Picture"/>
+                    <pic:cNvPr descr="851588904e439219542e788955377618b9ae19e409854a7598b8c5022bf14a99.jpg" id="151" name="Picture"/>
                     <pic:cNvPicPr>
                       <a:picLocks noChangeArrowheads="1" noChangeAspect="1"/>
                     </pic:cNvPicPr>
                   </pic:nvPicPr>
                   <pic:blipFill>
-                    <a:blip r:embed="rId155"/>
+                    <a:blip r:embed="rId149"/>
                     <a:stretch>
                       <a:fillRect/>
                     </a:stretch>
@@ -6357,8 +5325,8 @@
         </w:pict>
       </w:r>
     </w:p>
-    <w:bookmarkEnd w:id="158"/>
-    <w:bookmarkStart w:id="162" w:name="ch27-p6-昆虫信息素wittig立体化学"/>
+    <w:bookmarkEnd w:id="152"/>
+    <w:bookmarkStart w:id="156" w:name="昆虫信息素wittig立体化学"/>
     <w:p>
       <w:pPr>
         <w:pStyle w:val="Heading2"/>
@@ -6368,13 +5336,7 @@
         <w:rPr>
           <w:rFonts w:ascii="Times New Roman" w:hAnsi="Times New Roman" w:eastAsia="Times New Roman" w:cs="Times New Roman"/>
         </w:rPr>
-        <w:t xml:space="preserve">2.33 </w:t>
-      </w:r>
-      <w:r>
-        <w:rPr>
-          <w:rFonts w:hint="eastAsia" w:ascii="Times New Roman" w:hAnsi="Times New Roman" w:eastAsia="Times New Roman" w:cs="Times New Roman"/>
-        </w:rPr>
-        <w:t>Ch27-P6-</w:t>
+        <w:t xml:space="preserve">2.27 </w:t>
       </w:r>
       <w:r>
         <w:rPr>
@@ -6420,18 +5382,18 @@
           <wp:inline>
             <wp:extent cx="3600000" cy="1622797"/>
             <wp:effectExtent b="0" l="0" r="0" t="0"/>
-            <wp:docPr descr="" title="" id="160" name="Picture"/>
+            <wp:docPr descr="" title="" id="154" name="Picture"/>
             <a:graphic>
               <a:graphicData uri="http://schemas.openxmlformats.org/drawingml/2006/picture">
                 <pic:pic>
                   <pic:nvPicPr>
-                    <pic:cNvPr descr="b4e0aa0f63b690642ee7d715412cd0aa1c571b6296b0b72e15526e107c959bf8.jpg" id="161" name="Picture"/>
+                    <pic:cNvPr descr="b4e0aa0f63b690642ee7d715412cd0aa1c571b6296b0b72e15526e107c959bf8.jpg" id="155" name="Picture"/>
                     <pic:cNvPicPr>
                       <a:picLocks noChangeArrowheads="1" noChangeAspect="1"/>
                     </pic:cNvPicPr>
                   </pic:nvPicPr>
                   <pic:blipFill>
-                    <a:blip r:embed="rId159"/>
+                    <a:blip r:embed="rId153"/>
                     <a:stretch>
                       <a:fillRect/>
                     </a:stretch>
@@ -6493,8 +5455,8 @@
         </w:pict>
       </w:r>
     </w:p>
-    <w:bookmarkEnd w:id="162"/>
-    <w:bookmarkStart w:id="166" w:name="ch41-p1-循环中间体创建新手性中心"/>
+    <w:bookmarkEnd w:id="156"/>
+    <w:bookmarkStart w:id="160" w:name="循环中间体创建新手性中心"/>
     <w:p>
       <w:pPr>
         <w:pStyle w:val="Heading2"/>
@@ -6504,19 +5466,13 @@
         <w:rPr>
           <w:rFonts w:ascii="Times New Roman" w:hAnsi="Times New Roman" w:eastAsia="Times New Roman" w:cs="Times New Roman"/>
         </w:rPr>
-        <w:t xml:space="preserve">2.34 </w:t>
-      </w:r>
-      <w:r>
-        <w:rPr>
-          <w:rFonts w:hint="eastAsia" w:ascii="Times New Roman" w:hAnsi="Times New Roman" w:eastAsia="Times New Roman" w:cs="Times New Roman"/>
-        </w:rPr>
-        <w:t>Ch41-P1-</w:t>
+        <w:t xml:space="preserve">2.28 </w:t>
       </w:r>
       <w:r>
         <w:rPr>
           <w:rFonts w:hint="eastAsia" w:ascii="Times New Roman" w:hAnsi="Times New Roman" w:eastAsia="SimHei" w:cs="Times New Roman"/>
         </w:rPr>
-        <w:t>循环中间体创建新手性中心</w:t>
+        <w:t xml:space="preserve">循环中间体创建新手性中心</w:t>
       </w:r>
     </w:p>
     <w:p>
@@ -6544,18 +5500,18 @@
           <wp:inline>
             <wp:extent cx="3600000" cy="1822452"/>
             <wp:effectExtent b="0" l="0" r="0" t="0"/>
-            <wp:docPr descr="" title="" id="164" name="Picture"/>
+            <wp:docPr descr="" title="" id="158" name="Picture"/>
             <a:graphic>
               <a:graphicData uri="http://schemas.openxmlformats.org/drawingml/2006/picture">
                 <pic:pic>
                   <pic:nvPicPr>
-                    <pic:cNvPr descr="1d8ed1caf6442f4f1e7cc33885ff5281943c7e9c3377f5f5e7bdeb9cf4abc7f8.jpg" id="165" name="Picture"/>
+                    <pic:cNvPr descr="1d8ed1caf6442f4f1e7cc33885ff5281943c7e9c3377f5f5e7bdeb9cf4abc7f8.jpg" id="159" name="Picture"/>
                     <pic:cNvPicPr>
                       <a:picLocks noChangeArrowheads="1" noChangeAspect="1"/>
                     </pic:cNvPicPr>
                   </pic:nvPicPr>
                   <pic:blipFill>
-                    <a:blip r:embed="rId163"/>
+                    <a:blip r:embed="rId157"/>
                     <a:stretch>
                       <a:fillRect/>
                     </a:stretch>
@@ -6617,8 +5573,8 @@
         </w:pict>
       </w:r>
     </w:p>
-    <w:bookmarkEnd w:id="166"/>
-    <w:bookmarkStart w:id="170" w:name="ch41-p2-拆分法规划不对称合成入门"/>
+    <w:bookmarkEnd w:id="160"/>
+    <w:bookmarkStart w:id="164" w:name="拆分法规划不对称合成入门"/>
     <w:p>
       <w:pPr>
         <w:pStyle w:val="Heading2"/>
@@ -6628,19 +5584,13 @@
         <w:rPr>
           <w:rFonts w:ascii="Times New Roman" w:hAnsi="Times New Roman" w:eastAsia="Times New Roman" w:cs="Times New Roman"/>
         </w:rPr>
-        <w:t xml:space="preserve">2.35 </w:t>
-      </w:r>
-      <w:r>
-        <w:rPr>
-          <w:rFonts w:hint="eastAsia" w:ascii="Times New Roman" w:hAnsi="Times New Roman" w:eastAsia="Times New Roman" w:cs="Times New Roman"/>
-        </w:rPr>
-        <w:t>Ch41-P2-</w:t>
+        <w:t xml:space="preserve">2.29 </w:t>
       </w:r>
       <w:r>
         <w:rPr>
           <w:rFonts w:hint="eastAsia" w:ascii="Times New Roman" w:hAnsi="Times New Roman" w:eastAsia="SimHei" w:cs="Times New Roman"/>
         </w:rPr>
-        <w:t>拆分法规划不对称合成入门</w:t>
+        <w:t xml:space="preserve">拆分法规划不对称合成入门</w:t>
       </w:r>
     </w:p>
     <w:p>
@@ -6668,18 +5618,18 @@
           <wp:inline>
             <wp:extent cx="3600000" cy="1521384"/>
             <wp:effectExtent b="0" l="0" r="0" t="0"/>
-            <wp:docPr descr="" title="" id="168" name="Picture"/>
+            <wp:docPr descr="" title="" id="162" name="Picture"/>
             <a:graphic>
               <a:graphicData uri="http://schemas.openxmlformats.org/drawingml/2006/picture">
                 <pic:pic>
                   <pic:nvPicPr>
-                    <pic:cNvPr descr="e9821760813490d2c58cda81ba6541d811c0cf44666f833c0454ef82d0847daa.jpg" id="169" name="Picture"/>
+                    <pic:cNvPr descr="e9821760813490d2c58cda81ba6541d811c0cf44666f833c0454ef82d0847daa.jpg" id="163" name="Picture"/>
                     <pic:cNvPicPr>
                       <a:picLocks noChangeArrowheads="1" noChangeAspect="1"/>
                     </pic:cNvPicPr>
                   </pic:nvPicPr>
                   <pic:blipFill>
-                    <a:blip r:embed="rId167"/>
+                    <a:blip r:embed="rId161"/>
                     <a:stretch>
                       <a:fillRect/>
                     </a:stretch>
@@ -6741,8 +5691,8 @@
         </w:pict>
       </w:r>
     </w:p>
-    <w:bookmarkEnd w:id="170"/>
-    <w:bookmarkStart w:id="174" w:name="ch41-p3-不对称合成初步规划"/>
+    <w:bookmarkEnd w:id="164"/>
+    <w:bookmarkStart w:id="168" w:name="不对称合成初步规划"/>
     <w:p>
       <w:pPr>
         <w:pStyle w:val="Heading2"/>
@@ -6752,19 +5702,13 @@
         <w:rPr>
           <w:rFonts w:ascii="Times New Roman" w:hAnsi="Times New Roman" w:eastAsia="Times New Roman" w:cs="Times New Roman"/>
         </w:rPr>
-        <w:t xml:space="preserve">2.36 </w:t>
-      </w:r>
-      <w:r>
-        <w:rPr>
-          <w:rFonts w:hint="eastAsia" w:ascii="Times New Roman" w:hAnsi="Times New Roman" w:eastAsia="Times New Roman" w:cs="Times New Roman"/>
-        </w:rPr>
-        <w:t>Ch41-P3-</w:t>
+        <w:t xml:space="preserve">2.30 </w:t>
       </w:r>
       <w:r>
         <w:rPr>
           <w:rFonts w:hint="eastAsia" w:ascii="Times New Roman" w:hAnsi="Times New Roman" w:eastAsia="SimHei" w:cs="Times New Roman"/>
         </w:rPr>
-        <w:t>不对称合成初步规划</w:t>
+        <w:t xml:space="preserve">不对称合成初步规划</w:t>
       </w:r>
     </w:p>
     <w:p>
@@ -6792,18 +5736,18 @@
           <wp:inline>
             <wp:extent cx="3600000" cy="612847"/>
             <wp:effectExtent b="0" l="0" r="0" t="0"/>
-            <wp:docPr descr="" title="" id="172" name="Picture"/>
+            <wp:docPr descr="" title="" id="166" name="Picture"/>
             <a:graphic>
               <a:graphicData uri="http://schemas.openxmlformats.org/drawingml/2006/picture">
                 <pic:pic>
                   <pic:nvPicPr>
-                    <pic:cNvPr descr="00efd358cf9e5f0e94c17eac9ea08967b476efd510b610043e52b1606017cdbb.jpg" id="173" name="Picture"/>
+                    <pic:cNvPr descr="00efd358cf9e5f0e94c17eac9ea08967b476efd510b610043e52b1606017cdbb.jpg" id="167" name="Picture"/>
                     <pic:cNvPicPr>
                       <a:picLocks noChangeArrowheads="1" noChangeAspect="1"/>
                     </pic:cNvPicPr>
                   </pic:nvPicPr>
                   <pic:blipFill>
-                    <a:blip r:embed="rId171"/>
+                    <a:blip r:embed="rId165"/>
                     <a:stretch>
                       <a:fillRect/>
                     </a:stretch>
@@ -6865,8 +5809,8 @@
         </w:pict>
       </w:r>
     </w:p>
-    <w:bookmarkEnd w:id="174"/>
-    <w:bookmarkStart w:id="178" w:name="ch41-p5-简单序列逐步讨论"/>
+    <w:bookmarkEnd w:id="168"/>
+    <w:bookmarkStart w:id="172" w:name="简单序列逐步讨论"/>
     <w:p>
       <w:pPr>
         <w:pStyle w:val="Heading2"/>
@@ -6876,19 +5820,13 @@
         <w:rPr>
           <w:rFonts w:ascii="Times New Roman" w:hAnsi="Times New Roman" w:eastAsia="Times New Roman" w:cs="Times New Roman"/>
         </w:rPr>
-        <w:t xml:space="preserve">2.37 </w:t>
-      </w:r>
-      <w:r>
-        <w:rPr>
-          <w:rFonts w:hint="eastAsia" w:ascii="Times New Roman" w:hAnsi="Times New Roman" w:eastAsia="Times New Roman" w:cs="Times New Roman"/>
-        </w:rPr>
-        <w:t>Ch41-P5-</w:t>
+        <w:t xml:space="preserve">2.31 </w:t>
       </w:r>
       <w:r>
         <w:rPr>
           <w:rFonts w:hint="eastAsia" w:ascii="Times New Roman" w:hAnsi="Times New Roman" w:eastAsia="SimHei" w:cs="Times New Roman"/>
         </w:rPr>
-        <w:t>简单序列逐步讨论</w:t>
+        <w:t xml:space="preserve">简单序列逐步讨论</w:t>
       </w:r>
     </w:p>
     <w:p>
@@ -6916,18 +5854,18 @@
           <wp:inline>
             <wp:extent cx="3600000" cy="450477"/>
             <wp:effectExtent b="0" l="0" r="0" t="0"/>
-            <wp:docPr descr="" title="" id="176" name="Picture"/>
+            <wp:docPr descr="" title="" id="170" name="Picture"/>
             <a:graphic>
               <a:graphicData uri="http://schemas.openxmlformats.org/drawingml/2006/picture">
                 <pic:pic>
                   <pic:nvPicPr>
-                    <pic:cNvPr descr="3f0999c90c261ca36a937ecd3095c9dbb9a29eaa63afee94e2cef05b10f2ea5e.jpg" id="177" name="Picture"/>
+                    <pic:cNvPr descr="3f0999c90c261ca36a937ecd3095c9dbb9a29eaa63afee94e2cef05b10f2ea5e.jpg" id="171" name="Picture"/>
                     <pic:cNvPicPr>
                       <a:picLocks noChangeArrowheads="1" noChangeAspect="1"/>
                     </pic:cNvPicPr>
                   </pic:nvPicPr>
                   <pic:blipFill>
-                    <a:blip r:embed="rId175"/>
+                    <a:blip r:embed="rId169"/>
                     <a:stretch>
                       <a:fillRect/>
                     </a:stretch>
@@ -6989,8 +5927,8 @@
         </w:pict>
       </w:r>
     </w:p>
-    <w:bookmarkEnd w:id="178"/>
-    <w:bookmarkStart w:id="182" w:name="ch41-p8-从手性池化合物识别目标结构特征"/>
+    <w:bookmarkEnd w:id="172"/>
+    <w:bookmarkStart w:id="176" w:name="从手性池化合物识别目标结构特征"/>
     <w:p>
       <w:pPr>
         <w:pStyle w:val="Heading2"/>
@@ -7000,19 +5938,13 @@
         <w:rPr>
           <w:rFonts w:ascii="Times New Roman" w:hAnsi="Times New Roman" w:eastAsia="Times New Roman" w:cs="Times New Roman"/>
         </w:rPr>
-        <w:t xml:space="preserve">2.38 </w:t>
-      </w:r>
-      <w:r>
-        <w:rPr>
-          <w:rFonts w:hint="eastAsia" w:ascii="Times New Roman" w:hAnsi="Times New Roman" w:eastAsia="Times New Roman" w:cs="Times New Roman"/>
-        </w:rPr>
-        <w:t>Ch41-P8-</w:t>
+        <w:t xml:space="preserve">2.32 </w:t>
       </w:r>
       <w:r>
         <w:rPr>
           <w:rFonts w:hint="eastAsia" w:ascii="Times New Roman" w:hAnsi="Times New Roman" w:eastAsia="SimHei" w:cs="Times New Roman"/>
         </w:rPr>
-        <w:t>从手性池化合物识别目标结构特征</w:t>
+        <w:t xml:space="preserve">从手性池化合物识别目标结构特征</w:t>
       </w:r>
     </w:p>
     <w:p>
@@ -7040,18 +5972,18 @@
           <wp:inline>
             <wp:extent cx="3327400" cy="1397000"/>
             <wp:effectExtent b="0" l="0" r="0" t="0"/>
-            <wp:docPr descr="" title="" id="180" name="Picture"/>
+            <wp:docPr descr="" title="" id="174" name="Picture"/>
             <a:graphic>
               <a:graphicData uri="http://schemas.openxmlformats.org/drawingml/2006/picture">
                 <pic:pic>
                   <pic:nvPicPr>
-                    <pic:cNvPr descr="ab478f6b014e164694ced42dbe8ff7ece75f7e4614959db430ca478b91550dbe.jpg" id="181" name="Picture"/>
+                    <pic:cNvPr descr="ab478f6b014e164694ced42dbe8ff7ece75f7e4614959db430ca478b91550dbe.jpg" id="175" name="Picture"/>
                     <pic:cNvPicPr>
                       <a:picLocks noChangeArrowheads="1" noChangeAspect="1"/>
                     </pic:cNvPicPr>
                   </pic:nvPicPr>
                   <pic:blipFill>
-                    <a:blip r:embed="rId179"/>
+                    <a:blip r:embed="rId173"/>
                     <a:stretch>
                       <a:fillRect/>
                     </a:stretch>
@@ -7113,8 +6045,8 @@
         </w:pict>
       </w:r>
     </w:p>
-    <w:bookmarkEnd w:id="182"/>
-    <w:bookmarkStart w:id="195" w:name="ch41-p9-可靠催化反应识别"/>
+    <w:bookmarkEnd w:id="176"/>
+    <w:bookmarkStart w:id="189" w:name="可靠催化反应识别"/>
     <w:p>
       <w:pPr>
         <w:pStyle w:val="Heading2"/>
@@ -7124,19 +6056,13 @@
         <w:rPr>
           <w:rFonts w:ascii="Times New Roman" w:hAnsi="Times New Roman" w:eastAsia="Times New Roman" w:cs="Times New Roman"/>
         </w:rPr>
-        <w:t xml:space="preserve">2.39 </w:t>
-      </w:r>
-      <w:r>
-        <w:rPr>
-          <w:rFonts w:hint="eastAsia" w:ascii="Times New Roman" w:hAnsi="Times New Roman" w:eastAsia="Times New Roman" w:cs="Times New Roman"/>
-        </w:rPr>
-        <w:t>Ch41-P9-</w:t>
+        <w:t xml:space="preserve">2.33 </w:t>
       </w:r>
       <w:r>
         <w:rPr>
           <w:rFonts w:hint="eastAsia" w:ascii="Times New Roman" w:hAnsi="Times New Roman" w:eastAsia="SimHei" w:cs="Times New Roman"/>
         </w:rPr>
-        <w:t>可靠催化反应识别</w:t>
+        <w:t xml:space="preserve">可靠催化反应识别</w:t>
       </w:r>
     </w:p>
     <w:p>
@@ -7164,18 +6090,18 @@
           <wp:inline>
             <wp:extent cx="3600000" cy="2663777"/>
             <wp:effectExtent b="0" l="0" r="0" t="0"/>
-            <wp:docPr descr="" title="" id="184" name="Picture"/>
+            <wp:docPr descr="" title="" id="178" name="Picture"/>
             <a:graphic>
               <a:graphicData uri="http://schemas.openxmlformats.org/drawingml/2006/picture">
                 <pic:pic>
                   <pic:nvPicPr>
-                    <pic:cNvPr descr="83e2e611dae2672f4ecf7d4311ce55dcfbeb15990744e7316421c7f9db8aa8ac.jpg" id="185" name="Picture"/>
+                    <pic:cNvPr descr="83e2e611dae2672f4ecf7d4311ce55dcfbeb15990744e7316421c7f9db8aa8ac.jpg" id="179" name="Picture"/>
                     <pic:cNvPicPr>
                       <a:picLocks noChangeArrowheads="1" noChangeAspect="1"/>
                     </pic:cNvPicPr>
                   </pic:nvPicPr>
                   <pic:blipFill>
-                    <a:blip r:embed="rId183"/>
+                    <a:blip r:embed="rId177"/>
                     <a:stretch>
                       <a:fillRect/>
                     </a:stretch>
@@ -7216,18 +6142,18 @@
           <wp:inline>
             <wp:extent cx="2755900" cy="1282700"/>
             <wp:effectExtent b="0" l="0" r="0" t="0"/>
-            <wp:docPr descr="" title="" id="187" name="Picture"/>
+            <wp:docPr descr="" title="" id="181" name="Picture"/>
             <a:graphic>
               <a:graphicData uri="http://schemas.openxmlformats.org/drawingml/2006/picture">
                 <pic:pic>
                   <pic:nvPicPr>
-                    <pic:cNvPr descr="904e669e76071183d0eb775e4f877a77b01881bb9ba82731f2f7508227e99a6e.jpg" id="188" name="Picture"/>
+                    <pic:cNvPr descr="904e669e76071183d0eb775e4f877a77b01881bb9ba82731f2f7508227e99a6e.jpg" id="182" name="Picture"/>
                     <pic:cNvPicPr>
                       <a:picLocks noChangeArrowheads="1" noChangeAspect="1"/>
                     </pic:cNvPicPr>
                   </pic:nvPicPr>
                   <pic:blipFill>
-                    <a:blip r:embed="rId186"/>
+                    <a:blip r:embed="rId180"/>
                     <a:stretch>
                       <a:fillRect/>
                     </a:stretch>
@@ -7268,18 +6194,18 @@
           <wp:inline>
             <wp:extent cx="3600000" cy="1755000"/>
             <wp:effectExtent b="0" l="0" r="0" t="0"/>
-            <wp:docPr descr="" title="" id="190" name="Picture"/>
+            <wp:docPr descr="" title="" id="184" name="Picture"/>
             <a:graphic>
               <a:graphicData uri="http://schemas.openxmlformats.org/drawingml/2006/picture">
                 <pic:pic>
                   <pic:nvPicPr>
-                    <pic:cNvPr descr="85d98a180cbeede1d549fa42fca83f5b084bae27ce68029ebb4ee45ccf12caa4.jpg" id="191" name="Picture"/>
+                    <pic:cNvPr descr="85d98a180cbeede1d549fa42fca83f5b084bae27ce68029ebb4ee45ccf12caa4.jpg" id="185" name="Picture"/>
                     <pic:cNvPicPr>
                       <a:picLocks noChangeArrowheads="1" noChangeAspect="1"/>
                     </pic:cNvPicPr>
                   </pic:nvPicPr>
                   <pic:blipFill>
-                    <a:blip r:embed="rId189"/>
+                    <a:blip r:embed="rId183"/>
                     <a:stretch>
                       <a:fillRect/>
                     </a:stretch>
@@ -7332,18 +6258,18 @@
           <wp:inline>
             <wp:extent cx="2844800" cy="2057400"/>
             <wp:effectExtent b="0" l="0" r="0" t="0"/>
-            <wp:docPr descr="" title="" id="193" name="Picture"/>
+            <wp:docPr descr="" title="" id="187" name="Picture"/>
             <a:graphic>
               <a:graphicData uri="http://schemas.openxmlformats.org/drawingml/2006/picture">
                 <pic:pic>
                   <pic:nvPicPr>
-                    <pic:cNvPr descr="42bf1a4239365b2a50481df63b90ea93c780a647065f6104322688fc7bc90588.jpg" id="194" name="Picture"/>
+                    <pic:cNvPr descr="42bf1a4239365b2a50481df63b90ea93c780a647065f6104322688fc7bc90588.jpg" id="188" name="Picture"/>
                     <pic:cNvPicPr>
                       <a:picLocks noChangeArrowheads="1" noChangeAspect="1"/>
                     </pic:cNvPicPr>
                   </pic:nvPicPr>
                   <pic:blipFill>
-                    <a:blip r:embed="rId192"/>
+                    <a:blip r:embed="rId186"/>
                     <a:stretch>
                       <a:fillRect/>
                     </a:stretch>
@@ -7417,8 +6343,8 @@
         </w:pict>
       </w:r>
     </w:p>
-    <w:bookmarkEnd w:id="195"/>
-    <w:bookmarkStart w:id="199" w:name="ch41-p10-可不对称合成的结构特征识别"/>
+    <w:bookmarkEnd w:id="189"/>
+    <w:bookmarkStart w:id="193" w:name="可不对称合成的结构特征识别"/>
     <w:p>
       <w:pPr>
         <w:pStyle w:val="Heading2"/>
@@ -7428,19 +6354,13 @@
         <w:rPr>
           <w:rFonts w:ascii="Times New Roman" w:hAnsi="Times New Roman" w:eastAsia="Times New Roman" w:cs="Times New Roman"/>
         </w:rPr>
-        <w:t xml:space="preserve">2.40 </w:t>
-      </w:r>
-      <w:r>
-        <w:rPr>
-          <w:rFonts w:hint="eastAsia" w:ascii="Times New Roman" w:hAnsi="Times New Roman" w:eastAsia="Times New Roman" w:cs="Times New Roman"/>
-        </w:rPr>
-        <w:t>Ch41-P10-</w:t>
+        <w:t xml:space="preserve">2.34 </w:t>
       </w:r>
       <w:r>
         <w:rPr>
           <w:rFonts w:hint="eastAsia" w:ascii="Times New Roman" w:hAnsi="Times New Roman" w:eastAsia="SimHei" w:cs="Times New Roman"/>
         </w:rPr>
-        <w:t>可不对称合成的结构特征识别</w:t>
+        <w:t xml:space="preserve">可不对称合成的结构特征识别</w:t>
       </w:r>
     </w:p>
     <w:p>
@@ -7468,18 +6388,18 @@
           <wp:inline>
             <wp:extent cx="2336800" cy="1841500"/>
             <wp:effectExtent b="0" l="0" r="0" t="0"/>
-            <wp:docPr descr="" title="" id="197" name="Picture"/>
+            <wp:docPr descr="" title="" id="191" name="Picture"/>
             <a:graphic>
               <a:graphicData uri="http://schemas.openxmlformats.org/drawingml/2006/picture">
                 <pic:pic>
                   <pic:nvPicPr>
-                    <pic:cNvPr descr="3aa2f72c8e02cfa05b0fd391fdbbf65d969338d6dafa3fe240d923dbfb859554.jpg" id="198" name="Picture"/>
+                    <pic:cNvPr descr="3aa2f72c8e02cfa05b0fd391fdbbf65d969338d6dafa3fe240d923dbfb859554.jpg" id="192" name="Picture"/>
                     <pic:cNvPicPr>
                       <a:picLocks noChangeArrowheads="1" noChangeAspect="1"/>
                     </pic:cNvPicPr>
                   </pic:nvPicPr>
                   <pic:blipFill>
-                    <a:blip r:embed="rId196"/>
+                    <a:blip r:embed="rId190"/>
                     <a:stretch>
                       <a:fillRect/>
                     </a:stretch>
@@ -7541,8 +6461,8 @@
         </w:pict>
       </w:r>
     </w:p>
-    <w:bookmarkEnd w:id="199"/>
-    <w:bookmarkStart w:id="203" w:name="ch32-p1-环己烯环氧化胺开环构象分析"/>
+    <w:bookmarkEnd w:id="193"/>
+    <w:bookmarkStart w:id="197" w:name="环己烯环氧化胺开环构象分析"/>
     <w:p>
       <w:pPr>
         <w:pStyle w:val="Heading2"/>
@@ -7552,13 +6472,7 @@
         <w:rPr>
           <w:rFonts w:ascii="Times New Roman" w:hAnsi="Times New Roman" w:eastAsia="Times New Roman" w:cs="Times New Roman"/>
         </w:rPr>
-        <w:t xml:space="preserve">2.41 </w:t>
-      </w:r>
-      <w:r>
-        <w:rPr>
-          <w:rFonts w:hint="eastAsia" w:ascii="Times New Roman" w:hAnsi="Times New Roman" w:eastAsia="Times New Roman" w:cs="Times New Roman"/>
-        </w:rPr>
-        <w:t>Ch32-P1-</w:t>
+        <w:t xml:space="preserve">2.35 </w:t>
       </w:r>
       <w:r>
         <w:rPr>
@@ -7604,18 +6518,18 @@
           <wp:inline>
             <wp:extent cx="3600000" cy="1447272"/>
             <wp:effectExtent b="0" l="0" r="0" t="0"/>
-            <wp:docPr descr="" title="" id="201" name="Picture"/>
+            <wp:docPr descr="" title="" id="195" name="Picture"/>
             <a:graphic>
               <a:graphicData uri="http://schemas.openxmlformats.org/drawingml/2006/picture">
                 <pic:pic>
                   <pic:nvPicPr>
-                    <pic:cNvPr descr="eb4a0d35db9ae3d354da3ce8d679036aa0da8ab0040cbace239eab8e0db36eb2.jpg" id="202" name="Picture"/>
+                    <pic:cNvPr descr="eb4a0d35db9ae3d354da3ce8d679036aa0da8ab0040cbace239eab8e0db36eb2.jpg" id="196" name="Picture"/>
                     <pic:cNvPicPr>
                       <a:picLocks noChangeArrowheads="1" noChangeAspect="1"/>
                     </pic:cNvPicPr>
                   </pic:nvPicPr>
                   <pic:blipFill>
-                    <a:blip r:embed="rId200"/>
+                    <a:blip r:embed="rId194"/>
                     <a:stretch>
                       <a:fillRect/>
                     </a:stretch>
@@ -7652,8 +6566,8 @@
         </w:pict>
       </w:r>
     </w:p>
-    <w:bookmarkEnd w:id="203"/>
-    <w:bookmarkStart w:id="207" w:name="ch32-p2-非反应对立体化学的影响"/>
+    <w:bookmarkEnd w:id="197"/>
+    <w:bookmarkStart w:id="201" w:name="非反应对立体化学的影响"/>
     <w:p>
       <w:pPr>
         <w:pStyle w:val="Heading2"/>
@@ -7663,19 +6577,13 @@
         <w:rPr>
           <w:rFonts w:ascii="Times New Roman" w:hAnsi="Times New Roman" w:eastAsia="Times New Roman" w:cs="Times New Roman"/>
         </w:rPr>
-        <w:t xml:space="preserve">2.42 </w:t>
-      </w:r>
-      <w:r>
-        <w:rPr>
-          <w:rFonts w:hint="eastAsia" w:ascii="Times New Roman" w:hAnsi="Times New Roman" w:eastAsia="Times New Roman" w:cs="Times New Roman"/>
-        </w:rPr>
-        <w:t>Ch32-P2-</w:t>
+        <w:t xml:space="preserve">2.36 </w:t>
       </w:r>
       <w:r>
         <w:rPr>
           <w:rFonts w:hint="eastAsia" w:ascii="Times New Roman" w:hAnsi="Times New Roman" w:eastAsia="SimHei" w:cs="Times New Roman"/>
         </w:rPr>
-        <w:t>非反应对立体化学的影响</w:t>
+        <w:t xml:space="preserve">非反应对立体化学的影响</w:t>
       </w:r>
     </w:p>
     <w:p>
@@ -7703,18 +6611,18 @@
           <wp:inline>
             <wp:extent cx="3600000" cy="892610"/>
             <wp:effectExtent b="0" l="0" r="0" t="0"/>
-            <wp:docPr descr="" title="" id="205" name="Picture"/>
+            <wp:docPr descr="" title="" id="199" name="Picture"/>
             <a:graphic>
               <a:graphicData uri="http://schemas.openxmlformats.org/drawingml/2006/picture">
                 <pic:pic>
                   <pic:nvPicPr>
-                    <pic:cNvPr descr="bbd34c82d03c95255c2e370937a3a46f0a6aa13412616eaf2f001a8b8af8101f.jpg" id="206" name="Picture"/>
+                    <pic:cNvPr descr="bbd34c82d03c95255c2e370937a3a46f0a6aa13412616eaf2f001a8b8af8101f.jpg" id="200" name="Picture"/>
                     <pic:cNvPicPr>
                       <a:picLocks noChangeArrowheads="1" noChangeAspect="1"/>
                     </pic:cNvPicPr>
                   </pic:nvPicPr>
                   <pic:blipFill>
-                    <a:blip r:embed="rId204"/>
+                    <a:blip r:embed="rId198"/>
                     <a:stretch>
                       <a:fillRect/>
                     </a:stretch>
@@ -7751,8 +6659,8 @@
         </w:pict>
       </w:r>
     </w:p>
-    <w:bookmarkEnd w:id="207"/>
-    <w:bookmarkStart w:id="211" w:name="ch32-p5-折叠分子凹凸面反应性差异"/>
+    <w:bookmarkEnd w:id="201"/>
+    <w:bookmarkStart w:id="205" w:name="折叠分子凹凸面反应性差异"/>
     <w:p>
       <w:pPr>
         <w:pStyle w:val="Heading2"/>
@@ -7762,19 +6670,13 @@
         <w:rPr>
           <w:rFonts w:ascii="Times New Roman" w:hAnsi="Times New Roman" w:eastAsia="Times New Roman" w:cs="Times New Roman"/>
         </w:rPr>
-        <w:t xml:space="preserve">2.43 </w:t>
-      </w:r>
-      <w:r>
-        <w:rPr>
-          <w:rFonts w:hint="eastAsia" w:ascii="Times New Roman" w:hAnsi="Times New Roman" w:eastAsia="Times New Roman" w:cs="Times New Roman"/>
-        </w:rPr>
-        <w:t>Ch32-P5-</w:t>
+        <w:t xml:space="preserve">2.37 </w:t>
       </w:r>
       <w:r>
         <w:rPr>
           <w:rFonts w:hint="eastAsia" w:ascii="Times New Roman" w:hAnsi="Times New Roman" w:eastAsia="SimHei" w:cs="Times New Roman"/>
         </w:rPr>
-        <w:t>折叠分子凹凸面反应性差异</w:t>
+        <w:t xml:space="preserve">折叠分子凹凸面反应性差异</w:t>
       </w:r>
     </w:p>
     <w:p>
@@ -7802,18 +6704,18 @@
           <wp:inline>
             <wp:extent cx="3600000" cy="943798"/>
             <wp:effectExtent b="0" l="0" r="0" t="0"/>
-            <wp:docPr descr="" title="" id="209" name="Picture"/>
+            <wp:docPr descr="" title="" id="203" name="Picture"/>
             <a:graphic>
               <a:graphicData uri="http://schemas.openxmlformats.org/drawingml/2006/picture">
                 <pic:pic>
                   <pic:nvPicPr>
-                    <pic:cNvPr descr="64ee3ae5aa763625d9c9bf613284ef95b88b3720f55ad5225c00b1b4bbb1c3c3.jpg" id="210" name="Picture"/>
+                    <pic:cNvPr descr="64ee3ae5aa763625d9c9bf613284ef95b88b3720f55ad5225c00b1b4bbb1c3c3.jpg" id="204" name="Picture"/>
                     <pic:cNvPicPr>
                       <a:picLocks noChangeArrowheads="1" noChangeAspect="1"/>
                     </pic:cNvPicPr>
                   </pic:nvPicPr>
                   <pic:blipFill>
-                    <a:blip r:embed="rId208"/>
+                    <a:blip r:embed="rId202"/>
                     <a:stretch>
                       <a:fillRect/>
                     </a:stretch>
@@ -7850,8 +6752,8 @@
         </w:pict>
       </w:r>
     </w:p>
-    <w:bookmarkEnd w:id="211"/>
-    <w:bookmarkStart w:id="215" w:name="ch32-p10-多取代天然产物构象探索"/>
+    <w:bookmarkEnd w:id="205"/>
+    <w:bookmarkStart w:id="209" w:name="多取代天然产物构象探索"/>
     <w:p>
       <w:pPr>
         <w:pStyle w:val="Heading2"/>
@@ -7861,19 +6763,13 @@
         <w:rPr>
           <w:rFonts w:ascii="Times New Roman" w:hAnsi="Times New Roman" w:eastAsia="Times New Roman" w:cs="Times New Roman"/>
         </w:rPr>
-        <w:t xml:space="preserve">2.44 </w:t>
-      </w:r>
-      <w:r>
-        <w:rPr>
-          <w:rFonts w:hint="eastAsia" w:ascii="Times New Roman" w:hAnsi="Times New Roman" w:eastAsia="Times New Roman" w:cs="Times New Roman"/>
-        </w:rPr>
-        <w:t>Ch32-P10-</w:t>
+        <w:t xml:space="preserve">2.38 </w:t>
       </w:r>
       <w:r>
         <w:rPr>
           <w:rFonts w:hint="eastAsia" w:ascii="Times New Roman" w:hAnsi="Times New Roman" w:eastAsia="SimHei" w:cs="Times New Roman"/>
         </w:rPr>
-        <w:t>多取代天然产物构象探索</w:t>
+        <w:t xml:space="preserve">多取代天然产物构象探索</w:t>
       </w:r>
     </w:p>
     <w:p>
@@ -7901,18 +6797,18 @@
           <wp:inline>
             <wp:extent cx="3600000" cy="1032885"/>
             <wp:effectExtent b="0" l="0" r="0" t="0"/>
-            <wp:docPr descr="" title="" id="213" name="Picture"/>
+            <wp:docPr descr="" title="" id="207" name="Picture"/>
             <a:graphic>
               <a:graphicData uri="http://schemas.openxmlformats.org/drawingml/2006/picture">
                 <pic:pic>
                   <pic:nvPicPr>
-                    <pic:cNvPr descr="50ac1f353fe46bd9ca7eae6b9d4405038505ad7fcb1019b9bfb66e0979cfcd1c.jpg" id="214" name="Picture"/>
+                    <pic:cNvPr descr="50ac1f353fe46bd9ca7eae6b9d4405038505ad7fcb1019b9bfb66e0979cfcd1c.jpg" id="208" name="Picture"/>
                     <pic:cNvPicPr>
                       <a:picLocks noChangeArrowheads="1" noChangeAspect="1"/>
                     </pic:cNvPicPr>
                   </pic:nvPicPr>
                   <pic:blipFill>
-                    <a:blip r:embed="rId212"/>
+                    <a:blip r:embed="rId206"/>
                     <a:stretch>
                       <a:fillRect/>
                     </a:stretch>
@@ -7949,8 +6845,8 @@
         </w:pict>
       </w:r>
     </w:p>
-    <w:bookmarkEnd w:id="215"/>
-    <w:bookmarkStart w:id="222" w:name="ch33-p2-锌介导螯合控制还原"/>
+    <w:bookmarkEnd w:id="209"/>
+    <w:bookmarkStart w:id="216" w:name="锌介导螯合控制还原"/>
     <w:p>
       <w:pPr>
         <w:pStyle w:val="Heading2"/>
@@ -7960,19 +6856,13 @@
         <w:rPr>
           <w:rFonts w:ascii="Times New Roman" w:hAnsi="Times New Roman" w:eastAsia="Times New Roman" w:cs="Times New Roman"/>
         </w:rPr>
-        <w:t xml:space="preserve">2.45 </w:t>
-      </w:r>
-      <w:r>
-        <w:rPr>
-          <w:rFonts w:hint="eastAsia" w:ascii="Times New Roman" w:hAnsi="Times New Roman" w:eastAsia="Times New Roman" w:cs="Times New Roman"/>
-        </w:rPr>
-        <w:t>Ch33-P2-</w:t>
+        <w:t xml:space="preserve">2.39 </w:t>
       </w:r>
       <w:r>
         <w:rPr>
           <w:rFonts w:hint="eastAsia" w:ascii="Times New Roman" w:hAnsi="Times New Roman" w:eastAsia="SimHei" w:cs="Times New Roman"/>
         </w:rPr>
-        <w:t>锌介导螯合控制还原</w:t>
+        <w:t xml:space="preserve">锌介导螯合控制还原</w:t>
       </w:r>
     </w:p>
     <w:p>
@@ -8000,18 +6890,18 @@
           <wp:inline>
             <wp:extent cx="3600000" cy="909152"/>
             <wp:effectExtent b="0" l="0" r="0" t="0"/>
-            <wp:docPr descr="" title="" id="217" name="Picture"/>
+            <wp:docPr descr="" title="" id="211" name="Picture"/>
             <a:graphic>
               <a:graphicData uri="http://schemas.openxmlformats.org/drawingml/2006/picture">
                 <pic:pic>
                   <pic:nvPicPr>
-                    <pic:cNvPr descr="2d2e63179ef58eee1fd2cc7b5bfd28b6813a21dcddcbb42fad0c0462a4925807.jpg" id="218" name="Picture"/>
+                    <pic:cNvPr descr="2d2e63179ef58eee1fd2cc7b5bfd28b6813a21dcddcbb42fad0c0462a4925807.jpg" id="212" name="Picture"/>
                     <pic:cNvPicPr>
                       <a:picLocks noChangeArrowheads="1" noChangeAspect="1"/>
                     </pic:cNvPicPr>
                   </pic:nvPicPr>
                   <pic:blipFill>
-                    <a:blip r:embed="rId216"/>
+                    <a:blip r:embed="rId210"/>
                     <a:stretch>
                       <a:fillRect/>
                     </a:stretch>
@@ -8052,18 +6942,18 @@
           <wp:inline>
             <wp:extent cx="3600000" cy="1120957"/>
             <wp:effectExtent b="0" l="0" r="0" t="0"/>
-            <wp:docPr descr="" title="" id="220" name="Picture"/>
+            <wp:docPr descr="" title="" id="214" name="Picture"/>
             <a:graphic>
               <a:graphicData uri="http://schemas.openxmlformats.org/drawingml/2006/picture">
                 <pic:pic>
                   <pic:nvPicPr>
-                    <pic:cNvPr descr="715bb26b2ba58ae0dae45241b86661f598f7b53befedcf26f4df4eb5f387c337.jpg" id="221" name="Picture"/>
+                    <pic:cNvPr descr="715bb26b2ba58ae0dae45241b86661f598f7b53befedcf26f4df4eb5f387c337.jpg" id="215" name="Picture"/>
                     <pic:cNvPicPr>
                       <a:picLocks noChangeArrowheads="1" noChangeAspect="1"/>
                     </pic:cNvPicPr>
                   </pic:nvPicPr>
                   <pic:blipFill>
-                    <a:blip r:embed="rId219"/>
+                    <a:blip r:embed="rId213"/>
                     <a:stretch>
                       <a:fillRect/>
                     </a:stretch>
@@ -8100,8 +6990,8 @@
         </w:pict>
       </w:r>
     </w:p>
-    <w:bookmarkEnd w:id="222"/>
-    <w:bookmarkStart w:id="226" w:name="ch33-p6-碘内酯化反应立体化学"/>
+    <w:bookmarkEnd w:id="216"/>
+    <w:bookmarkStart w:id="220" w:name="碘内酯化反应立体化学"/>
     <w:p>
       <w:pPr>
         <w:pStyle w:val="Heading2"/>
@@ -8111,19 +7001,13 @@
         <w:rPr>
           <w:rFonts w:ascii="Times New Roman" w:hAnsi="Times New Roman" w:eastAsia="Times New Roman" w:cs="Times New Roman"/>
         </w:rPr>
-        <w:t xml:space="preserve">2.46 </w:t>
-      </w:r>
-      <w:r>
-        <w:rPr>
-          <w:rFonts w:hint="eastAsia" w:ascii="Times New Roman" w:hAnsi="Times New Roman" w:eastAsia="Times New Roman" w:cs="Times New Roman"/>
-        </w:rPr>
-        <w:t>Ch33-P6-</w:t>
+        <w:t xml:space="preserve">2.40 </w:t>
       </w:r>
       <w:r>
         <w:rPr>
           <w:rFonts w:hint="eastAsia" w:ascii="Times New Roman" w:hAnsi="Times New Roman" w:eastAsia="SimHei" w:cs="Times New Roman"/>
         </w:rPr>
-        <w:t>碘内酯化反应立体化学</w:t>
+        <w:t xml:space="preserve">碘内酯化反应立体化学</w:t>
       </w:r>
     </w:p>
     <w:p>
@@ -8151,18 +7035,18 @@
           <wp:inline>
             <wp:extent cx="3600000" cy="576434"/>
             <wp:effectExtent b="0" l="0" r="0" t="0"/>
-            <wp:docPr descr="" title="" id="224" name="Picture"/>
+            <wp:docPr descr="" title="" id="218" name="Picture"/>
             <a:graphic>
               <a:graphicData uri="http://schemas.openxmlformats.org/drawingml/2006/picture">
                 <pic:pic>
                   <pic:nvPicPr>
-                    <pic:cNvPr descr="3d625c680cf5dde9466b934f88f5ee5f57811fe0ebd415fa7d523a672d0e2c91.jpg" id="225" name="Picture"/>
+                    <pic:cNvPr descr="3d625c680cf5dde9466b934f88f5ee5f57811fe0ebd415fa7d523a672d0e2c91.jpg" id="219" name="Picture"/>
                     <pic:cNvPicPr>
                       <a:picLocks noChangeArrowheads="1" noChangeAspect="1"/>
                     </pic:cNvPicPr>
                   </pic:nvPicPr>
                   <pic:blipFill>
-                    <a:blip r:embed="rId223"/>
+                    <a:blip r:embed="rId217"/>
                     <a:stretch>
                       <a:fillRect/>
                     </a:stretch>
@@ -8199,8 +7083,8 @@
         </w:pict>
       </w:r>
     </w:p>
-    <w:bookmarkEnd w:id="226"/>
-    <w:bookmarkStart w:id="230" w:name="ch33-p9-环状开链立体化学关联"/>
+    <w:bookmarkEnd w:id="220"/>
+    <w:bookmarkStart w:id="224" w:name="环状开链立体化学关联"/>
     <w:p>
       <w:pPr>
         <w:pStyle w:val="Heading2"/>
@@ -8210,13 +7094,7 @@
         <w:rPr>
           <w:rFonts w:ascii="Times New Roman" w:hAnsi="Times New Roman" w:eastAsia="Times New Roman" w:cs="Times New Roman"/>
         </w:rPr>
-        <w:t xml:space="preserve">2.47 </w:t>
-      </w:r>
-      <w:r>
-        <w:rPr>
-          <w:rFonts w:hint="eastAsia" w:ascii="Times New Roman" w:hAnsi="Times New Roman" w:eastAsia="Times New Roman" w:cs="Times New Roman"/>
-        </w:rPr>
-        <w:t>Ch33-P9-</w:t>
+        <w:t xml:space="preserve">2.41 </w:t>
       </w:r>
       <w:r>
         <w:rPr>
@@ -8262,18 +7140,18 @@
           <wp:inline>
             <wp:extent cx="3600000" cy="839603"/>
             <wp:effectExtent b="0" l="0" r="0" t="0"/>
-            <wp:docPr descr="" title="" id="228" name="Picture"/>
+            <wp:docPr descr="" title="" id="222" name="Picture"/>
             <a:graphic>
               <a:graphicData uri="http://schemas.openxmlformats.org/drawingml/2006/picture">
                 <pic:pic>
                   <pic:nvPicPr>
-                    <pic:cNvPr descr="4385168fd175935e8ef6184debc787ca3ef2090b8db805519b14b1592e563d87.jpg" id="229" name="Picture"/>
+                    <pic:cNvPr descr="4385168fd175935e8ef6184debc787ca3ef2090b8db805519b14b1592e563d87.jpg" id="223" name="Picture"/>
                     <pic:cNvPicPr>
                       <a:picLocks noChangeArrowheads="1" noChangeAspect="1"/>
                     </pic:cNvPicPr>
                   </pic:nvPicPr>
                   <pic:blipFill>
-                    <a:blip r:embed="rId227"/>
+                    <a:blip r:embed="rId221"/>
                     <a:stretch>
                       <a:fillRect/>
                     </a:stretch>
@@ -8310,8 +7188,8 @@
         </w:pict>
       </w:r>
     </w:p>
-    <w:bookmarkEnd w:id="230"/>
-    <w:bookmarkStart w:id="234" w:name="ch36-p2-beckmann重排立体化学和机理"/>
+    <w:bookmarkEnd w:id="224"/>
+    <w:bookmarkStart w:id="228" w:name="beckmann重排立体化学和机理"/>
     <w:p>
       <w:pPr>
         <w:pStyle w:val="Heading2"/>
@@ -8321,13 +7199,13 @@
         <w:rPr>
           <w:rFonts w:ascii="Times New Roman" w:hAnsi="Times New Roman" w:eastAsia="Times New Roman" w:cs="Times New Roman"/>
         </w:rPr>
-        <w:t xml:space="preserve">2.48 </w:t>
-      </w:r>
-      <w:r>
-        <w:rPr>
-          <w:rFonts w:hint="eastAsia" w:ascii="Times New Roman" w:hAnsi="Times New Roman" w:eastAsia="Times New Roman" w:cs="Times New Roman"/>
-        </w:rPr>
-        <w:t>Ch36-P2-Beckmann</w:t>
+        <w:t xml:space="preserve">2.42 </w:t>
+      </w:r>
+      <w:r>
+        <w:rPr>
+          <w:rFonts w:hint="eastAsia" w:ascii="Times New Roman" w:hAnsi="Times New Roman" w:eastAsia="Times New Roman" w:cs="Times New Roman"/>
+        </w:rPr>
+        <w:t>Beckmann</w:t>
       </w:r>
       <w:r>
         <w:rPr>
@@ -8361,18 +7239,18 @@
           <wp:inline>
             <wp:extent cx="3600000" cy="817322"/>
             <wp:effectExtent b="0" l="0" r="0" t="0"/>
-            <wp:docPr descr="" title="" id="232" name="Picture"/>
+            <wp:docPr descr="" title="" id="226" name="Picture"/>
             <a:graphic>
               <a:graphicData uri="http://schemas.openxmlformats.org/drawingml/2006/picture">
                 <pic:pic>
                   <pic:nvPicPr>
-                    <pic:cNvPr descr="70d19978f6626a6c8163c9ccc4a3b67babd9b0b8ea8cdafd1e0dc00b0129b6fd.jpg" id="233" name="Picture"/>
+                    <pic:cNvPr descr="70d19978f6626a6c8163c9ccc4a3b67babd9b0b8ea8cdafd1e0dc00b0129b6fd.jpg" id="227" name="Picture"/>
                     <pic:cNvPicPr>
                       <a:picLocks noChangeArrowheads="1" noChangeAspect="1"/>
                     </pic:cNvPicPr>
                   </pic:nvPicPr>
                   <pic:blipFill>
-                    <a:blip r:embed="rId231"/>
+                    <a:blip r:embed="rId225"/>
                     <a:stretch>
                       <a:fillRect/>
                     </a:stretch>
@@ -8476,8 +7354,8 @@
         </w:pict>
       </w:r>
     </w:p>
-    <w:bookmarkEnd w:id="234"/>
-    <w:bookmarkStart w:id="235" w:name="rs构型标注"/>
+    <w:bookmarkEnd w:id="228"/>
+    <w:bookmarkStart w:id="241" w:name="手性中心构型第33届初赛"/>
     <w:p>
       <w:pPr>
         <w:pStyle w:val="Heading2"/>
@@ -8487,771 +7365,49 @@
         <w:rPr>
           <w:rFonts w:ascii="Times New Roman" w:hAnsi="Times New Roman" w:eastAsia="Times New Roman" w:cs="Times New Roman"/>
         </w:rPr>
-        <w:t xml:space="preserve">2.49 </w:t>
-      </w:r>
-      <w:r>
-        <w:rPr>
-          <w:rFonts w:hint="eastAsia" w:ascii="Times New Roman" w:hAnsi="Times New Roman" w:eastAsia="Times New Roman" w:cs="Times New Roman"/>
-        </w:rPr>
-        <w:t>RS</w:t>
+        <w:t xml:space="preserve">2.43 </w:t>
       </w:r>
       <w:r>
         <w:rPr>
           <w:rFonts w:hint="eastAsia" w:ascii="Times New Roman" w:hAnsi="Times New Roman" w:eastAsia="SimHei" w:cs="Times New Roman"/>
         </w:rPr>
-        <w:t>构型标注</w:t>
-      </w:r>
-    </w:p>
-    <w:p>
-      <w:pPr>
-        <w:pStyle w:val="BlockText"/>
-      </w:pPr>
-      <w:r>
-        <w:rPr>
-          <w:rFonts w:hint="eastAsia" w:ascii="Times New Roman" w:hAnsi="Times New Roman" w:eastAsia="FangSong" w:cs="Times New Roman"/>
-          <w:i/>
-          <w:iCs/>
-        </w:rPr>
-        <w:t xml:space="preserve">本题原含</w:t>
-      </w:r>
-      <w:r>
-        <w:rPr>
-          <w:rFonts w:ascii="Times New Roman" w:hAnsi="Times New Roman" w:eastAsia="Times New Roman" w:cs="Times New Roman"/>
-          <w:i/>
-          <w:iCs/>
-        </w:rPr>
-        <w:t xml:space="preserve"> 9 </w:t>
-      </w:r>
-      <w:r>
-        <w:rPr>
-          <w:rFonts w:hint="eastAsia" w:ascii="Times New Roman" w:hAnsi="Times New Roman" w:eastAsia="FangSong" w:cs="Times New Roman"/>
-          <w:i/>
-          <w:iCs/>
-        </w:rPr>
-        <w:t>张学而思讲义图片</w:t>
-      </w:r>
-      <w:r>
-        <w:rPr>
-          <w:rFonts w:hint="eastAsia" w:ascii="Times New Roman" w:hAnsi="Times New Roman" w:eastAsia="Times New Roman" w:cs="Times New Roman"/>
-          <w:i/>
-          <w:iCs/>
-        </w:rPr>
-        <w:t>，</w:t>
-      </w:r>
-      <w:r>
-        <w:rPr>
-          <w:rFonts w:hint="eastAsia" w:ascii="Times New Roman" w:hAnsi="Times New Roman" w:eastAsia="FangSong" w:cs="Times New Roman"/>
-          <w:i/>
-          <w:iCs/>
-        </w:rPr>
-        <w:t>源文件图片未导入</w:t>
-      </w:r>
-      <w:r>
-        <w:rPr>
-          <w:rFonts w:ascii="Times New Roman" w:hAnsi="Times New Roman" w:eastAsia="Times New Roman" w:cs="Times New Roman"/>
-          <w:i/>
-          <w:iCs/>
-        </w:rPr>
-        <w:t xml:space="preserve"> vault</w:t>
+        <w:t>手性中心构型</w:t>
+      </w:r>
+      <w:r>
+        <w:rPr>
+          <w:rFonts w:hint="eastAsia" w:ascii="Times New Roman" w:hAnsi="Times New Roman" w:eastAsia="Times New Roman" w:cs="Times New Roman"/>
+        </w:rPr>
+        <w:t>（</w:t>
+      </w:r>
+      <w:r>
+        <w:rPr>
+          <w:rFonts w:hint="eastAsia" w:ascii="Times New Roman" w:hAnsi="Times New Roman" w:eastAsia="SimHei" w:cs="Times New Roman"/>
+        </w:rPr>
+        <w:t>第</w:t>
+      </w:r>
+      <w:r>
+        <w:rPr>
+          <w:rFonts w:hint="eastAsia" w:ascii="Times New Roman" w:hAnsi="Times New Roman" w:eastAsia="Times New Roman" w:cs="Times New Roman"/>
+        </w:rPr>
+        <w:t>33</w:t>
+      </w:r>
+      <w:r>
+        <w:rPr>
+          <w:rFonts w:hint="eastAsia" w:ascii="Times New Roman" w:hAnsi="Times New Roman" w:eastAsia="SimHei" w:cs="Times New Roman"/>
+        </w:rPr>
+        <w:t>届初赛</w:t>
+      </w:r>
+      <w:r>
+        <w:rPr>
+          <w:rFonts w:hint="eastAsia" w:ascii="Times New Roman" w:hAnsi="Times New Roman" w:eastAsia="Times New Roman" w:cs="Times New Roman"/>
+        </w:rPr>
+        <w:t>）</w:t>
       </w:r>
     </w:p>
     <w:p>
       <w:pPr>
         <w:pStyle w:val="FirstParagraph"/>
       </w:pPr>
-      <w:r>
-        <w:rPr>
-          <w:rFonts w:hint="eastAsia" w:ascii="Times New Roman" w:hAnsi="Times New Roman" w:eastAsia="FangSong" w:cs="Times New Roman"/>
-        </w:rPr>
-        <w:t xml:space="preserve">习题</w:t>
-      </w:r>
-      <w:r>
-        <w:rPr>
-          <w:rFonts w:ascii="Times New Roman" w:hAnsi="Times New Roman" w:eastAsia="Times New Roman" w:cs="Times New Roman"/>
-        </w:rPr>
-        <w:t xml:space="preserve"> 2. </w:t>
-      </w:r>
-      <w:r>
-        <w:rPr>
-          <w:rFonts w:hint="eastAsia" w:ascii="Times New Roman" w:hAnsi="Times New Roman" w:eastAsia="FangSong" w:cs="Times New Roman"/>
-        </w:rPr>
-        <w:t xml:space="preserve">标出下列分子的手性中心的构型是</w:t>
-      </w:r>
-      <w:r>
-        <w:rPr>
-          <w:rFonts w:ascii="Times New Roman" w:hAnsi="Times New Roman" w:eastAsia="Times New Roman" w:cs="Times New Roman"/>
-        </w:rPr>
-        <w:t xml:space="preserve"> R </w:t>
-      </w:r>
-      <w:r>
-        <w:rPr>
-          <w:rFonts w:hint="eastAsia" w:ascii="Times New Roman" w:hAnsi="Times New Roman" w:eastAsia="FangSong" w:cs="Times New Roman"/>
-        </w:rPr>
-        <w:t xml:space="preserve">还是</w:t>
-      </w:r>
-      <w:r>
-        <w:rPr>
-          <w:rFonts w:ascii="Times New Roman" w:hAnsi="Times New Roman" w:eastAsia="Times New Roman" w:cs="Times New Roman"/>
-        </w:rPr>
-        <w:t xml:space="preserve"> S:</w:t>
-      </w:r>
-    </w:p>
-    <w:p>
-      <w:pPr>
-        <w:pStyle w:val="BodyText"/>
-      </w:pPr>
-      <w:r>
-        <w:rPr>
-          <w:rFonts w:hint="eastAsia" w:ascii="Times New Roman" w:hAnsi="Times New Roman" w:eastAsia="FangSong" w:cs="Times New Roman"/>
-        </w:rPr>
-        <w:t xml:space="preserve">习题</w:t>
-      </w:r>
-      <w:r>
-        <w:rPr>
-          <w:rFonts w:ascii="Times New Roman" w:hAnsi="Times New Roman" w:eastAsia="Times New Roman" w:cs="Times New Roman"/>
-        </w:rPr>
-        <w:t xml:space="preserve"> 3. </w:t>
-      </w:r>
-      <w:r>
-        <w:rPr>
-          <w:rFonts w:hint="eastAsia" w:ascii="Times New Roman" w:hAnsi="Times New Roman" w:eastAsia="FangSong" w:cs="Times New Roman"/>
-        </w:rPr>
-        <w:t xml:space="preserve">标出下列分子中手性中心的构型是</w:t>
-      </w:r>
-      <w:r>
-        <w:rPr>
-          <w:rFonts w:ascii="Times New Roman" w:hAnsi="Times New Roman" w:eastAsia="Times New Roman" w:cs="Times New Roman"/>
-        </w:rPr>
-        <w:t xml:space="preserve"> R </w:t>
-      </w:r>
-      <w:r>
-        <w:rPr>
-          <w:rFonts w:hint="eastAsia" w:ascii="Times New Roman" w:hAnsi="Times New Roman" w:eastAsia="FangSong" w:cs="Times New Roman"/>
-        </w:rPr>
-        <w:t xml:space="preserve">还是</w:t>
-      </w:r>
-      <w:r>
-        <w:rPr>
-          <w:rFonts w:ascii="Times New Roman" w:hAnsi="Times New Roman" w:eastAsia="Times New Roman" w:cs="Times New Roman"/>
-        </w:rPr>
-        <w:t xml:space="preserve"> S:</w:t>
-      </w:r>
-    </w:p>
-    <w:p>
-      <w:pPr>
-        <w:pStyle w:val="BodyText"/>
-      </w:pPr>
-      <w:r>
-        <w:rPr>
-          <w:rFonts w:hint="eastAsia" w:ascii="Times New Roman" w:hAnsi="Times New Roman" w:eastAsia="FangSong" w:cs="Times New Roman"/>
-        </w:rPr>
-        <w:t xml:space="preserve">习题</w:t>
-      </w:r>
-      <w:r>
-        <w:rPr>
-          <w:rFonts w:ascii="Times New Roman" w:hAnsi="Times New Roman" w:eastAsia="Times New Roman" w:cs="Times New Roman"/>
-        </w:rPr>
-        <w:t xml:space="preserve"> 4. </w:t>
-      </w:r>
-      <w:r>
-        <w:rPr>
-          <w:rFonts w:hint="eastAsia" w:ascii="Times New Roman" w:hAnsi="Times New Roman" w:eastAsia="FangSong" w:cs="Times New Roman"/>
-        </w:rPr>
-        <w:t xml:space="preserve">标出下列分子中每个手性中心的构型是</w:t>
-      </w:r>
-      <w:r>
-        <w:rPr>
-          <w:rFonts w:ascii="Times New Roman" w:hAnsi="Times New Roman" w:eastAsia="Times New Roman" w:cs="Times New Roman"/>
-        </w:rPr>
-        <w:t xml:space="preserve"> R </w:t>
-      </w:r>
-      <w:r>
-        <w:rPr>
-          <w:rFonts w:hint="eastAsia" w:ascii="Times New Roman" w:hAnsi="Times New Roman" w:eastAsia="FangSong" w:cs="Times New Roman"/>
-        </w:rPr>
-        <w:t xml:space="preserve">还是</w:t>
-      </w:r>
-      <w:r>
-        <w:rPr>
-          <w:rFonts w:ascii="Times New Roman" w:hAnsi="Times New Roman" w:eastAsia="Times New Roman" w:cs="Times New Roman"/>
-        </w:rPr>
-        <w:t xml:space="preserve"> S:</w:t>
-      </w:r>
-    </w:p>
-    <w:p>
-      <w:pPr>
-        <w:spacing w:before="160" w:after="80"/>
-      </w:pPr>
-      <w:r>
-        <w:pict>
-          <v:rect style="width:0;height:1.5pt" o:hralign="center" o:hrstd="t" o:hr="t"/>
-        </w:pict>
-      </w:r>
-    </w:p>
-    <w:bookmarkEnd w:id="235"/>
-    <w:bookmarkStart w:id="236" w:name="内消旋化合物判断"/>
-    <w:p>
-      <w:pPr>
-        <w:pStyle w:val="Heading2"/>
-        <w:spacing w:before="280" w:after="120"/>
-      </w:pPr>
-      <w:r>
-        <w:rPr>
-          <w:rFonts w:ascii="Times New Roman" w:hAnsi="Times New Roman" w:eastAsia="Times New Roman" w:cs="Times New Roman"/>
-        </w:rPr>
-        <w:t xml:space="preserve">2.50 </w:t>
-      </w:r>
-      <w:r>
-        <w:rPr>
-          <w:rFonts w:hint="eastAsia" w:ascii="Times New Roman" w:hAnsi="Times New Roman" w:eastAsia="SimHei" w:cs="Times New Roman"/>
-        </w:rPr>
-        <w:t xml:space="preserve">内消旋化合物判断</w:t>
-      </w:r>
-    </w:p>
-    <w:p>
-      <w:pPr>
-        <w:pStyle w:val="BlockText"/>
-      </w:pPr>
-      <w:r>
-        <w:rPr>
-          <w:rFonts w:hint="eastAsia" w:ascii="Times New Roman" w:hAnsi="Times New Roman" w:eastAsia="FangSong" w:cs="Times New Roman"/>
-          <w:i/>
-          <w:iCs/>
-        </w:rPr>
-        <w:t xml:space="preserve">本题原含</w:t>
-      </w:r>
-      <w:r>
-        <w:rPr>
-          <w:rFonts w:ascii="Times New Roman" w:hAnsi="Times New Roman" w:eastAsia="Times New Roman" w:cs="Times New Roman"/>
-          <w:i/>
-          <w:iCs/>
-        </w:rPr>
-        <w:t xml:space="preserve"> 4 </w:t>
-      </w:r>
-      <w:r>
-        <w:rPr>
-          <w:rFonts w:hint="eastAsia" w:ascii="Times New Roman" w:hAnsi="Times New Roman" w:eastAsia="FangSong" w:cs="Times New Roman"/>
-          <w:i/>
-          <w:iCs/>
-        </w:rPr>
-        <w:t>张学而思讲义图片</w:t>
-      </w:r>
-      <w:r>
-        <w:rPr>
-          <w:rFonts w:hint="eastAsia" w:ascii="Times New Roman" w:hAnsi="Times New Roman" w:eastAsia="Times New Roman" w:cs="Times New Roman"/>
-          <w:i/>
-          <w:iCs/>
-        </w:rPr>
-        <w:t>，</w:t>
-      </w:r>
-      <w:r>
-        <w:rPr>
-          <w:rFonts w:hint="eastAsia" w:ascii="Times New Roman" w:hAnsi="Times New Roman" w:eastAsia="FangSong" w:cs="Times New Roman"/>
-          <w:i/>
-          <w:iCs/>
-        </w:rPr>
-        <w:t>源文件图片未导入</w:t>
-      </w:r>
-      <w:r>
-        <w:rPr>
-          <w:rFonts w:ascii="Times New Roman" w:hAnsi="Times New Roman" w:eastAsia="Times New Roman" w:cs="Times New Roman"/>
-          <w:i/>
-          <w:iCs/>
-        </w:rPr>
-        <w:t xml:space="preserve"> vault</w:t>
-      </w:r>
-    </w:p>
-    <w:p>
-      <w:pPr>
-        <w:pStyle w:val="FirstParagraph"/>
-      </w:pPr>
-      <w:r>
-        <w:rPr>
-          <w:rFonts w:hint="eastAsia" w:ascii="Times New Roman" w:hAnsi="Times New Roman" w:eastAsia="FangSong" w:cs="Times New Roman"/>
-        </w:rPr>
-        <w:t xml:space="preserve">习题</w:t>
-      </w:r>
-      <w:r>
-        <w:rPr>
-          <w:rFonts w:ascii="Times New Roman" w:hAnsi="Times New Roman" w:eastAsia="Times New Roman" w:cs="Times New Roman"/>
-        </w:rPr>
-        <w:t xml:space="preserve"> 5. </w:t>
-      </w:r>
-      <w:r>
-        <w:rPr>
-          <w:rFonts w:hint="eastAsia" w:ascii="Times New Roman" w:hAnsi="Times New Roman" w:eastAsia="FangSong" w:cs="Times New Roman"/>
-        </w:rPr>
-        <w:t>下面哪些结构是内消旋化合物</w:t>
-      </w:r>
-      <w:r>
-        <w:rPr>
-          <w:rFonts w:hint="eastAsia" w:ascii="Times New Roman" w:hAnsi="Times New Roman" w:eastAsia="Times New Roman" w:cs="Times New Roman"/>
-        </w:rPr>
-        <w:t>?</w:t>
-      </w:r>
-    </w:p>
-    <w:p>
-      <w:pPr>
-        <w:pStyle w:val="BodyText"/>
-      </w:pPr>
-      <w:r>
-        <w:rPr>
-          <w:rFonts w:ascii="Times New Roman" w:hAnsi="Times New Roman" w:eastAsia="Times New Roman" w:cs="Times New Roman"/>
-        </w:rPr>
-        <w:t xml:space="preserve">Chemical structure of a cyclohexane derivative with methyl and hydrogen substituents</w:t>
-      </w:r>
-    </w:p>
-    <w:p>
-      <w:pPr>
-        <w:pStyle w:val="BodyText"/>
-      </w:pPr>
-      <w:r>
-        <w:rPr>
-          <w:rFonts w:ascii="Times New Roman" w:hAnsi="Times New Roman" w:eastAsia="Times New Roman" w:cs="Times New Roman"/>
-        </w:rPr>
-        <w:t xml:space="preserve">Chemical structure of a brominated alkane with methyl and hydrogen substituents</w:t>
-      </w:r>
-    </w:p>
-    <w:p>
-      <w:pPr>
-        <w:spacing w:before="160" w:after="80"/>
-      </w:pPr>
-      <w:r>
-        <w:pict>
-          <v:rect style="width:0;height:1.5pt" o:hralign="center" o:hrstd="t" o:hr="t"/>
-        </w:pict>
-      </w:r>
-    </w:p>
-    <w:bookmarkEnd w:id="236"/>
-    <w:bookmarkStart w:id="237" w:name="手性分子判断"/>
-    <w:p>
-      <w:pPr>
-        <w:pStyle w:val="Heading2"/>
-        <w:spacing w:before="280" w:after="120"/>
-      </w:pPr>
-      <w:r>
-        <w:rPr>
-          <w:rFonts w:ascii="Times New Roman" w:hAnsi="Times New Roman" w:eastAsia="Times New Roman" w:cs="Times New Roman"/>
-        </w:rPr>
-        <w:t xml:space="preserve">2.51 </w:t>
-      </w:r>
-      <w:r>
-        <w:rPr>
-          <w:rFonts w:hint="eastAsia" w:ascii="Times New Roman" w:hAnsi="Times New Roman" w:eastAsia="SimHei" w:cs="Times New Roman"/>
-        </w:rPr>
-        <w:t xml:space="preserve">手性分子判断</w:t>
-      </w:r>
-    </w:p>
-    <w:p>
-      <w:pPr>
-        <w:pStyle w:val="BlockText"/>
-      </w:pPr>
-      <w:r>
-        <w:rPr>
-          <w:rFonts w:hint="eastAsia" w:ascii="Times New Roman" w:hAnsi="Times New Roman" w:eastAsia="FangSong" w:cs="Times New Roman"/>
-          <w:i/>
-          <w:iCs/>
-        </w:rPr>
-        <w:t xml:space="preserve">本题原含</w:t>
-      </w:r>
-      <w:r>
-        <w:rPr>
-          <w:rFonts w:ascii="Times New Roman" w:hAnsi="Times New Roman" w:eastAsia="Times New Roman" w:cs="Times New Roman"/>
-          <w:i/>
-          <w:iCs/>
-        </w:rPr>
-        <w:t xml:space="preserve"> 9 </w:t>
-      </w:r>
-      <w:r>
-        <w:rPr>
-          <w:rFonts w:hint="eastAsia" w:ascii="Times New Roman" w:hAnsi="Times New Roman" w:eastAsia="FangSong" w:cs="Times New Roman"/>
-          <w:i/>
-          <w:iCs/>
-        </w:rPr>
-        <w:t>张学而思讲义图片</w:t>
-      </w:r>
-      <w:r>
-        <w:rPr>
-          <w:rFonts w:hint="eastAsia" w:ascii="Times New Roman" w:hAnsi="Times New Roman" w:eastAsia="Times New Roman" w:cs="Times New Roman"/>
-          <w:i/>
-          <w:iCs/>
-        </w:rPr>
-        <w:t>，</w:t>
-      </w:r>
-      <w:r>
-        <w:rPr>
-          <w:rFonts w:hint="eastAsia" w:ascii="Times New Roman" w:hAnsi="Times New Roman" w:eastAsia="FangSong" w:cs="Times New Roman"/>
-          <w:i/>
-          <w:iCs/>
-        </w:rPr>
-        <w:t>源文件图片未导入</w:t>
-      </w:r>
-      <w:r>
-        <w:rPr>
-          <w:rFonts w:ascii="Times New Roman" w:hAnsi="Times New Roman" w:eastAsia="Times New Roman" w:cs="Times New Roman"/>
-          <w:i/>
-          <w:iCs/>
-        </w:rPr>
-        <w:t xml:space="preserve"> vault</w:t>
-      </w:r>
-    </w:p>
-    <w:p>
-      <w:pPr>
-        <w:pStyle w:val="FirstParagraph"/>
-      </w:pPr>
-      <w:r>
-        <w:rPr>
-          <w:rFonts w:hint="eastAsia" w:ascii="Times New Roman" w:hAnsi="Times New Roman" w:eastAsia="FangSong" w:cs="Times New Roman"/>
-        </w:rPr>
-        <w:t xml:space="preserve">习题</w:t>
-      </w:r>
-      <w:r>
-        <w:rPr>
-          <w:rFonts w:ascii="Times New Roman" w:hAnsi="Times New Roman" w:eastAsia="Times New Roman" w:cs="Times New Roman"/>
-        </w:rPr>
-        <w:t xml:space="preserve"> 8. </w:t>
-      </w:r>
-      <w:r>
-        <w:rPr>
-          <w:rFonts w:hint="eastAsia" w:ascii="Times New Roman" w:hAnsi="Times New Roman" w:eastAsia="FangSong" w:cs="Times New Roman"/>
-        </w:rPr>
-        <w:t>推测下列化合物有无手性</w:t>
-      </w:r>
-      <w:r>
-        <w:rPr>
-          <w:rFonts w:hint="eastAsia" w:ascii="Times New Roman" w:hAnsi="Times New Roman" w:eastAsia="Times New Roman" w:cs="Times New Roman"/>
-        </w:rPr>
-        <w:t>，</w:t>
-      </w:r>
-      <w:r>
-        <w:rPr>
-          <w:rFonts w:hint="eastAsia" w:ascii="Times New Roman" w:hAnsi="Times New Roman" w:eastAsia="FangSong" w:cs="Times New Roman"/>
-        </w:rPr>
-        <w:t>如有手性</w:t>
-      </w:r>
-      <w:r>
-        <w:rPr>
-          <w:rFonts w:hint="eastAsia" w:ascii="Times New Roman" w:hAnsi="Times New Roman" w:eastAsia="Times New Roman" w:cs="Times New Roman"/>
-        </w:rPr>
-        <w:t>，</w:t>
-      </w:r>
-      <w:r>
-        <w:rPr>
-          <w:rFonts w:hint="eastAsia" w:ascii="Times New Roman" w:hAnsi="Times New Roman" w:eastAsia="FangSong" w:cs="Times New Roman"/>
-        </w:rPr>
-        <w:t>写出其对映体</w:t>
-      </w:r>
-      <w:r>
-        <w:rPr>
-          <w:rFonts w:hint="eastAsia" w:ascii="Times New Roman" w:hAnsi="Times New Roman" w:eastAsia="Times New Roman" w:cs="Times New Roman"/>
-        </w:rPr>
-        <w:t>。</w:t>
-      </w:r>
-    </w:p>
-    <w:p>
-      <w:pPr>
-        <w:pStyle w:val="BodyText"/>
-      </w:pPr>
-      <w:r>
-        <w:rPr>
-          <w:rFonts w:ascii="Times New Roman" w:hAnsi="Times New Roman" w:eastAsia="Times New Roman" w:cs="Times New Roman"/>
-        </w:rPr>
-        <w:t xml:space="preserve">Chemical structure diagram of a fused bicyclic compound with fluorine substituents</w:t>
-      </w:r>
-    </w:p>
-    <w:p>
-      <w:pPr>
-        <w:pStyle w:val="BodyText"/>
-      </w:pPr>
-      <w:r>
-        <w:rPr>
-          <w:rFonts w:ascii="Times New Roman" w:hAnsi="Times New Roman" w:eastAsia="Times New Roman" w:cs="Times New Roman"/>
-        </w:rPr>
-        <w:t xml:space="preserve">Chemical structure of a substituted cyclohexane with methyl group</w:t>
-      </w:r>
-    </w:p>
-    <w:p>
-      <w:pPr>
-        <w:pStyle w:val="BodyText"/>
-      </w:pPr>
-      <w:r>
-        <w:rPr>
-          <w:rFonts w:ascii="Times New Roman" w:hAnsi="Times New Roman" w:eastAsia="Times New Roman" w:cs="Times New Roman"/>
-        </w:rPr>
-        <w:t xml:space="preserve">Molecular structure of 1,3-butadiene showing two hydrogen atoms and a cyclohexane ring with double bonds</w:t>
-      </w:r>
-    </w:p>
-    <w:p>
-      <w:pPr>
-        <w:pStyle w:val="BodyText"/>
-      </w:pPr>
-      <w:r>
-        <w:rPr>
-          <w:rFonts w:ascii="Times New Roman" w:hAnsi="Times New Roman" w:eastAsia="Times New Roman" w:cs="Times New Roman"/>
-        </w:rPr>
-        <w:t xml:space="preserve">Chemical structure of a bridged bicyclic compound with cyclohexane and chlorinated alkyl chains</w:t>
-      </w:r>
-    </w:p>
-    <w:p>
-      <w:pPr>
-        <w:pStyle w:val="BodyText"/>
-      </w:pPr>
-      <w:r>
-        <w:rPr>
-          <w:rFonts w:ascii="Times New Roman" w:hAnsi="Times New Roman" w:eastAsia="Times New Roman" w:cs="Times New Roman"/>
-        </w:rPr>
-        <w:t xml:space="preserve">Chemical structure of a brominated cyclohexane derivative with a carbonyl group</w:t>
-      </w:r>
-    </w:p>
-    <w:p>
-      <w:pPr>
-        <w:pStyle w:val="BodyText"/>
-      </w:pPr>
-      <w:r>
-        <w:rPr>
-          <w:rFonts w:ascii="Times New Roman" w:hAnsi="Times New Roman" w:eastAsia="Times New Roman" w:cs="Times New Roman"/>
-        </w:rPr>
-        <w:t xml:space="preserve">Chemical structure of a carbonyl compound with hydroxyl and methoxy substituents</w:t>
-      </w:r>
-    </w:p>
-    <w:p>
-      <w:pPr>
-        <w:spacing w:before="160" w:after="80"/>
-      </w:pPr>
-      <w:r>
-        <w:pict>
-          <v:rect style="width:0;height:1.5pt" o:hralign="center" o:hrstd="t" o:hr="t"/>
-        </w:pict>
-      </w:r>
-    </w:p>
-    <w:bookmarkEnd w:id="237"/>
-    <w:bookmarkStart w:id="238" w:name="光活性与不对称碳"/>
-    <w:p>
-      <w:pPr>
-        <w:pStyle w:val="Heading2"/>
-        <w:spacing w:before="280" w:after="120"/>
-      </w:pPr>
-      <w:r>
-        <w:rPr>
-          <w:rFonts w:ascii="Times New Roman" w:hAnsi="Times New Roman" w:eastAsia="Times New Roman" w:cs="Times New Roman"/>
-        </w:rPr>
-        <w:t xml:space="preserve">2.52 </w:t>
-      </w:r>
-      <w:r>
-        <w:rPr>
-          <w:rFonts w:hint="eastAsia" w:ascii="Times New Roman" w:hAnsi="Times New Roman" w:eastAsia="SimHei" w:cs="Times New Roman"/>
-        </w:rPr>
-        <w:t xml:space="preserve">光活性与不对称碳</w:t>
-      </w:r>
-    </w:p>
-    <w:p>
-      <w:pPr>
-        <w:pStyle w:val="BlockText"/>
-      </w:pPr>
-      <w:r>
-        <w:rPr>
-          <w:rFonts w:hint="eastAsia" w:ascii="Times New Roman" w:hAnsi="Times New Roman" w:eastAsia="FangSong" w:cs="Times New Roman"/>
-          <w:i/>
-          <w:iCs/>
-        </w:rPr>
-        <w:t xml:space="preserve">本题原含</w:t>
-      </w:r>
-      <w:r>
-        <w:rPr>
-          <w:rFonts w:ascii="Times New Roman" w:hAnsi="Times New Roman" w:eastAsia="Times New Roman" w:cs="Times New Roman"/>
-          <w:i/>
-          <w:iCs/>
-        </w:rPr>
-        <w:t xml:space="preserve"> 4 </w:t>
-      </w:r>
-      <w:r>
-        <w:rPr>
-          <w:rFonts w:hint="eastAsia" w:ascii="Times New Roman" w:hAnsi="Times New Roman" w:eastAsia="FangSong" w:cs="Times New Roman"/>
-          <w:i/>
-          <w:iCs/>
-        </w:rPr>
-        <w:t>张学而思讲义图片</w:t>
-      </w:r>
-      <w:r>
-        <w:rPr>
-          <w:rFonts w:hint="eastAsia" w:ascii="Times New Roman" w:hAnsi="Times New Roman" w:eastAsia="Times New Roman" w:cs="Times New Roman"/>
-          <w:i/>
-          <w:iCs/>
-        </w:rPr>
-        <w:t>，</w:t>
-      </w:r>
-      <w:r>
-        <w:rPr>
-          <w:rFonts w:hint="eastAsia" w:ascii="Times New Roman" w:hAnsi="Times New Roman" w:eastAsia="FangSong" w:cs="Times New Roman"/>
-          <w:i/>
-          <w:iCs/>
-        </w:rPr>
-        <w:t>源文件图片未导入</w:t>
-      </w:r>
-      <w:r>
-        <w:rPr>
-          <w:rFonts w:ascii="Times New Roman" w:hAnsi="Times New Roman" w:eastAsia="Times New Roman" w:cs="Times New Roman"/>
-          <w:i/>
-          <w:iCs/>
-        </w:rPr>
-        <w:t xml:space="preserve"> vault</w:t>
-      </w:r>
-    </w:p>
-    <w:p>
-      <w:pPr>
-        <w:pStyle w:val="FirstParagraph"/>
-      </w:pPr>
-      <w:r>
-        <w:rPr>
-          <w:rFonts w:hint="eastAsia" w:ascii="Times New Roman" w:hAnsi="Times New Roman" w:eastAsia="FangSong" w:cs="Times New Roman"/>
-        </w:rPr>
-        <w:t xml:space="preserve">习题</w:t>
-      </w:r>
-      <w:r>
-        <w:rPr>
-          <w:rFonts w:ascii="Times New Roman" w:hAnsi="Times New Roman" w:eastAsia="Times New Roman" w:cs="Times New Roman"/>
-        </w:rPr>
-        <w:t xml:space="preserve"> 9. </w:t>
-      </w:r>
-      <w:r>
-        <w:rPr>
-          <w:rFonts w:hint="eastAsia" w:ascii="Times New Roman" w:hAnsi="Times New Roman" w:eastAsia="FangSong" w:cs="Times New Roman"/>
-        </w:rPr>
-        <w:t>判断下列化合物是否有光活性</w:t>
-      </w:r>
-      <w:r>
-        <w:rPr>
-          <w:rFonts w:hint="eastAsia" w:ascii="Times New Roman" w:hAnsi="Times New Roman" w:eastAsia="Times New Roman" w:cs="Times New Roman"/>
-        </w:rPr>
-        <w:t>？</w:t>
-      </w:r>
-      <w:r>
-        <w:rPr>
-          <w:rFonts w:hint="eastAsia" w:ascii="Times New Roman" w:hAnsi="Times New Roman" w:eastAsia="FangSong" w:cs="Times New Roman"/>
-        </w:rPr>
-        <w:t>请标明不对称碳原子的构型</w:t>
-      </w:r>
-      <w:r>
-        <w:rPr>
-          <w:rFonts w:hint="eastAsia" w:ascii="Times New Roman" w:hAnsi="Times New Roman" w:eastAsia="Times New Roman" w:cs="Times New Roman"/>
-        </w:rPr>
-        <w:t>。</w:t>
-      </w:r>
-    </w:p>
-    <w:p>
-      <w:pPr>
-        <w:pStyle w:val="BodyText"/>
-      </w:pPr>
-      <w:r>
-        <w:rPr>
-          <w:rFonts w:ascii="Times New Roman" w:hAnsi="Times New Roman" w:eastAsia="Times New Roman" w:cs="Times New Roman"/>
-        </w:rPr>
-        <w:t xml:space="preserve">Chemical structure of a diene with methyl and iodine substituents</w:t>
-      </w:r>
-    </w:p>
-    <w:p>
-      <w:pPr>
-        <w:pStyle w:val="FirstParagraph"/>
-      </w:pPr>
-      <w:r>
-        <w:rPr>
-          <w:rFonts w:ascii="Times New Roman" w:hAnsi="Times New Roman" w:eastAsia="Times New Roman" w:cs="Times New Roman"/>
-        </w:rPr>
-        <w:t xml:space="preserve">Chemical structure of a brominated hydrocarbon chain with hydroxyl and vinyl groups</w:t>
-      </w:r>
-    </w:p>
-    <w:p>
-      <w:pPr>
-        <w:pStyle w:val="FirstParagraph"/>
-      </w:pPr>
-      <w:r>
-        <w:rPr>
-          <w:rFonts w:ascii="Times New Roman" w:hAnsi="Times New Roman" w:eastAsia="Times New Roman" w:cs="Times New Roman"/>
-        </w:rPr>
-        <w:t xml:space="preserve">Chemical structure of a brominated hydrocarbon with hydroxyl and bromine substituents</w:t>
-      </w:r>
-    </w:p>
-    <w:p>
-      <w:pPr>
-        <w:pStyle w:val="FirstParagraph"/>
-      </w:pPr>
-      <w:r>
-        <w:rPr>
-          <w:rFonts w:ascii="Times New Roman" w:hAnsi="Times New Roman" w:eastAsia="Times New Roman" w:cs="Times New Roman"/>
-        </w:rPr>
-        <w:t xml:space="preserve">Chemical structure of a diol compound with hydroxyl and chlorine substituents</w:t>
-      </w:r>
-    </w:p>
-    <w:p>
-      <w:pPr>
-        <w:spacing w:before="160" w:after="80"/>
-      </w:pPr>
-      <w:r>
-        <w:pict>
-          <v:rect style="width:0;height:1.5pt" o:hralign="center" o:hrstd="t" o:hr="t"/>
-        </w:pict>
-      </w:r>
-    </w:p>
-    <w:bookmarkEnd w:id="238"/>
-    <w:bookmarkStart w:id="251" w:name="手性中心构型第33届初赛"/>
-    <w:p>
-      <w:pPr>
-        <w:pStyle w:val="Heading2"/>
-        <w:spacing w:before="280" w:after="120"/>
-      </w:pPr>
-      <w:r>
-        <w:rPr>
-          <w:rFonts w:ascii="Times New Roman" w:hAnsi="Times New Roman" w:eastAsia="Times New Roman" w:cs="Times New Roman"/>
-        </w:rPr>
-        <w:t xml:space="preserve">2.53 </w:t>
-      </w:r>
-      <w:r>
-        <w:rPr>
-          <w:rFonts w:hint="eastAsia" w:ascii="Times New Roman" w:hAnsi="Times New Roman" w:eastAsia="SimHei" w:cs="Times New Roman"/>
-        </w:rPr>
-        <w:t>手性中心构型</w:t>
-      </w:r>
-      <w:r>
-        <w:rPr>
-          <w:rFonts w:hint="eastAsia" w:ascii="Times New Roman" w:hAnsi="Times New Roman" w:eastAsia="Times New Roman" w:cs="Times New Roman"/>
-        </w:rPr>
-        <w:t>（</w:t>
-      </w:r>
-      <w:r>
-        <w:rPr>
-          <w:rFonts w:hint="eastAsia" w:ascii="Times New Roman" w:hAnsi="Times New Roman" w:eastAsia="SimHei" w:cs="Times New Roman"/>
-        </w:rPr>
-        <w:t>第</w:t>
-      </w:r>
-      <w:r>
-        <w:rPr>
-          <w:rFonts w:hint="eastAsia" w:ascii="Times New Roman" w:hAnsi="Times New Roman" w:eastAsia="Times New Roman" w:cs="Times New Roman"/>
-        </w:rPr>
-        <w:t>33</w:t>
-      </w:r>
-      <w:r>
-        <w:rPr>
-          <w:rFonts w:hint="eastAsia" w:ascii="Times New Roman" w:hAnsi="Times New Roman" w:eastAsia="SimHei" w:cs="Times New Roman"/>
-        </w:rPr>
-        <w:t>届初赛</w:t>
-      </w:r>
-      <w:r>
-        <w:rPr>
-          <w:rFonts w:hint="eastAsia" w:ascii="Times New Roman" w:hAnsi="Times New Roman" w:eastAsia="Times New Roman" w:cs="Times New Roman"/>
-        </w:rPr>
-        <w:t>）</w:t>
-      </w:r>
-    </w:p>
-    <w:p>
-      <w:pPr>
-        <w:pStyle w:val="FirstParagraph"/>
-      </w:pPr>
-      <w:r>
-        <w:rPr>
-          <w:rFonts w:ascii="Times New Roman" w:hAnsi="Times New Roman" w:eastAsia="Times New Roman" w:cs="Times New Roman"/>
-        </w:rPr>
-        <w:t xml:space="preserve">8-1 </w:t>
-      </w:r>
       <w:r>
         <w:rPr>
           <w:rFonts w:hint="eastAsia" w:ascii="Times New Roman" w:hAnsi="Times New Roman" w:eastAsia="FangSong" w:cs="Times New Roman"/>
@@ -9279,18 +7435,18 @@
           <wp:inline>
             <wp:extent cx="3149600" cy="1028700"/>
             <wp:effectExtent b="0" l="0" r="0" t="0"/>
-            <wp:docPr descr="" title="" id="240" name="Picture"/>
+            <wp:docPr descr="" title="" id="230" name="Picture"/>
             <a:graphic>
               <a:graphicData uri="http://schemas.openxmlformats.org/drawingml/2006/picture">
                 <pic:pic>
                   <pic:nvPicPr>
-                    <pic:cNvPr descr="882e4fd982f5b126b221f4453a575a8a6f35f862bd52de790f65d99d99fde2a1.jpg" id="241" name="Picture"/>
+                    <pic:cNvPr descr="882e4fd982f5b126b221f4453a575a8a6f35f862bd52de790f65d99d99fde2a1.jpg" id="231" name="Picture"/>
                     <pic:cNvPicPr>
                       <a:picLocks noChangeArrowheads="1" noChangeAspect="1"/>
                     </pic:cNvPicPr>
                   </pic:nvPicPr>
                   <pic:blipFill>
-                    <a:blip r:embed="rId239"/>
+                    <a:blip r:embed="rId229"/>
                     <a:stretch>
                       <a:fillRect/>
                     </a:stretch>
@@ -9460,18 +7616,18 @@
           <wp:inline>
             <wp:extent cx="3600000" cy="1563093"/>
             <wp:effectExtent b="0" l="0" r="0" t="0"/>
-            <wp:docPr descr="" title="" id="243" name="Picture"/>
+            <wp:docPr descr="" title="" id="233" name="Picture"/>
             <a:graphic>
               <a:graphicData uri="http://schemas.openxmlformats.org/drawingml/2006/picture">
                 <pic:pic>
                   <pic:nvPicPr>
-                    <pic:cNvPr descr="50d0f5574727e1f0a9bb634da37aac68c4b0bcf6b73d45e8c815824a1e3f9381.jpg" id="244" name="Picture"/>
+                    <pic:cNvPr descr="50d0f5574727e1f0a9bb634da37aac68c4b0bcf6b73d45e8c815824a1e3f9381.jpg" id="234" name="Picture"/>
                     <pic:cNvPicPr>
                       <a:picLocks noChangeArrowheads="1" noChangeAspect="1"/>
                     </pic:cNvPicPr>
                   </pic:nvPicPr>
                   <pic:blipFill>
-                    <a:blip r:embed="rId242"/>
+                    <a:blip r:embed="rId232"/>
                     <a:stretch>
                       <a:fillRect/>
                     </a:stretch>
@@ -9618,18 +7774,18 @@
           <wp:inline>
             <wp:extent cx="3600000" cy="1408860"/>
             <wp:effectExtent b="0" l="0" r="0" t="0"/>
-            <wp:docPr descr="" title="" id="246" name="Picture"/>
+            <wp:docPr descr="" title="" id="236" name="Picture"/>
             <a:graphic>
               <a:graphicData uri="http://schemas.openxmlformats.org/drawingml/2006/picture">
                 <pic:pic>
                   <pic:nvPicPr>
-                    <pic:cNvPr descr="b03b9bea8cdbd92cb84d2155eb77f04df874d5ae8dd71e0e9507d01f34266bfc.jpg" id="247" name="Picture"/>
+                    <pic:cNvPr descr="b03b9bea8cdbd92cb84d2155eb77f04df874d5ae8dd71e0e9507d01f34266bfc.jpg" id="237" name="Picture"/>
                     <pic:cNvPicPr>
                       <a:picLocks noChangeArrowheads="1" noChangeAspect="1"/>
                     </pic:cNvPicPr>
                   </pic:nvPicPr>
                   <pic:blipFill>
-                    <a:blip r:embed="rId245"/>
+                    <a:blip r:embed="rId235"/>
                     <a:stretch>
                       <a:fillRect/>
                     </a:stretch>
@@ -9861,7 +8017,7 @@
         <w:pStyle w:val="Compact"/>
         <w:numPr>
           <w:ilvl w:val="0"/>
-          <w:numId w:val="1010"/>
+          <w:numId w:val="1005"/>
         </w:numPr>
       </w:pPr>
       <m:oMath>
@@ -9991,7 +8147,7 @@
         <w:pStyle w:val="Compact"/>
         <w:numPr>
           <w:ilvl w:val="0"/>
-          <w:numId w:val="1010"/>
+          <w:numId w:val="1005"/>
         </w:numPr>
       </w:pPr>
       <m:oMath>
@@ -10121,7 +8277,7 @@
         <w:pStyle w:val="Compact"/>
         <w:numPr>
           <w:ilvl w:val="0"/>
-          <w:numId w:val="1010"/>
+          <w:numId w:val="1005"/>
         </w:numPr>
       </w:pPr>
       <m:oMath>
@@ -10236,7 +8392,7 @@
         <w:pStyle w:val="Compact"/>
         <w:numPr>
           <w:ilvl w:val="0"/>
-          <w:numId w:val="1010"/>
+          <w:numId w:val="1005"/>
         </w:numPr>
       </w:pPr>
       <m:oMath>
@@ -10399,18 +8555,18 @@
           <wp:inline>
             <wp:extent cx="3600000" cy="2531092"/>
             <wp:effectExtent b="0" l="0" r="0" t="0"/>
-            <wp:docPr descr="" title="" id="249" name="Picture"/>
+            <wp:docPr descr="" title="" id="239" name="Picture"/>
             <a:graphic>
               <a:graphicData uri="http://schemas.openxmlformats.org/drawingml/2006/picture">
                 <pic:pic>
                   <pic:nvPicPr>
-                    <pic:cNvPr descr="7b7903e552acceb4b6dca0bdb79e5ae0e784c572c9e553681279c48242749fdf.jpg" id="250" name="Picture"/>
+                    <pic:cNvPr descr="7b7903e552acceb4b6dca0bdb79e5ae0e784c572c9e553681279c48242749fdf.jpg" id="240" name="Picture"/>
                     <pic:cNvPicPr>
                       <a:picLocks noChangeArrowheads="1" noChangeAspect="1"/>
                     </pic:cNvPicPr>
                   </pic:nvPicPr>
                   <pic:blipFill>
-                    <a:blip r:embed="rId248"/>
+                    <a:blip r:embed="rId238"/>
                     <a:stretch>
                       <a:fillRect/>
                     </a:stretch>
@@ -10517,8 +8673,8 @@
         </w:pict>
       </w:r>
     </w:p>
-    <w:bookmarkEnd w:id="251"/>
-    <w:bookmarkStart w:id="252" w:name="亲电加成的区域选择性与机理"/>
+    <w:bookmarkEnd w:id="241"/>
+    <w:bookmarkStart w:id="242" w:name="亲电加成的区域选择性与机理"/>
     <w:p>
       <w:pPr>
         <w:pStyle w:val="Heading2"/>
@@ -10528,7 +8684,7 @@
         <w:rPr>
           <w:rFonts w:ascii="Times New Roman" w:hAnsi="Times New Roman" w:eastAsia="Times New Roman" w:cs="Times New Roman"/>
         </w:rPr>
-        <w:t xml:space="preserve">2.54 </w:t>
+        <w:t xml:space="preserve">2.44 </w:t>
       </w:r>
       <w:r>
         <w:rPr>
@@ -10608,7 +8764,7 @@
       <w:pPr>
         <w:numPr>
           <w:ilvl w:val="0"/>
-          <w:numId w:val="1011"/>
+          <w:numId w:val="1006"/>
         </w:numPr>
       </w:pPr>
       <w:r>
@@ -10660,7 +8816,7 @@
       <w:pPr>
         <w:numPr>
           <w:ilvl w:val="0"/>
-          <w:numId w:val="1011"/>
+          <w:numId w:val="1006"/>
         </w:numPr>
       </w:pPr>
       <w:r>
@@ -10698,7 +8854,7 @@
       <w:pPr>
         <w:numPr>
           <w:ilvl w:val="0"/>
-          <w:numId w:val="1011"/>
+          <w:numId w:val="1006"/>
         </w:numPr>
       </w:pPr>
       <w:r>
@@ -10766,7 +8922,7 @@
       <w:pPr>
         <w:numPr>
           <w:ilvl w:val="0"/>
-          <w:numId w:val="1011"/>
+          <w:numId w:val="1006"/>
         </w:numPr>
       </w:pPr>
       <w:r>
@@ -10798,8 +8954,8 @@
         </w:pict>
       </w:r>
     </w:p>
-    <w:bookmarkEnd w:id="252"/>
-    <w:bookmarkStart w:id="253" w:name="有机-加成-羟汞化脱汞反应区域选择性"/>
+    <w:bookmarkEnd w:id="242"/>
+    <w:bookmarkStart w:id="243" w:name="加成-羟汞化脱汞反应区域选择性"/>
     <w:p>
       <w:pPr>
         <w:pStyle w:val="Heading2"/>
@@ -10809,19 +8965,7 @@
         <w:rPr>
           <w:rFonts w:ascii="Times New Roman" w:hAnsi="Times New Roman" w:eastAsia="Times New Roman" w:cs="Times New Roman"/>
         </w:rPr>
-        <w:t xml:space="preserve">2.55 </w:t>
-      </w:r>
-      <w:r>
-        <w:rPr>
-          <w:rFonts w:hint="eastAsia" w:ascii="Times New Roman" w:hAnsi="Times New Roman" w:eastAsia="SimHei" w:cs="Times New Roman"/>
-        </w:rPr>
-        <w:t>有机</w:t>
-      </w:r>
-      <w:r>
-        <w:rPr>
-          <w:rFonts w:hint="eastAsia" w:ascii="Times New Roman" w:hAnsi="Times New Roman" w:eastAsia="Times New Roman" w:cs="Times New Roman"/>
-        </w:rPr>
-        <w:t>-</w:t>
+        <w:t xml:space="preserve">2.45 </w:t>
       </w:r>
       <w:r>
         <w:rPr>
@@ -11059,8 +9203,8 @@
         </w:pict>
       </w:r>
     </w:p>
-    <w:bookmarkEnd w:id="253"/>
-    <w:bookmarkStart w:id="257" w:name="有机-立体-六元环构象稳定性分析"/>
+    <w:bookmarkEnd w:id="243"/>
+    <w:bookmarkStart w:id="247" w:name="立体-六元环构象稳定性分析"/>
     <w:p>
       <w:pPr>
         <w:pStyle w:val="Heading2"/>
@@ -11070,19 +9214,7 @@
         <w:rPr>
           <w:rFonts w:ascii="Times New Roman" w:hAnsi="Times New Roman" w:eastAsia="Times New Roman" w:cs="Times New Roman"/>
         </w:rPr>
-        <w:t xml:space="preserve">2.56 </w:t>
-      </w:r>
-      <w:r>
-        <w:rPr>
-          <w:rFonts w:hint="eastAsia" w:ascii="Times New Roman" w:hAnsi="Times New Roman" w:eastAsia="SimHei" w:cs="Times New Roman"/>
-        </w:rPr>
-        <w:t>有机</w:t>
-      </w:r>
-      <w:r>
-        <w:rPr>
-          <w:rFonts w:hint="eastAsia" w:ascii="Times New Roman" w:hAnsi="Times New Roman" w:eastAsia="Times New Roman" w:cs="Times New Roman"/>
-        </w:rPr>
-        <w:t>-</w:t>
+        <w:t xml:space="preserve">2.46 </w:t>
       </w:r>
       <w:r>
         <w:rPr>
@@ -11300,18 +9432,18 @@
           <wp:inline>
             <wp:extent cx="3600000" cy="1512000"/>
             <wp:effectExtent b="0" l="0" r="0" t="0"/>
-            <wp:docPr descr="" title="" id="255" name="Picture"/>
+            <wp:docPr descr="" title="" id="245" name="Picture"/>
             <a:graphic>
               <a:graphicData uri="http://schemas.openxmlformats.org/drawingml/2006/picture">
                 <pic:pic>
                   <pic:nvPicPr>
-                    <pic:cNvPr descr="cyclohexane-chair.png" id="256" name="Picture"/>
+                    <pic:cNvPr descr="cyclohexane-chair.png" id="246" name="Picture"/>
                     <pic:cNvPicPr>
                       <a:picLocks noChangeArrowheads="1" noChangeAspect="1"/>
                     </pic:cNvPicPr>
                   </pic:nvPicPr>
                   <pic:blipFill>
-                    <a:blip r:embed="rId254"/>
+                    <a:blip r:embed="rId244"/>
                     <a:stretch>
                       <a:fillRect/>
                     </a:stretch>
@@ -11348,8 +9480,8 @@
         </w:pict>
       </w:r>
     </w:p>
-    <w:bookmarkEnd w:id="257"/>
-    <w:bookmarkStart w:id="258" w:name="有机-立体-手性分子对称性判断"/>
+    <w:bookmarkEnd w:id="247"/>
+    <w:bookmarkStart w:id="248" w:name="立体-手性分子对称性判断"/>
     <w:p>
       <w:pPr>
         <w:pStyle w:val="Heading2"/>
@@ -11359,19 +9491,7 @@
         <w:rPr>
           <w:rFonts w:ascii="Times New Roman" w:hAnsi="Times New Roman" w:eastAsia="Times New Roman" w:cs="Times New Roman"/>
         </w:rPr>
-        <w:t xml:space="preserve">2.57 </w:t>
-      </w:r>
-      <w:r>
-        <w:rPr>
-          <w:rFonts w:hint="eastAsia" w:ascii="Times New Roman" w:hAnsi="Times New Roman" w:eastAsia="SimHei" w:cs="Times New Roman"/>
-        </w:rPr>
-        <w:t>有机</w:t>
-      </w:r>
-      <w:r>
-        <w:rPr>
-          <w:rFonts w:hint="eastAsia" w:ascii="Times New Roman" w:hAnsi="Times New Roman" w:eastAsia="Times New Roman" w:cs="Times New Roman"/>
-        </w:rPr>
-        <w:t>-</w:t>
+        <w:t xml:space="preserve">2.47 </w:t>
       </w:r>
       <w:r>
         <w:rPr>
@@ -11604,8 +9724,8 @@
         </w:pict>
       </w:r>
     </w:p>
-    <w:bookmarkEnd w:id="258"/>
-    <w:bookmarkStart w:id="259" w:name="有机-加成-炔烃部分还原立体选择性"/>
+    <w:bookmarkEnd w:id="248"/>
+    <w:bookmarkStart w:id="249" w:name="加成-炔烃部分还原立体选择性"/>
     <w:p>
       <w:pPr>
         <w:pStyle w:val="Heading2"/>
@@ -11615,19 +9735,7 @@
         <w:rPr>
           <w:rFonts w:ascii="Times New Roman" w:hAnsi="Times New Roman" w:eastAsia="Times New Roman" w:cs="Times New Roman"/>
         </w:rPr>
-        <w:t xml:space="preserve">2.58 </w:t>
-      </w:r>
-      <w:r>
-        <w:rPr>
-          <w:rFonts w:hint="eastAsia" w:ascii="Times New Roman" w:hAnsi="Times New Roman" w:eastAsia="SimHei" w:cs="Times New Roman"/>
-        </w:rPr>
-        <w:t>有机</w:t>
-      </w:r>
-      <w:r>
-        <w:rPr>
-          <w:rFonts w:hint="eastAsia" w:ascii="Times New Roman" w:hAnsi="Times New Roman" w:eastAsia="Times New Roman" w:cs="Times New Roman"/>
-        </w:rPr>
-        <w:t>-</w:t>
+        <w:t xml:space="preserve">2.48 </w:t>
       </w:r>
       <w:r>
         <w:rPr>
@@ -11740,7 +9848,7 @@
         <w:pStyle w:val="Compact"/>
         <w:numPr>
           <w:ilvl w:val="0"/>
-          <w:numId w:val="1012"/>
+          <w:numId w:val="1007"/>
         </w:numPr>
       </w:pPr>
       <w:r>
@@ -11788,7 +9896,7 @@
         <w:pStyle w:val="Compact"/>
         <w:numPr>
           <w:ilvl w:val="0"/>
-          <w:numId w:val="1012"/>
+          <w:numId w:val="1007"/>
         </w:numPr>
       </w:pPr>
       <w:r>
@@ -11963,8 +10071,8 @@
         </w:pict>
       </w:r>
     </w:p>
-    <w:bookmarkEnd w:id="259"/>
-    <w:bookmarkStart w:id="260" w:name="有机-加成-烯烃加成反应立体化学"/>
+    <w:bookmarkEnd w:id="249"/>
+    <w:bookmarkStart w:id="250" w:name="加成-烯烃加成反应立体化学"/>
     <w:p>
       <w:pPr>
         <w:pStyle w:val="Heading2"/>
@@ -11974,19 +10082,7 @@
         <w:rPr>
           <w:rFonts w:ascii="Times New Roman" w:hAnsi="Times New Roman" w:eastAsia="Times New Roman" w:cs="Times New Roman"/>
         </w:rPr>
-        <w:t xml:space="preserve">2.59 </w:t>
-      </w:r>
-      <w:r>
-        <w:rPr>
-          <w:rFonts w:hint="eastAsia" w:ascii="Times New Roman" w:hAnsi="Times New Roman" w:eastAsia="SimHei" w:cs="Times New Roman"/>
-        </w:rPr>
-        <w:t>有机</w:t>
-      </w:r>
-      <w:r>
-        <w:rPr>
-          <w:rFonts w:hint="eastAsia" w:ascii="Times New Roman" w:hAnsi="Times New Roman" w:eastAsia="Times New Roman" w:cs="Times New Roman"/>
-        </w:rPr>
-        <w:t>-</w:t>
+        <w:t xml:space="preserve">2.49 </w:t>
       </w:r>
       <w:r>
         <w:rPr>
@@ -12399,8 +10495,8 @@
         </w:pict>
       </w:r>
     </w:p>
-    <w:bookmarkEnd w:id="260"/>
-    <w:bookmarkStart w:id="261" w:name="有机-加成-环氧开环区域选择性"/>
+    <w:bookmarkEnd w:id="250"/>
+    <w:bookmarkStart w:id="251" w:name="加成-环氧开环区域选择性"/>
     <w:p>
       <w:pPr>
         <w:pStyle w:val="Heading2"/>
@@ -12410,19 +10506,7 @@
         <w:rPr>
           <w:rFonts w:ascii="Times New Roman" w:hAnsi="Times New Roman" w:eastAsia="Times New Roman" w:cs="Times New Roman"/>
         </w:rPr>
-        <w:t xml:space="preserve">2.60 </w:t>
-      </w:r>
-      <w:r>
-        <w:rPr>
-          <w:rFonts w:hint="eastAsia" w:ascii="Times New Roman" w:hAnsi="Times New Roman" w:eastAsia="SimHei" w:cs="Times New Roman"/>
-        </w:rPr>
-        <w:t>有机</w:t>
-      </w:r>
-      <w:r>
-        <w:rPr>
-          <w:rFonts w:hint="eastAsia" w:ascii="Times New Roman" w:hAnsi="Times New Roman" w:eastAsia="Times New Roman" w:cs="Times New Roman"/>
-        </w:rPr>
-        <w:t>-</w:t>
+        <w:t xml:space="preserve">2.50 </w:t>
       </w:r>
       <w:r>
         <w:rPr>
@@ -12917,8 +11001,8 @@
         </w:pict>
       </w:r>
     </w:p>
-    <w:bookmarkEnd w:id="261"/>
-    <w:bookmarkStart w:id="265" w:name="有机-立体-手性分子rs构型判断"/>
+    <w:bookmarkEnd w:id="251"/>
+    <w:bookmarkStart w:id="255" w:name="立体-手性分子rs构型判断"/>
     <w:p>
       <w:pPr>
         <w:pStyle w:val="Heading2"/>
@@ -12928,13 +11012,13 @@
         <w:rPr>
           <w:rFonts w:ascii="Times New Roman" w:hAnsi="Times New Roman" w:eastAsia="Times New Roman" w:cs="Times New Roman"/>
         </w:rPr>
-        <w:t xml:space="preserve">2.61 </w:t>
+        <w:t xml:space="preserve">2.51 </w:t>
       </w:r>
       <w:r>
         <w:rPr>
           <w:rFonts w:hint="eastAsia" w:ascii="Times New Roman" w:hAnsi="Times New Roman" w:eastAsia="SimHei" w:cs="Times New Roman"/>
         </w:rPr>
-        <w:t>有机</w:t>
+        <w:t>立体</w:t>
       </w:r>
       <w:r>
         <w:rPr>
@@ -12946,30 +11030,18 @@
         <w:rPr>
           <w:rFonts w:hint="eastAsia" w:ascii="Times New Roman" w:hAnsi="Times New Roman" w:eastAsia="SimHei" w:cs="Times New Roman"/>
         </w:rPr>
-        <w:t>立体</w:t>
-      </w:r>
-      <w:r>
-        <w:rPr>
-          <w:rFonts w:hint="eastAsia" w:ascii="Times New Roman" w:hAnsi="Times New Roman" w:eastAsia="Times New Roman" w:cs="Times New Roman"/>
-        </w:rPr>
-        <w:t>-</w:t>
+        <w:t>手性分子</w:t>
+      </w:r>
+      <w:r>
+        <w:rPr>
+          <w:rFonts w:hint="eastAsia" w:ascii="Times New Roman" w:hAnsi="Times New Roman" w:eastAsia="Times New Roman" w:cs="Times New Roman"/>
+        </w:rPr>
+        <w:t>RS</w:t>
       </w:r>
       <w:r>
         <w:rPr>
           <w:rFonts w:hint="eastAsia" w:ascii="Times New Roman" w:hAnsi="Times New Roman" w:eastAsia="SimHei" w:cs="Times New Roman"/>
         </w:rPr>
-        <w:t>手性分子</w:t>
-      </w:r>
-      <w:r>
-        <w:rPr>
-          <w:rFonts w:hint="eastAsia" w:ascii="Times New Roman" w:hAnsi="Times New Roman" w:eastAsia="Times New Roman" w:cs="Times New Roman"/>
-        </w:rPr>
-        <w:t>RS</w:t>
-      </w:r>
-      <w:r>
-        <w:rPr>
-          <w:rFonts w:hint="eastAsia" w:ascii="Times New Roman" w:hAnsi="Times New Roman" w:eastAsia="SimHei" w:cs="Times New Roman"/>
-        </w:rPr>
         <w:t>构型判断</w:t>
       </w:r>
     </w:p>
@@ -13100,59 +11172,59 @@
       <w:r>
         <w:rPr>
           <w:rStyle w:val="VerbatimChar"/>
-          <w:rFonts w:ascii="Times New Roman" w:hAnsi="Times New Roman" w:eastAsia="Times New Roman" w:cs="Times New Roman"/>
+          <w:rFonts w:ascii="SimSun" w:hAnsi="SimSun" w:eastAsia="SimSun" w:cs="SimSun"/>
         </w:rPr>
         <w:t xml:space="preserve">    CH3</w:t>
       </w:r>
       <w:r>
         <w:rPr>
-          <w:rFonts w:ascii="Times New Roman" w:hAnsi="Times New Roman" w:eastAsia="Times New Roman" w:cs="Times New Roman"/>
+          <w:rFonts w:ascii="SimSun" w:hAnsi="SimSun" w:eastAsia="SimSun" w:cs="SimSun"/>
         </w:rPr>
         <w:br/>
       </w:r>
       <w:r>
         <w:rPr>
           <w:rStyle w:val="VerbatimChar"/>
-          <w:rFonts w:ascii="Times New Roman" w:hAnsi="Times New Roman" w:eastAsia="Times New Roman" w:cs="Times New Roman"/>
+          <w:rFonts w:ascii="SimSun" w:hAnsi="SimSun" w:eastAsia="SimSun" w:cs="SimSun"/>
         </w:rPr>
         <w:t xml:space="preserve">     |</w:t>
       </w:r>
       <w:r>
         <w:rPr>
-          <w:rFonts w:ascii="Times New Roman" w:hAnsi="Times New Roman" w:eastAsia="Times New Roman" w:cs="Times New Roman"/>
+          <w:rFonts w:ascii="SimSun" w:hAnsi="SimSun" w:eastAsia="SimSun" w:cs="SimSun"/>
         </w:rPr>
         <w:br/>
       </w:r>
       <w:r>
         <w:rPr>
           <w:rStyle w:val="VerbatimChar"/>
-          <w:rFonts w:ascii="Times New Roman" w:hAnsi="Times New Roman" w:eastAsia="Times New Roman" w:cs="Times New Roman"/>
+          <w:rFonts w:ascii="SimSun" w:hAnsi="SimSun" w:eastAsia="SimSun" w:cs="SimSun"/>
         </w:rPr>
         <w:t xml:space="preserve">  Cl—C—H</w:t>
       </w:r>
       <w:r>
         <w:rPr>
-          <w:rFonts w:ascii="Times New Roman" w:hAnsi="Times New Roman" w:eastAsia="Times New Roman" w:cs="Times New Roman"/>
+          <w:rFonts w:ascii="SimSun" w:hAnsi="SimSun" w:eastAsia="SimSun" w:cs="SimSun"/>
         </w:rPr>
         <w:br/>
       </w:r>
       <w:r>
         <w:rPr>
           <w:rStyle w:val="VerbatimChar"/>
-          <w:rFonts w:ascii="Times New Roman" w:hAnsi="Times New Roman" w:eastAsia="Times New Roman" w:cs="Times New Roman"/>
+          <w:rFonts w:ascii="SimSun" w:hAnsi="SimSun" w:eastAsia="SimSun" w:cs="SimSun"/>
         </w:rPr>
         <w:t xml:space="preserve">     |</w:t>
       </w:r>
       <w:r>
         <w:rPr>
-          <w:rFonts w:ascii="Times New Roman" w:hAnsi="Times New Roman" w:eastAsia="Times New Roman" w:cs="Times New Roman"/>
+          <w:rFonts w:ascii="SimSun" w:hAnsi="SimSun" w:eastAsia="SimSun" w:cs="SimSun"/>
         </w:rPr>
         <w:br/>
       </w:r>
       <w:r>
         <w:rPr>
           <w:rStyle w:val="VerbatimChar"/>
-          <w:rFonts w:ascii="Times New Roman" w:hAnsi="Times New Roman" w:eastAsia="Times New Roman" w:cs="Times New Roman"/>
+          <w:rFonts w:ascii="SimSun" w:hAnsi="SimSun" w:eastAsia="SimSun" w:cs="SimSun"/>
         </w:rPr>
         <w:t xml:space="preserve">   C2H5</w:t>
       </w:r>
@@ -13568,18 +11640,18 @@
           <wp:inline>
             <wp:extent cx="3600000" cy="1497600"/>
             <wp:effectExtent b="0" l="0" r="0" t="0"/>
-            <wp:docPr descr="" title="" id="263" name="Picture"/>
+            <wp:docPr descr="" title="" id="253" name="Picture"/>
             <a:graphic>
               <a:graphicData uri="http://schemas.openxmlformats.org/drawingml/2006/picture">
                 <pic:pic>
                   <pic:nvPicPr>
-                    <pic:cNvPr descr="chiral-center.png" id="264" name="Picture"/>
+                    <pic:cNvPr descr="chiral-center.png" id="254" name="Picture"/>
                     <pic:cNvPicPr>
                       <a:picLocks noChangeArrowheads="1" noChangeAspect="1"/>
                     </pic:cNvPicPr>
                   </pic:nvPicPr>
                   <pic:blipFill>
-                    <a:blip r:embed="rId262"/>
+                    <a:blip r:embed="rId252"/>
                     <a:stretch>
                       <a:fillRect/>
                     </a:stretch>
@@ -13616,8 +11688,8 @@
         </w:pict>
       </w:r>
     </w:p>
-    <w:bookmarkEnd w:id="265"/>
-    <w:bookmarkStart w:id="268" w:name="有机-立体-环己烷衍生物最稳定构象判断"/>
+    <w:bookmarkEnd w:id="255"/>
+    <w:bookmarkStart w:id="258" w:name="立体-环己烷衍生物最稳定构象判断"/>
     <w:p>
       <w:pPr>
         <w:pStyle w:val="Heading2"/>
@@ -13627,19 +11699,7 @@
         <w:rPr>
           <w:rFonts w:ascii="Times New Roman" w:hAnsi="Times New Roman" w:eastAsia="Times New Roman" w:cs="Times New Roman"/>
         </w:rPr>
-        <w:t xml:space="preserve">2.62 </w:t>
-      </w:r>
-      <w:r>
-        <w:rPr>
-          <w:rFonts w:hint="eastAsia" w:ascii="Times New Roman" w:hAnsi="Times New Roman" w:eastAsia="SimHei" w:cs="Times New Roman"/>
-        </w:rPr>
-        <w:t>有机</w:t>
-      </w:r>
-      <w:r>
-        <w:rPr>
-          <w:rFonts w:hint="eastAsia" w:ascii="Times New Roman" w:hAnsi="Times New Roman" w:eastAsia="Times New Roman" w:cs="Times New Roman"/>
-        </w:rPr>
-        <w:t>-</w:t>
+        <w:t xml:space="preserve">2.52 </w:t>
       </w:r>
       <w:r>
         <w:rPr>
@@ -13981,18 +12041,18 @@
           <wp:inline>
             <wp:extent cx="3600000" cy="1512000"/>
             <wp:effectExtent b="0" l="0" r="0" t="0"/>
-            <wp:docPr descr="" title="" id="266" name="Picture"/>
+            <wp:docPr descr="" title="" id="256" name="Picture"/>
             <a:graphic>
               <a:graphicData uri="http://schemas.openxmlformats.org/drawingml/2006/picture">
                 <pic:pic>
                   <pic:nvPicPr>
-                    <pic:cNvPr descr="cyclohexane-chair.png" id="267" name="Picture"/>
+                    <pic:cNvPr descr="cyclohexane-chair.png" id="257" name="Picture"/>
                     <pic:cNvPicPr>
                       <a:picLocks noChangeArrowheads="1" noChangeAspect="1"/>
                     </pic:cNvPicPr>
                   </pic:nvPicPr>
                   <pic:blipFill>
-                    <a:blip r:embed="rId254"/>
+                    <a:blip r:embed="rId244"/>
                     <a:stretch>
                       <a:fillRect/>
                     </a:stretch>
@@ -14029,8 +12089,8 @@
         </w:pict>
       </w:r>
     </w:p>
-    <w:bookmarkEnd w:id="268"/>
-    <w:bookmarkStart w:id="269" w:name="竞赛提升"/>
+    <w:bookmarkEnd w:id="258"/>
+    <w:bookmarkStart w:id="259" w:name="竞赛提升"/>
     <w:p>
       <w:pPr>
         <w:pStyle w:val="Heading2"/>
@@ -14043,8 +12103,8 @@
         <w:t xml:space="preserve">竞赛提升</w:t>
       </w:r>
     </w:p>
-    <w:bookmarkEnd w:id="269"/>
-    <w:bookmarkStart w:id="273" w:name="ch14-p8-肌醇非对映异构体计数"/>
+    <w:bookmarkEnd w:id="259"/>
+    <w:bookmarkStart w:id="263" w:name="肌醇非对映异构体计数"/>
     <w:p>
       <w:pPr>
         <w:pStyle w:val="Heading2"/>
@@ -14054,19 +12114,13 @@
         <w:rPr>
           <w:rFonts w:ascii="Times New Roman" w:hAnsi="Times New Roman" w:eastAsia="Times New Roman" w:cs="Times New Roman"/>
         </w:rPr>
-        <w:t xml:space="preserve">2.63 </w:t>
-      </w:r>
-      <w:r>
-        <w:rPr>
-          <w:rFonts w:hint="eastAsia" w:ascii="Times New Roman" w:hAnsi="Times New Roman" w:eastAsia="Times New Roman" w:cs="Times New Roman"/>
-        </w:rPr>
-        <w:t>Ch14-P8-</w:t>
+        <w:t xml:space="preserve">2.53 </w:t>
       </w:r>
       <w:r>
         <w:rPr>
           <w:rFonts w:hint="eastAsia" w:ascii="Times New Roman" w:hAnsi="Times New Roman" w:eastAsia="SimHei" w:cs="Times New Roman"/>
         </w:rPr>
-        <w:t>肌醇非对映异构体计数</w:t>
+        <w:t xml:space="preserve">肌醇非对映异构体计数</w:t>
       </w:r>
     </w:p>
     <w:p>
@@ -14177,18 +12231,18 @@
           <wp:inline>
             <wp:extent cx="2806700" cy="3111500"/>
             <wp:effectExtent b="0" l="0" r="0" t="0"/>
-            <wp:docPr descr="" title="" id="271" name="Picture"/>
+            <wp:docPr descr="" title="" id="261" name="Picture"/>
             <a:graphic>
               <a:graphicData uri="http://schemas.openxmlformats.org/drawingml/2006/picture">
                 <pic:pic>
                   <pic:nvPicPr>
-                    <pic:cNvPr descr="07c8919f2afa78922e98d354fdfad9566853ea136de4b6d5a063a60bb408697e.jpg" id="272" name="Picture"/>
+                    <pic:cNvPr descr="07c8919f2afa78922e98d354fdfad9566853ea136de4b6d5a063a60bb408697e.jpg" id="262" name="Picture"/>
                     <pic:cNvPicPr>
                       <a:picLocks noChangeArrowheads="1" noChangeAspect="1"/>
                     </pic:cNvPicPr>
                   </pic:nvPicPr>
                   <pic:blipFill>
-                    <a:blip r:embed="rId270"/>
+                    <a:blip r:embed="rId260"/>
                     <a:stretch>
                       <a:fillRect/>
                     </a:stretch>
@@ -14225,8 +12279,8 @@
         </w:pict>
       </w:r>
     </w:p>
-    <w:bookmarkEnd w:id="273"/>
-    <w:bookmarkStart w:id="277" w:name="ch15-p9-两个反应的立体化学"/>
+    <w:bookmarkEnd w:id="263"/>
+    <w:bookmarkStart w:id="267" w:name="两个反应的立体化学"/>
     <w:p>
       <w:pPr>
         <w:pStyle w:val="Heading2"/>
@@ -14236,19 +12290,13 @@
         <w:rPr>
           <w:rFonts w:ascii="Times New Roman" w:hAnsi="Times New Roman" w:eastAsia="Times New Roman" w:cs="Times New Roman"/>
         </w:rPr>
-        <w:t xml:space="preserve">2.64 </w:t>
-      </w:r>
-      <w:r>
-        <w:rPr>
-          <w:rFonts w:hint="eastAsia" w:ascii="Times New Roman" w:hAnsi="Times New Roman" w:eastAsia="Times New Roman" w:cs="Times New Roman"/>
-        </w:rPr>
-        <w:t>Ch15-P9-</w:t>
+        <w:t xml:space="preserve">2.54 </w:t>
       </w:r>
       <w:r>
         <w:rPr>
           <w:rFonts w:hint="eastAsia" w:ascii="Times New Roman" w:hAnsi="Times New Roman" w:eastAsia="SimHei" w:cs="Times New Roman"/>
         </w:rPr>
-        <w:t>两个反应的立体化学</w:t>
+        <w:t xml:space="preserve">两个反应的立体化学</w:t>
       </w:r>
     </w:p>
     <w:p>
@@ -14347,18 +12395,18 @@
           <wp:inline>
             <wp:extent cx="3600000" cy="1871502"/>
             <wp:effectExtent b="0" l="0" r="0" t="0"/>
-            <wp:docPr descr="" title="" id="275" name="Picture"/>
+            <wp:docPr descr="" title="" id="265" name="Picture"/>
             <a:graphic>
               <a:graphicData uri="http://schemas.openxmlformats.org/drawingml/2006/picture">
                 <pic:pic>
                   <pic:nvPicPr>
-                    <pic:cNvPr descr="87007809c9f79da293fe63e92f9a01ae9b3cde9b77ed840adbaaf2141f5258ad.jpg" id="276" name="Picture"/>
+                    <pic:cNvPr descr="87007809c9f79da293fe63e92f9a01ae9b3cde9b77ed840adbaaf2141f5258ad.jpg" id="266" name="Picture"/>
                     <pic:cNvPicPr>
                       <a:picLocks noChangeArrowheads="1" noChangeAspect="1"/>
                     </pic:cNvPicPr>
                   </pic:nvPicPr>
                   <pic:blipFill>
-                    <a:blip r:embed="rId274"/>
+                    <a:blip r:embed="rId264"/>
                     <a:stretch>
                       <a:fillRect/>
                     </a:stretch>
@@ -14395,8 +12443,8 @@
         </w:pict>
       </w:r>
     </w:p>
-    <w:bookmarkEnd w:id="277"/>
-    <w:bookmarkStart w:id="284" w:name="ch17-p4-e1cb机理和绝对立体化学"/>
+    <w:bookmarkEnd w:id="267"/>
+    <w:bookmarkStart w:id="274" w:name="e1cb机理和绝对立体化学"/>
     <w:p>
       <w:pPr>
         <w:pStyle w:val="Heading2"/>
@@ -14406,13 +12454,13 @@
         <w:rPr>
           <w:rFonts w:ascii="Times New Roman" w:hAnsi="Times New Roman" w:eastAsia="Times New Roman" w:cs="Times New Roman"/>
         </w:rPr>
-        <w:t xml:space="preserve">2.65 </w:t>
-      </w:r>
-      <w:r>
-        <w:rPr>
-          <w:rFonts w:hint="eastAsia" w:ascii="Times New Roman" w:hAnsi="Times New Roman" w:eastAsia="Times New Roman" w:cs="Times New Roman"/>
-        </w:rPr>
-        <w:t>Ch17-P4-E1cB</w:t>
+        <w:t xml:space="preserve">2.55 </w:t>
+      </w:r>
+      <w:r>
+        <w:rPr>
+          <w:rFonts w:hint="eastAsia" w:ascii="Times New Roman" w:hAnsi="Times New Roman" w:eastAsia="Times New Roman" w:cs="Times New Roman"/>
+        </w:rPr>
+        <w:t>E1cB</w:t>
       </w:r>
       <w:r>
         <w:rPr>
@@ -14541,18 +12589,18 @@
           <wp:inline>
             <wp:extent cx="3600000" cy="1234285"/>
             <wp:effectExtent b="0" l="0" r="0" t="0"/>
-            <wp:docPr descr="" title="" id="279" name="Picture"/>
+            <wp:docPr descr="" title="" id="269" name="Picture"/>
             <a:graphic>
               <a:graphicData uri="http://schemas.openxmlformats.org/drawingml/2006/picture">
                 <pic:pic>
                   <pic:nvPicPr>
-                    <pic:cNvPr descr="3c7395ff0357434f0be99ee61f163d6cdf83d63002e2b77840a87918b1ac5715.jpg" id="280" name="Picture"/>
+                    <pic:cNvPr descr="3c7395ff0357434f0be99ee61f163d6cdf83d63002e2b77840a87918b1ac5715.jpg" id="270" name="Picture"/>
                     <pic:cNvPicPr>
                       <a:picLocks noChangeArrowheads="1" noChangeAspect="1"/>
                     </pic:cNvPicPr>
                   </pic:nvPicPr>
                   <pic:blipFill>
-                    <a:blip r:embed="rId278"/>
+                    <a:blip r:embed="rId268"/>
                     <a:stretch>
                       <a:fillRect/>
                     </a:stretch>
@@ -14593,18 +12641,18 @@
           <wp:inline>
             <wp:extent cx="3600000" cy="1041653"/>
             <wp:effectExtent b="0" l="0" r="0" t="0"/>
-            <wp:docPr descr="" title="" id="282" name="Picture"/>
+            <wp:docPr descr="" title="" id="272" name="Picture"/>
             <a:graphic>
               <a:graphicData uri="http://schemas.openxmlformats.org/drawingml/2006/picture">
                 <pic:pic>
                   <pic:nvPicPr>
-                    <pic:cNvPr descr="cf089cd29c12757ce476b450d7c8041e3876b4f4cb0b9600c71f9134907e322b.jpg" id="283" name="Picture"/>
+                    <pic:cNvPr descr="cf089cd29c12757ce476b450d7c8041e3876b4f4cb0b9600c71f9134907e322b.jpg" id="273" name="Picture"/>
                     <pic:cNvPicPr>
                       <a:picLocks noChangeArrowheads="1" noChangeAspect="1"/>
                     </pic:cNvPicPr>
                   </pic:nvPicPr>
                   <pic:blipFill>
-                    <a:blip r:embed="rId281"/>
+                    <a:blip r:embed="rId271"/>
                     <a:stretch>
                       <a:fillRect/>
                     </a:stretch>
@@ -14641,8 +12689,8 @@
         </w:pict>
       </w:r>
     </w:p>
-    <w:bookmarkEnd w:id="284"/>
-    <w:bookmarkStart w:id="288" w:name="ch20-p8-环己烷中烯醇化立体化学后果"/>
+    <w:bookmarkEnd w:id="274"/>
+    <w:bookmarkStart w:id="278" w:name="环己烷中烯醇化立体化学后果"/>
     <w:p>
       <w:pPr>
         <w:pStyle w:val="Heading2"/>
@@ -14652,19 +12700,13 @@
         <w:rPr>
           <w:rFonts w:ascii="Times New Roman" w:hAnsi="Times New Roman" w:eastAsia="Times New Roman" w:cs="Times New Roman"/>
         </w:rPr>
-        <w:t xml:space="preserve">2.66 </w:t>
-      </w:r>
-      <w:r>
-        <w:rPr>
-          <w:rFonts w:hint="eastAsia" w:ascii="Times New Roman" w:hAnsi="Times New Roman" w:eastAsia="Times New Roman" w:cs="Times New Roman"/>
-        </w:rPr>
-        <w:t>Ch20-P8-</w:t>
+        <w:t xml:space="preserve">2.56 </w:t>
       </w:r>
       <w:r>
         <w:rPr>
           <w:rFonts w:hint="eastAsia" w:ascii="Times New Roman" w:hAnsi="Times New Roman" w:eastAsia="SimHei" w:cs="Times New Roman"/>
         </w:rPr>
-        <w:t>环己烷中烯醇化立体化学后果</w:t>
+        <w:t xml:space="preserve">环己烷中烯醇化立体化学后果</w:t>
       </w:r>
     </w:p>
     <w:p>
@@ -14811,18 +12853,18 @@
           <wp:inline>
             <wp:extent cx="3175000" cy="2133600"/>
             <wp:effectExtent b="0" l="0" r="0" t="0"/>
-            <wp:docPr descr="" title="" id="286" name="Picture"/>
+            <wp:docPr descr="" title="" id="276" name="Picture"/>
             <a:graphic>
               <a:graphicData uri="http://schemas.openxmlformats.org/drawingml/2006/picture">
                 <pic:pic>
                   <pic:nvPicPr>
-                    <pic:cNvPr descr="aa4e0742106c87a2b2a0922f1521ccd3e68cae955f14630bd4010217f3869bd7.jpg" id="287" name="Picture"/>
+                    <pic:cNvPr descr="aa4e0742106c87a2b2a0922f1521ccd3e68cae955f14630bd4010217f3869bd7.jpg" id="277" name="Picture"/>
                     <pic:cNvPicPr>
                       <a:picLocks noChangeArrowheads="1" noChangeAspect="1"/>
                     </pic:cNvPicPr>
                   </pic:nvPicPr>
                   <pic:blipFill>
-                    <a:blip r:embed="rId285"/>
+                    <a:blip r:embed="rId275"/>
                     <a:stretch>
                       <a:fillRect/>
                     </a:stretch>
@@ -14859,8 +12901,8 @@
         </w:pict>
       </w:r>
     </w:p>
-    <w:bookmarkEnd w:id="288"/>
-    <w:bookmarkStart w:id="292" w:name="ch16-p6-三环溴化物水解产物构象和立体化学"/>
+    <w:bookmarkEnd w:id="278"/>
+    <w:bookmarkStart w:id="282" w:name="三环溴化物水解产物构象和立体化学"/>
     <w:p>
       <w:pPr>
         <w:pStyle w:val="Heading2"/>
@@ -14870,19 +12912,13 @@
         <w:rPr>
           <w:rFonts w:ascii="Times New Roman" w:hAnsi="Times New Roman" w:eastAsia="Times New Roman" w:cs="Times New Roman"/>
         </w:rPr>
-        <w:t xml:space="preserve">2.67 </w:t>
-      </w:r>
-      <w:r>
-        <w:rPr>
-          <w:rFonts w:hint="eastAsia" w:ascii="Times New Roman" w:hAnsi="Times New Roman" w:eastAsia="Times New Roman" w:cs="Times New Roman"/>
-        </w:rPr>
-        <w:t>Ch16-P6-</w:t>
+        <w:t xml:space="preserve">2.57 </w:t>
       </w:r>
       <w:r>
         <w:rPr>
           <w:rFonts w:hint="eastAsia" w:ascii="Times New Roman" w:hAnsi="Times New Roman" w:eastAsia="SimHei" w:cs="Times New Roman"/>
         </w:rPr>
-        <w:t>三环溴化物水解产物构象和立体化学</w:t>
+        <w:t xml:space="preserve">三环溴化物水解产物构象和立体化学</w:t>
       </w:r>
     </w:p>
     <w:p>
@@ -15005,18 +13041,18 @@
           <wp:inline>
             <wp:extent cx="3600000" cy="1362906"/>
             <wp:effectExtent b="0" l="0" r="0" t="0"/>
-            <wp:docPr descr="" title="" id="290" name="Picture"/>
+            <wp:docPr descr="" title="" id="280" name="Picture"/>
             <a:graphic>
               <a:graphicData uri="http://schemas.openxmlformats.org/drawingml/2006/picture">
                 <pic:pic>
                   <pic:nvPicPr>
-                    <pic:cNvPr descr="6b6cd5ce07ed22a4d7a7bac9bede75e4a63da1d3bae2e8bad7e839b3144b492c.jpg" id="291" name="Picture"/>
+                    <pic:cNvPr descr="6b6cd5ce07ed22a4d7a7bac9bede75e4a63da1d3bae2e8bad7e839b3144b492c.jpg" id="281" name="Picture"/>
                     <pic:cNvPicPr>
                       <a:picLocks noChangeArrowheads="1" noChangeAspect="1"/>
                     </pic:cNvPicPr>
                   </pic:nvPicPr>
                   <pic:blipFill>
-                    <a:blip r:embed="rId289"/>
+                    <a:blip r:embed="rId279"/>
                     <a:stretch>
                       <a:fillRect/>
                     </a:stretch>
@@ -15053,8 +13089,8 @@
         </w:pict>
       </w:r>
     </w:p>
-    <w:bookmarkEnd w:id="292"/>
-    <w:bookmarkStart w:id="296" w:name="ch16-p7-三醇与苯甲醛缩醛化非对映选择性"/>
+    <w:bookmarkEnd w:id="282"/>
+    <w:bookmarkStart w:id="286" w:name="三醇与苯甲醛缩醛化非对映选择性"/>
     <w:p>
       <w:pPr>
         <w:pStyle w:val="Heading2"/>
@@ -15064,19 +13100,13 @@
         <w:rPr>
           <w:rFonts w:ascii="Times New Roman" w:hAnsi="Times New Roman" w:eastAsia="Times New Roman" w:cs="Times New Roman"/>
         </w:rPr>
-        <w:t xml:space="preserve">2.68 </w:t>
-      </w:r>
-      <w:r>
-        <w:rPr>
-          <w:rFonts w:hint="eastAsia" w:ascii="Times New Roman" w:hAnsi="Times New Roman" w:eastAsia="Times New Roman" w:cs="Times New Roman"/>
-        </w:rPr>
-        <w:t>Ch16-P7-</w:t>
+        <w:t xml:space="preserve">2.58 </w:t>
       </w:r>
       <w:r>
         <w:rPr>
           <w:rFonts w:hint="eastAsia" w:ascii="Times New Roman" w:hAnsi="Times New Roman" w:eastAsia="SimHei" w:cs="Times New Roman"/>
         </w:rPr>
-        <w:t>三醇与苯甲醛缩醛化非对映选择性</w:t>
+        <w:t xml:space="preserve">三醇与苯甲醛缩醛化非对映选择性</w:t>
       </w:r>
     </w:p>
     <w:p>
@@ -15223,18 +13253,18 @@
           <wp:inline>
             <wp:extent cx="3600000" cy="989808"/>
             <wp:effectExtent b="0" l="0" r="0" t="0"/>
-            <wp:docPr descr="" title="" id="294" name="Picture"/>
+            <wp:docPr descr="" title="" id="284" name="Picture"/>
             <a:graphic>
               <a:graphicData uri="http://schemas.openxmlformats.org/drawingml/2006/picture">
                 <pic:pic>
                   <pic:nvPicPr>
-                    <pic:cNvPr descr="7bb7cc532e903cf0a1dc6b227779b7a0f529b2d8339abfc7593b6057affb8a9f.jpg" id="295" name="Picture"/>
+                    <pic:cNvPr descr="7bb7cc532e903cf0a1dc6b227779b7a0f529b2d8339abfc7593b6057affb8a9f.jpg" id="285" name="Picture"/>
                     <pic:cNvPicPr>
                       <a:picLocks noChangeArrowheads="1" noChangeAspect="1"/>
                     </pic:cNvPicPr>
                   </pic:nvPicPr>
                   <pic:blipFill>
-                    <a:blip r:embed="rId293"/>
+                    <a:blip r:embed="rId283"/>
                     <a:stretch>
                       <a:fillRect/>
                     </a:stretch>
@@ -15271,8 +13301,8 @@
         </w:pict>
       </w:r>
     </w:p>
-    <w:bookmarkEnd w:id="296"/>
-    <w:bookmarkStart w:id="300" w:name="ch23-p7-双环体系化学选择性和立体选择性"/>
+    <w:bookmarkEnd w:id="286"/>
+    <w:bookmarkStart w:id="290" w:name="双环体系化学选择性和立体选择性"/>
     <w:p>
       <w:pPr>
         <w:pStyle w:val="Heading2"/>
@@ -15282,19 +13312,13 @@
         <w:rPr>
           <w:rFonts w:ascii="Times New Roman" w:hAnsi="Times New Roman" w:eastAsia="Times New Roman" w:cs="Times New Roman"/>
         </w:rPr>
-        <w:t xml:space="preserve">2.69 </w:t>
-      </w:r>
-      <w:r>
-        <w:rPr>
-          <w:rFonts w:hint="eastAsia" w:ascii="Times New Roman" w:hAnsi="Times New Roman" w:eastAsia="Times New Roman" w:cs="Times New Roman"/>
-        </w:rPr>
-        <w:t>Ch23-P7-</w:t>
+        <w:t xml:space="preserve">2.59 </w:t>
       </w:r>
       <w:r>
         <w:rPr>
           <w:rFonts w:hint="eastAsia" w:ascii="Times New Roman" w:hAnsi="Times New Roman" w:eastAsia="SimHei" w:cs="Times New Roman"/>
         </w:rPr>
-        <w:t>双环体系化学选择性和立体选择性</w:t>
+        <w:t xml:space="preserve">双环体系化学选择性和立体选择性</w:t>
       </w:r>
     </w:p>
     <w:p>
@@ -15411,18 +13435,18 @@
           <wp:inline>
             <wp:extent cx="3600000" cy="972262"/>
             <wp:effectExtent b="0" l="0" r="0" t="0"/>
-            <wp:docPr descr="" title="" id="298" name="Picture"/>
+            <wp:docPr descr="" title="" id="288" name="Picture"/>
             <a:graphic>
               <a:graphicData uri="http://schemas.openxmlformats.org/drawingml/2006/picture">
                 <pic:pic>
                   <pic:nvPicPr>
-                    <pic:cNvPr descr="34b39bbfd8b9a9a6658fec3c1a8c5fdcfa459ecb2dc3e63209b4678d9ad8c140.jpg" id="299" name="Picture"/>
+                    <pic:cNvPr descr="34b39bbfd8b9a9a6658fec3c1a8c5fdcfa459ecb2dc3e63209b4678d9ad8c140.jpg" id="289" name="Picture"/>
                     <pic:cNvPicPr>
                       <a:picLocks noChangeArrowheads="1" noChangeAspect="1"/>
                     </pic:cNvPicPr>
                   </pic:nvPicPr>
                   <pic:blipFill>
-                    <a:blip r:embed="rId297"/>
+                    <a:blip r:embed="rId287"/>
                     <a:stretch>
                       <a:fillRect/>
                     </a:stretch>
@@ -15459,8 +13483,8 @@
         </w:pict>
       </w:r>
     </w:p>
-    <w:bookmarkEnd w:id="300"/>
-    <w:bookmarkStart w:id="304" w:name="ch24-p4-精细定位效应的芳香硝化"/>
+    <w:bookmarkEnd w:id="290"/>
+    <w:bookmarkStart w:id="294" w:name="精细定位效应的芳香硝化"/>
     <w:p>
       <w:pPr>
         <w:pStyle w:val="Heading2"/>
@@ -15470,19 +13494,13 @@
         <w:rPr>
           <w:rFonts w:ascii="Times New Roman" w:hAnsi="Times New Roman" w:eastAsia="Times New Roman" w:cs="Times New Roman"/>
         </w:rPr>
-        <w:t xml:space="preserve">2.70 </w:t>
-      </w:r>
-      <w:r>
-        <w:rPr>
-          <w:rFonts w:hint="eastAsia" w:ascii="Times New Roman" w:hAnsi="Times New Roman" w:eastAsia="Times New Roman" w:cs="Times New Roman"/>
-        </w:rPr>
-        <w:t>Ch24-P4-</w:t>
+        <w:t xml:space="preserve">2.60 </w:t>
       </w:r>
       <w:r>
         <w:rPr>
           <w:rFonts w:hint="eastAsia" w:ascii="Times New Roman" w:hAnsi="Times New Roman" w:eastAsia="SimHei" w:cs="Times New Roman"/>
         </w:rPr>
-        <w:t>精细定位效应的芳香硝化</w:t>
+        <w:t xml:space="preserve">精细定位效应的芳香硝化</w:t>
       </w:r>
     </w:p>
     <w:p>
@@ -15605,18 +13623,18 @@
           <wp:inline>
             <wp:extent cx="3600000" cy="717977"/>
             <wp:effectExtent b="0" l="0" r="0" t="0"/>
-            <wp:docPr descr="" title="" id="302" name="Picture"/>
+            <wp:docPr descr="" title="" id="292" name="Picture"/>
             <a:graphic>
               <a:graphicData uri="http://schemas.openxmlformats.org/drawingml/2006/picture">
                 <pic:pic>
                   <pic:nvPicPr>
-                    <pic:cNvPr descr="12b83ce1e331b4f3e730ecb9fc9bb9b4a7b974f87073f1929ff6dadc151186dd.jpg" id="303" name="Picture"/>
+                    <pic:cNvPr descr="12b83ce1e331b4f3e730ecb9fc9bb9b4a7b974f87073f1929ff6dadc151186dd.jpg" id="293" name="Picture"/>
                     <pic:cNvPicPr>
                       <a:picLocks noChangeArrowheads="1" noChangeAspect="1"/>
                     </pic:cNvPicPr>
                   </pic:nvPicPr>
                   <pic:blipFill>
-                    <a:blip r:embed="rId301"/>
+                    <a:blip r:embed="rId291"/>
                     <a:stretch>
                       <a:fillRect/>
                     </a:stretch>
@@ -15653,8 +13671,8 @@
         </w:pict>
       </w:r>
     </w:p>
-    <w:bookmarkEnd w:id="304"/>
-    <w:bookmarkStart w:id="308" w:name="ch24-p5-pictet-spengler反应区域选择性"/>
+    <w:bookmarkEnd w:id="294"/>
+    <w:bookmarkStart w:id="298" w:name="pictet-spengler反应区域选择性"/>
     <w:p>
       <w:pPr>
         <w:pStyle w:val="Heading2"/>
@@ -15664,13 +13682,13 @@
         <w:rPr>
           <w:rFonts w:ascii="Times New Roman" w:hAnsi="Times New Roman" w:eastAsia="Times New Roman" w:cs="Times New Roman"/>
         </w:rPr>
-        <w:t xml:space="preserve">2.71 </w:t>
-      </w:r>
-      <w:r>
-        <w:rPr>
-          <w:rFonts w:hint="eastAsia" w:ascii="Times New Roman" w:hAnsi="Times New Roman" w:eastAsia="Times New Roman" w:cs="Times New Roman"/>
-        </w:rPr>
-        <w:t>Ch24-P5-Pictet-Spengler</w:t>
+        <w:t xml:space="preserve">2.61 </w:t>
+      </w:r>
+      <w:r>
+        <w:rPr>
+          <w:rFonts w:hint="eastAsia" w:ascii="Times New Roman" w:hAnsi="Times New Roman" w:eastAsia="Times New Roman" w:cs="Times New Roman"/>
+        </w:rPr>
+        <w:t>Pictet-Spengler</w:t>
       </w:r>
       <w:r>
         <w:rPr>
@@ -15775,18 +13793,18 @@
           <wp:inline>
             <wp:extent cx="3600000" cy="1376042"/>
             <wp:effectExtent b="0" l="0" r="0" t="0"/>
-            <wp:docPr descr="" title="" id="306" name="Picture"/>
+            <wp:docPr descr="" title="" id="296" name="Picture"/>
             <a:graphic>
               <a:graphicData uri="http://schemas.openxmlformats.org/drawingml/2006/picture">
                 <pic:pic>
                   <pic:nvPicPr>
-                    <pic:cNvPr descr="bbbdbe357b1de26b49f187cea4375bead4a29724689cd43aa5f67378ff598c90.jpg" id="307" name="Picture"/>
+                    <pic:cNvPr descr="bbbdbe357b1de26b49f187cea4375bead4a29724689cd43aa5f67378ff598c90.jpg" id="297" name="Picture"/>
                     <pic:cNvPicPr>
                       <a:picLocks noChangeArrowheads="1" noChangeAspect="1"/>
                     </pic:cNvPicPr>
                   </pic:nvPicPr>
                   <pic:blipFill>
-                    <a:blip r:embed="rId305"/>
+                    <a:blip r:embed="rId295"/>
                     <a:stretch>
                       <a:fillRect/>
                     </a:stretch>
@@ -15823,8 +13841,8 @@
         </w:pict>
       </w:r>
     </w:p>
-    <w:bookmarkEnd w:id="308"/>
-    <w:bookmarkStart w:id="312" w:name="ch24-p7-邻位锂化区域选择性"/>
+    <w:bookmarkEnd w:id="298"/>
+    <w:bookmarkStart w:id="302" w:name="邻位锂化区域选择性"/>
     <w:p>
       <w:pPr>
         <w:pStyle w:val="Heading2"/>
@@ -15834,19 +13852,13 @@
         <w:rPr>
           <w:rFonts w:ascii="Times New Roman" w:hAnsi="Times New Roman" w:eastAsia="Times New Roman" w:cs="Times New Roman"/>
         </w:rPr>
-        <w:t xml:space="preserve">2.72 </w:t>
-      </w:r>
-      <w:r>
-        <w:rPr>
-          <w:rFonts w:hint="eastAsia" w:ascii="Times New Roman" w:hAnsi="Times New Roman" w:eastAsia="Times New Roman" w:cs="Times New Roman"/>
-        </w:rPr>
-        <w:t>Ch24-P7-</w:t>
+        <w:t xml:space="preserve">2.62 </w:t>
       </w:r>
       <w:r>
         <w:rPr>
           <w:rFonts w:hint="eastAsia" w:ascii="Times New Roman" w:hAnsi="Times New Roman" w:eastAsia="SimHei" w:cs="Times New Roman"/>
         </w:rPr>
-        <w:t>邻位锂化区域选择性</w:t>
+        <w:t xml:space="preserve">邻位锂化区域选择性</w:t>
       </w:r>
     </w:p>
     <w:p>
@@ -15969,18 +13981,18 @@
           <wp:inline>
             <wp:extent cx="3600000" cy="909803"/>
             <wp:effectExtent b="0" l="0" r="0" t="0"/>
-            <wp:docPr descr="" title="" id="310" name="Picture"/>
+            <wp:docPr descr="" title="" id="300" name="Picture"/>
             <a:graphic>
               <a:graphicData uri="http://schemas.openxmlformats.org/drawingml/2006/picture">
                 <pic:pic>
                   <pic:nvPicPr>
-                    <pic:cNvPr descr="68d294ad7fdb7d20677989acb3afcb4db6321b9b360adc7ef375205535b426e2.jpg" id="311" name="Picture"/>
+                    <pic:cNvPr descr="68d294ad7fdb7d20677989acb3afcb4db6321b9b360adc7ef375205535b426e2.jpg" id="301" name="Picture"/>
                     <pic:cNvPicPr>
                       <a:picLocks noChangeArrowheads="1" noChangeAspect="1"/>
                     </pic:cNvPicPr>
                   </pic:nvPicPr>
                   <pic:blipFill>
-                    <a:blip r:embed="rId309"/>
+                    <a:blip r:embed="rId299"/>
                     <a:stretch>
                       <a:fillRect/>
                     </a:stretch>
@@ -16017,8 +14029,8 @@
         </w:pict>
       </w:r>
     </w:p>
-    <w:bookmarkEnd w:id="312"/>
-    <w:bookmarkStart w:id="316" w:name="ch24-p9-药物tanomastat合成中选择性"/>
+    <w:bookmarkEnd w:id="302"/>
+    <w:bookmarkStart w:id="306" w:name="药物tanomastat合成中选择性"/>
     <w:p>
       <w:pPr>
         <w:pStyle w:val="Heading2"/>
@@ -16028,13 +14040,7 @@
         <w:rPr>
           <w:rFonts w:ascii="Times New Roman" w:hAnsi="Times New Roman" w:eastAsia="Times New Roman" w:cs="Times New Roman"/>
         </w:rPr>
-        <w:t xml:space="preserve">2.73 </w:t>
-      </w:r>
-      <w:r>
-        <w:rPr>
-          <w:rFonts w:hint="eastAsia" w:ascii="Times New Roman" w:hAnsi="Times New Roman" w:eastAsia="Times New Roman" w:cs="Times New Roman"/>
-        </w:rPr>
-        <w:t>Ch24-P9-</w:t>
+        <w:t xml:space="preserve">2.63 </w:t>
       </w:r>
       <w:r>
         <w:rPr>
@@ -16163,18 +14169,18 @@
           <wp:inline>
             <wp:extent cx="3600000" cy="2206085"/>
             <wp:effectExtent b="0" l="0" r="0" t="0"/>
-            <wp:docPr descr="" title="" id="314" name="Picture"/>
+            <wp:docPr descr="" title="" id="304" name="Picture"/>
             <a:graphic>
               <a:graphicData uri="http://schemas.openxmlformats.org/drawingml/2006/picture">
                 <pic:pic>
                   <pic:nvPicPr>
-                    <pic:cNvPr descr="139ca9d8ebf004213c696843725a5f602db04e39df62a126846ca9636ffe94fa.jpg" id="315" name="Picture"/>
+                    <pic:cNvPr descr="139ca9d8ebf004213c696843725a5f602db04e39df62a126846ca9636ffe94fa.jpg" id="305" name="Picture"/>
                     <pic:cNvPicPr>
                       <a:picLocks noChangeArrowheads="1" noChangeAspect="1"/>
                     </pic:cNvPicPr>
                   </pic:nvPicPr>
                   <pic:blipFill>
-                    <a:blip r:embed="rId313"/>
+                    <a:blip r:embed="rId303"/>
                     <a:stretch>
                       <a:fillRect/>
                     </a:stretch>
@@ -16211,8 +14217,8 @@
         </w:pict>
       </w:r>
     </w:p>
-    <w:bookmarkEnd w:id="316"/>
-    <w:bookmarkStart w:id="320" w:name="ch24-p10-药物etalocib前体芳香合成"/>
+    <w:bookmarkEnd w:id="306"/>
+    <w:bookmarkStart w:id="310" w:name="药物etalocib前体芳香合成"/>
     <w:p>
       <w:pPr>
         <w:pStyle w:val="Heading2"/>
@@ -16222,13 +14228,7 @@
         <w:rPr>
           <w:rFonts w:ascii="Times New Roman" w:hAnsi="Times New Roman" w:eastAsia="Times New Roman" w:cs="Times New Roman"/>
         </w:rPr>
-        <w:t xml:space="preserve">2.74 </w:t>
-      </w:r>
-      <w:r>
-        <w:rPr>
-          <w:rFonts w:hint="eastAsia" w:ascii="Times New Roman" w:hAnsi="Times New Roman" w:eastAsia="Times New Roman" w:cs="Times New Roman"/>
-        </w:rPr>
-        <w:t>Ch24-P10-</w:t>
+        <w:t xml:space="preserve">2.64 </w:t>
       </w:r>
       <w:r>
         <w:rPr>
@@ -16393,18 +14393,18 @@
           <wp:inline>
             <wp:extent cx="3600000" cy="2374233"/>
             <wp:effectExtent b="0" l="0" r="0" t="0"/>
-            <wp:docPr descr="" title="" id="318" name="Picture"/>
+            <wp:docPr descr="" title="" id="308" name="Picture"/>
             <a:graphic>
               <a:graphicData uri="http://schemas.openxmlformats.org/drawingml/2006/picture">
                 <pic:pic>
                   <pic:nvPicPr>
-                    <pic:cNvPr descr="be943425542323581bdee9446b83aab5ebcfba062331fd2ad6f3cd42cf2e1844.jpg" id="319" name="Picture"/>
+                    <pic:cNvPr descr="be943425542323581bdee9446b83aab5ebcfba062331fd2ad6f3cd42cf2e1844.jpg" id="309" name="Picture"/>
                     <pic:cNvPicPr>
                       <a:picLocks noChangeArrowheads="1" noChangeAspect="1"/>
                     </pic:cNvPicPr>
                   </pic:nvPicPr>
                   <pic:blipFill>
-                    <a:blip r:embed="rId317"/>
+                    <a:blip r:embed="rId307"/>
                     <a:stretch>
                       <a:fillRect/>
                     </a:stretch>
@@ -16441,8 +14441,8 @@
         </w:pict>
       </w:r>
     </w:p>
-    <w:bookmarkEnd w:id="320"/>
-    <w:bookmarkStart w:id="324" w:name="ch37-p9-自由基反应构象和立体化学复习"/>
+    <w:bookmarkEnd w:id="310"/>
+    <w:bookmarkStart w:id="314" w:name="自由基反应构象和立体化学复习"/>
     <w:p>
       <w:pPr>
         <w:pStyle w:val="Heading2"/>
@@ -16452,13 +14452,7 @@
         <w:rPr>
           <w:rFonts w:ascii="Times New Roman" w:hAnsi="Times New Roman" w:eastAsia="Times New Roman" w:cs="Times New Roman"/>
         </w:rPr>
-        <w:t xml:space="preserve">2.75 </w:t>
-      </w:r>
-      <w:r>
-        <w:rPr>
-          <w:rFonts w:hint="eastAsia" w:ascii="Times New Roman" w:hAnsi="Times New Roman" w:eastAsia="Times New Roman" w:cs="Times New Roman"/>
-        </w:rPr>
-        <w:t>Ch37-P9-</w:t>
+        <w:t xml:space="preserve">2.65 </w:t>
       </w:r>
       <w:r>
         <w:rPr>
@@ -16629,18 +14623,18 @@
           <wp:inline>
             <wp:extent cx="3600000" cy="1471697"/>
             <wp:effectExtent b="0" l="0" r="0" t="0"/>
-            <wp:docPr descr="" title="" id="322" name="Picture"/>
+            <wp:docPr descr="" title="" id="312" name="Picture"/>
             <a:graphic>
               <a:graphicData uri="http://schemas.openxmlformats.org/drawingml/2006/picture">
                 <pic:pic>
                   <pic:nvPicPr>
-                    <pic:cNvPr descr="a5a5fa1e03d819c70baf85072c8525ab194b6b2a7f78ff1ab13810b20d36b80e.jpg" id="323" name="Picture"/>
+                    <pic:cNvPr descr="a5a5fa1e03d819c70baf85072c8525ab194b6b2a7f78ff1ab13810b20d36b80e.jpg" id="313" name="Picture"/>
                     <pic:cNvPicPr>
                       <a:picLocks noChangeArrowheads="1" noChangeAspect="1"/>
                     </pic:cNvPicPr>
                   </pic:nvPicPr>
                   <pic:blipFill>
-                    <a:blip r:embed="rId321"/>
+                    <a:blip r:embed="rId311"/>
                     <a:stretch>
                       <a:fillRect/>
                     </a:stretch>
@@ -16677,8 +14671,8 @@
         </w:pict>
       </w:r>
     </w:p>
-    <w:bookmarkEnd w:id="324"/>
-    <w:bookmarkStart w:id="328" w:name="ch37-p11-自由基关环的奇特立体化学"/>
+    <w:bookmarkEnd w:id="314"/>
+    <w:bookmarkStart w:id="318" w:name="自由基关环的奇特立体化学"/>
     <w:p>
       <w:pPr>
         <w:pStyle w:val="Heading2"/>
@@ -16688,19 +14682,13 @@
         <w:rPr>
           <w:rFonts w:ascii="Times New Roman" w:hAnsi="Times New Roman" w:eastAsia="Times New Roman" w:cs="Times New Roman"/>
         </w:rPr>
-        <w:t xml:space="preserve">2.76 </w:t>
-      </w:r>
-      <w:r>
-        <w:rPr>
-          <w:rFonts w:hint="eastAsia" w:ascii="Times New Roman" w:hAnsi="Times New Roman" w:eastAsia="Times New Roman" w:cs="Times New Roman"/>
-        </w:rPr>
-        <w:t>Ch37-P11-</w:t>
+        <w:t xml:space="preserve">2.66 </w:t>
       </w:r>
       <w:r>
         <w:rPr>
           <w:rFonts w:hint="eastAsia" w:ascii="Times New Roman" w:hAnsi="Times New Roman" w:eastAsia="SimHei" w:cs="Times New Roman"/>
         </w:rPr>
-        <w:t>自由基关环的奇特立体化学</w:t>
+        <w:t xml:space="preserve">自由基关环的奇特立体化学</w:t>
       </w:r>
     </w:p>
     <w:p>
@@ -16829,18 +14817,18 @@
           <wp:inline>
             <wp:extent cx="3600000" cy="727558"/>
             <wp:effectExtent b="0" l="0" r="0" t="0"/>
-            <wp:docPr descr="" title="" id="326" name="Picture"/>
+            <wp:docPr descr="" title="" id="316" name="Picture"/>
             <a:graphic>
               <a:graphicData uri="http://schemas.openxmlformats.org/drawingml/2006/picture">
                 <pic:pic>
                   <pic:nvPicPr>
-                    <pic:cNvPr descr="c3c99eb7f7408fe408a48ac6980550a9452d01f24c8e1c4cc3a09eda8577d297.jpg" id="327" name="Picture"/>
+                    <pic:cNvPr descr="c3c99eb7f7408fe408a48ac6980550a9452d01f24c8e1c4cc3a09eda8577d297.jpg" id="317" name="Picture"/>
                     <pic:cNvPicPr>
                       <a:picLocks noChangeArrowheads="1" noChangeAspect="1"/>
                     </pic:cNvPicPr>
                   </pic:nvPicPr>
                   <pic:blipFill>
-                    <a:blip r:embed="rId325"/>
+                    <a:blip r:embed="rId315"/>
                     <a:stretch>
                       <a:fillRect/>
                     </a:stretch>
@@ -16902,8 +14890,8 @@
         </w:pict>
       </w:r>
     </w:p>
-    <w:bookmarkEnd w:id="328"/>
-    <w:bookmarkStart w:id="332" w:name="ch27-p2-硫叶立德化学区域和立体化学"/>
+    <w:bookmarkEnd w:id="318"/>
+    <w:bookmarkStart w:id="322" w:name="硫叶立德化学区域和立体化学"/>
     <w:p>
       <w:pPr>
         <w:pStyle w:val="Heading2"/>
@@ -16913,19 +14901,13 @@
         <w:rPr>
           <w:rFonts w:ascii="Times New Roman" w:hAnsi="Times New Roman" w:eastAsia="Times New Roman" w:cs="Times New Roman"/>
         </w:rPr>
-        <w:t xml:space="preserve">2.77 </w:t>
-      </w:r>
-      <w:r>
-        <w:rPr>
-          <w:rFonts w:hint="eastAsia" w:ascii="Times New Roman" w:hAnsi="Times New Roman" w:eastAsia="Times New Roman" w:cs="Times New Roman"/>
-        </w:rPr>
-        <w:t>Ch27-P2-</w:t>
+        <w:t xml:space="preserve">2.67 </w:t>
       </w:r>
       <w:r>
         <w:rPr>
           <w:rFonts w:hint="eastAsia" w:ascii="Times New Roman" w:hAnsi="Times New Roman" w:eastAsia="SimHei" w:cs="Times New Roman"/>
         </w:rPr>
-        <w:t>硫叶立德化学区域和立体化学</w:t>
+        <w:t xml:space="preserve">硫叶立德化学区域和立体化学</w:t>
       </w:r>
     </w:p>
     <w:p>
@@ -17042,18 +15024,18 @@
           <wp:inline>
             <wp:extent cx="3600000" cy="879999"/>
             <wp:effectExtent b="0" l="0" r="0" t="0"/>
-            <wp:docPr descr="" title="" id="330" name="Picture"/>
+            <wp:docPr descr="" title="" id="320" name="Picture"/>
             <a:graphic>
               <a:graphicData uri="http://schemas.openxmlformats.org/drawingml/2006/picture">
                 <pic:pic>
                   <pic:nvPicPr>
-                    <pic:cNvPr descr="0785a91051afe95f5a90be4744625a314becfd8568edc1034c09e0d2f1ced27a.jpg" id="331" name="Picture"/>
+                    <pic:cNvPr descr="0785a91051afe95f5a90be4744625a314becfd8568edc1034c09e0d2f1ced27a.jpg" id="321" name="Picture"/>
                     <pic:cNvPicPr>
                       <a:picLocks noChangeArrowheads="1" noChangeAspect="1"/>
                     </pic:cNvPicPr>
                   </pic:nvPicPr>
                   <pic:blipFill>
-                    <a:blip r:embed="rId329"/>
+                    <a:blip r:embed="rId319"/>
                     <a:stretch>
                       <a:fillRect/>
                     </a:stretch>
@@ -17115,8 +15097,8 @@
         </w:pict>
       </w:r>
     </w:p>
-    <w:bookmarkEnd w:id="332"/>
-    <w:bookmarkStart w:id="336" w:name="ch34-p3-分子内diels-alder立体化学"/>
+    <w:bookmarkEnd w:id="322"/>
+    <w:bookmarkStart w:id="326" w:name="分子内diels-alder立体化学"/>
     <w:p>
       <w:pPr>
         <w:pStyle w:val="Heading2"/>
@@ -17126,13 +15108,7 @@
         <w:rPr>
           <w:rFonts w:ascii="Times New Roman" w:hAnsi="Times New Roman" w:eastAsia="Times New Roman" w:cs="Times New Roman"/>
         </w:rPr>
-        <w:t xml:space="preserve">2.78 </w:t>
-      </w:r>
-      <w:r>
-        <w:rPr>
-          <w:rFonts w:hint="eastAsia" w:ascii="Times New Roman" w:hAnsi="Times New Roman" w:eastAsia="Times New Roman" w:cs="Times New Roman"/>
-        </w:rPr>
-        <w:t>Ch34-P3-</w:t>
+        <w:t xml:space="preserve">2.68 </w:t>
       </w:r>
       <w:r>
         <w:rPr>
@@ -17267,18 +15243,18 @@
           <wp:inline>
             <wp:extent cx="3600000" cy="853813"/>
             <wp:effectExtent b="0" l="0" r="0" t="0"/>
-            <wp:docPr descr="" title="" id="334" name="Picture"/>
+            <wp:docPr descr="" title="" id="324" name="Picture"/>
             <a:graphic>
               <a:graphicData uri="http://schemas.openxmlformats.org/drawingml/2006/picture">
                 <pic:pic>
                   <pic:nvPicPr>
-                    <pic:cNvPr descr="c2da2a9cda575658b26899b5cde2360584a3c6c14ecb75350165fb69f9387157.jpg" id="335" name="Picture"/>
+                    <pic:cNvPr descr="c2da2a9cda575658b26899b5cde2360584a3c6c14ecb75350165fb69f9387157.jpg" id="325" name="Picture"/>
                     <pic:cNvPicPr>
                       <a:picLocks noChangeArrowheads="1" noChangeAspect="1"/>
                     </pic:cNvPicPr>
                   </pic:nvPicPr>
                   <pic:blipFill>
-                    <a:blip r:embed="rId333"/>
+                    <a:blip r:embed="rId323"/>
                     <a:stretch>
                       <a:fillRect/>
                     </a:stretch>
@@ -17340,8 +15316,8 @@
         </w:pict>
       </w:r>
     </w:p>
-    <w:bookmarkEnd w:id="336"/>
-    <w:bookmarkStart w:id="343" w:name="ch34-p4-分子间分子内da区域立体选择性"/>
+    <w:bookmarkEnd w:id="326"/>
+    <w:bookmarkStart w:id="333" w:name="分子间分子内da区域立体选择性"/>
     <w:p>
       <w:pPr>
         <w:pStyle w:val="Heading2"/>
@@ -17351,13 +15327,7 @@
         <w:rPr>
           <w:rFonts w:ascii="Times New Roman" w:hAnsi="Times New Roman" w:eastAsia="Times New Roman" w:cs="Times New Roman"/>
         </w:rPr>
-        <w:t xml:space="preserve">2.79 </w:t>
-      </w:r>
-      <w:r>
-        <w:rPr>
-          <w:rFonts w:hint="eastAsia" w:ascii="Times New Roman" w:hAnsi="Times New Roman" w:eastAsia="Times New Roman" w:cs="Times New Roman"/>
-        </w:rPr>
-        <w:t>Ch34-P4-</w:t>
+        <w:t xml:space="preserve">2.69 </w:t>
       </w:r>
       <w:r>
         <w:rPr>
@@ -17492,18 +15462,18 @@
           <wp:inline>
             <wp:extent cx="3600000" cy="1187096"/>
             <wp:effectExtent b="0" l="0" r="0" t="0"/>
-            <wp:docPr descr="" title="" id="338" name="Picture"/>
+            <wp:docPr descr="" title="" id="328" name="Picture"/>
             <a:graphic>
               <a:graphicData uri="http://schemas.openxmlformats.org/drawingml/2006/picture">
                 <pic:pic>
                   <pic:nvPicPr>
-                    <pic:cNvPr descr="7d7297687ec32f0a6197b06ac01948dad5094152dbcee699323f768e3bb3b4bf.jpg" id="339" name="Picture"/>
+                    <pic:cNvPr descr="7d7297687ec32f0a6197b06ac01948dad5094152dbcee699323f768e3bb3b4bf.jpg" id="329" name="Picture"/>
                     <pic:cNvPicPr>
                       <a:picLocks noChangeArrowheads="1" noChangeAspect="1"/>
                     </pic:cNvPicPr>
                   </pic:nvPicPr>
                   <pic:blipFill>
-                    <a:blip r:embed="rId337"/>
+                    <a:blip r:embed="rId327"/>
                     <a:stretch>
                       <a:fillRect/>
                     </a:stretch>
@@ -17544,18 +15514,18 @@
           <wp:inline>
             <wp:extent cx="3600000" cy="1003135"/>
             <wp:effectExtent b="0" l="0" r="0" t="0"/>
-            <wp:docPr descr="" title="" id="341" name="Picture"/>
+            <wp:docPr descr="" title="" id="331" name="Picture"/>
             <a:graphic>
               <a:graphicData uri="http://schemas.openxmlformats.org/drawingml/2006/picture">
                 <pic:pic>
                   <pic:nvPicPr>
-                    <pic:cNvPr descr="b56b524e7ac83f3a6c9c387fa97952ce6398ff3cc6b2dd0dd0ccb7b7d0671dae.jpg" id="342" name="Picture"/>
+                    <pic:cNvPr descr="b56b524e7ac83f3a6c9c387fa97952ce6398ff3cc6b2dd0dd0ccb7b7d0671dae.jpg" id="332" name="Picture"/>
                     <pic:cNvPicPr>
                       <a:picLocks noChangeArrowheads="1" noChangeAspect="1"/>
                     </pic:cNvPicPr>
                   </pic:nvPicPr>
                   <pic:blipFill>
-                    <a:blip r:embed="rId340"/>
+                    <a:blip r:embed="rId330"/>
                     <a:stretch>
                       <a:fillRect/>
                     </a:stretch>
@@ -17617,8 +15587,8 @@
         </w:pict>
       </w:r>
     </w:p>
-    <w:bookmarkEnd w:id="343"/>
-    <w:bookmarkStart w:id="347" w:name="ch34-p6-13-偶极环加成立体化学控制"/>
+    <w:bookmarkEnd w:id="333"/>
+    <w:bookmarkStart w:id="337" w:name="偶极环加成立体化学控制"/>
     <w:p>
       <w:pPr>
         <w:pStyle w:val="Heading2"/>
@@ -17628,13 +15598,13 @@
         <w:rPr>
           <w:rFonts w:ascii="Times New Roman" w:hAnsi="Times New Roman" w:eastAsia="Times New Roman" w:cs="Times New Roman"/>
         </w:rPr>
-        <w:t xml:space="preserve">2.80 </w:t>
-      </w:r>
-      <w:r>
-        <w:rPr>
-          <w:rFonts w:hint="eastAsia" w:ascii="Times New Roman" w:hAnsi="Times New Roman" w:eastAsia="Times New Roman" w:cs="Times New Roman"/>
-        </w:rPr>
-        <w:t>Ch34-P6-1,3-</w:t>
+        <w:t xml:space="preserve">2.70 </w:t>
+      </w:r>
+      <w:r>
+        <w:rPr>
+          <w:rFonts w:hint="eastAsia" w:ascii="Times New Roman" w:hAnsi="Times New Roman" w:eastAsia="Times New Roman" w:cs="Times New Roman"/>
+        </w:rPr>
+        <w:t>1,3-</w:t>
       </w:r>
       <w:r>
         <w:rPr>
@@ -17745,18 +15715,18 @@
           <wp:inline>
             <wp:extent cx="3600000" cy="839145"/>
             <wp:effectExtent b="0" l="0" r="0" t="0"/>
-            <wp:docPr descr="" title="" id="345" name="Picture"/>
+            <wp:docPr descr="" title="" id="335" name="Picture"/>
             <a:graphic>
               <a:graphicData uri="http://schemas.openxmlformats.org/drawingml/2006/picture">
                 <pic:pic>
                   <pic:nvPicPr>
-                    <pic:cNvPr descr="009d42ff0e0a0d9c265dd115b94667e909d9cc67e622ce9b7cc9214c9b6b23ad.jpg" id="346" name="Picture"/>
+                    <pic:cNvPr descr="009d42ff0e0a0d9c265dd115b94667e909d9cc67e622ce9b7cc9214c9b6b23ad.jpg" id="336" name="Picture"/>
                     <pic:cNvPicPr>
                       <a:picLocks noChangeArrowheads="1" noChangeAspect="1"/>
                     </pic:cNvPicPr>
                   </pic:nvPicPr>
                   <pic:blipFill>
-                    <a:blip r:embed="rId344"/>
+                    <a:blip r:embed="rId334"/>
                     <a:stretch>
                       <a:fillRect/>
                     </a:stretch>
@@ -17818,8 +15788,8 @@
         </w:pict>
       </w:r>
     </w:p>
-    <w:bookmarkEnd w:id="347"/>
-    <w:bookmarkStart w:id="351" w:name="ch34-p7-硝酮环加成区域立体选择性"/>
+    <w:bookmarkEnd w:id="337"/>
+    <w:bookmarkStart w:id="341" w:name="硝酮环加成区域立体选择性"/>
     <w:p>
       <w:pPr>
         <w:pStyle w:val="Heading2"/>
@@ -17829,19 +15799,13 @@
         <w:rPr>
           <w:rFonts w:ascii="Times New Roman" w:hAnsi="Times New Roman" w:eastAsia="Times New Roman" w:cs="Times New Roman"/>
         </w:rPr>
-        <w:t xml:space="preserve">2.81 </w:t>
-      </w:r>
-      <w:r>
-        <w:rPr>
-          <w:rFonts w:hint="eastAsia" w:ascii="Times New Roman" w:hAnsi="Times New Roman" w:eastAsia="Times New Roman" w:cs="Times New Roman"/>
-        </w:rPr>
-        <w:t>Ch34-P7-</w:t>
+        <w:t xml:space="preserve">2.71 </w:t>
       </w:r>
       <w:r>
         <w:rPr>
           <w:rFonts w:hint="eastAsia" w:ascii="Times New Roman" w:hAnsi="Times New Roman" w:eastAsia="SimHei" w:cs="Times New Roman"/>
         </w:rPr>
-        <w:t>硝酮环加成区域立体选择性</w:t>
+        <w:t xml:space="preserve">硝酮环加成区域立体选择性</w:t>
       </w:r>
     </w:p>
     <w:p>
@@ -18020,18 +15984,18 @@
           <wp:inline>
             <wp:extent cx="3600000" cy="797393"/>
             <wp:effectExtent b="0" l="0" r="0" t="0"/>
-            <wp:docPr descr="" title="" id="349" name="Picture"/>
+            <wp:docPr descr="" title="" id="339" name="Picture"/>
             <a:graphic>
               <a:graphicData uri="http://schemas.openxmlformats.org/drawingml/2006/picture">
                 <pic:pic>
                   <pic:nvPicPr>
-                    <pic:cNvPr descr="0726f6b4dc612685935915f20d7d191103459bbf10224850a46d121cae21af81.jpg" id="350" name="Picture"/>
+                    <pic:cNvPr descr="0726f6b4dc612685935915f20d7d191103459bbf10224850a46d121cae21af81.jpg" id="340" name="Picture"/>
                     <pic:cNvPicPr>
                       <a:picLocks noChangeArrowheads="1" noChangeAspect="1"/>
                     </pic:cNvPicPr>
                   </pic:nvPicPr>
                   <pic:blipFill>
-                    <a:blip r:embed="rId348"/>
+                    <a:blip r:embed="rId338"/>
                     <a:stretch>
                       <a:fillRect/>
                     </a:stretch>
@@ -18106,8 +16070,8 @@
         </w:pict>
       </w:r>
     </w:p>
-    <w:bookmarkEnd w:id="351"/>
-    <w:bookmarkStart w:id="355" w:name="ch41-p4-巧妙不对称诱导方法分析"/>
+    <w:bookmarkEnd w:id="341"/>
+    <w:bookmarkStart w:id="345" w:name="巧妙不对称诱导方法分析"/>
     <w:p>
       <w:pPr>
         <w:pStyle w:val="Heading2"/>
@@ -18117,19 +16081,13 @@
         <w:rPr>
           <w:rFonts w:ascii="Times New Roman" w:hAnsi="Times New Roman" w:eastAsia="Times New Roman" w:cs="Times New Roman"/>
         </w:rPr>
-        <w:t xml:space="preserve">2.82 </w:t>
-      </w:r>
-      <w:r>
-        <w:rPr>
-          <w:rFonts w:hint="eastAsia" w:ascii="Times New Roman" w:hAnsi="Times New Roman" w:eastAsia="Times New Roman" w:cs="Times New Roman"/>
-        </w:rPr>
-        <w:t>Ch41-P4-</w:t>
+        <w:t xml:space="preserve">2.72 </w:t>
       </w:r>
       <w:r>
         <w:rPr>
           <w:rFonts w:hint="eastAsia" w:ascii="Times New Roman" w:hAnsi="Times New Roman" w:eastAsia="SimHei" w:cs="Times New Roman"/>
         </w:rPr>
-        <w:t>巧妙不对称诱导方法分析</w:t>
+        <w:t xml:space="preserve">巧妙不对称诱导方法分析</w:t>
       </w:r>
     </w:p>
     <w:p>
@@ -18318,18 +16276,18 @@
           <wp:inline>
             <wp:extent cx="3600000" cy="1399756"/>
             <wp:effectExtent b="0" l="0" r="0" t="0"/>
-            <wp:docPr descr="" title="" id="353" name="Picture"/>
+            <wp:docPr descr="" title="" id="343" name="Picture"/>
             <a:graphic>
               <a:graphicData uri="http://schemas.openxmlformats.org/drawingml/2006/picture">
                 <pic:pic>
                   <pic:nvPicPr>
-                    <pic:cNvPr descr="4880bf3de26bb7e329eeb8844d400458e5ac2b7aab6120d3c110faa7ea6e7c46.jpg" id="354" name="Picture"/>
+                    <pic:cNvPr descr="4880bf3de26bb7e329eeb8844d400458e5ac2b7aab6120d3c110faa7ea6e7c46.jpg" id="344" name="Picture"/>
                     <pic:cNvPicPr>
                       <a:picLocks noChangeArrowheads="1" noChangeAspect="1"/>
                     </pic:cNvPicPr>
                   </pic:nvPicPr>
                   <pic:blipFill>
-                    <a:blip r:embed="rId352"/>
+                    <a:blip r:embed="rId342"/>
                     <a:stretch>
                       <a:fillRect/>
                     </a:stretch>
@@ -18366,8 +16324,8 @@
         </w:pict>
       </w:r>
     </w:p>
-    <w:bookmarkEnd w:id="355"/>
-    <w:bookmarkStart w:id="359" w:name="ch41-p6-构象分析立体选择性拆分组合"/>
+    <w:bookmarkEnd w:id="345"/>
+    <w:bookmarkStart w:id="349" w:name="构象分析立体选择性拆分组合"/>
     <w:p>
       <w:pPr>
         <w:pStyle w:val="Heading2"/>
@@ -18377,19 +16335,13 @@
         <w:rPr>
           <w:rFonts w:ascii="Times New Roman" w:hAnsi="Times New Roman" w:eastAsia="Times New Roman" w:cs="Times New Roman"/>
         </w:rPr>
-        <w:t xml:space="preserve">2.83 </w:t>
-      </w:r>
-      <w:r>
-        <w:rPr>
-          <w:rFonts w:hint="eastAsia" w:ascii="Times New Roman" w:hAnsi="Times New Roman" w:eastAsia="Times New Roman" w:cs="Times New Roman"/>
-        </w:rPr>
-        <w:t>Ch41-P6-</w:t>
+        <w:t xml:space="preserve">2.73 </w:t>
       </w:r>
       <w:r>
         <w:rPr>
           <w:rFonts w:hint="eastAsia" w:ascii="Times New Roman" w:hAnsi="Times New Roman" w:eastAsia="SimHei" w:cs="Times New Roman"/>
         </w:rPr>
-        <w:t>构象分析立体选择性拆分组合</w:t>
+        <w:t xml:space="preserve">构象分析立体选择性拆分组合</w:t>
       </w:r>
     </w:p>
     <w:p>
@@ -18614,18 +16566,18 @@
           <wp:inline>
             <wp:extent cx="3600000" cy="2455491"/>
             <wp:effectExtent b="0" l="0" r="0" t="0"/>
-            <wp:docPr descr="" title="" id="357" name="Picture"/>
+            <wp:docPr descr="" title="" id="347" name="Picture"/>
             <a:graphic>
               <a:graphicData uri="http://schemas.openxmlformats.org/drawingml/2006/picture">
                 <pic:pic>
                   <pic:nvPicPr>
-                    <pic:cNvPr descr="cd4e50be487e9dc0bf67ded50d83f046f4c996df18a79b8e6ceca7f4a6be398d.jpg" id="358" name="Picture"/>
+                    <pic:cNvPr descr="cd4e50be487e9dc0bf67ded50d83f046f4c996df18a79b8e6ceca7f4a6be398d.jpg" id="348" name="Picture"/>
                     <pic:cNvPicPr>
                       <a:picLocks noChangeArrowheads="1" noChangeAspect="1"/>
                     </pic:cNvPicPr>
                   </pic:nvPicPr>
                   <pic:blipFill>
-                    <a:blip r:embed="rId356"/>
+                    <a:blip r:embed="rId346"/>
                     <a:stretch>
                       <a:fillRect/>
                     </a:stretch>
@@ -18662,8 +16614,8 @@
         </w:pict>
       </w:r>
     </w:p>
-    <w:bookmarkEnd w:id="359"/>
-    <w:bookmarkStart w:id="363" w:name="ch41-p7-设计自己的不对称合成"/>
+    <w:bookmarkEnd w:id="349"/>
+    <w:bookmarkStart w:id="353" w:name="设计自己的不对称合成"/>
     <w:p>
       <w:pPr>
         <w:pStyle w:val="Heading2"/>
@@ -18673,19 +16625,13 @@
         <w:rPr>
           <w:rFonts w:ascii="Times New Roman" w:hAnsi="Times New Roman" w:eastAsia="Times New Roman" w:cs="Times New Roman"/>
         </w:rPr>
-        <w:t xml:space="preserve">2.84 </w:t>
-      </w:r>
-      <w:r>
-        <w:rPr>
-          <w:rFonts w:hint="eastAsia" w:ascii="Times New Roman" w:hAnsi="Times New Roman" w:eastAsia="Times New Roman" w:cs="Times New Roman"/>
-        </w:rPr>
-        <w:t>Ch41-P7-</w:t>
+        <w:t xml:space="preserve">2.74 </w:t>
       </w:r>
       <w:r>
         <w:rPr>
           <w:rFonts w:hint="eastAsia" w:ascii="Times New Roman" w:hAnsi="Times New Roman" w:eastAsia="SimHei" w:cs="Times New Roman"/>
         </w:rPr>
-        <w:t>设计自己的不对称合成</w:t>
+        <w:t xml:space="preserve">设计自己的不对称合成</w:t>
       </w:r>
     </w:p>
     <w:p>
@@ -18778,18 +16724,18 @@
           <wp:inline>
             <wp:extent cx="3600000" cy="1132173"/>
             <wp:effectExtent b="0" l="0" r="0" t="0"/>
-            <wp:docPr descr="" title="" id="361" name="Picture"/>
+            <wp:docPr descr="" title="" id="351" name="Picture"/>
             <a:graphic>
               <a:graphicData uri="http://schemas.openxmlformats.org/drawingml/2006/picture">
                 <pic:pic>
                   <pic:nvPicPr>
-                    <pic:cNvPr descr="86b8bb5e36587eb2b907022cb58bf52d59f4f34228461d8b5508ea442eab8bdb.jpg" id="362" name="Picture"/>
+                    <pic:cNvPr descr="86b8bb5e36587eb2b907022cb58bf52d59f4f34228461d8b5508ea442eab8bdb.jpg" id="352" name="Picture"/>
                     <pic:cNvPicPr>
                       <a:picLocks noChangeArrowheads="1" noChangeAspect="1"/>
                     </pic:cNvPicPr>
                   </pic:nvPicPr>
                   <pic:blipFill>
-                    <a:blip r:embed="rId360"/>
+                    <a:blip r:embed="rId350"/>
                     <a:stretch>
                       <a:fillRect/>
                     </a:stretch>
@@ -18826,8 +16772,8 @@
         </w:pict>
       </w:r>
     </w:p>
-    <w:bookmarkEnd w:id="363"/>
-    <w:bookmarkStart w:id="367" w:name="ch41-p11-手性靶分子高效合成路线"/>
+    <w:bookmarkEnd w:id="353"/>
+    <w:bookmarkStart w:id="357" w:name="手性靶分子高效合成路线"/>
     <w:p>
       <w:pPr>
         <w:pStyle w:val="Heading2"/>
@@ -18837,19 +16783,13 @@
         <w:rPr>
           <w:rFonts w:ascii="Times New Roman" w:hAnsi="Times New Roman" w:eastAsia="Times New Roman" w:cs="Times New Roman"/>
         </w:rPr>
-        <w:t xml:space="preserve">2.85 </w:t>
-      </w:r>
-      <w:r>
-        <w:rPr>
-          <w:rFonts w:hint="eastAsia" w:ascii="Times New Roman" w:hAnsi="Times New Roman" w:eastAsia="Times New Roman" w:cs="Times New Roman"/>
-        </w:rPr>
-        <w:t>Ch41-P11-</w:t>
+        <w:t xml:space="preserve">2.75 </w:t>
       </w:r>
       <w:r>
         <w:rPr>
           <w:rFonts w:hint="eastAsia" w:ascii="Times New Roman" w:hAnsi="Times New Roman" w:eastAsia="SimHei" w:cs="Times New Roman"/>
         </w:rPr>
-        <w:t>手性靶分子高效合成路线</w:t>
+        <w:t xml:space="preserve">手性靶分子高效合成路线</w:t>
       </w:r>
     </w:p>
     <w:p>
@@ -19014,18 +16954,18 @@
           <wp:inline>
             <wp:extent cx="3600000" cy="1746066"/>
             <wp:effectExtent b="0" l="0" r="0" t="0"/>
-            <wp:docPr descr="" title="" id="365" name="Picture"/>
+            <wp:docPr descr="" title="" id="355" name="Picture"/>
             <a:graphic>
               <a:graphicData uri="http://schemas.openxmlformats.org/drawingml/2006/picture">
                 <pic:pic>
                   <pic:nvPicPr>
-                    <pic:cNvPr descr="4b70eb2c1a766b75fe5b6314543c5fa7d73dd6452157c773e18c265bc3dfa76f.jpg" id="366" name="Picture"/>
+                    <pic:cNvPr descr="4b70eb2c1a766b75fe5b6314543c5fa7d73dd6452157c773e18c265bc3dfa76f.jpg" id="356" name="Picture"/>
                     <pic:cNvPicPr>
                       <a:picLocks noChangeArrowheads="1" noChangeAspect="1"/>
                     </pic:cNvPicPr>
                   </pic:nvPicPr>
                   <pic:blipFill>
-                    <a:blip r:embed="rId364"/>
+                    <a:blip r:embed="rId354"/>
                     <a:stretch>
                       <a:fillRect/>
                     </a:stretch>
@@ -19062,8 +17002,8 @@
         </w:pict>
       </w:r>
     </w:p>
-    <w:bookmarkEnd w:id="367"/>
-    <w:bookmarkStart w:id="371" w:name="ch30-p5-ph控制喹啉合成区域选择性"/>
+    <w:bookmarkEnd w:id="357"/>
+    <w:bookmarkStart w:id="361" w:name="ph控制喹啉合成区域选择性"/>
     <w:p>
       <w:pPr>
         <w:pStyle w:val="Heading2"/>
@@ -19073,13 +17013,13 @@
         <w:rPr>
           <w:rFonts w:ascii="Times New Roman" w:hAnsi="Times New Roman" w:eastAsia="Times New Roman" w:cs="Times New Roman"/>
         </w:rPr>
-        <w:t xml:space="preserve">2.86 </w:t>
-      </w:r>
-      <w:r>
-        <w:rPr>
-          <w:rFonts w:hint="eastAsia" w:ascii="Times New Roman" w:hAnsi="Times New Roman" w:eastAsia="Times New Roman" w:cs="Times New Roman"/>
-        </w:rPr>
-        <w:t>Ch30-P5-pH</w:t>
+        <w:t xml:space="preserve">2.76 </w:t>
+      </w:r>
+      <w:r>
+        <w:rPr>
+          <w:rFonts w:hint="eastAsia" w:ascii="Times New Roman" w:hAnsi="Times New Roman" w:eastAsia="Times New Roman" w:cs="Times New Roman"/>
+        </w:rPr>
+        <w:t>pH</w:t>
       </w:r>
       <w:r>
         <w:rPr>
@@ -19214,18 +17154,18 @@
           <wp:inline>
             <wp:extent cx="3600000" cy="795136"/>
             <wp:effectExtent b="0" l="0" r="0" t="0"/>
-            <wp:docPr descr="" title="" id="369" name="Picture"/>
+            <wp:docPr descr="" title="" id="359" name="Picture"/>
             <a:graphic>
               <a:graphicData uri="http://schemas.openxmlformats.org/drawingml/2006/picture">
                 <pic:pic>
                   <pic:nvPicPr>
-                    <pic:cNvPr descr="3954533357ec146428360007de618034de7d57aa0b33be757b151b9cd2d4b703.jpg" id="370" name="Picture"/>
+                    <pic:cNvPr descr="3954533357ec146428360007de618034de7d57aa0b33be757b151b9cd2d4b703.jpg" id="360" name="Picture"/>
                     <pic:cNvPicPr>
                       <a:picLocks noChangeArrowheads="1" noChangeAspect="1"/>
                     </pic:cNvPicPr>
                   </pic:nvPicPr>
                   <pic:blipFill>
-                    <a:blip r:embed="rId368"/>
+                    <a:blip r:embed="rId358"/>
                     <a:stretch>
                       <a:fillRect/>
                     </a:stretch>
@@ -19262,8 +17202,8 @@
         </w:pict>
       </w:r>
     </w:p>
-    <w:bookmarkEnd w:id="371"/>
-    <w:bookmarkStart w:id="375" w:name="ch30-p6-饱和芳香杂环立体化学合成"/>
+    <w:bookmarkEnd w:id="361"/>
+    <w:bookmarkStart w:id="365" w:name="饱和芳香杂环立体化学合成"/>
     <w:p>
       <w:pPr>
         <w:pStyle w:val="Heading2"/>
@@ -19273,19 +17213,13 @@
         <w:rPr>
           <w:rFonts w:ascii="Times New Roman" w:hAnsi="Times New Roman" w:eastAsia="Times New Roman" w:cs="Times New Roman"/>
         </w:rPr>
-        <w:t xml:space="preserve">2.87 </w:t>
-      </w:r>
-      <w:r>
-        <w:rPr>
-          <w:rFonts w:hint="eastAsia" w:ascii="Times New Roman" w:hAnsi="Times New Roman" w:eastAsia="Times New Roman" w:cs="Times New Roman"/>
-        </w:rPr>
-        <w:t>Ch30-P6-</w:t>
+        <w:t xml:space="preserve">2.77 </w:t>
       </w:r>
       <w:r>
         <w:rPr>
           <w:rFonts w:hint="eastAsia" w:ascii="Times New Roman" w:hAnsi="Times New Roman" w:eastAsia="SimHei" w:cs="Times New Roman"/>
         </w:rPr>
-        <w:t>饱和芳香杂环立体化学合成</w:t>
+        <w:t xml:space="preserve">饱和芳香杂环立体化学合成</w:t>
       </w:r>
     </w:p>
     <w:p>
@@ -19414,18 +17348,18 @@
           <wp:inline>
             <wp:extent cx="3600000" cy="1292024"/>
             <wp:effectExtent b="0" l="0" r="0" t="0"/>
-            <wp:docPr descr="" title="" id="373" name="Picture"/>
+            <wp:docPr descr="" title="" id="363" name="Picture"/>
             <a:graphic>
               <a:graphicData uri="http://schemas.openxmlformats.org/drawingml/2006/picture">
                 <pic:pic>
                   <pic:nvPicPr>
-                    <pic:cNvPr descr="b9b1c594716f93443884f32cb86f6e1abd500d2f065b519349a1d6f8427ecada.jpg" id="374" name="Picture"/>
+                    <pic:cNvPr descr="b9b1c594716f93443884f32cb86f6e1abd500d2f065b519349a1d6f8427ecada.jpg" id="364" name="Picture"/>
                     <pic:cNvPicPr>
                       <a:picLocks noChangeArrowheads="1" noChangeAspect="1"/>
                     </pic:cNvPicPr>
                   </pic:nvPicPr>
                   <pic:blipFill>
-                    <a:blip r:embed="rId372"/>
+                    <a:blip r:embed="rId362"/>
                     <a:stretch>
                       <a:fillRect/>
                     </a:stretch>
@@ -19462,8 +17396,8 @@
         </w:pict>
       </w:r>
     </w:p>
-    <w:bookmarkEnd w:id="375"/>
-    <w:bookmarkStart w:id="379" w:name="ch32-p3-环中立体化学控制探索"/>
+    <w:bookmarkEnd w:id="365"/>
+    <w:bookmarkStart w:id="369" w:name="环中立体化学控制探索"/>
     <w:p>
       <w:pPr>
         <w:pStyle w:val="Heading2"/>
@@ -19473,19 +17407,13 @@
         <w:rPr>
           <w:rFonts w:ascii="Times New Roman" w:hAnsi="Times New Roman" w:eastAsia="Times New Roman" w:cs="Times New Roman"/>
         </w:rPr>
-        <w:t xml:space="preserve">2.88 </w:t>
-      </w:r>
-      <w:r>
-        <w:rPr>
-          <w:rFonts w:hint="eastAsia" w:ascii="Times New Roman" w:hAnsi="Times New Roman" w:eastAsia="Times New Roman" w:cs="Times New Roman"/>
-        </w:rPr>
-        <w:t>Ch32-P3-</w:t>
+        <w:t xml:space="preserve">2.78 </w:t>
       </w:r>
       <w:r>
         <w:rPr>
           <w:rFonts w:hint="eastAsia" w:ascii="Times New Roman" w:hAnsi="Times New Roman" w:eastAsia="SimHei" w:cs="Times New Roman"/>
         </w:rPr>
-        <w:t>环中立体化学控制探索</w:t>
+        <w:t xml:space="preserve">环中立体化学控制探索</w:t>
       </w:r>
     </w:p>
     <w:p>
@@ -19602,18 +17530,18 @@
           <wp:inline>
             <wp:extent cx="3600000" cy="847276"/>
             <wp:effectExtent b="0" l="0" r="0" t="0"/>
-            <wp:docPr descr="" title="" id="377" name="Picture"/>
+            <wp:docPr descr="" title="" id="367" name="Picture"/>
             <a:graphic>
               <a:graphicData uri="http://schemas.openxmlformats.org/drawingml/2006/picture">
                 <pic:pic>
                   <pic:nvPicPr>
-                    <pic:cNvPr descr="c3d54b84412391e09bfca73ecc3c2c801463f831537180bc16095d09fe096df1.jpg" id="378" name="Picture"/>
+                    <pic:cNvPr descr="c3d54b84412391e09bfca73ecc3c2c801463f831537180bc16095d09fe096df1.jpg" id="368" name="Picture"/>
                     <pic:cNvPicPr>
                       <a:picLocks noChangeArrowheads="1" noChangeAspect="1"/>
                     </pic:cNvPicPr>
                   </pic:nvPicPr>
                   <pic:blipFill>
-                    <a:blip r:embed="rId376"/>
+                    <a:blip r:embed="rId366"/>
                     <a:stretch>
                       <a:fillRect/>
                     </a:stretch>
@@ -19650,8 +17578,8 @@
         </w:pict>
       </w:r>
     </w:p>
-    <w:bookmarkEnd w:id="379"/>
-    <w:bookmarkStart w:id="383" w:name="ch32-p4-已有环侧关环反应立体化学控制"/>
+    <w:bookmarkEnd w:id="369"/>
+    <w:bookmarkStart w:id="373" w:name="已有环侧关环反应立体化学控制"/>
     <w:p>
       <w:pPr>
         <w:pStyle w:val="Heading2"/>
@@ -19661,19 +17589,13 @@
         <w:rPr>
           <w:rFonts w:ascii="Times New Roman" w:hAnsi="Times New Roman" w:eastAsia="Times New Roman" w:cs="Times New Roman"/>
         </w:rPr>
-        <w:t xml:space="preserve">2.89 </w:t>
-      </w:r>
-      <w:r>
-        <w:rPr>
-          <w:rFonts w:hint="eastAsia" w:ascii="Times New Roman" w:hAnsi="Times New Roman" w:eastAsia="Times New Roman" w:cs="Times New Roman"/>
-        </w:rPr>
-        <w:t>Ch32-P4-</w:t>
+        <w:t xml:space="preserve">2.79 </w:t>
       </w:r>
       <w:r>
         <w:rPr>
           <w:rFonts w:hint="eastAsia" w:ascii="Times New Roman" w:hAnsi="Times New Roman" w:eastAsia="SimHei" w:cs="Times New Roman"/>
         </w:rPr>
-        <w:t>已有环侧关环反应立体化学控制</w:t>
+        <w:t xml:space="preserve">已有环侧关环反应立体化学控制</w:t>
       </w:r>
     </w:p>
     <w:p>
@@ -19814,18 +17736,18 @@
           <wp:inline>
             <wp:extent cx="3600000" cy="728686"/>
             <wp:effectExtent b="0" l="0" r="0" t="0"/>
-            <wp:docPr descr="" title="" id="381" name="Picture"/>
+            <wp:docPr descr="" title="" id="371" name="Picture"/>
             <a:graphic>
               <a:graphicData uri="http://schemas.openxmlformats.org/drawingml/2006/picture">
                 <pic:pic>
                   <pic:nvPicPr>
-                    <pic:cNvPr descr="c157eb0db105a7ded3e35d0b270cce606b0573005fc8a49e954e9ddd3d3b2f6c.jpg" id="382" name="Picture"/>
+                    <pic:cNvPr descr="c157eb0db105a7ded3e35d0b270cce606b0573005fc8a49e954e9ddd3d3b2f6c.jpg" id="372" name="Picture"/>
                     <pic:cNvPicPr>
                       <a:picLocks noChangeArrowheads="1" noChangeAspect="1"/>
                     </pic:cNvPicPr>
                   </pic:nvPicPr>
                   <pic:blipFill>
-                    <a:blip r:embed="rId380"/>
+                    <a:blip r:embed="rId370"/>
                     <a:stretch>
                       <a:fillRect/>
                     </a:stretch>
@@ -19862,8 +17784,8 @@
         </w:pict>
       </w:r>
     </w:p>
-    <w:bookmarkEnd w:id="383"/>
-    <w:bookmarkStart w:id="387" w:name="ch32-p6-非sn2构型翻转的关环反应"/>
+    <w:bookmarkEnd w:id="373"/>
+    <w:bookmarkStart w:id="377" w:name="非sn2构型翻转的关环反应"/>
     <w:p>
       <w:pPr>
         <w:pStyle w:val="Heading2"/>
@@ -19873,13 +17795,7 @@
         <w:rPr>
           <w:rFonts w:ascii="Times New Roman" w:hAnsi="Times New Roman" w:eastAsia="Times New Roman" w:cs="Times New Roman"/>
         </w:rPr>
-        <w:t xml:space="preserve">2.90 </w:t>
-      </w:r>
-      <w:r>
-        <w:rPr>
-          <w:rFonts w:hint="eastAsia" w:ascii="Times New Roman" w:hAnsi="Times New Roman" w:eastAsia="Times New Roman" w:cs="Times New Roman"/>
-        </w:rPr>
-        <w:t>Ch32-P6-</w:t>
+        <w:t xml:space="preserve">2.80 </w:t>
       </w:r>
       <w:r>
         <w:rPr>
@@ -20014,18 +17930,18 @@
           <wp:inline>
             <wp:extent cx="3600000" cy="1883635"/>
             <wp:effectExtent b="0" l="0" r="0" t="0"/>
-            <wp:docPr descr="" title="" id="385" name="Picture"/>
+            <wp:docPr descr="" title="" id="375" name="Picture"/>
             <a:graphic>
               <a:graphicData uri="http://schemas.openxmlformats.org/drawingml/2006/picture">
                 <pic:pic>
                   <pic:nvPicPr>
-                    <pic:cNvPr descr="1f9df2f88d16b4695c4b4bd51e903ab000f2f1a221ae2513577d6af0b2732277.jpg" id="386" name="Picture"/>
+                    <pic:cNvPr descr="1f9df2f88d16b4695c4b4bd51e903ab000f2f1a221ae2513577d6af0b2732277.jpg" id="376" name="Picture"/>
                     <pic:cNvPicPr>
                       <a:picLocks noChangeArrowheads="1" noChangeAspect="1"/>
                     </pic:cNvPicPr>
                   </pic:nvPicPr>
                   <pic:blipFill>
-                    <a:blip r:embed="rId384"/>
+                    <a:blip r:embed="rId374"/>
                     <a:stretch>
                       <a:fillRect/>
                     </a:stretch>
@@ -20062,8 +17978,8 @@
         </w:pict>
       </w:r>
     </w:p>
-    <w:bookmarkEnd w:id="387"/>
-    <w:bookmarkStart w:id="394" w:name="ch32-p7-甲苯磺酰化环氧化乙烯基铜开环se消除"/>
+    <w:bookmarkEnd w:id="377"/>
+    <w:bookmarkStart w:id="384" w:name="甲苯磺酰化环氧化乙烯基铜开环se消除"/>
     <w:p>
       <w:pPr>
         <w:pStyle w:val="Heading2"/>
@@ -20073,13 +17989,7 @@
         <w:rPr>
           <w:rFonts w:ascii="Times New Roman" w:hAnsi="Times New Roman" w:eastAsia="Times New Roman" w:cs="Times New Roman"/>
         </w:rPr>
-        <w:t xml:space="preserve">2.91 </w:t>
-      </w:r>
-      <w:r>
-        <w:rPr>
-          <w:rFonts w:hint="eastAsia" w:ascii="Times New Roman" w:hAnsi="Times New Roman" w:eastAsia="Times New Roman" w:cs="Times New Roman"/>
-        </w:rPr>
-        <w:t>Ch32-P7-</w:t>
+        <w:t xml:space="preserve">2.81 </w:t>
       </w:r>
       <w:r>
         <w:rPr>
@@ -20274,18 +18184,18 @@
           <wp:inline>
             <wp:extent cx="3600000" cy="399999"/>
             <wp:effectExtent b="0" l="0" r="0" t="0"/>
-            <wp:docPr descr="" title="" id="389" name="Picture"/>
+            <wp:docPr descr="" title="" id="379" name="Picture"/>
             <a:graphic>
               <a:graphicData uri="http://schemas.openxmlformats.org/drawingml/2006/picture">
                 <pic:pic>
                   <pic:nvPicPr>
-                    <pic:cNvPr descr="803fa665f503bd5a3ee08e243f0156e68063579bb7d4348f40e022146b05ea5c.jpg" id="390" name="Picture"/>
+                    <pic:cNvPr descr="803fa665f503bd5a3ee08e243f0156e68063579bb7d4348f40e022146b05ea5c.jpg" id="380" name="Picture"/>
                     <pic:cNvPicPr>
                       <a:picLocks noChangeArrowheads="1" noChangeAspect="1"/>
                     </pic:cNvPicPr>
                   </pic:nvPicPr>
                   <pic:blipFill>
-                    <a:blip r:embed="rId388"/>
+                    <a:blip r:embed="rId378"/>
                     <a:stretch>
                       <a:fillRect/>
                     </a:stretch>
@@ -20326,18 +18236,18 @@
           <wp:inline>
             <wp:extent cx="3600000" cy="620855"/>
             <wp:effectExtent b="0" l="0" r="0" t="0"/>
-            <wp:docPr descr="" title="" id="392" name="Picture"/>
+            <wp:docPr descr="" title="" id="382" name="Picture"/>
             <a:graphic>
               <a:graphicData uri="http://schemas.openxmlformats.org/drawingml/2006/picture">
                 <pic:pic>
                   <pic:nvPicPr>
-                    <pic:cNvPr descr="bd24bfb5e42dba0689bfa56ac7e97d71d0e403c3910d109798c3f508019ca731.jpg" id="393" name="Picture"/>
+                    <pic:cNvPr descr="bd24bfb5e42dba0689bfa56ac7e97d71d0e403c3910d109798c3f508019ca731.jpg" id="383" name="Picture"/>
                     <pic:cNvPicPr>
                       <a:picLocks noChangeArrowheads="1" noChangeAspect="1"/>
                     </pic:cNvPicPr>
                   </pic:nvPicPr>
                   <pic:blipFill>
-                    <a:blip r:embed="rId391"/>
+                    <a:blip r:embed="rId381"/>
                     <a:stretch>
                       <a:fillRect/>
                     </a:stretch>
@@ -20374,8 +18284,8 @@
         </w:pict>
       </w:r>
     </w:p>
-    <w:bookmarkEnd w:id="394"/>
-    <w:bookmarkStart w:id="398" w:name="ch32-p9-trans-十氢化萘氰化物开环区域化学"/>
+    <w:bookmarkEnd w:id="384"/>
+    <w:bookmarkStart w:id="388" w:name="trans-十氢化萘氰化物开环区域化学"/>
     <w:p>
       <w:pPr>
         <w:pStyle w:val="Heading2"/>
@@ -20385,13 +18295,13 @@
         <w:rPr>
           <w:rFonts w:ascii="Times New Roman" w:hAnsi="Times New Roman" w:eastAsia="Times New Roman" w:cs="Times New Roman"/>
         </w:rPr>
-        <w:t xml:space="preserve">2.92 </w:t>
-      </w:r>
-      <w:r>
-        <w:rPr>
-          <w:rFonts w:hint="eastAsia" w:ascii="Times New Roman" w:hAnsi="Times New Roman" w:eastAsia="Times New Roman" w:cs="Times New Roman"/>
-        </w:rPr>
-        <w:t>Ch32-P9-trans-</w:t>
+        <w:t xml:space="preserve">2.82 </w:t>
+      </w:r>
+      <w:r>
+        <w:rPr>
+          <w:rFonts w:hint="eastAsia" w:ascii="Times New Roman" w:hAnsi="Times New Roman" w:eastAsia="Times New Roman" w:cs="Times New Roman"/>
+        </w:rPr>
+        <w:t>trans-</w:t>
       </w:r>
       <w:r>
         <w:rPr>
@@ -20538,18 +18448,18 @@
           <wp:inline>
             <wp:extent cx="3600000" cy="1271900"/>
             <wp:effectExtent b="0" l="0" r="0" t="0"/>
-            <wp:docPr descr="" title="" id="396" name="Picture"/>
+            <wp:docPr descr="" title="" id="386" name="Picture"/>
             <a:graphic>
               <a:graphicData uri="http://schemas.openxmlformats.org/drawingml/2006/picture">
                 <pic:pic>
                   <pic:nvPicPr>
-                    <pic:cNvPr descr="062e802359348a78bd67e067563b623f2b055f09285ae8143d80829724a2c4ce.jpg" id="397" name="Picture"/>
+                    <pic:cNvPr descr="062e802359348a78bd67e067563b623f2b055f09285ae8143d80829724a2c4ce.jpg" id="387" name="Picture"/>
                     <pic:cNvPicPr>
                       <a:picLocks noChangeArrowheads="1" noChangeAspect="1"/>
                     </pic:cNvPicPr>
                   </pic:nvPicPr>
                   <pic:blipFill>
-                    <a:blip r:embed="rId395"/>
+                    <a:blip r:embed="rId385"/>
                     <a:stretch>
                       <a:fillRect/>
                     </a:stretch>
@@ -20586,8 +18496,8 @@
         </w:pict>
       </w:r>
     </w:p>
-    <w:bookmarkEnd w:id="398"/>
-    <w:bookmarkStart w:id="402" w:name="ch32-p12-多章复习缩醛化消除环氧化构象"/>
+    <w:bookmarkEnd w:id="388"/>
+    <w:bookmarkStart w:id="392" w:name="多章复习缩醛化消除环氧化构象"/>
     <w:p>
       <w:pPr>
         <w:pStyle w:val="Heading2"/>
@@ -20597,13 +18507,7 @@
         <w:rPr>
           <w:rFonts w:ascii="Times New Roman" w:hAnsi="Times New Roman" w:eastAsia="Times New Roman" w:cs="Times New Roman"/>
         </w:rPr>
-        <w:t xml:space="preserve">2.93 </w:t>
-      </w:r>
-      <w:r>
-        <w:rPr>
-          <w:rFonts w:hint="eastAsia" w:ascii="Times New Roman" w:hAnsi="Times New Roman" w:eastAsia="Times New Roman" w:cs="Times New Roman"/>
-        </w:rPr>
-        <w:t>Ch32-P12-</w:t>
+        <w:t xml:space="preserve">2.83 </w:t>
       </w:r>
       <w:r>
         <w:rPr>
@@ -20798,18 +18702,18 @@
           <wp:inline>
             <wp:extent cx="3600000" cy="1372849"/>
             <wp:effectExtent b="0" l="0" r="0" t="0"/>
-            <wp:docPr descr="" title="" id="400" name="Picture"/>
+            <wp:docPr descr="" title="" id="390" name="Picture"/>
             <a:graphic>
               <a:graphicData uri="http://schemas.openxmlformats.org/drawingml/2006/picture">
                 <pic:pic>
                   <pic:nvPicPr>
-                    <pic:cNvPr descr="bdbb608e10038fc89db737e95366aec44947f41cd62c99ceb025881972cf12e2.jpg" id="401" name="Picture"/>
+                    <pic:cNvPr descr="bdbb608e10038fc89db737e95366aec44947f41cd62c99ceb025881972cf12e2.jpg" id="391" name="Picture"/>
                     <pic:cNvPicPr>
                       <a:picLocks noChangeArrowheads="1" noChangeAspect="1"/>
                     </pic:cNvPicPr>
                   </pic:nvPicPr>
                   <pic:blipFill>
-                    <a:blip r:embed="rId399"/>
+                    <a:blip r:embed="rId389"/>
                     <a:stretch>
                       <a:fillRect/>
                     </a:stretch>
@@ -20846,8 +18750,8 @@
         </w:pict>
       </w:r>
     </w:p>
-    <w:bookmarkEnd w:id="402"/>
-    <w:bookmarkStart w:id="406" w:name="ch33-p4-lda烷基化中螯合控制"/>
+    <w:bookmarkEnd w:id="392"/>
+    <w:bookmarkStart w:id="396" w:name="lda烷基化中螯合控制"/>
     <w:p>
       <w:pPr>
         <w:pStyle w:val="Heading2"/>
@@ -20857,13 +18761,13 @@
         <w:rPr>
           <w:rFonts w:ascii="Times New Roman" w:hAnsi="Times New Roman" w:eastAsia="Times New Roman" w:cs="Times New Roman"/>
         </w:rPr>
-        <w:t xml:space="preserve">2.94 </w:t>
-      </w:r>
-      <w:r>
-        <w:rPr>
-          <w:rFonts w:hint="eastAsia" w:ascii="Times New Roman" w:hAnsi="Times New Roman" w:eastAsia="Times New Roman" w:cs="Times New Roman"/>
-        </w:rPr>
-        <w:t>Ch33-P4-LDA</w:t>
+        <w:t xml:space="preserve">2.84 </w:t>
+      </w:r>
+      <w:r>
+        <w:rPr>
+          <w:rFonts w:hint="eastAsia" w:ascii="Times New Roman" w:hAnsi="Times New Roman" w:eastAsia="Times New Roman" w:cs="Times New Roman"/>
+        </w:rPr>
+        <w:t>LDA</w:t>
       </w:r>
       <w:r>
         <w:rPr>
@@ -21034,18 +18938,18 @@
           <wp:inline>
             <wp:extent cx="3600000" cy="844373"/>
             <wp:effectExtent b="0" l="0" r="0" t="0"/>
-            <wp:docPr descr="" title="" id="404" name="Picture"/>
+            <wp:docPr descr="" title="" id="394" name="Picture"/>
             <a:graphic>
               <a:graphicData uri="http://schemas.openxmlformats.org/drawingml/2006/picture">
                 <pic:pic>
                   <pic:nvPicPr>
-                    <pic:cNvPr descr="fd24fc9fc5cf324ca94deaf1c188e3cff0dd97666fcb625e83a64cc71052a7e5.jpg" id="405" name="Picture"/>
+                    <pic:cNvPr descr="fd24fc9fc5cf324ca94deaf1c188e3cff0dd97666fcb625e83a64cc71052a7e5.jpg" id="395" name="Picture"/>
                     <pic:cNvPicPr>
                       <a:picLocks noChangeArrowheads="1" noChangeAspect="1"/>
                     </pic:cNvPicPr>
                   </pic:nvPicPr>
                   <pic:blipFill>
-                    <a:blip r:embed="rId403"/>
+                    <a:blip r:embed="rId393"/>
                     <a:stretch>
                       <a:fillRect/>
                     </a:stretch>
@@ -21082,8 +18986,8 @@
         </w:pict>
       </w:r>
     </w:p>
-    <w:bookmarkEnd w:id="406"/>
-    <w:bookmarkStart w:id="410" w:name="ch33-p5-zimmerman-traxler-aldol立体化学"/>
+    <w:bookmarkEnd w:id="396"/>
+    <w:bookmarkStart w:id="400" w:name="zimmerman-traxler-aldol立体化学"/>
     <w:p>
       <w:pPr>
         <w:pStyle w:val="Heading2"/>
@@ -21093,13 +18997,13 @@
         <w:rPr>
           <w:rFonts w:ascii="Times New Roman" w:hAnsi="Times New Roman" w:eastAsia="Times New Roman" w:cs="Times New Roman"/>
         </w:rPr>
-        <w:t xml:space="preserve">2.95 </w:t>
-      </w:r>
-      <w:r>
-        <w:rPr>
-          <w:rFonts w:hint="eastAsia" w:ascii="Times New Roman" w:hAnsi="Times New Roman" w:eastAsia="Times New Roman" w:cs="Times New Roman"/>
-        </w:rPr>
-        <w:t>Ch33-P5-Zimmerman-Traxler-Aldol</w:t>
+        <w:t xml:space="preserve">2.85 </w:t>
+      </w:r>
+      <w:r>
+        <w:rPr>
+          <w:rFonts w:hint="eastAsia" w:ascii="Times New Roman" w:hAnsi="Times New Roman" w:eastAsia="Times New Roman" w:cs="Times New Roman"/>
+        </w:rPr>
+        <w:t>Zimmerman-Traxler-Aldol</w:t>
       </w:r>
       <w:r>
         <w:rPr>
@@ -21234,18 +19138,18 @@
           <wp:inline>
             <wp:extent cx="3600000" cy="922270"/>
             <wp:effectExtent b="0" l="0" r="0" t="0"/>
-            <wp:docPr descr="" title="" id="408" name="Picture"/>
+            <wp:docPr descr="" title="" id="398" name="Picture"/>
             <a:graphic>
               <a:graphicData uri="http://schemas.openxmlformats.org/drawingml/2006/picture">
                 <pic:pic>
                   <pic:nvPicPr>
-                    <pic:cNvPr descr="37d53721fb029a130122be2279268a54a703ab45c3dee5a2751f2a473ff51e40.jpg" id="409" name="Picture"/>
+                    <pic:cNvPr descr="37d53721fb029a130122be2279268a54a703ab45c3dee5a2751f2a473ff51e40.jpg" id="399" name="Picture"/>
                     <pic:cNvPicPr>
                       <a:picLocks noChangeArrowheads="1" noChangeAspect="1"/>
                     </pic:cNvPicPr>
                   </pic:nvPicPr>
                   <pic:blipFill>
-                    <a:blip r:embed="rId407"/>
+                    <a:blip r:embed="rId397"/>
                     <a:stretch>
                       <a:fillRect/>
                     </a:stretch>
@@ -21282,8 +19186,8 @@
         </w:pict>
       </w:r>
     </w:p>
-    <w:bookmarkEnd w:id="410"/>
-    <w:bookmarkStart w:id="414" w:name="ch33-p7-felkin-anh模型分析亲核加成"/>
+    <w:bookmarkEnd w:id="400"/>
+    <w:bookmarkStart w:id="404" w:name="felkin-anh模型分析亲核加成"/>
     <w:p>
       <w:pPr>
         <w:pStyle w:val="Heading2"/>
@@ -21293,13 +19197,13 @@
         <w:rPr>
           <w:rFonts w:ascii="Times New Roman" w:hAnsi="Times New Roman" w:eastAsia="Times New Roman" w:cs="Times New Roman"/>
         </w:rPr>
-        <w:t xml:space="preserve">2.96 </w:t>
-      </w:r>
-      <w:r>
-        <w:rPr>
-          <w:rFonts w:hint="eastAsia" w:ascii="Times New Roman" w:hAnsi="Times New Roman" w:eastAsia="Times New Roman" w:cs="Times New Roman"/>
-        </w:rPr>
-        <w:t>Ch33-P7-Felkin-Anh</w:t>
+        <w:t xml:space="preserve">2.86 </w:t>
+      </w:r>
+      <w:r>
+        <w:rPr>
+          <w:rFonts w:hint="eastAsia" w:ascii="Times New Roman" w:hAnsi="Times New Roman" w:eastAsia="Times New Roman" w:cs="Times New Roman"/>
+        </w:rPr>
+        <w:t>Felkin-Anh</w:t>
       </w:r>
       <w:r>
         <w:rPr>
@@ -21422,18 +19326,18 @@
           <wp:inline>
             <wp:extent cx="3600000" cy="614117"/>
             <wp:effectExtent b="0" l="0" r="0" t="0"/>
-            <wp:docPr descr="" title="" id="412" name="Picture"/>
+            <wp:docPr descr="" title="" id="402" name="Picture"/>
             <a:graphic>
               <a:graphicData uri="http://schemas.openxmlformats.org/drawingml/2006/picture">
                 <pic:pic>
                   <pic:nvPicPr>
-                    <pic:cNvPr descr="f27c60a790165bcc000619196a8f34ec399250ed90e3d00bc58a9d57f6068ead.jpg" id="413" name="Picture"/>
+                    <pic:cNvPr descr="f27c60a790165bcc000619196a8f34ec399250ed90e3d00bc58a9d57f6068ead.jpg" id="403" name="Picture"/>
                     <pic:cNvPicPr>
                       <a:picLocks noChangeArrowheads="1" noChangeAspect="1"/>
                     </pic:cNvPicPr>
                   </pic:nvPicPr>
                   <pic:blipFill>
-                    <a:blip r:embed="rId411"/>
+                    <a:blip r:embed="rId401"/>
                     <a:stretch>
                       <a:fillRect/>
                     </a:stretch>
@@ -21470,8 +19374,8 @@
         </w:pict>
       </w:r>
     </w:p>
-    <w:bookmarkEnd w:id="414"/>
-    <w:bookmarkStart w:id="418" w:name="ch33-p8-立体电子控制felkin-anh分析"/>
+    <w:bookmarkEnd w:id="404"/>
+    <w:bookmarkStart w:id="408" w:name="立体电子控制felkin-anh分析"/>
     <w:p>
       <w:pPr>
         <w:pStyle w:val="Heading2"/>
@@ -21481,13 +19385,7 @@
         <w:rPr>
           <w:rFonts w:ascii="Times New Roman" w:hAnsi="Times New Roman" w:eastAsia="Times New Roman" w:cs="Times New Roman"/>
         </w:rPr>
-        <w:t xml:space="preserve">2.97 </w:t>
-      </w:r>
-      <w:r>
-        <w:rPr>
-          <w:rFonts w:hint="eastAsia" w:ascii="Times New Roman" w:hAnsi="Times New Roman" w:eastAsia="Times New Roman" w:cs="Times New Roman"/>
-        </w:rPr>
-        <w:t>Ch33-P8-</w:t>
+        <w:t xml:space="preserve">2.87 </w:t>
       </w:r>
       <w:r>
         <w:rPr>
@@ -21634,18 +19532,18 @@
           <wp:inline>
             <wp:extent cx="3600000" cy="714208"/>
             <wp:effectExtent b="0" l="0" r="0" t="0"/>
-            <wp:docPr descr="" title="" id="416" name="Picture"/>
+            <wp:docPr descr="" title="" id="406" name="Picture"/>
             <a:graphic>
               <a:graphicData uri="http://schemas.openxmlformats.org/drawingml/2006/picture">
                 <pic:pic>
                   <pic:nvPicPr>
-                    <pic:cNvPr descr="f6563d05265a4c14ada6afdcb116fb4f31616601efb5db0403b5f369d27fd840.jpg" id="417" name="Picture"/>
+                    <pic:cNvPr descr="f6563d05265a4c14ada6afdcb116fb4f31616601efb5db0403b5f369d27fd840.jpg" id="407" name="Picture"/>
                     <pic:cNvPicPr>
                       <a:picLocks noChangeArrowheads="1" noChangeAspect="1"/>
                     </pic:cNvPicPr>
                   </pic:nvPicPr>
                   <pic:blipFill>
-                    <a:blip r:embed="rId415"/>
+                    <a:blip r:embed="rId405"/>
                     <a:stretch>
                       <a:fillRect/>
                     </a:stretch>
@@ -21682,8 +19580,8 @@
         </w:pict>
       </w:r>
     </w:p>
-    <w:bookmarkEnd w:id="418"/>
-    <w:bookmarkStart w:id="422" w:name="ch33-p10-ch33-p1扩展氨基酸醇非对映选择性"/>
+    <w:bookmarkEnd w:id="408"/>
+    <w:bookmarkStart w:id="412" w:name="p1扩展氨基酸醇非对映选择性"/>
     <w:p>
       <w:pPr>
         <w:pStyle w:val="Heading2"/>
@@ -21693,13 +19591,13 @@
         <w:rPr>
           <w:rFonts w:ascii="Times New Roman" w:hAnsi="Times New Roman" w:eastAsia="Times New Roman" w:cs="Times New Roman"/>
         </w:rPr>
-        <w:t xml:space="preserve">2.98 </w:t>
-      </w:r>
-      <w:r>
-        <w:rPr>
-          <w:rFonts w:hint="eastAsia" w:ascii="Times New Roman" w:hAnsi="Times New Roman" w:eastAsia="Times New Roman" w:cs="Times New Roman"/>
-        </w:rPr>
-        <w:t>Ch33-P10-Ch33-P1</w:t>
+        <w:t xml:space="preserve">2.88 </w:t>
+      </w:r>
+      <w:r>
+        <w:rPr>
+          <w:rFonts w:hint="eastAsia" w:ascii="Times New Roman" w:hAnsi="Times New Roman" w:eastAsia="Times New Roman" w:cs="Times New Roman"/>
+        </w:rPr>
+        <w:t>P1</w:t>
       </w:r>
       <w:r>
         <w:rPr>
@@ -21834,18 +19732,18 @@
           <wp:inline>
             <wp:extent cx="3600000" cy="986569"/>
             <wp:effectExtent b="0" l="0" r="0" t="0"/>
-            <wp:docPr descr="" title="" id="420" name="Picture"/>
+            <wp:docPr descr="" title="" id="410" name="Picture"/>
             <a:graphic>
               <a:graphicData uri="http://schemas.openxmlformats.org/drawingml/2006/picture">
                 <pic:pic>
                   <pic:nvPicPr>
-                    <pic:cNvPr descr="8e4743457c6b568dc156a5e23e21919fc616eb3310207eaf50dbfd6e960d34b3.jpg" id="421" name="Picture"/>
+                    <pic:cNvPr descr="8e4743457c6b568dc156a5e23e21919fc616eb3310207eaf50dbfd6e960d34b3.jpg" id="411" name="Picture"/>
                     <pic:cNvPicPr>
                       <a:picLocks noChangeArrowheads="1" noChangeAspect="1"/>
                     </pic:cNvPicPr>
                   </pic:nvPicPr>
                   <pic:blipFill>
-                    <a:blip r:embed="rId419"/>
+                    <a:blip r:embed="rId409"/>
                     <a:stretch>
                       <a:fillRect/>
                     </a:stretch>
@@ -21882,8 +19780,8 @@
         </w:pict>
       </w:r>
     </w:p>
-    <w:bookmarkEnd w:id="422"/>
-    <w:bookmarkStart w:id="426" w:name="ch33-p11-ch33-p4扩展felkin-anh考虑"/>
+    <w:bookmarkEnd w:id="412"/>
+    <w:bookmarkStart w:id="416" w:name="p4扩展felkin-anh考虑"/>
     <w:p>
       <w:pPr>
         <w:pStyle w:val="Heading2"/>
@@ -21893,13 +19791,13 @@
         <w:rPr>
           <w:rFonts w:ascii="Times New Roman" w:hAnsi="Times New Roman" w:eastAsia="Times New Roman" w:cs="Times New Roman"/>
         </w:rPr>
-        <w:t xml:space="preserve">2.99 </w:t>
-      </w:r>
-      <w:r>
-        <w:rPr>
-          <w:rFonts w:hint="eastAsia" w:ascii="Times New Roman" w:hAnsi="Times New Roman" w:eastAsia="Times New Roman" w:cs="Times New Roman"/>
-        </w:rPr>
-        <w:t>Ch33-P11-Ch33-P4</w:t>
+        <w:t xml:space="preserve">2.89 </w:t>
+      </w:r>
+      <w:r>
+        <w:rPr>
+          <w:rFonts w:hint="eastAsia" w:ascii="Times New Roman" w:hAnsi="Times New Roman" w:eastAsia="Times New Roman" w:cs="Times New Roman"/>
+        </w:rPr>
+        <w:t>P4</w:t>
       </w:r>
       <w:r>
         <w:rPr>
@@ -22034,18 +19932,18 @@
           <wp:inline>
             <wp:extent cx="3600000" cy="636174"/>
             <wp:effectExtent b="0" l="0" r="0" t="0"/>
-            <wp:docPr descr="" title="" id="424" name="Picture"/>
+            <wp:docPr descr="" title="" id="414" name="Picture"/>
             <a:graphic>
               <a:graphicData uri="http://schemas.openxmlformats.org/drawingml/2006/picture">
                 <pic:pic>
                   <pic:nvPicPr>
-                    <pic:cNvPr descr="936601c8ef3111b142ff4ee9b70309e675198558ba1b999a8a75bd9b9ba32fcb.jpg" id="425" name="Picture"/>
+                    <pic:cNvPr descr="936601c8ef3111b142ff4ee9b70309e675198558ba1b999a8a75bd9b9ba32fcb.jpg" id="415" name="Picture"/>
                     <pic:cNvPicPr>
                       <a:picLocks noChangeArrowheads="1" noChangeAspect="1"/>
                     </pic:cNvPicPr>
                   </pic:nvPicPr>
                   <pic:blipFill>
-                    <a:blip r:embed="rId423"/>
+                    <a:blip r:embed="rId413"/>
                     <a:stretch>
                       <a:fillRect/>
                     </a:stretch>
@@ -22082,8 +19980,8 @@
         </w:pict>
       </w:r>
     </w:p>
-    <w:bookmarkEnd w:id="426"/>
-    <w:bookmarkStart w:id="430" w:name="ch33-p12-hiv蛋白酶抑制剂合成试剂选择"/>
+    <w:bookmarkEnd w:id="416"/>
+    <w:bookmarkStart w:id="420" w:name="hiv蛋白酶抑制剂合成试剂选择"/>
     <w:p>
       <w:pPr>
         <w:pStyle w:val="Heading2"/>
@@ -22093,13 +19991,13 @@
         <w:rPr>
           <w:rFonts w:ascii="Times New Roman" w:hAnsi="Times New Roman" w:eastAsia="Times New Roman" w:cs="Times New Roman"/>
         </w:rPr>
-        <w:t xml:space="preserve">2.100 </w:t>
-      </w:r>
-      <w:r>
-        <w:rPr>
-          <w:rFonts w:hint="eastAsia" w:ascii="Times New Roman" w:hAnsi="Times New Roman" w:eastAsia="Times New Roman" w:cs="Times New Roman"/>
-        </w:rPr>
-        <w:t>Ch33-P12-HIV</w:t>
+        <w:t xml:space="preserve">2.90 </w:t>
+      </w:r>
+      <w:r>
+        <w:rPr>
+          <w:rFonts w:hint="eastAsia" w:ascii="Times New Roman" w:hAnsi="Times New Roman" w:eastAsia="Times New Roman" w:cs="Times New Roman"/>
+        </w:rPr>
+        <w:t>HIV</w:t>
       </w:r>
       <w:r>
         <w:rPr>
@@ -22300,18 +20198,18 @@
           <wp:inline>
             <wp:extent cx="3600000" cy="1357437"/>
             <wp:effectExtent b="0" l="0" r="0" t="0"/>
-            <wp:docPr descr="" title="" id="428" name="Picture"/>
+            <wp:docPr descr="" title="" id="418" name="Picture"/>
             <a:graphic>
               <a:graphicData uri="http://schemas.openxmlformats.org/drawingml/2006/picture">
                 <pic:pic>
                   <pic:nvPicPr>
-                    <pic:cNvPr descr="ab521808b57eae618fa04f585b99ef1a6833de659a8c2c6d082d5d525b72bece.jpg" id="429" name="Picture"/>
+                    <pic:cNvPr descr="ab521808b57eae618fa04f585b99ef1a6833de659a8c2c6d082d5d525b72bece.jpg" id="419" name="Picture"/>
                     <pic:cNvPicPr>
                       <a:picLocks noChangeArrowheads="1" noChangeAspect="1"/>
                     </pic:cNvPicPr>
                   </pic:nvPicPr>
                   <pic:blipFill>
-                    <a:blip r:embed="rId427"/>
+                    <a:blip r:embed="rId417"/>
                     <a:stretch>
                       <a:fillRect/>
                     </a:stretch>
@@ -22348,8 +20246,8 @@
         </w:pict>
       </w:r>
     </w:p>
-    <w:bookmarkEnd w:id="430"/>
-    <w:bookmarkStart w:id="434" w:name="ch36-p3-硼参与重排加关环重排加立体化学"/>
+    <w:bookmarkEnd w:id="420"/>
+    <w:bookmarkStart w:id="424" w:name="硼参与重排加关环重排加立体化学"/>
     <w:p>
       <w:pPr>
         <w:pStyle w:val="Heading2"/>
@@ -22359,19 +20257,13 @@
         <w:rPr>
           <w:rFonts w:ascii="Times New Roman" w:hAnsi="Times New Roman" w:eastAsia="Times New Roman" w:cs="Times New Roman"/>
         </w:rPr>
-        <w:t xml:space="preserve">2.101 </w:t>
-      </w:r>
-      <w:r>
-        <w:rPr>
-          <w:rFonts w:hint="eastAsia" w:ascii="Times New Roman" w:hAnsi="Times New Roman" w:eastAsia="Times New Roman" w:cs="Times New Roman"/>
-        </w:rPr>
-        <w:t>Ch36-P3-</w:t>
+        <w:t xml:space="preserve">2.91 </w:t>
       </w:r>
       <w:r>
         <w:rPr>
           <w:rFonts w:hint="eastAsia" w:ascii="Times New Roman" w:hAnsi="Times New Roman" w:eastAsia="SimHei" w:cs="Times New Roman"/>
         </w:rPr>
-        <w:t>硼参与重排加关环重排加立体化学</w:t>
+        <w:t xml:space="preserve">硼参与重排加关环重排加立体化学</w:t>
       </w:r>
     </w:p>
     <w:p>
@@ -22536,18 +20428,18 @@
           <wp:inline>
             <wp:extent cx="3600000" cy="1400607"/>
             <wp:effectExtent b="0" l="0" r="0" t="0"/>
-            <wp:docPr descr="" title="" id="432" name="Picture"/>
+            <wp:docPr descr="" title="" id="422" name="Picture"/>
             <a:graphic>
               <a:graphicData uri="http://schemas.openxmlformats.org/drawingml/2006/picture">
                 <pic:pic>
                   <pic:nvPicPr>
-                    <pic:cNvPr descr="fc4a418a3a59951a295609e625eca69217d2484a75b6d2245919ff2a08e6455f.jpg" id="433" name="Picture"/>
+                    <pic:cNvPr descr="fc4a418a3a59951a295609e625eca69217d2484a75b6d2245919ff2a08e6455f.jpg" id="423" name="Picture"/>
                     <pic:cNvPicPr>
                       <a:picLocks noChangeArrowheads="1" noChangeAspect="1"/>
                     </pic:cNvPicPr>
                   </pic:nvPicPr>
                   <pic:blipFill>
-                    <a:blip r:embed="rId431"/>
+                    <a:blip r:embed="rId421"/>
                     <a:stretch>
                       <a:fillRect/>
                     </a:stretch>
@@ -22663,8 +20555,8 @@
         </w:pict>
       </w:r>
     </w:p>
-    <w:bookmarkEnd w:id="434"/>
-    <w:bookmarkStart w:id="438" w:name="ch36-p6-不寻常基团迁移加立体化学线索"/>
+    <w:bookmarkEnd w:id="424"/>
+    <w:bookmarkStart w:id="428" w:name="不寻常基团迁移加立体化学线索"/>
     <w:p>
       <w:pPr>
         <w:pStyle w:val="Heading2"/>
@@ -22674,19 +20566,13 @@
         <w:rPr>
           <w:rFonts w:ascii="Times New Roman" w:hAnsi="Times New Roman" w:eastAsia="Times New Roman" w:cs="Times New Roman"/>
         </w:rPr>
-        <w:t xml:space="preserve">2.102 </w:t>
-      </w:r>
-      <w:r>
-        <w:rPr>
-          <w:rFonts w:hint="eastAsia" w:ascii="Times New Roman" w:hAnsi="Times New Roman" w:eastAsia="Times New Roman" w:cs="Times New Roman"/>
-        </w:rPr>
-        <w:t>Ch36-P6-</w:t>
+        <w:t xml:space="preserve">2.92 </w:t>
       </w:r>
       <w:r>
         <w:rPr>
           <w:rFonts w:hint="eastAsia" w:ascii="Times New Roman" w:hAnsi="Times New Roman" w:eastAsia="SimHei" w:cs="Times New Roman"/>
         </w:rPr>
-        <w:t>不寻常基团迁移加立体化学线索</w:t>
+        <w:t xml:space="preserve">不寻常基团迁移加立体化学线索</w:t>
       </w:r>
     </w:p>
     <w:p>
@@ -22827,18 +20713,18 @@
           <wp:inline>
             <wp:extent cx="3600000" cy="1132257"/>
             <wp:effectExtent b="0" l="0" r="0" t="0"/>
-            <wp:docPr descr="" title="" id="436" name="Picture"/>
+            <wp:docPr descr="" title="" id="426" name="Picture"/>
             <a:graphic>
               <a:graphicData uri="http://schemas.openxmlformats.org/drawingml/2006/picture">
                 <pic:pic>
                   <pic:nvPicPr>
-                    <pic:cNvPr descr="71cfe937f6a39aed8a0b9e9b743a4f3e67101c672dcc2b457e002646ea1de276.jpg" id="437" name="Picture"/>
+                    <pic:cNvPr descr="71cfe937f6a39aed8a0b9e9b743a4f3e67101c672dcc2b457e002646ea1de276.jpg" id="427" name="Picture"/>
                     <pic:cNvPicPr>
                       <a:picLocks noChangeArrowheads="1" noChangeAspect="1"/>
                     </pic:cNvPicPr>
                   </pic:nvPicPr>
                   <pic:blipFill>
-                    <a:blip r:embed="rId435"/>
+                    <a:blip r:embed="rId425"/>
                     <a:stretch>
                       <a:fillRect/>
                     </a:stretch>
@@ -22930,8 +20816,8 @@
         </w:pict>
       </w:r>
     </w:p>
-    <w:bookmarkEnd w:id="438"/>
-    <w:bookmarkStart w:id="442" w:name="ch36-p17-烯醇共轭加成环扩张立体化学"/>
+    <w:bookmarkEnd w:id="428"/>
+    <w:bookmarkStart w:id="432" w:name="烯醇共轭加成环扩张立体化学"/>
     <w:p>
       <w:pPr>
         <w:pStyle w:val="Heading2"/>
@@ -22941,13 +20827,7 @@
         <w:rPr>
           <w:rFonts w:ascii="Times New Roman" w:hAnsi="Times New Roman" w:eastAsia="Times New Roman" w:cs="Times New Roman"/>
         </w:rPr>
-        <w:t xml:space="preserve">2.103 </w:t>
-      </w:r>
-      <w:r>
-        <w:rPr>
-          <w:rFonts w:hint="eastAsia" w:ascii="Times New Roman" w:hAnsi="Times New Roman" w:eastAsia="Times New Roman" w:cs="Times New Roman"/>
-        </w:rPr>
-        <w:t>Ch36-P17-</w:t>
+        <w:t xml:space="preserve">2.93 </w:t>
       </w:r>
       <w:r>
         <w:rPr>
@@ -23094,18 +20974,18 @@
           <wp:inline>
             <wp:extent cx="3600000" cy="1169585"/>
             <wp:effectExtent b="0" l="0" r="0" t="0"/>
-            <wp:docPr descr="" title="" id="440" name="Picture"/>
+            <wp:docPr descr="" title="" id="430" name="Picture"/>
             <a:graphic>
               <a:graphicData uri="http://schemas.openxmlformats.org/drawingml/2006/picture">
                 <pic:pic>
                   <pic:nvPicPr>
-                    <pic:cNvPr descr="448be5c1ecf4ab23c11ea9b3f813be285138989ef8465794dec739efeb1280b4.jpg" id="441" name="Picture"/>
+                    <pic:cNvPr descr="448be5c1ecf4ab23c11ea9b3f813be285138989ef8465794dec739efeb1280b4.jpg" id="431" name="Picture"/>
                     <pic:cNvPicPr>
                       <a:picLocks noChangeArrowheads="1" noChangeAspect="1"/>
                     </pic:cNvPicPr>
                   </pic:nvPicPr>
                   <pic:blipFill>
-                    <a:blip r:embed="rId439"/>
+                    <a:blip r:embed="rId429"/>
                     <a:stretch>
                       <a:fillRect/>
                     </a:stretch>
@@ -23142,8 +21022,8 @@
         </w:pict>
       </w:r>
     </w:p>
-    <w:bookmarkEnd w:id="442"/>
-    <w:bookmarkStart w:id="446" w:name="ch39-p2-同位素标记立体化学揭示重排"/>
+    <w:bookmarkEnd w:id="432"/>
+    <w:bookmarkStart w:id="436" w:name="同位素标记立体化学揭示重排"/>
     <w:p>
       <w:pPr>
         <w:pStyle w:val="Heading2"/>
@@ -23153,13 +21033,7 @@
         <w:rPr>
           <w:rFonts w:ascii="Times New Roman" w:hAnsi="Times New Roman" w:eastAsia="Times New Roman" w:cs="Times New Roman"/>
         </w:rPr>
-        <w:t xml:space="preserve">2.104 </w:t>
-      </w:r>
-      <w:r>
-        <w:rPr>
-          <w:rFonts w:hint="eastAsia" w:ascii="Times New Roman" w:hAnsi="Times New Roman" w:eastAsia="Times New Roman" w:cs="Times New Roman"/>
-        </w:rPr>
-        <w:t>Ch39-P2-</w:t>
+        <w:t xml:space="preserve">2.94 </w:t>
       </w:r>
       <w:r>
         <w:rPr>
@@ -23282,18 +21156,18 @@
           <wp:inline>
             <wp:extent cx="3600000" cy="741768"/>
             <wp:effectExtent b="0" l="0" r="0" t="0"/>
-            <wp:docPr descr="" title="" id="444" name="Picture"/>
+            <wp:docPr descr="" title="" id="434" name="Picture"/>
             <a:graphic>
               <a:graphicData uri="http://schemas.openxmlformats.org/drawingml/2006/picture">
                 <pic:pic>
                   <pic:nvPicPr>
-                    <pic:cNvPr descr="900a4fbabca19775882ab781f58434af311578c715d48b6c984d2ada9acd9f3f.jpg" id="445" name="Picture"/>
+                    <pic:cNvPr descr="900a4fbabca19775882ab781f58434af311578c715d48b6c984d2ada9acd9f3f.jpg" id="435" name="Picture"/>
                     <pic:cNvPicPr>
                       <a:picLocks noChangeArrowheads="1" noChangeAspect="1"/>
                     </pic:cNvPicPr>
                   </pic:nvPicPr>
                   <pic:blipFill>
-                    <a:blip r:embed="rId443"/>
+                    <a:blip r:embed="rId433"/>
                     <a:stretch>
                       <a:fillRect/>
                     </a:stretch>
@@ -23330,8 +21204,8 @@
         </w:pict>
       </w:r>
     </w:p>
-    <w:bookmarkEnd w:id="446"/>
-    <w:bookmarkStart w:id="447" w:name="a-蒎烯手性分析"/>
+    <w:bookmarkEnd w:id="436"/>
+    <w:bookmarkStart w:id="443" w:name="prévost反应中间体a第28届初赛"/>
     <w:p>
       <w:pPr>
         <w:pStyle w:val="Heading2"/>
@@ -23341,237 +21215,25 @@
         <w:rPr>
           <w:rFonts w:ascii="Times New Roman" w:hAnsi="Times New Roman" w:eastAsia="Times New Roman" w:cs="Times New Roman"/>
         </w:rPr>
-        <w:t xml:space="preserve">2.105 </w:t>
-      </w:r>
-      <w:r>
-        <w:rPr>
-          <w:rFonts w:hint="eastAsia" w:ascii="Times New Roman" w:hAnsi="Times New Roman" w:eastAsia="Times New Roman" w:cs="Times New Roman"/>
-        </w:rPr>
-        <w:t>a-</w:t>
+        <w:t xml:space="preserve">2.95 </w:t>
+      </w:r>
+      <w:r>
+        <w:rPr>
+          <w:rFonts w:hint="eastAsia" w:ascii="Times New Roman" w:hAnsi="Times New Roman" w:eastAsia="Times New Roman" w:cs="Times New Roman"/>
+        </w:rPr>
+        <w:t>Prévost</w:t>
       </w:r>
       <w:r>
         <w:rPr>
           <w:rFonts w:hint="eastAsia" w:ascii="Times New Roman" w:hAnsi="Times New Roman" w:eastAsia="SimHei" w:cs="Times New Roman"/>
         </w:rPr>
-        <w:t>蒎烯手性分析</w:t>
-      </w:r>
-    </w:p>
-    <w:p>
-      <w:pPr>
-        <w:pStyle w:val="BlockText"/>
-      </w:pPr>
-      <w:r>
-        <w:rPr>
-          <w:rFonts w:hint="eastAsia" w:ascii="Times New Roman" w:hAnsi="Times New Roman" w:eastAsia="FangSong" w:cs="Times New Roman"/>
-          <w:i/>
-          <w:iCs/>
-        </w:rPr>
-        <w:t xml:space="preserve">本题原含</w:t>
-      </w:r>
-      <w:r>
-        <w:rPr>
-          <w:rFonts w:ascii="Times New Roman" w:hAnsi="Times New Roman" w:eastAsia="Times New Roman" w:cs="Times New Roman"/>
-          <w:i/>
-          <w:iCs/>
-        </w:rPr>
-        <w:t xml:space="preserve"> 1 </w:t>
-      </w:r>
-      <w:r>
-        <w:rPr>
-          <w:rFonts w:hint="eastAsia" w:ascii="Times New Roman" w:hAnsi="Times New Roman" w:eastAsia="FangSong" w:cs="Times New Roman"/>
-          <w:i/>
-          <w:iCs/>
-        </w:rPr>
-        <w:t>张学而思讲义图片</w:t>
-      </w:r>
-      <w:r>
-        <w:rPr>
-          <w:rFonts w:hint="eastAsia" w:ascii="Times New Roman" w:hAnsi="Times New Roman" w:eastAsia="Times New Roman" w:cs="Times New Roman"/>
-          <w:i/>
-          <w:iCs/>
-        </w:rPr>
-        <w:t>，</w:t>
-      </w:r>
-      <w:r>
-        <w:rPr>
-          <w:rFonts w:hint="eastAsia" w:ascii="Times New Roman" w:hAnsi="Times New Roman" w:eastAsia="FangSong" w:cs="Times New Roman"/>
-          <w:i/>
-          <w:iCs/>
-        </w:rPr>
-        <w:t>源文件图片未导入</w:t>
-      </w:r>
-      <w:r>
-        <w:rPr>
-          <w:rFonts w:ascii="Times New Roman" w:hAnsi="Times New Roman" w:eastAsia="Times New Roman" w:cs="Times New Roman"/>
-          <w:i/>
-          <w:iCs/>
-        </w:rPr>
-        <w:t xml:space="preserve"> vault</w:t>
-      </w:r>
-    </w:p>
-    <w:p>
-      <w:pPr>
-        <w:pStyle w:val="FirstParagraph"/>
-      </w:pPr>
-      <w:r>
-        <w:rPr>
-          <w:rFonts w:hint="eastAsia" w:ascii="Times New Roman" w:hAnsi="Times New Roman" w:eastAsia="FangSong" w:cs="Times New Roman"/>
-        </w:rPr>
-        <w:t xml:space="preserve">习题</w:t>
-      </w:r>
-      <w:r>
-        <w:rPr>
-          <w:rFonts w:ascii="Times New Roman" w:hAnsi="Times New Roman" w:eastAsia="Times New Roman" w:cs="Times New Roman"/>
-        </w:rPr>
-        <w:t xml:space="preserve"> 10.</w:t>
-      </w:r>
-      <w:r>
-        <w:rPr>
-          <w:rFonts w:ascii="Times New Roman" w:hAnsi="Times New Roman" w:eastAsia="Times New Roman" w:cs="Times New Roman"/>
-        </w:rPr>
-        <w:t xml:space="preserve"> </w:t>
-      </w:r>
-      <m:oMath>
-        <m:r>
-          <m:t>α</m:t>
-        </m:r>
-      </m:oMath>
-      <w:r>
-        <w:rPr>
-          <w:rFonts w:ascii="Times New Roman" w:hAnsi="Times New Roman" w:eastAsia="Times New Roman" w:cs="Times New Roman"/>
-        </w:rPr>
-        <w:t xml:space="preserve"> </w:t>
-      </w:r>
-      <w:r>
-        <w:rPr>
-          <w:rFonts w:hint="eastAsia" w:ascii="Times New Roman" w:hAnsi="Times New Roman" w:eastAsia="Times New Roman" w:cs="Times New Roman"/>
-        </w:rPr>
-        <w:t>-</w:t>
-      </w:r>
-      <w:r>
-        <w:rPr>
-          <w:rFonts w:hint="eastAsia" w:ascii="Times New Roman" w:hAnsi="Times New Roman" w:eastAsia="FangSong" w:cs="Times New Roman"/>
-        </w:rPr>
-        <w:t>蒎烯具有下列的结构</w:t>
-      </w:r>
-      <w:r>
-        <w:rPr>
-          <w:rFonts w:hint="eastAsia" w:ascii="Times New Roman" w:hAnsi="Times New Roman" w:eastAsia="Times New Roman" w:cs="Times New Roman"/>
-        </w:rPr>
-        <w:t>，</w:t>
-      </w:r>
-      <w:r>
-        <w:rPr>
-          <w:rFonts w:hint="eastAsia" w:ascii="Times New Roman" w:hAnsi="Times New Roman" w:eastAsia="FangSong" w:cs="Times New Roman"/>
-        </w:rPr>
-        <w:t>它们的分子中有几个不对称碳原子</w:t>
-      </w:r>
-      <w:r>
-        <w:rPr>
-          <w:rFonts w:hint="eastAsia" w:ascii="Times New Roman" w:hAnsi="Times New Roman" w:eastAsia="Times New Roman" w:cs="Times New Roman"/>
-        </w:rPr>
-        <w:t>？</w:t>
-      </w:r>
-      <w:r>
-        <w:rPr>
-          <w:rFonts w:hint="eastAsia" w:ascii="Times New Roman" w:hAnsi="Times New Roman" w:eastAsia="FangSong" w:cs="Times New Roman"/>
-        </w:rPr>
-        <w:t>有几个光活性异构体存在</w:t>
-      </w:r>
-      <w:r>
-        <w:rPr>
-          <w:rFonts w:hint="eastAsia" w:ascii="Times New Roman" w:hAnsi="Times New Roman" w:eastAsia="Times New Roman" w:cs="Times New Roman"/>
-        </w:rPr>
-        <w:t>？</w:t>
-      </w:r>
-      <w:r>
-        <w:rPr>
-          <w:rFonts w:hint="eastAsia" w:ascii="Times New Roman" w:hAnsi="Times New Roman" w:eastAsia="FangSong" w:cs="Times New Roman"/>
-        </w:rPr>
-        <w:t>写出这些光活性异构体的结构式</w:t>
-      </w:r>
-      <w:r>
-        <w:rPr>
-          <w:rFonts w:hint="eastAsia" w:ascii="Times New Roman" w:hAnsi="Times New Roman" w:eastAsia="Times New Roman" w:cs="Times New Roman"/>
-        </w:rPr>
-        <w:t>（</w:t>
-      </w:r>
-      <w:r>
-        <w:rPr>
-          <w:rFonts w:hint="eastAsia" w:ascii="Times New Roman" w:hAnsi="Times New Roman" w:eastAsia="FangSong" w:cs="Times New Roman"/>
-        </w:rPr>
-        <w:t>或构象式</w:t>
-      </w:r>
-      <w:r>
-        <w:rPr>
-          <w:rFonts w:hint="eastAsia" w:ascii="Times New Roman" w:hAnsi="Times New Roman" w:eastAsia="Times New Roman" w:cs="Times New Roman"/>
-        </w:rPr>
-        <w:t>），</w:t>
-      </w:r>
-      <w:r>
-        <w:rPr>
-          <w:rFonts w:hint="eastAsia" w:ascii="Times New Roman" w:hAnsi="Times New Roman" w:eastAsia="FangSong" w:cs="Times New Roman"/>
-        </w:rPr>
-        <w:t>并标明手性碳原子的构型</w:t>
-      </w:r>
-      <w:r>
-        <w:rPr>
-          <w:rFonts w:hint="eastAsia" w:ascii="Times New Roman" w:hAnsi="Times New Roman" w:eastAsia="Times New Roman" w:cs="Times New Roman"/>
-        </w:rPr>
-        <w:t>。</w:t>
-      </w:r>
-    </w:p>
-    <w:p>
-      <w:pPr>
-        <w:pStyle w:val="BodyText"/>
-      </w:pPr>
-      <w:r>
-        <w:rPr>
-          <w:rFonts w:ascii="Times New Roman" w:hAnsi="Times New Roman" w:eastAsia="Times New Roman" w:cs="Times New Roman"/>
-        </w:rPr>
-        <w:t xml:space="preserve">Simple line drawing of a 3D cube with vertical and horizontal lines, no text or symbols present.</w:t>
-      </w:r>
-    </w:p>
-    <w:p>
-      <w:pPr>
-        <w:spacing w:before="160" w:after="80"/>
-      </w:pPr>
-      <w:r>
-        <w:pict>
-          <v:rect style="width:0;height:1.5pt" o:hralign="center" o:hrstd="t" o:hr="t"/>
-        </w:pict>
-      </w:r>
-    </w:p>
-    <w:bookmarkEnd w:id="447"/>
-    <w:bookmarkStart w:id="454" w:name="prévost反应中间体a-d第28届初赛"/>
-    <w:p>
-      <w:pPr>
-        <w:pStyle w:val="Heading2"/>
-        <w:spacing w:before="280" w:after="120"/>
-      </w:pPr>
-      <w:r>
-        <w:rPr>
-          <w:rFonts w:ascii="Times New Roman" w:hAnsi="Times New Roman" w:eastAsia="Times New Roman" w:cs="Times New Roman"/>
-        </w:rPr>
-        <w:t xml:space="preserve">2.106 </w:t>
-      </w:r>
-      <w:r>
-        <w:rPr>
-          <w:rFonts w:hint="eastAsia" w:ascii="Times New Roman" w:hAnsi="Times New Roman" w:eastAsia="Times New Roman" w:cs="Times New Roman"/>
-        </w:rPr>
-        <w:t>Prévost</w:t>
-      </w:r>
-      <w:r>
-        <w:rPr>
-          <w:rFonts w:hint="eastAsia" w:ascii="Times New Roman" w:hAnsi="Times New Roman" w:eastAsia="SimHei" w:cs="Times New Roman"/>
-        </w:rPr>
         <w:t>反应中间体</w:t>
       </w:r>
       <w:r>
         <w:rPr>
           <w:rFonts w:hint="eastAsia" w:ascii="Times New Roman" w:hAnsi="Times New Roman" w:eastAsia="Times New Roman" w:cs="Times New Roman"/>
         </w:rPr>
-        <w:t>A-D（</w:t>
+        <w:t>A（</w:t>
       </w:r>
       <w:r>
         <w:rPr>
@@ -23682,18 +21344,18 @@
           <wp:inline>
             <wp:extent cx="3600000" cy="371299"/>
             <wp:effectExtent b="0" l="0" r="0" t="0"/>
-            <wp:docPr descr="" title="" id="449" name="Picture"/>
+            <wp:docPr descr="" title="" id="438" name="Picture"/>
             <a:graphic>
               <a:graphicData uri="http://schemas.openxmlformats.org/drawingml/2006/picture">
                 <pic:pic>
                   <pic:nvPicPr>
-                    <pic:cNvPr descr="2d774fad345a7550a92bb2eb92335d9a39d9620723c66123646e22e4e9078ab9.jpg" id="450" name="Picture"/>
+                    <pic:cNvPr descr="2d774fad345a7550a92bb2eb92335d9a39d9620723c66123646e22e4e9078ab9.jpg" id="439" name="Picture"/>
                     <pic:cNvPicPr>
                       <a:picLocks noChangeArrowheads="1" noChangeAspect="1"/>
                     </pic:cNvPicPr>
                   </pic:nvPicPr>
                   <pic:blipFill>
-                    <a:blip r:embed="rId448"/>
+                    <a:blip r:embed="rId437"/>
                     <a:stretch>
                       <a:fillRect/>
                     </a:stretch>
@@ -23751,18 +21413,18 @@
           <wp:inline>
             <wp:extent cx="3600000" cy="906601"/>
             <wp:effectExtent b="0" l="0" r="0" t="0"/>
-            <wp:docPr descr="" title="" id="452" name="Picture"/>
+            <wp:docPr descr="" title="" id="441" name="Picture"/>
             <a:graphic>
               <a:graphicData uri="http://schemas.openxmlformats.org/drawingml/2006/picture">
                 <pic:pic>
                   <pic:nvPicPr>
-                    <pic:cNvPr descr="81c51a84a7e77d8fb0b6669ade25457718481339b3182e7e98a152c70775a1a8.jpg" id="453" name="Picture"/>
+                    <pic:cNvPr descr="81c51a84a7e77d8fb0b6669ade25457718481339b3182e7e98a152c70775a1a8.jpg" id="442" name="Picture"/>
                     <pic:cNvPicPr>
                       <a:picLocks noChangeArrowheads="1" noChangeAspect="1"/>
                     </pic:cNvPicPr>
                   </pic:nvPicPr>
                   <pic:blipFill>
-                    <a:blip r:embed="rId451"/>
+                    <a:blip r:embed="rId440"/>
                     <a:stretch>
                       <a:fillRect/>
                     </a:stretch>
@@ -23953,8 +21615,8 @@
         </w:pict>
       </w:r>
     </w:p>
-    <w:bookmarkEnd w:id="454"/>
-    <w:bookmarkStart w:id="458" w:name="手性判断第31届初赛"/>
+    <w:bookmarkEnd w:id="443"/>
+    <w:bookmarkStart w:id="447" w:name="手性判断第31届初赛"/>
     <w:p>
       <w:pPr>
         <w:pStyle w:val="Heading2"/>
@@ -23964,7 +21626,7 @@
         <w:rPr>
           <w:rFonts w:ascii="Times New Roman" w:hAnsi="Times New Roman" w:eastAsia="Times New Roman" w:cs="Times New Roman"/>
         </w:rPr>
-        <w:t xml:space="preserve">2.107 </w:t>
+        <w:t xml:space="preserve">2.96 </w:t>
       </w:r>
       <w:r>
         <w:rPr>
@@ -24007,12 +21669,6 @@
       <w:pPr>
         <w:pStyle w:val="FirstParagraph"/>
       </w:pPr>
-      <w:r>
-        <w:rPr>
-          <w:rFonts w:ascii="Times New Roman" w:hAnsi="Times New Roman" w:eastAsia="Times New Roman" w:cs="Times New Roman"/>
-        </w:rPr>
-        <w:t xml:space="preserve">8-1 </w:t>
-      </w:r>
       <w:r>
         <w:rPr>
           <w:rFonts w:hint="eastAsia" w:ascii="Times New Roman" w:hAnsi="Times New Roman" w:eastAsia="FangSong" w:cs="Times New Roman"/>
@@ -24040,18 +21696,18 @@
           <wp:inline>
             <wp:extent cx="3600000" cy="1085447"/>
             <wp:effectExtent b="0" l="0" r="0" t="0"/>
-            <wp:docPr descr="" title="" id="456" name="Picture"/>
+            <wp:docPr descr="" title="" id="445" name="Picture"/>
             <a:graphic>
               <a:graphicData uri="http://schemas.openxmlformats.org/drawingml/2006/picture">
                 <pic:pic>
                   <pic:nvPicPr>
-                    <pic:cNvPr descr="58689289c89159950cd08089185d5c01df4bfe5bb7002bab3e5c14d4b92f6910.jpg" id="457" name="Picture"/>
+                    <pic:cNvPr descr="58689289c89159950cd08089185d5c01df4bfe5bb7002bab3e5c14d4b92f6910.jpg" id="446" name="Picture"/>
                     <pic:cNvPicPr>
                       <a:picLocks noChangeArrowheads="1" noChangeAspect="1"/>
                     </pic:cNvPicPr>
                   </pic:nvPicPr>
                   <pic:blipFill>
-                    <a:blip r:embed="rId455"/>
+                    <a:blip r:embed="rId444"/>
                     <a:stretch>
                       <a:fillRect/>
                     </a:stretch>
@@ -24702,8 +22358,8 @@
         </w:pict>
       </w:r>
     </w:p>
-    <w:bookmarkEnd w:id="458"/>
-    <w:bookmarkStart w:id="495" w:name="十氢合萘能量差计算第36届初赛"/>
+    <w:bookmarkEnd w:id="447"/>
+    <w:bookmarkStart w:id="484" w:name="十氢合萘能量差计算第36届初赛"/>
     <w:p>
       <w:pPr>
         <w:pStyle w:val="Heading2"/>
@@ -24713,7 +22369,7 @@
         <w:rPr>
           <w:rFonts w:ascii="Times New Roman" w:hAnsi="Times New Roman" w:eastAsia="Times New Roman" w:cs="Times New Roman"/>
         </w:rPr>
-        <w:t xml:space="preserve">2.108 </w:t>
+        <w:t xml:space="preserve">2.97 </w:t>
       </w:r>
       <w:r>
         <w:rPr>
@@ -25025,7 +22681,7 @@
         <w:t>。</w:t>
       </w:r>
     </w:p>
-    <w:bookmarkStart w:id="494" w:name="构象与能量分析图示"/>
+    <w:bookmarkStart w:id="483" w:name="构象与能量分析图示"/>
     <w:p>
       <w:pPr>
         <w:pStyle w:val="Heading3"/>
@@ -25052,18 +22708,18 @@
           <wp:inline>
             <wp:extent cx="3600000" cy="1141888"/>
             <wp:effectExtent b="0" l="0" r="0" t="0"/>
-            <wp:docPr descr="" title="" id="460" name="Picture"/>
+            <wp:docPr descr="" title="" id="449" name="Picture"/>
             <a:graphic>
               <a:graphicData uri="http://schemas.openxmlformats.org/drawingml/2006/picture">
                 <pic:pic>
                   <pic:nvPicPr>
-                    <pic:cNvPr descr="6b0b8c4fdcb608d478ebd787e17e60d350e2dee35869de63bfb66e8e4d0c84df.jpg" id="461" name="Picture"/>
+                    <pic:cNvPr descr="6b0b8c4fdcb608d478ebd787e17e60d350e2dee35869de63bfb66e8e4d0c84df.jpg" id="450" name="Picture"/>
                     <pic:cNvPicPr>
                       <a:picLocks noChangeArrowheads="1" noChangeAspect="1"/>
                     </pic:cNvPicPr>
                   </pic:nvPicPr>
                   <pic:blipFill>
-                    <a:blip r:embed="rId459"/>
+                    <a:blip r:embed="rId448"/>
                     <a:stretch>
                       <a:fillRect/>
                     </a:stretch>
@@ -25104,18 +22760,18 @@
           <wp:inline>
             <wp:extent cx="3600000" cy="841681"/>
             <wp:effectExtent b="0" l="0" r="0" t="0"/>
-            <wp:docPr descr="" title="" id="463" name="Picture"/>
+            <wp:docPr descr="" title="" id="452" name="Picture"/>
             <a:graphic>
               <a:graphicData uri="http://schemas.openxmlformats.org/drawingml/2006/picture">
                 <pic:pic>
                   <pic:nvPicPr>
-                    <pic:cNvPr descr="19449dce8b1808eae7f01b2e8c136b5d9056bf1f98498b4a90a52a772a16e5a8.jpg" id="464" name="Picture"/>
+                    <pic:cNvPr descr="19449dce8b1808eae7f01b2e8c136b5d9056bf1f98498b4a90a52a772a16e5a8.jpg" id="453" name="Picture"/>
                     <pic:cNvPicPr>
                       <a:picLocks noChangeArrowheads="1" noChangeAspect="1"/>
                     </pic:cNvPicPr>
                   </pic:nvPicPr>
                   <pic:blipFill>
-                    <a:blip r:embed="rId462"/>
+                    <a:blip r:embed="rId451"/>
                     <a:stretch>
                       <a:fillRect/>
                     </a:stretch>
@@ -25156,18 +22812,18 @@
           <wp:inline>
             <wp:extent cx="2133600" cy="1600200"/>
             <wp:effectExtent b="0" l="0" r="0" t="0"/>
-            <wp:docPr descr="" title="" id="466" name="Picture"/>
+            <wp:docPr descr="" title="" id="455" name="Picture"/>
             <a:graphic>
               <a:graphicData uri="http://schemas.openxmlformats.org/drawingml/2006/picture">
                 <pic:pic>
                   <pic:nvPicPr>
-                    <pic:cNvPr descr="c80d964efac2e2237ce0d5940f031f98c6bd2809bb9994180aaff214ad7e39a1.jpg" id="467" name="Picture"/>
+                    <pic:cNvPr descr="c80d964efac2e2237ce0d5940f031f98c6bd2809bb9994180aaff214ad7e39a1.jpg" id="456" name="Picture"/>
                     <pic:cNvPicPr>
                       <a:picLocks noChangeArrowheads="1" noChangeAspect="1"/>
                     </pic:cNvPicPr>
                   </pic:nvPicPr>
                   <pic:blipFill>
-                    <a:blip r:embed="rId465"/>
+                    <a:blip r:embed="rId454"/>
                     <a:stretch>
                       <a:fillRect/>
                     </a:stretch>
@@ -25208,18 +22864,18 @@
           <wp:inline>
             <wp:extent cx="2413000" cy="647700"/>
             <wp:effectExtent b="0" l="0" r="0" t="0"/>
-            <wp:docPr descr="" title="" id="469" name="Picture"/>
+            <wp:docPr descr="" title="" id="458" name="Picture"/>
             <a:graphic>
               <a:graphicData uri="http://schemas.openxmlformats.org/drawingml/2006/picture">
                 <pic:pic>
                   <pic:nvPicPr>
-                    <pic:cNvPr descr="d331c51bb9a542239486e19934a6bc5b120b57358bf6634bfc0fe5a9cf4308a5.jpg" id="470" name="Picture"/>
+                    <pic:cNvPr descr="d331c51bb9a542239486e19934a6bc5b120b57358bf6634bfc0fe5a9cf4308a5.jpg" id="459" name="Picture"/>
                     <pic:cNvPicPr>
                       <a:picLocks noChangeArrowheads="1" noChangeAspect="1"/>
                     </pic:cNvPicPr>
                   </pic:nvPicPr>
                   <pic:blipFill>
-                    <a:blip r:embed="rId468"/>
+                    <a:blip r:embed="rId457"/>
                     <a:stretch>
                       <a:fillRect/>
                     </a:stretch>
@@ -25260,18 +22916,18 @@
           <wp:inline>
             <wp:extent cx="2438400" cy="1282700"/>
             <wp:effectExtent b="0" l="0" r="0" t="0"/>
-            <wp:docPr descr="" title="" id="472" name="Picture"/>
+            <wp:docPr descr="" title="" id="461" name="Picture"/>
             <a:graphic>
               <a:graphicData uri="http://schemas.openxmlformats.org/drawingml/2006/picture">
                 <pic:pic>
                   <pic:nvPicPr>
-                    <pic:cNvPr descr="ba5fd38453c3a50fad912f1d27e7cd842c20421fb9c055d1df453fdbb8351420.jpg" id="473" name="Picture"/>
+                    <pic:cNvPr descr="ba5fd38453c3a50fad912f1d27e7cd842c20421fb9c055d1df453fdbb8351420.jpg" id="462" name="Picture"/>
                     <pic:cNvPicPr>
                       <a:picLocks noChangeArrowheads="1" noChangeAspect="1"/>
                     </pic:cNvPicPr>
                   </pic:nvPicPr>
                   <pic:blipFill>
-                    <a:blip r:embed="rId471"/>
+                    <a:blip r:embed="rId460"/>
                     <a:stretch>
                       <a:fillRect/>
                     </a:stretch>
@@ -25312,18 +22968,18 @@
           <wp:inline>
             <wp:extent cx="2133600" cy="1625600"/>
             <wp:effectExtent b="0" l="0" r="0" t="0"/>
-            <wp:docPr descr="" title="" id="475" name="Picture"/>
+            <wp:docPr descr="" title="" id="464" name="Picture"/>
             <a:graphic>
               <a:graphicData uri="http://schemas.openxmlformats.org/drawingml/2006/picture">
                 <pic:pic>
                   <pic:nvPicPr>
-                    <pic:cNvPr descr="ba7f5d84a7ed8056842944a26cd16e2dead1874ae8ac81ebc15c2ee151bb46e5.jpg" id="476" name="Picture"/>
+                    <pic:cNvPr descr="ba7f5d84a7ed8056842944a26cd16e2dead1874ae8ac81ebc15c2ee151bb46e5.jpg" id="465" name="Picture"/>
                     <pic:cNvPicPr>
                       <a:picLocks noChangeArrowheads="1" noChangeAspect="1"/>
                     </pic:cNvPicPr>
                   </pic:nvPicPr>
                   <pic:blipFill>
-                    <a:blip r:embed="rId474"/>
+                    <a:blip r:embed="rId463"/>
                     <a:stretch>
                       <a:fillRect/>
                     </a:stretch>
@@ -25364,18 +23020,18 @@
           <wp:inline>
             <wp:extent cx="1892300" cy="1244600"/>
             <wp:effectExtent b="0" l="0" r="0" t="0"/>
-            <wp:docPr descr="" title="" id="478" name="Picture"/>
+            <wp:docPr descr="" title="" id="467" name="Picture"/>
             <a:graphic>
               <a:graphicData uri="http://schemas.openxmlformats.org/drawingml/2006/picture">
                 <pic:pic>
                   <pic:nvPicPr>
-                    <pic:cNvPr descr="4dab38215f09b64ee819fd5fc0240b917cfe1883e2d75b00c66a26b4dd18b510.jpg" id="479" name="Picture"/>
+                    <pic:cNvPr descr="4dab38215f09b64ee819fd5fc0240b917cfe1883e2d75b00c66a26b4dd18b510.jpg" id="468" name="Picture"/>
                     <pic:cNvPicPr>
                       <a:picLocks noChangeArrowheads="1" noChangeAspect="1"/>
                     </pic:cNvPicPr>
                   </pic:nvPicPr>
                   <pic:blipFill>
-                    <a:blip r:embed="rId477"/>
+                    <a:blip r:embed="rId466"/>
                     <a:stretch>
                       <a:fillRect/>
                     </a:stretch>
@@ -25416,18 +23072,18 @@
           <wp:inline>
             <wp:extent cx="1917700" cy="1841500"/>
             <wp:effectExtent b="0" l="0" r="0" t="0"/>
-            <wp:docPr descr="" title="" id="481" name="Picture"/>
+            <wp:docPr descr="" title="" id="470" name="Picture"/>
             <a:graphic>
               <a:graphicData uri="http://schemas.openxmlformats.org/drawingml/2006/picture">
                 <pic:pic>
                   <pic:nvPicPr>
-                    <pic:cNvPr descr="fd311cf95f8c08ceb92356061302225a4e08526d077b4b28a56370a6fb7fbab3.jpg" id="482" name="Picture"/>
+                    <pic:cNvPr descr="fd311cf95f8c08ceb92356061302225a4e08526d077b4b28a56370a6fb7fbab3.jpg" id="471" name="Picture"/>
                     <pic:cNvPicPr>
                       <a:picLocks noChangeArrowheads="1" noChangeAspect="1"/>
                     </pic:cNvPicPr>
                   </pic:nvPicPr>
                   <pic:blipFill>
-                    <a:blip r:embed="rId480"/>
+                    <a:blip r:embed="rId469"/>
                     <a:stretch>
                       <a:fillRect/>
                     </a:stretch>
@@ -25468,18 +23124,18 @@
           <wp:inline>
             <wp:extent cx="3600000" cy="1642320"/>
             <wp:effectExtent b="0" l="0" r="0" t="0"/>
-            <wp:docPr descr="" title="" id="484" name="Picture"/>
+            <wp:docPr descr="" title="" id="473" name="Picture"/>
             <a:graphic>
               <a:graphicData uri="http://schemas.openxmlformats.org/drawingml/2006/picture">
                 <pic:pic>
                   <pic:nvPicPr>
-                    <pic:cNvPr descr="949f8ac0e8564f5058d07ed86287febc3c4802c84b826311f4ea8ce0b2bb046f.jpg" id="485" name="Picture"/>
+                    <pic:cNvPr descr="949f8ac0e8564f5058d07ed86287febc3c4802c84b826311f4ea8ce0b2bb046f.jpg" id="474" name="Picture"/>
                     <pic:cNvPicPr>
                       <a:picLocks noChangeArrowheads="1" noChangeAspect="1"/>
                     </pic:cNvPicPr>
                   </pic:nvPicPr>
                   <pic:blipFill>
-                    <a:blip r:embed="rId483"/>
+                    <a:blip r:embed="rId472"/>
                     <a:stretch>
                       <a:fillRect/>
                     </a:stretch>
@@ -25585,18 +23241,18 @@
           <wp:inline>
             <wp:extent cx="3600000" cy="860126"/>
             <wp:effectExtent b="0" l="0" r="0" t="0"/>
-            <wp:docPr descr="" title="" id="487" name="Picture"/>
+            <wp:docPr descr="" title="" id="476" name="Picture"/>
             <a:graphic>
               <a:graphicData uri="http://schemas.openxmlformats.org/drawingml/2006/picture">
                 <pic:pic>
                   <pic:nvPicPr>
-                    <pic:cNvPr descr="cc4694f57be4dcaf2e748960f2085b25af04cd5770269e827e78aa1f5e5255ac.jpg" id="488" name="Picture"/>
+                    <pic:cNvPr descr="cc4694f57be4dcaf2e748960f2085b25af04cd5770269e827e78aa1f5e5255ac.jpg" id="477" name="Picture"/>
                     <pic:cNvPicPr>
                       <a:picLocks noChangeArrowheads="1" noChangeAspect="1"/>
                     </pic:cNvPicPr>
                   </pic:nvPicPr>
                   <pic:blipFill>
-                    <a:blip r:embed="rId486"/>
+                    <a:blip r:embed="rId475"/>
                     <a:stretch>
                       <a:fillRect/>
                     </a:stretch>
@@ -25637,18 +23293,18 @@
           <wp:inline>
             <wp:extent cx="3600000" cy="860126"/>
             <wp:effectExtent b="0" l="0" r="0" t="0"/>
-            <wp:docPr descr="" title="" id="489" name="Picture"/>
+            <wp:docPr descr="" title="" id="478" name="Picture"/>
             <a:graphic>
               <a:graphicData uri="http://schemas.openxmlformats.org/drawingml/2006/picture">
                 <pic:pic>
                   <pic:nvPicPr>
-                    <pic:cNvPr descr="cc4694f57be4dcaf2e748960f2085b25af04cd5770269e827e78aa1f5e5255ac.jpg" id="490" name="Picture"/>
+                    <pic:cNvPr descr="cc4694f57be4dcaf2e748960f2085b25af04cd5770269e827e78aa1f5e5255ac.jpg" id="479" name="Picture"/>
                     <pic:cNvPicPr>
                       <a:picLocks noChangeArrowheads="1" noChangeAspect="1"/>
                     </pic:cNvPicPr>
                   </pic:nvPicPr>
                   <pic:blipFill>
-                    <a:blip r:embed="rId486"/>
+                    <a:blip r:embed="rId475"/>
                     <a:stretch>
                       <a:fillRect/>
                     </a:stretch>
@@ -25765,18 +23421,18 @@
           <wp:inline>
             <wp:extent cx="3600000" cy="447829"/>
             <wp:effectExtent b="0" l="0" r="0" t="0"/>
-            <wp:docPr descr="" title="" id="492" name="Picture"/>
+            <wp:docPr descr="" title="" id="481" name="Picture"/>
             <a:graphic>
               <a:graphicData uri="http://schemas.openxmlformats.org/drawingml/2006/picture">
                 <pic:pic>
                   <pic:nvPicPr>
-                    <pic:cNvPr descr="54d633eb67a92dbc18f045bc6c2f669b17b19c3bce53963a2de480f63a36d433.jpg" id="493" name="Picture"/>
+                    <pic:cNvPr descr="54d633eb67a92dbc18f045bc6c2f669b17b19c3bce53963a2de480f63a36d433.jpg" id="482" name="Picture"/>
                     <pic:cNvPicPr>
                       <a:picLocks noChangeArrowheads="1" noChangeAspect="1"/>
                     </pic:cNvPicPr>
                   </pic:nvPicPr>
                   <pic:blipFill>
-                    <a:blip r:embed="rId491"/>
+                    <a:blip r:embed="rId480"/>
                     <a:stretch>
                       <a:fillRect/>
                     </a:stretch>
@@ -25943,9 +23599,9 @@
         </w:pict>
       </w:r>
     </w:p>
-    <w:bookmarkEnd w:id="494"/>
-    <w:bookmarkEnd w:id="495"/>
-    <w:bookmarkStart w:id="505" w:name="螺吡喃机械力变色第38届初赛"/>
+    <w:bookmarkEnd w:id="483"/>
+    <w:bookmarkEnd w:id="484"/>
+    <w:bookmarkStart w:id="494" w:name="螺吡喃机械力变色第38届初赛"/>
     <w:p>
       <w:pPr>
         <w:pStyle w:val="Heading2"/>
@@ -25955,7 +23611,7 @@
         <w:rPr>
           <w:rFonts w:ascii="Times New Roman" w:hAnsi="Times New Roman" w:eastAsia="Times New Roman" w:cs="Times New Roman"/>
         </w:rPr>
-        <w:t xml:space="preserve">2.109 </w:t>
+        <w:t xml:space="preserve">2.98 </w:t>
       </w:r>
       <w:r>
         <w:rPr>
@@ -26133,18 +23789,18 @@
           <wp:inline>
             <wp:extent cx="3600000" cy="1026218"/>
             <wp:effectExtent b="0" l="0" r="0" t="0"/>
-            <wp:docPr descr="" title="" id="497" name="Picture"/>
+            <wp:docPr descr="" title="" id="486" name="Picture"/>
             <a:graphic>
               <a:graphicData uri="http://schemas.openxmlformats.org/drawingml/2006/picture">
                 <pic:pic>
                   <pic:nvPicPr>
-                    <pic:cNvPr descr="f4fa2303046f0e8865af3fec289bd59f1db97e1f080c3d434794a4881134f7c8.jpg" id="498" name="Picture"/>
+                    <pic:cNvPr descr="f4fa2303046f0e8865af3fec289bd59f1db97e1f080c3d434794a4881134f7c8.jpg" id="487" name="Picture"/>
                     <pic:cNvPicPr>
                       <a:picLocks noChangeArrowheads="1" noChangeAspect="1"/>
                     </pic:cNvPicPr>
                   </pic:nvPicPr>
                   <pic:blipFill>
-                    <a:blip r:embed="rId496"/>
+                    <a:blip r:embed="rId485"/>
                     <a:stretch>
                       <a:fillRect/>
                     </a:stretch>
@@ -26361,18 +24017,18 @@
           <wp:inline>
             <wp:extent cx="3600000" cy="1644755"/>
             <wp:effectExtent b="0" l="0" r="0" t="0"/>
-            <wp:docPr descr="" title="" id="500" name="Picture"/>
+            <wp:docPr descr="" title="" id="489" name="Picture"/>
             <a:graphic>
               <a:graphicData uri="http://schemas.openxmlformats.org/drawingml/2006/picture">
                 <pic:pic>
                   <pic:nvPicPr>
-                    <pic:cNvPr descr="809865e604d2f5438459b03103a2ad4249e8fe22570d3b3b9be466f4cf8957a9.jpg" id="501" name="Picture"/>
+                    <pic:cNvPr descr="809865e604d2f5438459b03103a2ad4249e8fe22570d3b3b9be466f4cf8957a9.jpg" id="490" name="Picture"/>
                     <pic:cNvPicPr>
                       <a:picLocks noChangeArrowheads="1" noChangeAspect="1"/>
                     </pic:cNvPicPr>
                   </pic:nvPicPr>
                   <pic:blipFill>
-                    <a:blip r:embed="rId499"/>
+                    <a:blip r:embed="rId488"/>
                     <a:stretch>
                       <a:fillRect/>
                     </a:stretch>
@@ -27223,18 +24879,18 @@
           <wp:inline>
             <wp:extent cx="3600000" cy="636363"/>
             <wp:effectExtent b="0" l="0" r="0" t="0"/>
-            <wp:docPr descr="" title="" id="503" name="Picture"/>
+            <wp:docPr descr="" title="" id="492" name="Picture"/>
             <a:graphic>
               <a:graphicData uri="http://schemas.openxmlformats.org/drawingml/2006/picture">
                 <pic:pic>
                   <pic:nvPicPr>
-                    <pic:cNvPr descr="bb85893920c07d16e8517555794e938ad936e8e5defe4ae532b609ea42787674.jpg" id="504" name="Picture"/>
+                    <pic:cNvPr descr="bb85893920c07d16e8517555794e938ad936e8e5defe4ae532b609ea42787674.jpg" id="493" name="Picture"/>
                     <pic:cNvPicPr>
                       <a:picLocks noChangeArrowheads="1" noChangeAspect="1"/>
                     </pic:cNvPicPr>
                   </pic:nvPicPr>
                   <pic:blipFill>
-                    <a:blip r:embed="rId502"/>
+                    <a:blip r:embed="rId491"/>
                     <a:stretch>
                       <a:fillRect/>
                     </a:stretch>
@@ -27464,8 +25120,8 @@
         </w:pict>
       </w:r>
     </w:p>
-    <w:bookmarkEnd w:id="505"/>
-    <w:bookmarkStart w:id="506" w:name="ft1-p2-ex5-β-内酰胺不对称合成"/>
+    <w:bookmarkEnd w:id="494"/>
+    <w:bookmarkStart w:id="495" w:name="ft1-p2-ex5-β-内酰胺不对称合成"/>
     <w:p>
       <w:pPr>
         <w:pStyle w:val="Heading2"/>
@@ -27475,7 +25131,7 @@
         <w:rPr>
           <w:rFonts w:ascii="Times New Roman" w:hAnsi="Times New Roman" w:eastAsia="Times New Roman" w:cs="Times New Roman"/>
         </w:rPr>
-        <w:t xml:space="preserve">2.110 </w:t>
+        <w:t xml:space="preserve">2.99 </w:t>
       </w:r>
       <w:r>
         <w:rPr>
@@ -27530,7 +25186,7 @@
         <w:pStyle w:val="Compact"/>
         <w:numPr>
           <w:ilvl w:val="0"/>
-          <w:numId w:val="1013"/>
+          <w:numId w:val="1008"/>
         </w:numPr>
       </w:pPr>
       <w:r>
@@ -27611,7 +25267,7 @@
         <w:pStyle w:val="Compact"/>
         <w:numPr>
           <w:ilvl w:val="0"/>
-          <w:numId w:val="1013"/>
+          <w:numId w:val="1008"/>
         </w:numPr>
       </w:pPr>
       <w:r>
@@ -27680,7 +25336,7 @@
         <w:pStyle w:val="Compact"/>
         <w:numPr>
           <w:ilvl w:val="0"/>
-          <w:numId w:val="1013"/>
+          <w:numId w:val="1008"/>
         </w:numPr>
       </w:pPr>
       <w:r>
@@ -27730,8 +25386,8 @@
         </w:pict>
       </w:r>
     </w:p>
-    <w:bookmarkEnd w:id="506"/>
-    <w:bookmarkStart w:id="510" w:name="ch41-p12-绝对立体化学必须控制的合成设计"/>
+    <w:bookmarkEnd w:id="495"/>
+    <w:bookmarkStart w:id="499" w:name="绝对立体化学必须控制的合成设计"/>
     <w:p>
       <w:pPr>
         <w:pStyle w:val="Heading2"/>
@@ -27741,19 +25397,13 @@
         <w:rPr>
           <w:rFonts w:ascii="Times New Roman" w:hAnsi="Times New Roman" w:eastAsia="Times New Roman" w:cs="Times New Roman"/>
         </w:rPr>
-        <w:t xml:space="preserve">2.111 </w:t>
-      </w:r>
-      <w:r>
-        <w:rPr>
-          <w:rFonts w:hint="eastAsia" w:ascii="Times New Roman" w:hAnsi="Times New Roman" w:eastAsia="Times New Roman" w:cs="Times New Roman"/>
-        </w:rPr>
-        <w:t>Ch41-P12-</w:t>
+        <w:t xml:space="preserve">2.100 </w:t>
       </w:r>
       <w:r>
         <w:rPr>
           <w:rFonts w:hint="eastAsia" w:ascii="Times New Roman" w:hAnsi="Times New Roman" w:eastAsia="SimHei" w:cs="Times New Roman"/>
         </w:rPr>
-        <w:t>绝对立体化学必须控制的合成设计</w:t>
+        <w:t xml:space="preserve">绝对立体化学必须控制的合成设计</w:t>
       </w:r>
     </w:p>
     <w:p>
@@ -27942,18 +25592,18 @@
           <wp:inline>
             <wp:extent cx="3600000" cy="884210"/>
             <wp:effectExtent b="0" l="0" r="0" t="0"/>
-            <wp:docPr descr="" title="" id="508" name="Picture"/>
+            <wp:docPr descr="" title="" id="497" name="Picture"/>
             <a:graphic>
               <a:graphicData uri="http://schemas.openxmlformats.org/drawingml/2006/picture">
                 <pic:pic>
                   <pic:nvPicPr>
-                    <pic:cNvPr descr="c67b7dc1c1251682a4037124b88cd11f377c91f5272e7fd3f54221d425e11dc3.jpg" id="509" name="Picture"/>
+                    <pic:cNvPr descr="c67b7dc1c1251682a4037124b88cd11f377c91f5272e7fd3f54221d425e11dc3.jpg" id="498" name="Picture"/>
                     <pic:cNvPicPr>
                       <a:picLocks noChangeArrowheads="1" noChangeAspect="1"/>
                     </pic:cNvPicPr>
                   </pic:nvPicPr>
                   <pic:blipFill>
-                    <a:blip r:embed="rId507"/>
+                    <a:blip r:embed="rId496"/>
                     <a:stretch>
                       <a:fillRect/>
                     </a:stretch>
@@ -27990,8 +25640,8 @@
         </w:pict>
       </w:r>
     </w:p>
-    <w:bookmarkEnd w:id="510"/>
-    <w:bookmarkStart w:id="514" w:name="ch36-p9-多重排依次发生加立体化学"/>
+    <w:bookmarkEnd w:id="499"/>
+    <w:bookmarkStart w:id="503" w:name="多重排依次发生加立体化学"/>
     <w:p>
       <w:pPr>
         <w:pStyle w:val="Heading2"/>
@@ -28001,19 +25651,13 @@
         <w:rPr>
           <w:rFonts w:ascii="Times New Roman" w:hAnsi="Times New Roman" w:eastAsia="Times New Roman" w:cs="Times New Roman"/>
         </w:rPr>
-        <w:t xml:space="preserve">2.112 </w:t>
-      </w:r>
-      <w:r>
-        <w:rPr>
-          <w:rFonts w:hint="eastAsia" w:ascii="Times New Roman" w:hAnsi="Times New Roman" w:eastAsia="Times New Roman" w:cs="Times New Roman"/>
-        </w:rPr>
-        <w:t>Ch36-P9-</w:t>
+        <w:t xml:space="preserve">2.101 </w:t>
       </w:r>
       <w:r>
         <w:rPr>
           <w:rFonts w:hint="eastAsia" w:ascii="Times New Roman" w:hAnsi="Times New Roman" w:eastAsia="SimHei" w:cs="Times New Roman"/>
         </w:rPr>
-        <w:t>多重排依次发生加立体化学</w:t>
+        <w:t xml:space="preserve">多重排依次发生加立体化学</w:t>
       </w:r>
     </w:p>
     <w:p>
@@ -28130,18 +25774,18 @@
           <wp:inline>
             <wp:extent cx="3600000" cy="1589090"/>
             <wp:effectExtent b="0" l="0" r="0" t="0"/>
-            <wp:docPr descr="" title="" id="512" name="Picture"/>
+            <wp:docPr descr="" title="" id="501" name="Picture"/>
             <a:graphic>
               <a:graphicData uri="http://schemas.openxmlformats.org/drawingml/2006/picture">
                 <pic:pic>
                   <pic:nvPicPr>
-                    <pic:cNvPr descr="5c461764055c249697954ea246df4f5ae831141e08bfb5c220b15f15956f3c19.jpg" id="513" name="Picture"/>
+                    <pic:cNvPr descr="5c461764055c249697954ea246df4f5ae831141e08bfb5c220b15f15956f3c19.jpg" id="502" name="Picture"/>
                     <pic:cNvPicPr>
                       <a:picLocks noChangeArrowheads="1" noChangeAspect="1"/>
                     </pic:cNvPicPr>
                   </pic:nvPicPr>
                   <pic:blipFill>
-                    <a:blip r:embed="rId511"/>
+                    <a:blip r:embed="rId500"/>
                     <a:stretch>
                       <a:fillRect/>
                     </a:stretch>
@@ -28178,8 +25822,8 @@
         </w:pict>
       </w:r>
     </w:p>
-    <w:bookmarkEnd w:id="514"/>
-    <w:bookmarkStart w:id="527" w:name="ch9b-4-甲基环己酮区域选择性烯胺"/>
+    <w:bookmarkEnd w:id="503"/>
+    <w:bookmarkStart w:id="516" w:name="甲基环己酮区域选择性烯胺"/>
     <w:p>
       <w:pPr>
         <w:pStyle w:val="Heading2"/>
@@ -28189,19 +25833,13 @@
         <w:rPr>
           <w:rFonts w:ascii="Times New Roman" w:hAnsi="Times New Roman" w:eastAsia="Times New Roman" w:cs="Times New Roman"/>
         </w:rPr>
-        <w:t xml:space="preserve">2.113 </w:t>
-      </w:r>
-      <w:r>
-        <w:rPr>
-          <w:rFonts w:hint="eastAsia" w:ascii="Times New Roman" w:hAnsi="Times New Roman" w:eastAsia="Times New Roman" w:cs="Times New Roman"/>
-        </w:rPr>
-        <w:t>Ch9B-4-</w:t>
+        <w:t xml:space="preserve">2.102 </w:t>
       </w:r>
       <w:r>
         <w:rPr>
           <w:rFonts w:hint="eastAsia" w:ascii="Times New Roman" w:hAnsi="Times New Roman" w:eastAsia="SimHei" w:cs="Times New Roman"/>
         </w:rPr>
-        <w:t>甲基环己酮区域选择性烯胺</w:t>
+        <w:t xml:space="preserve">甲基环己酮区域选择性烯胺</w:t>
       </w:r>
     </w:p>
     <w:p>
@@ -28313,18 +25951,18 @@
           <wp:inline>
             <wp:extent cx="3600000" cy="920300"/>
             <wp:effectExtent b="0" l="0" r="0" t="0"/>
-            <wp:docPr descr="" title="" id="516" name="Picture"/>
+            <wp:docPr descr="" title="" id="505" name="Picture"/>
             <a:graphic>
               <a:graphicData uri="http://schemas.openxmlformats.org/drawingml/2006/picture">
                 <pic:pic>
                   <pic:nvPicPr>
-                    <pic:cNvPr descr="f45b9f29d69a603085ad09f583652dbb3c278a8350b0a5f2c4568d9a8ab8fcff.jpg" id="517" name="Picture"/>
+                    <pic:cNvPr descr="f45b9f29d69a603085ad09f583652dbb3c278a8350b0a5f2c4568d9a8ab8fcff.jpg" id="506" name="Picture"/>
                     <pic:cNvPicPr>
                       <a:picLocks noChangeArrowheads="1" noChangeAspect="1"/>
                     </pic:cNvPicPr>
                   </pic:nvPicPr>
                   <pic:blipFill>
-                    <a:blip r:embed="rId515"/>
+                    <a:blip r:embed="rId504"/>
                     <a:stretch>
                       <a:fillRect/>
                     </a:stretch>
@@ -28566,18 +26204,18 @@
           <wp:inline>
             <wp:extent cx="3600000" cy="943008"/>
             <wp:effectExtent b="0" l="0" r="0" t="0"/>
-            <wp:docPr descr="" title="" id="519" name="Picture"/>
+            <wp:docPr descr="" title="" id="508" name="Picture"/>
             <a:graphic>
               <a:graphicData uri="http://schemas.openxmlformats.org/drawingml/2006/picture">
                 <pic:pic>
                   <pic:nvPicPr>
-                    <pic:cNvPr descr="a481c2ece0e947b064ad0738ec1279416e8130ec9e997c54fa8bb31ba3ad252f.jpg" id="520" name="Picture"/>
+                    <pic:cNvPr descr="a481c2ece0e947b064ad0738ec1279416e8130ec9e997c54fa8bb31ba3ad252f.jpg" id="509" name="Picture"/>
                     <pic:cNvPicPr>
                       <a:picLocks noChangeArrowheads="1" noChangeAspect="1"/>
                     </pic:cNvPicPr>
                   </pic:nvPicPr>
                   <pic:blipFill>
-                    <a:blip r:embed="rId518"/>
+                    <a:blip r:embed="rId507"/>
                     <a:stretch>
                       <a:fillRect/>
                     </a:stretch>
@@ -28820,18 +26458,18 @@
           <wp:inline>
             <wp:extent cx="3600000" cy="801046"/>
             <wp:effectExtent b="0" l="0" r="0" t="0"/>
-            <wp:docPr descr="" title="" id="522" name="Picture"/>
+            <wp:docPr descr="" title="" id="511" name="Picture"/>
             <a:graphic>
               <a:graphicData uri="http://schemas.openxmlformats.org/drawingml/2006/picture">
                 <pic:pic>
                   <pic:nvPicPr>
-                    <pic:cNvPr descr="713efb2a6e5a2b6c31240d1882d574eb82f865892aa9f5338ea45326af30a683.jpg" id="523" name="Picture"/>
+                    <pic:cNvPr descr="713efb2a6e5a2b6c31240d1882d574eb82f865892aa9f5338ea45326af30a683.jpg" id="512" name="Picture"/>
                     <pic:cNvPicPr>
                       <a:picLocks noChangeArrowheads="1" noChangeAspect="1"/>
                     </pic:cNvPicPr>
                   </pic:nvPicPr>
                   <pic:blipFill>
-                    <a:blip r:embed="rId521"/>
+                    <a:blip r:embed="rId510"/>
                     <a:stretch>
                       <a:fillRect/>
                     </a:stretch>
@@ -29044,18 +26682,18 @@
           <wp:inline>
             <wp:extent cx="3600000" cy="776279"/>
             <wp:effectExtent b="0" l="0" r="0" t="0"/>
-            <wp:docPr descr="" title="" id="525" name="Picture"/>
+            <wp:docPr descr="" title="" id="514" name="Picture"/>
             <a:graphic>
               <a:graphicData uri="http://schemas.openxmlformats.org/drawingml/2006/picture">
                 <pic:pic>
                   <pic:nvPicPr>
-                    <pic:cNvPr descr="206adf7c42864e2cd69fd1fa22489a81a31505a16ba479419f4c98ecac00e69e.jpg" id="526" name="Picture"/>
+                    <pic:cNvPr descr="206adf7c42864e2cd69fd1fa22489a81a31505a16ba479419f4c98ecac00e69e.jpg" id="515" name="Picture"/>
                     <pic:cNvPicPr>
                       <a:picLocks noChangeArrowheads="1" noChangeAspect="1"/>
                     </pic:cNvPicPr>
                   </pic:nvPicPr>
                   <pic:blipFill>
-                    <a:blip r:embed="rId524"/>
+                    <a:blip r:embed="rId513"/>
                     <a:stretch>
                       <a:fillRect/>
                     </a:stretch>
@@ -29139,8 +26777,8 @@
         </w:pict>
       </w:r>
     </w:p>
-    <w:bookmarkEnd w:id="527"/>
-    <w:bookmarkStart w:id="534" w:name="ch9b-5-noyori立体选择性还原"/>
+    <w:bookmarkEnd w:id="516"/>
+    <w:bookmarkStart w:id="523" w:name="noyori立体选择性还原"/>
     <w:p>
       <w:pPr>
         <w:pStyle w:val="Heading2"/>
@@ -29150,13 +26788,13 @@
         <w:rPr>
           <w:rFonts w:ascii="Times New Roman" w:hAnsi="Times New Roman" w:eastAsia="Times New Roman" w:cs="Times New Roman"/>
         </w:rPr>
-        <w:t xml:space="preserve">2.114 </w:t>
-      </w:r>
-      <w:r>
-        <w:rPr>
-          <w:rFonts w:hint="eastAsia" w:ascii="Times New Roman" w:hAnsi="Times New Roman" w:eastAsia="Times New Roman" w:cs="Times New Roman"/>
-        </w:rPr>
-        <w:t>Ch9B-5-Noyori</w:t>
+        <w:t xml:space="preserve">2.103 </w:t>
+      </w:r>
+      <w:r>
+        <w:rPr>
+          <w:rFonts w:hint="eastAsia" w:ascii="Times New Roman" w:hAnsi="Times New Roman" w:eastAsia="Times New Roman" w:cs="Times New Roman"/>
+        </w:rPr>
+        <w:t>Noyori</w:t>
       </w:r>
       <w:r>
         <w:rPr>
@@ -29448,18 +27086,18 @@
           <wp:inline>
             <wp:extent cx="3600000" cy="1024579"/>
             <wp:effectExtent b="0" l="0" r="0" t="0"/>
-            <wp:docPr descr="" title="" id="529" name="Picture"/>
+            <wp:docPr descr="" title="" id="518" name="Picture"/>
             <a:graphic>
               <a:graphicData uri="http://schemas.openxmlformats.org/drawingml/2006/picture">
                 <pic:pic>
                   <pic:nvPicPr>
-                    <pic:cNvPr descr="24363a4df0e9aba38f55d78a8930d6423a03a49991269c69f87f9de297a66814.jpg" id="530" name="Picture"/>
+                    <pic:cNvPr descr="24363a4df0e9aba38f55d78a8930d6423a03a49991269c69f87f9de297a66814.jpg" id="519" name="Picture"/>
                     <pic:cNvPicPr>
                       <a:picLocks noChangeArrowheads="1" noChangeAspect="1"/>
                     </pic:cNvPicPr>
                   </pic:nvPicPr>
                   <pic:blipFill>
-                    <a:blip r:embed="rId528"/>
+                    <a:blip r:embed="rId517"/>
                     <a:stretch>
                       <a:fillRect/>
                     </a:stretch>
@@ -29500,18 +27138,18 @@
           <wp:inline>
             <wp:extent cx="3600000" cy="826075"/>
             <wp:effectExtent b="0" l="0" r="0" t="0"/>
-            <wp:docPr descr="" title="" id="532" name="Picture"/>
+            <wp:docPr descr="" title="" id="521" name="Picture"/>
             <a:graphic>
               <a:graphicData uri="http://schemas.openxmlformats.org/drawingml/2006/picture">
                 <pic:pic>
                   <pic:nvPicPr>
-                    <pic:cNvPr descr="ae0fd542db1f49bb07982d9cb425b8be3c9cf8cf5f0a292c00f266530699a7fc.jpg" id="533" name="Picture"/>
+                    <pic:cNvPr descr="ae0fd542db1f49bb07982d9cb425b8be3c9cf8cf5f0a292c00f266530699a7fc.jpg" id="522" name="Picture"/>
                     <pic:cNvPicPr>
                       <a:picLocks noChangeArrowheads="1" noChangeAspect="1"/>
                     </pic:cNvPicPr>
                   </pic:nvPicPr>
                   <pic:blipFill>
-                    <a:blip r:embed="rId531"/>
+                    <a:blip r:embed="rId520"/>
                     <a:stretch>
                       <a:fillRect/>
                     </a:stretch>
@@ -29760,8 +27398,8 @@
         </w:pict>
       </w:r>
     </w:p>
-    <w:bookmarkEnd w:id="534"/>
-    <w:bookmarkStart w:id="544" w:name="ch9b-7-robinson环化与酶催化卤醇环氧化物"/>
+    <w:bookmarkEnd w:id="523"/>
+    <w:bookmarkStart w:id="533" w:name="robinson环化与酶催化卤醇环氧化物"/>
     <w:p>
       <w:pPr>
         <w:pStyle w:val="Heading2"/>
@@ -29771,13 +27409,13 @@
         <w:rPr>
           <w:rFonts w:ascii="Times New Roman" w:hAnsi="Times New Roman" w:eastAsia="Times New Roman" w:cs="Times New Roman"/>
         </w:rPr>
-        <w:t xml:space="preserve">2.115 </w:t>
-      </w:r>
-      <w:r>
-        <w:rPr>
-          <w:rFonts w:hint="eastAsia" w:ascii="Times New Roman" w:hAnsi="Times New Roman" w:eastAsia="Times New Roman" w:cs="Times New Roman"/>
-        </w:rPr>
-        <w:t>Ch9B-7-Robinson</w:t>
+        <w:t xml:space="preserve">2.104 </w:t>
+      </w:r>
+      <w:r>
+        <w:rPr>
+          <w:rFonts w:hint="eastAsia" w:ascii="Times New Roman" w:hAnsi="Times New Roman" w:eastAsia="Times New Roman" w:cs="Times New Roman"/>
+        </w:rPr>
+        <w:t>Robinson</w:t>
       </w:r>
       <w:r>
         <w:rPr>
@@ -29790,12 +27428,6 @@
       <w:pPr>
         <w:pStyle w:val="FirstParagraph"/>
       </w:pPr>
-      <w:r>
-        <w:rPr>
-          <w:rFonts w:ascii="Times New Roman" w:hAnsi="Times New Roman" w:eastAsia="Times New Roman" w:cs="Times New Roman"/>
-        </w:rPr>
-        <w:t xml:space="preserve">7-1. </w:t>
-      </w:r>
       <w:r>
         <w:rPr>
           <w:rFonts w:hint="eastAsia" w:ascii="Times New Roman" w:hAnsi="Times New Roman" w:eastAsia="FangSong" w:cs="Times New Roman"/>
@@ -29853,18 +27485,18 @@
           <wp:inline>
             <wp:extent cx="3600000" cy="1080729"/>
             <wp:effectExtent b="0" l="0" r="0" t="0"/>
-            <wp:docPr descr="" title="" id="536" name="Picture"/>
+            <wp:docPr descr="" title="" id="525" name="Picture"/>
             <a:graphic>
               <a:graphicData uri="http://schemas.openxmlformats.org/drawingml/2006/picture">
                 <pic:pic>
                   <pic:nvPicPr>
-                    <pic:cNvPr descr="d8de2d381ea2cbe9705418a31141abe137b9a7ed8fbbb569ffc16b074c0df530.jpg" id="537" name="Picture"/>
+                    <pic:cNvPr descr="d8de2d381ea2cbe9705418a31141abe137b9a7ed8fbbb569ffc16b074c0df530.jpg" id="526" name="Picture"/>
                     <pic:cNvPicPr>
                       <a:picLocks noChangeArrowheads="1" noChangeAspect="1"/>
                     </pic:cNvPicPr>
                   </pic:nvPicPr>
                   <pic:blipFill>
-                    <a:blip r:embed="rId535"/>
+                    <a:blip r:embed="rId524"/>
                     <a:stretch>
                       <a:fillRect/>
                     </a:stretch>
@@ -29928,18 +27560,18 @@
           <wp:inline>
             <wp:extent cx="3600000" cy="795477"/>
             <wp:effectExtent b="0" l="0" r="0" t="0"/>
-            <wp:docPr descr="" title="" id="539" name="Picture"/>
+            <wp:docPr descr="" title="" id="528" name="Picture"/>
             <a:graphic>
               <a:graphicData uri="http://schemas.openxmlformats.org/drawingml/2006/picture">
                 <pic:pic>
                   <pic:nvPicPr>
-                    <pic:cNvPr descr="d8f5e2dceabfd8b7caefd38485a2c2e88e41588e3c2464ec777c8649ef21c2e7.jpg" id="540" name="Picture"/>
+                    <pic:cNvPr descr="d8f5e2dceabfd8b7caefd38485a2c2e88e41588e3c2464ec777c8649ef21c2e7.jpg" id="529" name="Picture"/>
                     <pic:cNvPicPr>
                       <a:picLocks noChangeArrowheads="1" noChangeAspect="1"/>
                     </pic:cNvPicPr>
                   </pic:nvPicPr>
                   <pic:blipFill>
-                    <a:blip r:embed="rId538"/>
+                    <a:blip r:embed="rId527"/>
                     <a:stretch>
                       <a:fillRect/>
                     </a:stretch>
@@ -30159,18 +27791,18 @@
           <wp:inline>
             <wp:extent cx="3600000" cy="1429906"/>
             <wp:effectExtent b="0" l="0" r="0" t="0"/>
-            <wp:docPr descr="" title="" id="542" name="Picture"/>
+            <wp:docPr descr="" title="" id="531" name="Picture"/>
             <a:graphic>
               <a:graphicData uri="http://schemas.openxmlformats.org/drawingml/2006/picture">
                 <pic:pic>
                   <pic:nvPicPr>
-                    <pic:cNvPr descr="565907c9f63b203e006ebe4387bf154e6a55fac06bb9696c7916f03b28b19ef8.jpg" id="543" name="Picture"/>
+                    <pic:cNvPr descr="565907c9f63b203e006ebe4387bf154e6a55fac06bb9696c7916f03b28b19ef8.jpg" id="532" name="Picture"/>
                     <pic:cNvPicPr>
                       <a:picLocks noChangeArrowheads="1" noChangeAspect="1"/>
                     </pic:cNvPicPr>
                   </pic:nvPicPr>
                   <pic:blipFill>
-                    <a:blip r:embed="rId541"/>
+                    <a:blip r:embed="rId530"/>
                     <a:stretch>
                       <a:fillRect/>
                     </a:stretch>
@@ -30236,8 +27868,8 @@
         </w:pict>
       </w:r>
     </w:p>
-    <w:bookmarkEnd w:id="544"/>
-    <w:bookmarkStart w:id="545" w:name="二分册-l10实4-hbr加成区域选择性三例"/>
+    <w:bookmarkEnd w:id="533"/>
+    <w:bookmarkStart w:id="534" w:name="hbr加成区域选择性三例"/>
     <w:p>
       <w:pPr>
         <w:pStyle w:val="Heading2"/>
@@ -30247,31 +27879,13 @@
         <w:rPr>
           <w:rFonts w:ascii="Times New Roman" w:hAnsi="Times New Roman" w:eastAsia="Times New Roman" w:cs="Times New Roman"/>
         </w:rPr>
-        <w:t xml:space="preserve">2.116 </w:t>
-      </w:r>
-      <w:r>
-        <w:rPr>
-          <w:rFonts w:hint="eastAsia" w:ascii="Times New Roman" w:hAnsi="Times New Roman" w:eastAsia="SimHei" w:cs="Times New Roman"/>
-        </w:rPr>
-        <w:t>二分册</w:t>
-      </w:r>
-      <w:r>
-        <w:rPr>
-          <w:rFonts w:hint="eastAsia" w:ascii="Times New Roman" w:hAnsi="Times New Roman" w:eastAsia="Times New Roman" w:cs="Times New Roman"/>
-        </w:rPr>
-        <w:t>-L10</w:t>
-      </w:r>
-      <w:r>
-        <w:rPr>
-          <w:rFonts w:hint="eastAsia" w:ascii="Times New Roman" w:hAnsi="Times New Roman" w:eastAsia="SimHei" w:cs="Times New Roman"/>
-        </w:rPr>
-        <w:t>实</w:t>
-      </w:r>
-      <w:r>
-        <w:rPr>
-          <w:rFonts w:hint="eastAsia" w:ascii="Times New Roman" w:hAnsi="Times New Roman" w:eastAsia="Times New Roman" w:cs="Times New Roman"/>
-        </w:rPr>
-        <w:t>4-HBr</w:t>
+        <w:t xml:space="preserve">2.105 </w:t>
+      </w:r>
+      <w:r>
+        <w:rPr>
+          <w:rFonts w:hint="eastAsia" w:ascii="Times New Roman" w:hAnsi="Times New Roman" w:eastAsia="Times New Roman" w:cs="Times New Roman"/>
+        </w:rPr>
+        <w:t>HBr</w:t>
       </w:r>
       <w:r>
         <w:rPr>
@@ -30320,7 +27934,7 @@
         <w:pStyle w:val="Compact"/>
         <w:numPr>
           <w:ilvl w:val="0"/>
-          <w:numId w:val="1014"/>
+          <w:numId w:val="1009"/>
         </w:numPr>
       </w:pPr>
       <m:oMath>
@@ -30514,8 +28128,8 @@
         </w:pict>
       </w:r>
     </w:p>
-    <w:bookmarkEnd w:id="545"/>
-    <w:bookmarkStart w:id="546" w:name="区域选择性马氏规则与反马氏加成"/>
+    <w:bookmarkEnd w:id="534"/>
+    <w:bookmarkStart w:id="535" w:name="区域选择性马氏规则与反马氏加成"/>
     <w:p>
       <w:pPr>
         <w:pStyle w:val="Heading2"/>
@@ -30525,7 +28139,7 @@
         <w:rPr>
           <w:rFonts w:ascii="Times New Roman" w:hAnsi="Times New Roman" w:eastAsia="Times New Roman" w:cs="Times New Roman"/>
         </w:rPr>
-        <w:t xml:space="preserve">2.117 </w:t>
+        <w:t xml:space="preserve">2.106 </w:t>
       </w:r>
       <w:r>
         <w:rPr>
@@ -30748,8 +28362,8 @@
         </w:pict>
       </w:r>
     </w:p>
-    <w:bookmarkEnd w:id="546"/>
-    <w:bookmarkStart w:id="547" w:name="化学选择性多官能团选择性反应"/>
+    <w:bookmarkEnd w:id="535"/>
+    <w:bookmarkStart w:id="536" w:name="化学选择性多官能团选择性反应"/>
     <w:p>
       <w:pPr>
         <w:pStyle w:val="Heading2"/>
@@ -30759,7 +28373,7 @@
         <w:rPr>
           <w:rFonts w:ascii="Times New Roman" w:hAnsi="Times New Roman" w:eastAsia="Times New Roman" w:cs="Times New Roman"/>
         </w:rPr>
-        <w:t xml:space="preserve">2.118 </w:t>
+        <w:t xml:space="preserve">2.107 </w:t>
       </w:r>
       <w:r>
         <w:rPr>
@@ -31064,8 +28678,8 @@
         </w:pict>
       </w:r>
     </w:p>
-    <w:bookmarkEnd w:id="547"/>
-    <w:bookmarkStart w:id="548" w:name="立体选择性烯烃加成的立体化学"/>
+    <w:bookmarkEnd w:id="536"/>
+    <w:bookmarkStart w:id="537" w:name="立体选择性烯烃加成的立体化学"/>
     <w:p>
       <w:pPr>
         <w:pStyle w:val="Heading2"/>
@@ -31075,7 +28689,7 @@
         <w:rPr>
           <w:rFonts w:ascii="Times New Roman" w:hAnsi="Times New Roman" w:eastAsia="Times New Roman" w:cs="Times New Roman"/>
         </w:rPr>
-        <w:t xml:space="preserve">2.119 </w:t>
+        <w:t xml:space="preserve">2.108 </w:t>
       </w:r>
       <w:r>
         <w:rPr>
@@ -31299,8 +28913,8 @@
         </w:pict>
       </w:r>
     </w:p>
-    <w:bookmarkEnd w:id="548"/>
-    <w:bookmarkStart w:id="549" w:name="claisen重排的机理与立体化学"/>
+    <w:bookmarkEnd w:id="537"/>
+    <w:bookmarkStart w:id="538" w:name="claisen重排的机理与立体化学"/>
     <w:p>
       <w:pPr>
         <w:pStyle w:val="Heading2"/>
@@ -31310,7 +28924,7 @@
         <w:rPr>
           <w:rFonts w:ascii="Times New Roman" w:hAnsi="Times New Roman" w:eastAsia="Times New Roman" w:cs="Times New Roman"/>
         </w:rPr>
-        <w:t xml:space="preserve">2.120 </w:t>
+        <w:t xml:space="preserve">2.109 </w:t>
       </w:r>
       <w:r>
         <w:rPr>
@@ -31623,8 +29237,8 @@
         </w:pict>
       </w:r>
     </w:p>
-    <w:bookmarkEnd w:id="549"/>
-    <w:bookmarkStart w:id="550" w:name="光照条件下22环加成的立体化学"/>
+    <w:bookmarkEnd w:id="538"/>
+    <w:bookmarkStart w:id="539" w:name="光照条件下22环加成的立体化学"/>
     <w:p>
       <w:pPr>
         <w:pStyle w:val="Heading2"/>
@@ -31634,7 +29248,7 @@
         <w:rPr>
           <w:rFonts w:ascii="Times New Roman" w:hAnsi="Times New Roman" w:eastAsia="Times New Roman" w:cs="Times New Roman"/>
         </w:rPr>
-        <w:t xml:space="preserve">2.121 </w:t>
+        <w:t xml:space="preserve">2.110 </w:t>
       </w:r>
       <w:r>
         <w:rPr>
@@ -31659,12 +29273,6 @@
       <w:pPr>
         <w:pStyle w:val="FirstParagraph"/>
       </w:pPr>
-      <w:r>
-        <w:rPr>
-          <w:rFonts w:hint="eastAsia" w:ascii="Times New Roman" w:hAnsi="Times New Roman" w:eastAsia="Times New Roman" w:cs="Times New Roman"/>
-        </w:rPr>
-        <w:t>[2+2]</w:t>
-      </w:r>
       <w:r>
         <w:rPr>
           <w:rFonts w:hint="eastAsia" w:ascii="Times New Roman" w:hAnsi="Times New Roman" w:eastAsia="FangSong" w:cs="Times New Roman"/>
@@ -31917,8 +29525,8 @@
         </w:pict>
       </w:r>
     </w:p>
-    <w:bookmarkEnd w:id="550"/>
-    <w:bookmarkStart w:id="551" w:name="felkin-anh模型预测立体选择性"/>
+    <w:bookmarkEnd w:id="539"/>
+    <w:bookmarkStart w:id="540" w:name="felkin-anh模型预测立体选择性"/>
     <w:p>
       <w:pPr>
         <w:pStyle w:val="Heading2"/>
@@ -31928,7 +29536,7 @@
         <w:rPr>
           <w:rFonts w:ascii="Times New Roman" w:hAnsi="Times New Roman" w:eastAsia="Times New Roman" w:cs="Times New Roman"/>
         </w:rPr>
-        <w:t xml:space="preserve">2.122 </w:t>
+        <w:t xml:space="preserve">2.111 </w:t>
       </w:r>
       <w:r>
         <w:rPr>
@@ -32175,8 +29783,8 @@
         </w:pict>
       </w:r>
     </w:p>
-    <w:bookmarkEnd w:id="551"/>
-    <w:bookmarkStart w:id="552" w:name="有机-立体-桥环化合物立体异构体计数"/>
+    <w:bookmarkEnd w:id="540"/>
+    <w:bookmarkStart w:id="541" w:name="立体-桥环化合物立体异构体计数"/>
     <w:p>
       <w:pPr>
         <w:pStyle w:val="Heading2"/>
@@ -32186,19 +29794,7 @@
         <w:rPr>
           <w:rFonts w:ascii="Times New Roman" w:hAnsi="Times New Roman" w:eastAsia="Times New Roman" w:cs="Times New Roman"/>
         </w:rPr>
-        <w:t xml:space="preserve">2.123 </w:t>
-      </w:r>
-      <w:r>
-        <w:rPr>
-          <w:rFonts w:hint="eastAsia" w:ascii="Times New Roman" w:hAnsi="Times New Roman" w:eastAsia="SimHei" w:cs="Times New Roman"/>
-        </w:rPr>
-        <w:t>有机</w:t>
-      </w:r>
-      <w:r>
-        <w:rPr>
-          <w:rFonts w:hint="eastAsia" w:ascii="Times New Roman" w:hAnsi="Times New Roman" w:eastAsia="Times New Roman" w:cs="Times New Roman"/>
-        </w:rPr>
-        <w:t>-</w:t>
+        <w:t xml:space="preserve">2.112 </w:t>
       </w:r>
       <w:r>
         <w:rPr>
@@ -32334,7 +29930,7 @@
         <w:pStyle w:val="Compact"/>
         <w:numPr>
           <w:ilvl w:val="0"/>
-          <w:numId w:val="1015"/>
+          <w:numId w:val="1010"/>
         </w:numPr>
       </w:pPr>
       <w:r>
@@ -32399,7 +29995,7 @@
         <w:pStyle w:val="Compact"/>
         <w:numPr>
           <w:ilvl w:val="0"/>
-          <w:numId w:val="1015"/>
+          <w:numId w:val="1010"/>
         </w:numPr>
       </w:pPr>
       <w:r>
@@ -32434,7 +30030,7 @@
         <w:pStyle w:val="Compact"/>
         <w:numPr>
           <w:ilvl w:val="0"/>
-          <w:numId w:val="1015"/>
+          <w:numId w:val="1010"/>
         </w:numPr>
       </w:pPr>
       <w:r>
@@ -32577,8 +30173,8 @@
         </w:pict>
       </w:r>
     </w:p>
-    <w:bookmarkEnd w:id="552"/>
-    <w:bookmarkStart w:id="553" w:name="有机-立体-化学选择性区域选择性立体选择性统一框架"/>
+    <w:bookmarkEnd w:id="541"/>
+    <w:bookmarkStart w:id="542" w:name="立体-化学选择性区域选择性立体选择性统一框架"/>
     <w:p>
       <w:pPr>
         <w:pStyle w:val="Heading2"/>
@@ -32588,19 +30184,7 @@
         <w:rPr>
           <w:rFonts w:ascii="Times New Roman" w:hAnsi="Times New Roman" w:eastAsia="Times New Roman" w:cs="Times New Roman"/>
         </w:rPr>
-        <w:t xml:space="preserve">2.124 </w:t>
-      </w:r>
-      <w:r>
-        <w:rPr>
-          <w:rFonts w:hint="eastAsia" w:ascii="Times New Roman" w:hAnsi="Times New Roman" w:eastAsia="SimHei" w:cs="Times New Roman"/>
-        </w:rPr>
-        <w:t>有机</w:t>
-      </w:r>
-      <w:r>
-        <w:rPr>
-          <w:rFonts w:hint="eastAsia" w:ascii="Times New Roman" w:hAnsi="Times New Roman" w:eastAsia="Times New Roman" w:cs="Times New Roman"/>
-        </w:rPr>
-        <w:t>-</w:t>
+        <w:t xml:space="preserve">2.113 </w:t>
       </w:r>
       <w:r>
         <w:rPr>
@@ -32863,7 +30447,7 @@
         <w:pStyle w:val="Compact"/>
         <w:numPr>
           <w:ilvl w:val="0"/>
-          <w:numId w:val="1016"/>
+          <w:numId w:val="1011"/>
         </w:numPr>
       </w:pPr>
       <w:r>
@@ -32947,7 +30531,7 @@
         <w:pStyle w:val="Compact"/>
         <w:numPr>
           <w:ilvl w:val="0"/>
-          <w:numId w:val="1016"/>
+          <w:numId w:val="1011"/>
         </w:numPr>
       </w:pPr>
       <w:r>
@@ -32988,7 +30572,7 @@
         <w:pStyle w:val="Compact"/>
         <w:numPr>
           <w:ilvl w:val="0"/>
-          <w:numId w:val="1016"/>
+          <w:numId w:val="1011"/>
         </w:numPr>
       </w:pPr>
       <w:r>
@@ -33053,8 +30637,8 @@
         </w:pict>
       </w:r>
     </w:p>
-    <w:bookmarkEnd w:id="553"/>
-    <w:bookmarkEnd w:id="554"/>
+    <w:bookmarkEnd w:id="542"/>
+    <w:bookmarkEnd w:id="543"/>
     <w:sectPr>
       <w:footerReference w:type="default" r:id="rId9"/>
       <w:footnotePr>
@@ -33367,346 +30951,6 @@
       <w:start w:val="1"/>
       <w:numFmt w:val="decimal"/>
       <w:lvlText w:val="%9."/>
-      <w:lvlJc w:val="left"/>
-      <w:pPr>
-        <w:ind w:left="6480" w:hanging="360"/>
-      </w:pPr>
-    </w:lvl>
-  </w:abstractNum>
-  <w:abstractNum w:abstractNumId="99531">
-    <w:nsid w:val="00A99531"/>
-    <w:multiLevelType w:val="multilevel"/>
-    <w:lvl w:ilvl="0">
-      <w:start w:val="1"/>
-      <w:numFmt w:val="lowerRoman"/>
-      <w:lvlText w:val="(%1)"/>
-      <w:lvlJc w:val="left"/>
-      <w:pPr>
-        <w:ind w:left="720" w:hanging="360"/>
-      </w:pPr>
-    </w:lvl>
-    <w:lvl w:ilvl="1">
-      <w:start w:val="1"/>
-      <w:numFmt w:val="lowerRoman"/>
-      <w:lvlText w:val="(%2)"/>
-      <w:lvlJc w:val="left"/>
-      <w:pPr>
-        <w:ind w:left="1440" w:hanging="360"/>
-      </w:pPr>
-    </w:lvl>
-    <w:lvl w:ilvl="2">
-      <w:start w:val="1"/>
-      <w:numFmt w:val="lowerRoman"/>
-      <w:lvlText w:val="(%3)"/>
-      <w:lvlJc w:val="left"/>
-      <w:pPr>
-        <w:ind w:left="2160" w:hanging="360"/>
-      </w:pPr>
-    </w:lvl>
-    <w:lvl w:ilvl="3">
-      <w:start w:val="1"/>
-      <w:numFmt w:val="lowerRoman"/>
-      <w:lvlText w:val="(%4)"/>
-      <w:lvlJc w:val="left"/>
-      <w:pPr>
-        <w:ind w:left="2880" w:hanging="360"/>
-      </w:pPr>
-    </w:lvl>
-    <w:lvl w:ilvl="4">
-      <w:start w:val="1"/>
-      <w:numFmt w:val="lowerRoman"/>
-      <w:lvlText w:val="(%5)"/>
-      <w:lvlJc w:val="left"/>
-      <w:pPr>
-        <w:ind w:left="3600" w:hanging="360"/>
-      </w:pPr>
-    </w:lvl>
-    <w:lvl w:ilvl="5">
-      <w:start w:val="1"/>
-      <w:numFmt w:val="lowerRoman"/>
-      <w:lvlText w:val="(%6)"/>
-      <w:lvlJc w:val="left"/>
-      <w:pPr>
-        <w:ind w:left="4320" w:hanging="360"/>
-      </w:pPr>
-    </w:lvl>
-    <w:lvl w:ilvl="6">
-      <w:start w:val="1"/>
-      <w:numFmt w:val="lowerRoman"/>
-      <w:lvlText w:val="(%7)"/>
-      <w:lvlJc w:val="left"/>
-      <w:pPr>
-        <w:ind w:left="5040" w:hanging="360"/>
-      </w:pPr>
-    </w:lvl>
-    <w:lvl w:ilvl="7">
-      <w:start w:val="1"/>
-      <w:numFmt w:val="lowerRoman"/>
-      <w:lvlText w:val="(%8)"/>
-      <w:lvlJc w:val="left"/>
-      <w:pPr>
-        <w:ind w:left="5760" w:hanging="360"/>
-      </w:pPr>
-    </w:lvl>
-    <w:lvl w:ilvl="8">
-      <w:start w:val="1"/>
-      <w:numFmt w:val="lowerRoman"/>
-      <w:lvlText w:val="(%9)"/>
-      <w:lvlJc w:val="left"/>
-      <w:pPr>
-        <w:ind w:left="6480" w:hanging="360"/>
-      </w:pPr>
-    </w:lvl>
-  </w:abstractNum>
-  <w:abstractNum w:abstractNumId="99532">
-    <w:nsid w:val="00A99532"/>
-    <w:multiLevelType w:val="multilevel"/>
-    <w:lvl w:ilvl="0">
-      <w:start w:val="2"/>
-      <w:numFmt w:val="lowerRoman"/>
-      <w:lvlText w:val="(%1)"/>
-      <w:lvlJc w:val="left"/>
-      <w:pPr>
-        <w:ind w:left="720" w:hanging="360"/>
-      </w:pPr>
-    </w:lvl>
-    <w:lvl w:ilvl="1">
-      <w:start w:val="2"/>
-      <w:numFmt w:val="lowerRoman"/>
-      <w:lvlText w:val="(%2)"/>
-      <w:lvlJc w:val="left"/>
-      <w:pPr>
-        <w:ind w:left="1440" w:hanging="360"/>
-      </w:pPr>
-    </w:lvl>
-    <w:lvl w:ilvl="2">
-      <w:start w:val="2"/>
-      <w:numFmt w:val="lowerRoman"/>
-      <w:lvlText w:val="(%3)"/>
-      <w:lvlJc w:val="left"/>
-      <w:pPr>
-        <w:ind w:left="2160" w:hanging="360"/>
-      </w:pPr>
-    </w:lvl>
-    <w:lvl w:ilvl="3">
-      <w:start w:val="2"/>
-      <w:numFmt w:val="lowerRoman"/>
-      <w:lvlText w:val="(%4)"/>
-      <w:lvlJc w:val="left"/>
-      <w:pPr>
-        <w:ind w:left="2880" w:hanging="360"/>
-      </w:pPr>
-    </w:lvl>
-    <w:lvl w:ilvl="4">
-      <w:start w:val="2"/>
-      <w:numFmt w:val="lowerRoman"/>
-      <w:lvlText w:val="(%5)"/>
-      <w:lvlJc w:val="left"/>
-      <w:pPr>
-        <w:ind w:left="3600" w:hanging="360"/>
-      </w:pPr>
-    </w:lvl>
-    <w:lvl w:ilvl="5">
-      <w:start w:val="2"/>
-      <w:numFmt w:val="lowerRoman"/>
-      <w:lvlText w:val="(%6)"/>
-      <w:lvlJc w:val="left"/>
-      <w:pPr>
-        <w:ind w:left="4320" w:hanging="360"/>
-      </w:pPr>
-    </w:lvl>
-    <w:lvl w:ilvl="6">
-      <w:start w:val="2"/>
-      <w:numFmt w:val="lowerRoman"/>
-      <w:lvlText w:val="(%7)"/>
-      <w:lvlJc w:val="left"/>
-      <w:pPr>
-        <w:ind w:left="5040" w:hanging="360"/>
-      </w:pPr>
-    </w:lvl>
-    <w:lvl w:ilvl="7">
-      <w:start w:val="2"/>
-      <w:numFmt w:val="lowerRoman"/>
-      <w:lvlText w:val="(%8)"/>
-      <w:lvlJc w:val="left"/>
-      <w:pPr>
-        <w:ind w:left="5760" w:hanging="360"/>
-      </w:pPr>
-    </w:lvl>
-    <w:lvl w:ilvl="8">
-      <w:start w:val="2"/>
-      <w:numFmt w:val="lowerRoman"/>
-      <w:lvlText w:val="(%9)"/>
-      <w:lvlJc w:val="left"/>
-      <w:pPr>
-        <w:ind w:left="6480" w:hanging="360"/>
-      </w:pPr>
-    </w:lvl>
-  </w:abstractNum>
-  <w:abstractNum w:abstractNumId="99533">
-    <w:nsid w:val="00A99533"/>
-    <w:multiLevelType w:val="multilevel"/>
-    <w:lvl w:ilvl="0">
-      <w:start w:val="3"/>
-      <w:numFmt w:val="lowerRoman"/>
-      <w:lvlText w:val="(%1)"/>
-      <w:lvlJc w:val="left"/>
-      <w:pPr>
-        <w:ind w:left="720" w:hanging="360"/>
-      </w:pPr>
-    </w:lvl>
-    <w:lvl w:ilvl="1">
-      <w:start w:val="3"/>
-      <w:numFmt w:val="lowerRoman"/>
-      <w:lvlText w:val="(%2)"/>
-      <w:lvlJc w:val="left"/>
-      <w:pPr>
-        <w:ind w:left="1440" w:hanging="360"/>
-      </w:pPr>
-    </w:lvl>
-    <w:lvl w:ilvl="2">
-      <w:start w:val="3"/>
-      <w:numFmt w:val="lowerRoman"/>
-      <w:lvlText w:val="(%3)"/>
-      <w:lvlJc w:val="left"/>
-      <w:pPr>
-        <w:ind w:left="2160" w:hanging="360"/>
-      </w:pPr>
-    </w:lvl>
-    <w:lvl w:ilvl="3">
-      <w:start w:val="3"/>
-      <w:numFmt w:val="lowerRoman"/>
-      <w:lvlText w:val="(%4)"/>
-      <w:lvlJc w:val="left"/>
-      <w:pPr>
-        <w:ind w:left="2880" w:hanging="360"/>
-      </w:pPr>
-    </w:lvl>
-    <w:lvl w:ilvl="4">
-      <w:start w:val="3"/>
-      <w:numFmt w:val="lowerRoman"/>
-      <w:lvlText w:val="(%5)"/>
-      <w:lvlJc w:val="left"/>
-      <w:pPr>
-        <w:ind w:left="3600" w:hanging="360"/>
-      </w:pPr>
-    </w:lvl>
-    <w:lvl w:ilvl="5">
-      <w:start w:val="3"/>
-      <w:numFmt w:val="lowerRoman"/>
-      <w:lvlText w:val="(%6)"/>
-      <w:lvlJc w:val="left"/>
-      <w:pPr>
-        <w:ind w:left="4320" w:hanging="360"/>
-      </w:pPr>
-    </w:lvl>
-    <w:lvl w:ilvl="6">
-      <w:start w:val="3"/>
-      <w:numFmt w:val="lowerRoman"/>
-      <w:lvlText w:val="(%7)"/>
-      <w:lvlJc w:val="left"/>
-      <w:pPr>
-        <w:ind w:left="5040" w:hanging="360"/>
-      </w:pPr>
-    </w:lvl>
-    <w:lvl w:ilvl="7">
-      <w:start w:val="3"/>
-      <w:numFmt w:val="lowerRoman"/>
-      <w:lvlText w:val="(%8)"/>
-      <w:lvlJc w:val="left"/>
-      <w:pPr>
-        <w:ind w:left="5760" w:hanging="360"/>
-      </w:pPr>
-    </w:lvl>
-    <w:lvl w:ilvl="8">
-      <w:start w:val="3"/>
-      <w:numFmt w:val="lowerRoman"/>
-      <w:lvlText w:val="(%9)"/>
-      <w:lvlJc w:val="left"/>
-      <w:pPr>
-        <w:ind w:left="6480" w:hanging="360"/>
-      </w:pPr>
-    </w:lvl>
-  </w:abstractNum>
-  <w:abstractNum w:abstractNumId="99534">
-    <w:nsid w:val="00A99534"/>
-    <w:multiLevelType w:val="multilevel"/>
-    <w:lvl w:ilvl="0">
-      <w:start w:val="4"/>
-      <w:numFmt w:val="lowerRoman"/>
-      <w:lvlText w:val="(%1)"/>
-      <w:lvlJc w:val="left"/>
-      <w:pPr>
-        <w:ind w:left="720" w:hanging="360"/>
-      </w:pPr>
-    </w:lvl>
-    <w:lvl w:ilvl="1">
-      <w:start w:val="4"/>
-      <w:numFmt w:val="lowerRoman"/>
-      <w:lvlText w:val="(%2)"/>
-      <w:lvlJc w:val="left"/>
-      <w:pPr>
-        <w:ind w:left="1440" w:hanging="360"/>
-      </w:pPr>
-    </w:lvl>
-    <w:lvl w:ilvl="2">
-      <w:start w:val="4"/>
-      <w:numFmt w:val="lowerRoman"/>
-      <w:lvlText w:val="(%3)"/>
-      <w:lvlJc w:val="left"/>
-      <w:pPr>
-        <w:ind w:left="2160" w:hanging="360"/>
-      </w:pPr>
-    </w:lvl>
-    <w:lvl w:ilvl="3">
-      <w:start w:val="4"/>
-      <w:numFmt w:val="lowerRoman"/>
-      <w:lvlText w:val="(%4)"/>
-      <w:lvlJc w:val="left"/>
-      <w:pPr>
-        <w:ind w:left="2880" w:hanging="360"/>
-      </w:pPr>
-    </w:lvl>
-    <w:lvl w:ilvl="4">
-      <w:start w:val="4"/>
-      <w:numFmt w:val="lowerRoman"/>
-      <w:lvlText w:val="(%5)"/>
-      <w:lvlJc w:val="left"/>
-      <w:pPr>
-        <w:ind w:left="3600" w:hanging="360"/>
-      </w:pPr>
-    </w:lvl>
-    <w:lvl w:ilvl="5">
-      <w:start w:val="4"/>
-      <w:numFmt w:val="lowerRoman"/>
-      <w:lvlText w:val="(%6)"/>
-      <w:lvlJc w:val="left"/>
-      <w:pPr>
-        <w:ind w:left="4320" w:hanging="360"/>
-      </w:pPr>
-    </w:lvl>
-    <w:lvl w:ilvl="6">
-      <w:start w:val="4"/>
-      <w:numFmt w:val="lowerRoman"/>
-      <w:lvlText w:val="(%7)"/>
-      <w:lvlJc w:val="left"/>
-      <w:pPr>
-        <w:ind w:left="5040" w:hanging="360"/>
-      </w:pPr>
-    </w:lvl>
-    <w:lvl w:ilvl="7">
-      <w:start w:val="4"/>
-      <w:numFmt w:val="lowerRoman"/>
-      <w:lvlText w:val="(%8)"/>
-      <w:lvlJc w:val="left"/>
-      <w:pPr>
-        <w:ind w:left="5760" w:hanging="360"/>
-      </w:pPr>
-    </w:lvl>
-    <w:lvl w:ilvl="8">
-      <w:start w:val="4"/>
-      <w:numFmt w:val="lowerRoman"/>
-      <w:lvlText w:val="(%9)"/>
       <w:lvlJc w:val="left"/>
       <w:pPr>
         <w:ind w:left="6480" w:hanging="360"/>
@@ -34025,6 +31269,36 @@
     </w:lvlOverride>
   </w:num>
   <w:num w:numId="1005">
+    <w:abstractNumId w:val="99431"/>
+    <w:lvlOverride w:ilvl="0">
+      <w:startOverride w:val="1"/>
+    </w:lvlOverride>
+    <w:lvlOverride w:ilvl="1">
+      <w:startOverride w:val="1"/>
+    </w:lvlOverride>
+    <w:lvlOverride w:ilvl="2">
+      <w:startOverride w:val="1"/>
+    </w:lvlOverride>
+    <w:lvlOverride w:ilvl="3">
+      <w:startOverride w:val="1"/>
+    </w:lvlOverride>
+    <w:lvlOverride w:ilvl="4">
+      <w:startOverride w:val="1"/>
+    </w:lvlOverride>
+    <w:lvlOverride w:ilvl="5">
+      <w:startOverride w:val="1"/>
+    </w:lvlOverride>
+    <w:lvlOverride w:ilvl="6">
+      <w:startOverride w:val="1"/>
+    </w:lvlOverride>
+    <w:lvlOverride w:ilvl="7">
+      <w:startOverride w:val="1"/>
+    </w:lvlOverride>
+    <w:lvlOverride w:ilvl="8">
+      <w:startOverride w:val="1"/>
+    </w:lvlOverride>
+  </w:num>
+  <w:num w:numId="1006">
     <w:abstractNumId w:val="99411"/>
     <w:lvlOverride w:ilvl="0">
       <w:startOverride w:val="1"/>
@@ -34054,8 +31328,11 @@
       <w:startOverride w:val="1"/>
     </w:lvlOverride>
   </w:num>
-  <w:num w:numId="1006">
-    <w:abstractNumId w:val="99531"/>
+  <w:num w:numId="1007">
+    <w:abstractNumId w:val="991"/>
+  </w:num>
+  <w:num w:numId="1008">
+    <w:abstractNumId w:val="99411"/>
     <w:lvlOverride w:ilvl="0">
       <w:startOverride w:val="1"/>
     </w:lvlOverride>
@@ -34084,97 +31361,7 @@
       <w:startOverride w:val="1"/>
     </w:lvlOverride>
   </w:num>
-  <w:num w:numId="1007">
-    <w:abstractNumId w:val="99532"/>
-    <w:lvlOverride w:ilvl="0">
-      <w:startOverride w:val="2"/>
-    </w:lvlOverride>
-    <w:lvlOverride w:ilvl="1">
-      <w:startOverride w:val="2"/>
-    </w:lvlOverride>
-    <w:lvlOverride w:ilvl="2">
-      <w:startOverride w:val="2"/>
-    </w:lvlOverride>
-    <w:lvlOverride w:ilvl="3">
-      <w:startOverride w:val="2"/>
-    </w:lvlOverride>
-    <w:lvlOverride w:ilvl="4">
-      <w:startOverride w:val="2"/>
-    </w:lvlOverride>
-    <w:lvlOverride w:ilvl="5">
-      <w:startOverride w:val="2"/>
-    </w:lvlOverride>
-    <w:lvlOverride w:ilvl="6">
-      <w:startOverride w:val="2"/>
-    </w:lvlOverride>
-    <w:lvlOverride w:ilvl="7">
-      <w:startOverride w:val="2"/>
-    </w:lvlOverride>
-    <w:lvlOverride w:ilvl="8">
-      <w:startOverride w:val="2"/>
-    </w:lvlOverride>
-  </w:num>
-  <w:num w:numId="1008">
-    <w:abstractNumId w:val="99533"/>
-    <w:lvlOverride w:ilvl="0">
-      <w:startOverride w:val="3"/>
-    </w:lvlOverride>
-    <w:lvlOverride w:ilvl="1">
-      <w:startOverride w:val="3"/>
-    </w:lvlOverride>
-    <w:lvlOverride w:ilvl="2">
-      <w:startOverride w:val="3"/>
-    </w:lvlOverride>
-    <w:lvlOverride w:ilvl="3">
-      <w:startOverride w:val="3"/>
-    </w:lvlOverride>
-    <w:lvlOverride w:ilvl="4">
-      <w:startOverride w:val="3"/>
-    </w:lvlOverride>
-    <w:lvlOverride w:ilvl="5">
-      <w:startOverride w:val="3"/>
-    </w:lvlOverride>
-    <w:lvlOverride w:ilvl="6">
-      <w:startOverride w:val="3"/>
-    </w:lvlOverride>
-    <w:lvlOverride w:ilvl="7">
-      <w:startOverride w:val="3"/>
-    </w:lvlOverride>
-    <w:lvlOverride w:ilvl="8">
-      <w:startOverride w:val="3"/>
-    </w:lvlOverride>
-  </w:num>
   <w:num w:numId="1009">
-    <w:abstractNumId w:val="99534"/>
-    <w:lvlOverride w:ilvl="0">
-      <w:startOverride w:val="4"/>
-    </w:lvlOverride>
-    <w:lvlOverride w:ilvl="1">
-      <w:startOverride w:val="4"/>
-    </w:lvlOverride>
-    <w:lvlOverride w:ilvl="2">
-      <w:startOverride w:val="4"/>
-    </w:lvlOverride>
-    <w:lvlOverride w:ilvl="3">
-      <w:startOverride w:val="4"/>
-    </w:lvlOverride>
-    <w:lvlOverride w:ilvl="4">
-      <w:startOverride w:val="4"/>
-    </w:lvlOverride>
-    <w:lvlOverride w:ilvl="5">
-      <w:startOverride w:val="4"/>
-    </w:lvlOverride>
-    <w:lvlOverride w:ilvl="6">
-      <w:startOverride w:val="4"/>
-    </w:lvlOverride>
-    <w:lvlOverride w:ilvl="7">
-      <w:startOverride w:val="4"/>
-    </w:lvlOverride>
-    <w:lvlOverride w:ilvl="8">
-      <w:startOverride w:val="4"/>
-    </w:lvlOverride>
-  </w:num>
-  <w:num w:numId="1010">
     <w:abstractNumId w:val="99431"/>
     <w:lvlOverride w:ilvl="0">
       <w:startOverride w:val="1"/>
@@ -34204,103 +31391,10 @@
       <w:startOverride w:val="1"/>
     </w:lvlOverride>
   </w:num>
-  <w:num w:numId="1011">
-    <w:abstractNumId w:val="99411"/>
-    <w:lvlOverride w:ilvl="0">
-      <w:startOverride w:val="1"/>
-    </w:lvlOverride>
-    <w:lvlOverride w:ilvl="1">
-      <w:startOverride w:val="1"/>
-    </w:lvlOverride>
-    <w:lvlOverride w:ilvl="2">
-      <w:startOverride w:val="1"/>
-    </w:lvlOverride>
-    <w:lvlOverride w:ilvl="3">
-      <w:startOverride w:val="1"/>
-    </w:lvlOverride>
-    <w:lvlOverride w:ilvl="4">
-      <w:startOverride w:val="1"/>
-    </w:lvlOverride>
-    <w:lvlOverride w:ilvl="5">
-      <w:startOverride w:val="1"/>
-    </w:lvlOverride>
-    <w:lvlOverride w:ilvl="6">
-      <w:startOverride w:val="1"/>
-    </w:lvlOverride>
-    <w:lvlOverride w:ilvl="7">
-      <w:startOverride w:val="1"/>
-    </w:lvlOverride>
-    <w:lvlOverride w:ilvl="8">
-      <w:startOverride w:val="1"/>
-    </w:lvlOverride>
-  </w:num>
-  <w:num w:numId="1012">
+  <w:num w:numId="1010">
     <w:abstractNumId w:val="991"/>
   </w:num>
-  <w:num w:numId="1013">
-    <w:abstractNumId w:val="99411"/>
-    <w:lvlOverride w:ilvl="0">
-      <w:startOverride w:val="1"/>
-    </w:lvlOverride>
-    <w:lvlOverride w:ilvl="1">
-      <w:startOverride w:val="1"/>
-    </w:lvlOverride>
-    <w:lvlOverride w:ilvl="2">
-      <w:startOverride w:val="1"/>
-    </w:lvlOverride>
-    <w:lvlOverride w:ilvl="3">
-      <w:startOverride w:val="1"/>
-    </w:lvlOverride>
-    <w:lvlOverride w:ilvl="4">
-      <w:startOverride w:val="1"/>
-    </w:lvlOverride>
-    <w:lvlOverride w:ilvl="5">
-      <w:startOverride w:val="1"/>
-    </w:lvlOverride>
-    <w:lvlOverride w:ilvl="6">
-      <w:startOverride w:val="1"/>
-    </w:lvlOverride>
-    <w:lvlOverride w:ilvl="7">
-      <w:startOverride w:val="1"/>
-    </w:lvlOverride>
-    <w:lvlOverride w:ilvl="8">
-      <w:startOverride w:val="1"/>
-    </w:lvlOverride>
-  </w:num>
-  <w:num w:numId="1014">
-    <w:abstractNumId w:val="99431"/>
-    <w:lvlOverride w:ilvl="0">
-      <w:startOverride w:val="1"/>
-    </w:lvlOverride>
-    <w:lvlOverride w:ilvl="1">
-      <w:startOverride w:val="1"/>
-    </w:lvlOverride>
-    <w:lvlOverride w:ilvl="2">
-      <w:startOverride w:val="1"/>
-    </w:lvlOverride>
-    <w:lvlOverride w:ilvl="3">
-      <w:startOverride w:val="1"/>
-    </w:lvlOverride>
-    <w:lvlOverride w:ilvl="4">
-      <w:startOverride w:val="1"/>
-    </w:lvlOverride>
-    <w:lvlOverride w:ilvl="5">
-      <w:startOverride w:val="1"/>
-    </w:lvlOverride>
-    <w:lvlOverride w:ilvl="6">
-      <w:startOverride w:val="1"/>
-    </w:lvlOverride>
-    <w:lvlOverride w:ilvl="7">
-      <w:startOverride w:val="1"/>
-    </w:lvlOverride>
-    <w:lvlOverride w:ilvl="8">
-      <w:startOverride w:val="1"/>
-    </w:lvlOverride>
-  </w:num>
-  <w:num w:numId="1015">
-    <w:abstractNumId w:val="991"/>
-  </w:num>
-  <w:num w:numId="1016">
+  <w:num w:numId="1011">
     <w:abstractNumId w:val="991"/>
   </w:num>
 </w:numbering>
@@ -34984,7 +32078,7 @@
     <ns0:name ns0:val="Verbatim Char"/>
     <ns0:basedOn ns0:val="BodyTextChar"/>
     <ns0:rPr>
-      <ns0:rFonts ns0:ascii="Times New Roman" ns0:cs="Times New Roman" ns0:eastAsia="FangSong" ns0:hAnsi="Times New Roman"/>
+      <ns0:rFonts ns0:ascii="SimSun" ns0:cs="SimSun" ns0:eastAsia="SimSun" ns0:hAnsi="SimSun"/>
       <ns0:b ns0:val="0"/>
       <ns0:sz ns0:val="20"/>
     </ns0:rPr>
@@ -35038,7 +32132,7 @@
       <w:wordWrap w:val="off"/>
     </w:pPr>
     <ns0:rPr>
-      <w:rFonts ns0:ascii="Times New Roman" ns0:hAnsi="Times New Roman" ns0:eastAsia="FangSong" ns0:cs="Times New Roman"/>
+      <w:rFonts ns0:ascii="SimSun" ns0:hAnsi="SimSun" ns0:eastAsia="SimSun" ns0:cs="SimSun"/>
     </ns0:rPr>
   </w:style>
   <w:style w:type="character" w:customStyle="1" w:styleId="KeywordTok">
